--- a/TP-KB-251-Vladyslav-Kovalenko-lpr.docx
+++ b/TP-KB-251-Vladyslav-Kovalenko-lpr.docx
@@ -4,34 +4,40 @@
   <w:body>
     <w:p>
       <w:pPr>
-        <w:ind w:firstLine="0"/>
+        <w:spacing w:after="160" w:line="360" w:lineRule="auto"/>
         <w:jc w:val="center"/>
         <w:rPr>
+          <w:rFonts w:eastAsiaTheme="minorHAnsi" w:cstheme="minorBidi"/>
           <w:b/>
           <w:bCs/>
-          <w:lang w:val="ru-RU"/>
+          <w:sz w:val="28"/>
+          <w:szCs w:val="22"/>
+          <w:lang w:val="uk-UA" w:eastAsia="en-US"/>
         </w:rPr>
       </w:pPr>
       <w:r>
         <w:rPr>
+          <w:rFonts w:eastAsiaTheme="minorHAnsi" w:cstheme="minorBidi"/>
           <w:b/>
           <w:bCs/>
-          <w:lang w:val="uk-UA"/>
-        </w:rPr>
-        <w:t xml:space="preserve">Звіт про виконання практичних завдань до лекцій з курсу Технології програмування на мові </w:t>
-      </w:r>
-      <w:r>
-        <w:rPr>
-          <w:b/>
-          <w:bCs/>
-        </w:rPr>
-        <w:t>Python</w:t>
+          <w:sz w:val="28"/>
+          <w:szCs w:val="22"/>
+          <w:lang w:val="uk-UA" w:eastAsia="en-US"/>
+        </w:rPr>
+        <w:t>Звіт про виконання практичних завдань до лекцій з курсу Технології програмування на мові Python</w:t>
       </w:r>
     </w:p>
     <w:p>
       <w:pPr>
-        <w:rPr>
-          <w:lang w:val="ru-RU"/>
+        <w:spacing w:after="160" w:line="360" w:lineRule="auto"/>
+        <w:jc w:val="center"/>
+        <w:rPr>
+          <w:rFonts w:eastAsiaTheme="minorHAnsi" w:cstheme="minorBidi"/>
+          <w:b/>
+          <w:bCs/>
+          <w:sz w:val="28"/>
+          <w:szCs w:val="22"/>
+          <w:lang w:val="uk-UA" w:eastAsia="en-US"/>
         </w:rPr>
       </w:pPr>
     </w:p>
@@ -44,193 +50,194 @@
     </w:p>
     <w:p>
       <w:pPr>
+        <w:spacing w:after="160" w:line="360" w:lineRule="auto"/>
+        <w:ind w:firstLine="720"/>
         <w:jc w:val="right"/>
         <w:rPr>
-          <w:lang w:val="uk-UA"/>
+          <w:rFonts w:eastAsiaTheme="minorHAnsi" w:cstheme="minorBidi"/>
+          <w:sz w:val="28"/>
+          <w:szCs w:val="22"/>
+          <w:lang w:val="uk-UA" w:eastAsia="en-US"/>
         </w:rPr>
       </w:pPr>
       <w:r>
         <w:rPr>
-          <w:lang w:val="uk-UA"/>
+          <w:rFonts w:eastAsiaTheme="minorHAnsi" w:cstheme="minorBidi"/>
+          <w:sz w:val="28"/>
+          <w:szCs w:val="22"/>
+          <w:lang w:val="uk-UA" w:eastAsia="en-US"/>
         </w:rPr>
         <w:t>Звіт до Теми №1</w:t>
       </w:r>
     </w:p>
     <w:p>
       <w:pPr>
+        <w:spacing w:after="160" w:line="360" w:lineRule="auto"/>
+        <w:ind w:firstLine="720"/>
         <w:jc w:val="right"/>
         <w:rPr>
-          <w:lang w:val="uk-UA"/>
+          <w:rFonts w:eastAsiaTheme="minorHAnsi" w:cstheme="minorBidi"/>
+          <w:sz w:val="28"/>
+          <w:szCs w:val="22"/>
+          <w:lang w:val="uk-UA" w:eastAsia="en-US"/>
         </w:rPr>
       </w:pPr>
       <w:r>
         <w:rPr>
-          <w:lang w:val="uk-UA"/>
+          <w:rFonts w:eastAsiaTheme="minorHAnsi" w:cstheme="minorBidi"/>
+          <w:sz w:val="28"/>
+          <w:szCs w:val="22"/>
+          <w:lang w:val="uk-UA" w:eastAsia="en-US"/>
         </w:rPr>
         <w:t>Функції та змінні</w:t>
       </w:r>
     </w:p>
     <w:p>
       <w:pPr>
-        <w:rPr>
-          <w:lang w:val="uk-UA"/>
+        <w:spacing w:after="160" w:line="360" w:lineRule="auto"/>
+        <w:ind w:firstLine="720"/>
+        <w:jc w:val="both"/>
+        <w:rPr>
+          <w:rFonts w:eastAsiaTheme="minorHAnsi" w:cstheme="minorBidi"/>
+          <w:sz w:val="28"/>
+          <w:szCs w:val="22"/>
+          <w:lang w:val="uk-UA" w:eastAsia="en-US"/>
         </w:rPr>
       </w:pPr>
       <w:r>
         <w:rPr>
-          <w:lang w:val="uk-UA"/>
+          <w:rFonts w:eastAsiaTheme="minorHAnsi" w:cstheme="minorBidi"/>
+          <w:sz w:val="28"/>
+          <w:szCs w:val="22"/>
+          <w:lang w:val="uk-UA" w:eastAsia="en-US"/>
         </w:rPr>
         <w:t>Під час виконання практичного завдання до Теми №1 було надано варіанти рішення до наступних задач:</w:t>
       </w:r>
     </w:p>
     <w:p>
       <w:pPr>
-        <w:rPr>
+        <w:spacing w:after="160" w:line="360" w:lineRule="auto"/>
+        <w:ind w:firstLine="720"/>
+        <w:jc w:val="both"/>
+        <w:rPr>
+          <w:rFonts w:eastAsiaTheme="minorHAnsi" w:cstheme="minorBidi"/>
           <w:b/>
           <w:bCs/>
-          <w:lang w:val="uk-UA"/>
+          <w:sz w:val="28"/>
+          <w:szCs w:val="22"/>
+          <w:lang w:val="uk-UA" w:eastAsia="en-US"/>
         </w:rPr>
       </w:pPr>
       <w:r>
         <w:rPr>
+          <w:rFonts w:eastAsiaTheme="minorHAnsi" w:cstheme="minorBidi"/>
           <w:b/>
           <w:bCs/>
-          <w:lang w:val="uk-UA"/>
+          <w:sz w:val="28"/>
+          <w:szCs w:val="22"/>
+          <w:lang w:val="uk-UA" w:eastAsia="en-US"/>
         </w:rPr>
         <w:t>Перетворення рядка</w:t>
       </w:r>
     </w:p>
     <w:p>
       <w:pPr>
-        <w:rPr>
-          <w:lang w:val="uk-UA"/>
+        <w:spacing w:after="160" w:line="360" w:lineRule="auto"/>
+        <w:ind w:firstLine="720"/>
+        <w:jc w:val="both"/>
+        <w:rPr>
+          <w:rFonts w:eastAsiaTheme="minorHAnsi" w:cstheme="minorBidi"/>
+          <w:sz w:val="28"/>
+          <w:szCs w:val="22"/>
+          <w:lang w:val="uk-UA" w:eastAsia="en-US"/>
         </w:rPr>
       </w:pPr>
       <w:r>
         <w:rPr>
-          <w:lang w:val="uk-UA"/>
-        </w:rPr>
-        <w:t>Не</w:t>
-      </w:r>
-      <w:r>
-        <w:rPr>
-          <w:shd w:val="clear" w:color="auto" w:fill="FFFFFF" w:themeFill="background1"/>
-          <w:lang w:val="uk-UA"/>
-        </w:rPr>
-        <w:t>обхідно рядок, що має вигляд "</w:t>
-      </w:r>
-      <w:r>
-        <w:rPr>
-          <w:lang w:val="uk-UA"/>
-        </w:rPr>
-        <w:t xml:space="preserve"> </w:t>
-      </w:r>
-      <w:proofErr w:type="spellStart"/>
-      <w:r>
-        <w:rPr>
-          <w:shd w:val="clear" w:color="auto" w:fill="FFFFFF" w:themeFill="background1"/>
-          <w:lang w:val="uk-UA"/>
-        </w:rPr>
-        <w:t>Hello</w:t>
-      </w:r>
-      <w:proofErr w:type="spellEnd"/>
-      <w:r>
-        <w:rPr>
-          <w:shd w:val="clear" w:color="auto" w:fill="FFFFFF" w:themeFill="background1"/>
-          <w:lang w:val="uk-UA"/>
-        </w:rPr>
-        <w:t xml:space="preserve"> </w:t>
-      </w:r>
-      <w:proofErr w:type="spellStart"/>
-      <w:r>
-        <w:rPr>
-          <w:shd w:val="clear" w:color="auto" w:fill="FFFFFF" w:themeFill="background1"/>
-          <w:lang w:val="uk-UA"/>
-        </w:rPr>
-        <w:t>World</w:t>
-      </w:r>
-      <w:proofErr w:type="spellEnd"/>
-      <w:r>
-        <w:rPr>
-          <w:shd w:val="clear" w:color="auto" w:fill="FFFFFF" w:themeFill="background1"/>
-          <w:lang w:val="uk-UA"/>
-        </w:rPr>
-        <w:t>" перетворити наступним чином "</w:t>
-      </w:r>
-      <w:r>
-        <w:rPr>
-          <w:lang w:val="uk-UA"/>
-        </w:rPr>
-        <w:t xml:space="preserve"> </w:t>
-      </w:r>
-      <w:proofErr w:type="spellStart"/>
-      <w:r>
-        <w:rPr>
-          <w:shd w:val="clear" w:color="auto" w:fill="FFFFFF" w:themeFill="background1"/>
-          <w:lang w:val="uk-UA"/>
-        </w:rPr>
-        <w:t>Hello</w:t>
-      </w:r>
-      <w:proofErr w:type="spellEnd"/>
-      <w:r>
-        <w:rPr>
-          <w:shd w:val="clear" w:color="auto" w:fill="FFFFFF" w:themeFill="background1"/>
-          <w:lang w:val="uk-UA"/>
-        </w:rPr>
-        <w:t xml:space="preserve"> </w:t>
-      </w:r>
-      <w:proofErr w:type="spellStart"/>
-      <w:r>
-        <w:rPr>
-          <w:shd w:val="clear" w:color="auto" w:fill="FFFFFF" w:themeFill="background1"/>
-          <w:lang w:val="uk-UA"/>
-        </w:rPr>
-        <w:t>World</w:t>
-      </w:r>
-      <w:proofErr w:type="spellEnd"/>
-      <w:r>
-        <w:rPr>
-          <w:shd w:val="clear" w:color="auto" w:fill="FFFFFF" w:themeFill="background1"/>
-          <w:lang w:val="uk-UA"/>
-        </w:rPr>
-        <w:t>", вважаю</w:t>
-      </w:r>
-      <w:r>
-        <w:rPr>
-          <w:lang w:val="uk-UA"/>
-        </w:rPr>
-        <w:t>чи сталою довжину рядку в 10 символів.</w:t>
+          <w:rFonts w:eastAsiaTheme="minorHAnsi" w:cstheme="minorBidi"/>
+          <w:sz w:val="28"/>
+          <w:szCs w:val="22"/>
+          <w:lang w:val="uk-UA" w:eastAsia="en-US"/>
+        </w:rPr>
+        <w:t xml:space="preserve">Необхідно рядок, що має вигляд " </w:t>
+      </w:r>
+      <w:r>
+        <w:rPr>
+          <w:rFonts w:eastAsiaTheme="minorHAnsi" w:cstheme="minorBidi"/>
+          <w:sz w:val="28"/>
+          <w:szCs w:val="22"/>
+          <w:lang w:val="uk-UA" w:eastAsia="en-US"/>
+        </w:rPr>
+        <w:t>Python task</w:t>
+      </w:r>
+      <w:r>
+        <w:rPr>
+          <w:rFonts w:eastAsiaTheme="minorHAnsi" w:cstheme="minorBidi"/>
+          <w:sz w:val="28"/>
+          <w:szCs w:val="22"/>
+          <w:lang w:val="uk-UA" w:eastAsia="en-US"/>
+        </w:rPr>
+        <w:t xml:space="preserve">" перетворити наступним чином " </w:t>
+      </w:r>
+      <w:r>
+        <w:rPr>
+          <w:rFonts w:eastAsiaTheme="minorHAnsi" w:cstheme="minorBidi"/>
+          <w:sz w:val="28"/>
+          <w:szCs w:val="22"/>
+          <w:lang w:val="uk-UA" w:eastAsia="en-US"/>
+        </w:rPr>
+        <w:t xml:space="preserve">Python task </w:t>
+      </w:r>
+      <w:r>
+        <w:rPr>
+          <w:rFonts w:eastAsiaTheme="minorHAnsi" w:cstheme="minorBidi"/>
+          <w:sz w:val="28"/>
+          <w:szCs w:val="22"/>
+          <w:lang w:val="uk-UA" w:eastAsia="en-US"/>
+        </w:rPr>
+        <w:t>", вважаючи сталою довжину рядку в 10 символів.</w:t>
       </w:r>
     </w:p>
     <w:p>
       <w:pPr>
-        <w:rPr>
-          <w:lang w:val="uk-UA"/>
+        <w:spacing w:after="160" w:line="360" w:lineRule="auto"/>
+        <w:ind w:firstLine="720"/>
+        <w:jc w:val="both"/>
+        <w:rPr>
+          <w:rFonts w:eastAsiaTheme="minorHAnsi" w:cstheme="minorBidi"/>
+          <w:sz w:val="28"/>
+          <w:szCs w:val="22"/>
+          <w:lang w:val="uk-UA" w:eastAsia="en-US"/>
         </w:rPr>
       </w:pPr>
       <w:r>
         <w:rPr>
-          <w:lang w:val="uk-UA"/>
+          <w:rFonts w:eastAsiaTheme="minorHAnsi" w:cstheme="minorBidi"/>
+          <w:sz w:val="28"/>
+          <w:szCs w:val="22"/>
+          <w:lang w:val="uk-UA" w:eastAsia="en-US"/>
         </w:rPr>
         <w:t>Хід виконання завдання:</w:t>
       </w:r>
     </w:p>
     <w:p>
       <w:pPr>
-        <w:rPr>
-          <w:lang w:val="uk-UA"/>
+        <w:spacing w:after="160" w:line="360" w:lineRule="auto"/>
+        <w:ind w:firstLine="720"/>
+        <w:jc w:val="both"/>
+        <w:rPr>
+          <w:rFonts w:eastAsiaTheme="minorHAnsi" w:cstheme="minorBidi"/>
+          <w:sz w:val="28"/>
+          <w:szCs w:val="22"/>
+          <w:lang w:val="uk-UA" w:eastAsia="en-US"/>
         </w:rPr>
       </w:pPr>
-    </w:p>
-    <w:p>
-      <w:pPr>
-        <w:rPr>
-          <w:lang w:val="uk-UA"/>
-        </w:rPr>
-      </w:pPr>
-      <w:r>
-        <w:rPr>
-          <w:lang w:val="uk-UA"/>
+      <w:r>
+        <w:rPr>
+          <w:rFonts w:eastAsiaTheme="minorHAnsi" w:cstheme="minorBidi"/>
+          <w:sz w:val="28"/>
+          <w:szCs w:val="22"/>
+          <w:lang w:val="uk-UA" w:eastAsia="en-US"/>
         </w:rPr>
         <w:t>Текст програми:</w:t>
       </w:r>
@@ -252,12 +259,145 @@
           </w:tcPr>
           <w:p>
             <w:pPr>
-              <w:ind w:firstLine="0"/>
+              <w:shd w:val="clear" w:color="auto" w:fill="1F1F1F"/>
+              <w:spacing w:line="270" w:lineRule="atLeast"/>
+              <w:rPr>
+                <w:rFonts w:ascii="Menlo" w:hAnsi="Menlo" w:cs="Menlo"/>
+                <w:color w:val="CCCCCC"/>
+                <w:sz w:val="18"/>
+                <w:szCs w:val="18"/>
+                <w:lang w:val="en-UA"/>
+              </w:rPr>
+            </w:pPr>
+            <w:r>
+              <w:rPr>
+                <w:rFonts w:ascii="Menlo" w:hAnsi="Menlo" w:cs="Menlo"/>
+                <w:color w:val="9CDCFE"/>
+                <w:sz w:val="18"/>
+                <w:szCs w:val="18"/>
+              </w:rPr>
+              <w:t>a</w:t>
+            </w:r>
+            <w:r>
+              <w:rPr>
+                <w:rFonts w:ascii="Menlo" w:hAnsi="Menlo" w:cs="Menlo"/>
+                <w:color w:val="CCCCCC"/>
+                <w:sz w:val="18"/>
+                <w:szCs w:val="18"/>
+              </w:rPr>
+              <w:t xml:space="preserve"> </w:t>
+            </w:r>
+            <w:r>
+              <w:rPr>
+                <w:rFonts w:ascii="Menlo" w:hAnsi="Menlo" w:cs="Menlo"/>
+                <w:color w:val="D4D4D4"/>
+                <w:sz w:val="18"/>
+                <w:szCs w:val="18"/>
+              </w:rPr>
+              <w:t>=</w:t>
+            </w:r>
+            <w:r>
+              <w:rPr>
+                <w:rFonts w:ascii="Menlo" w:hAnsi="Menlo" w:cs="Menlo"/>
+                <w:color w:val="CCCCCC"/>
+                <w:sz w:val="18"/>
+                <w:szCs w:val="18"/>
+              </w:rPr>
+              <w:t xml:space="preserve"> </w:t>
+            </w:r>
+            <w:r>
+              <w:rPr>
+                <w:rFonts w:ascii="Menlo" w:hAnsi="Menlo" w:cs="Menlo"/>
+                <w:color w:val="CE9178"/>
+                <w:sz w:val="18"/>
+                <w:szCs w:val="18"/>
+              </w:rPr>
+              <w:t>"Python task"</w:t>
+            </w:r>
+          </w:p>
+          <w:p>
+            <w:pPr>
+              <w:shd w:val="clear" w:color="auto" w:fill="1F1F1F"/>
+              <w:spacing w:line="270" w:lineRule="atLeast"/>
+              <w:rPr>
+                <w:rFonts w:ascii="Menlo" w:hAnsi="Menlo" w:cs="Menlo"/>
+                <w:color w:val="CCCCCC"/>
+                <w:sz w:val="18"/>
+                <w:szCs w:val="18"/>
+              </w:rPr>
+            </w:pPr>
+            <w:r>
+              <w:rPr>
+                <w:rFonts w:ascii="Menlo" w:hAnsi="Menlo" w:cs="Menlo"/>
+                <w:color w:val="DCDCAA"/>
+                <w:sz w:val="18"/>
+                <w:szCs w:val="18"/>
+              </w:rPr>
+              <w:t>print</w:t>
+            </w:r>
+            <w:r>
+              <w:rPr>
+                <w:rFonts w:ascii="Menlo" w:hAnsi="Menlo" w:cs="Menlo"/>
+                <w:color w:val="CCCCCC"/>
+                <w:sz w:val="18"/>
+                <w:szCs w:val="18"/>
+              </w:rPr>
+              <w:t xml:space="preserve"> (</w:t>
+            </w:r>
+            <w:r>
+              <w:rPr>
+                <w:rFonts w:ascii="Menlo" w:hAnsi="Menlo" w:cs="Menlo"/>
+                <w:color w:val="9CDCFE"/>
+                <w:sz w:val="18"/>
+                <w:szCs w:val="18"/>
+              </w:rPr>
+              <w:t>a</w:t>
+            </w:r>
+            <w:proofErr w:type="gramStart"/>
+            <w:r>
+              <w:rPr>
+                <w:rFonts w:ascii="Menlo" w:hAnsi="Menlo" w:cs="Menlo"/>
+                <w:color w:val="CCCCCC"/>
+                <w:sz w:val="18"/>
+                <w:szCs w:val="18"/>
+              </w:rPr>
+              <w:t>[::</w:t>
+            </w:r>
+            <w:proofErr w:type="gramEnd"/>
+            <w:r>
+              <w:rPr>
+                <w:rFonts w:ascii="Menlo" w:hAnsi="Menlo" w:cs="Menlo"/>
+                <w:color w:val="D4D4D4"/>
+                <w:sz w:val="18"/>
+                <w:szCs w:val="18"/>
+              </w:rPr>
+              <w:t>-</w:t>
+            </w:r>
+            <w:r>
+              <w:rPr>
+                <w:rFonts w:ascii="Menlo" w:hAnsi="Menlo" w:cs="Menlo"/>
+                <w:color w:val="B5CEA8"/>
+                <w:sz w:val="18"/>
+                <w:szCs w:val="18"/>
+              </w:rPr>
+              <w:t>1</w:t>
+            </w:r>
+            <w:r>
+              <w:rPr>
+                <w:rFonts w:ascii="Menlo" w:hAnsi="Menlo" w:cs="Menlo"/>
+                <w:color w:val="CCCCCC"/>
+                <w:sz w:val="18"/>
+                <w:szCs w:val="18"/>
+              </w:rPr>
+              <w:t>])</w:t>
+            </w:r>
+          </w:p>
+          <w:p>
+            <w:pPr>
               <w:rPr>
                 <w:rFonts w:ascii="Courier New" w:hAnsi="Courier New" w:cs="Courier New"/>
                 <w:sz w:val="20"/>
                 <w:szCs w:val="20"/>
-                <w:lang w:val="uk-UA"/>
               </w:rPr>
             </w:pPr>
           </w:p>
@@ -273,65 +413,1858 @@
     </w:p>
     <w:p>
       <w:pPr>
-        <w:rPr>
-          <w:lang w:val="ru-RU"/>
-        </w:rPr>
+        <w:spacing w:after="160" w:line="360" w:lineRule="auto"/>
+        <w:ind w:firstLine="720"/>
+        <w:jc w:val="both"/>
       </w:pPr>
       <w:r>
         <w:rPr>
-          <w:lang w:val="uk-UA"/>
+          <w:rFonts w:eastAsiaTheme="minorHAnsi" w:cstheme="minorBidi"/>
+          <w:sz w:val="28"/>
+          <w:szCs w:val="22"/>
+          <w:lang w:val="uk-UA" w:eastAsia="en-US"/>
         </w:rPr>
         <w:t xml:space="preserve">Посилання на </w:t>
       </w:r>
       <w:proofErr w:type="spellStart"/>
       <w:r>
+        <w:rPr>
+          <w:rFonts w:eastAsiaTheme="minorHAnsi" w:cstheme="minorBidi"/>
+          <w:sz w:val="28"/>
+          <w:szCs w:val="22"/>
+          <w:lang w:val="uk-UA" w:eastAsia="en-US"/>
+        </w:rPr>
         <w:t>github</w:t>
       </w:r>
       <w:proofErr w:type="spellEnd"/>
       <w:r>
         <w:rPr>
-          <w:lang w:val="ru-RU"/>
+          <w:rFonts w:eastAsiaTheme="minorHAnsi" w:cstheme="minorBidi"/>
+          <w:sz w:val="28"/>
+          <w:szCs w:val="22"/>
+          <w:lang w:val="uk-UA" w:eastAsia="en-US"/>
         </w:rPr>
         <w:t>:</w:t>
+      </w:r>
+      <w:r>
+        <w:t xml:space="preserve"> </w:t>
       </w:r>
     </w:p>
     <w:p>
       <w:pPr>
-        <w:rPr>
-          <w:lang w:val="ru-RU"/>
+        <w:spacing w:after="160" w:line="360" w:lineRule="auto"/>
+        <w:ind w:right="-563" w:firstLine="720"/>
+        <w:jc w:val="both"/>
+        <w:rPr>
+          <w:rFonts w:eastAsiaTheme="minorHAnsi" w:cstheme="minorBidi"/>
+          <w:szCs w:val="21"/>
+          <w:lang w:eastAsia="en-US"/>
+        </w:rPr>
+      </w:pPr>
+      <w:r>
+        <w:rPr>
+          <w:rFonts w:eastAsiaTheme="minorHAnsi" w:cstheme="minorBidi"/>
+          <w:szCs w:val="21"/>
+          <w:lang w:val="uk-UA" w:eastAsia="en-US"/>
+        </w:rPr>
+        <w:fldChar w:fldCharType="begin"/>
+      </w:r>
+      <w:r>
+        <w:rPr>
+          <w:rFonts w:eastAsiaTheme="minorHAnsi" w:cstheme="minorBidi"/>
+          <w:szCs w:val="21"/>
+          <w:lang w:val="uk-UA" w:eastAsia="en-US"/>
+        </w:rPr>
+        <w:instrText>HYPERLINK "</w:instrText>
+      </w:r>
+      <w:r>
+        <w:rPr>
+          <w:rFonts w:eastAsiaTheme="minorHAnsi" w:cstheme="minorBidi"/>
+          <w:szCs w:val="21"/>
+          <w:lang w:val="uk-UA" w:eastAsia="en-US"/>
+        </w:rPr>
+        <w:instrText>https://github.com/R3GN3R/TP-KB-251-Vladyslav-Kovalenko/blob/main/topic_01/task1.py</w:instrText>
+      </w:r>
+      <w:r>
+        <w:rPr>
+          <w:rFonts w:eastAsiaTheme="minorHAnsi" w:cstheme="minorBidi"/>
+          <w:szCs w:val="21"/>
+          <w:lang w:val="uk-UA" w:eastAsia="en-US"/>
+        </w:rPr>
+        <w:instrText>"</w:instrText>
+      </w:r>
+      <w:r>
+        <w:rPr>
+          <w:rFonts w:eastAsiaTheme="minorHAnsi" w:cstheme="minorBidi"/>
+          <w:szCs w:val="21"/>
+          <w:lang w:val="uk-UA" w:eastAsia="en-US"/>
+        </w:rPr>
+        <w:fldChar w:fldCharType="separate"/>
+      </w:r>
+      <w:r>
+        <w:rPr>
+          <w:rStyle w:val="Hyperlink"/>
+          <w:rFonts w:eastAsiaTheme="minorHAnsi" w:cstheme="minorBidi"/>
+          <w:szCs w:val="21"/>
+          <w:lang w:val="uk-UA" w:eastAsia="en-US"/>
+        </w:rPr>
+        <w:t>https://github.com/R3GN3R/TP-KB-251-Vladyslav-Kovalenko/blob/main/topic_01/task1.py</w:t>
+      </w:r>
+      <w:r>
+        <w:rPr>
+          <w:rFonts w:eastAsiaTheme="minorHAnsi" w:cstheme="minorBidi"/>
+          <w:szCs w:val="21"/>
+          <w:lang w:val="uk-UA" w:eastAsia="en-US"/>
+        </w:rPr>
+        <w:fldChar w:fldCharType="end"/>
+      </w:r>
+    </w:p>
+    <w:p>
+      <w:pPr>
+        <w:spacing w:after="160" w:line="360" w:lineRule="auto"/>
+        <w:ind w:firstLine="720"/>
+        <w:jc w:val="both"/>
+        <w:rPr>
+          <w:rFonts w:eastAsiaTheme="minorHAnsi" w:cstheme="minorBidi"/>
+          <w:sz w:val="28"/>
+          <w:szCs w:val="22"/>
+          <w:lang w:val="uk-UA" w:eastAsia="en-US"/>
+        </w:rPr>
+      </w:pPr>
+      <w:r>
+        <w:rPr>
+          <w:rFonts w:eastAsiaTheme="minorHAnsi" w:cstheme="minorBidi"/>
+          <w:sz w:val="28"/>
+          <w:szCs w:val="22"/>
+          <w:lang w:val="uk-UA" w:eastAsia="en-US"/>
+        </w:rPr>
+        <w:t xml:space="preserve">Знімок екрану з посилання на </w:t>
+      </w:r>
+      <w:proofErr w:type="spellStart"/>
+      <w:r>
+        <w:rPr>
+          <w:rFonts w:eastAsiaTheme="minorHAnsi" w:cstheme="minorBidi"/>
+          <w:sz w:val="28"/>
+          <w:szCs w:val="22"/>
+          <w:lang w:val="uk-UA" w:eastAsia="en-US"/>
+        </w:rPr>
+        <w:t>github</w:t>
+      </w:r>
+      <w:proofErr w:type="spellEnd"/>
+      <w:r>
+        <w:rPr>
+          <w:rFonts w:eastAsiaTheme="minorHAnsi" w:cstheme="minorBidi"/>
+          <w:sz w:val="28"/>
+          <w:szCs w:val="22"/>
+          <w:lang w:val="uk-UA" w:eastAsia="en-US"/>
+        </w:rPr>
+        <w:t>:</w:t>
+      </w:r>
+    </w:p>
+    <w:p>
+      <w:pPr>
+        <w:spacing w:after="160" w:line="360" w:lineRule="auto"/>
+        <w:ind w:firstLine="720"/>
+        <w:jc w:val="both"/>
+        <w:rPr>
+          <w:rFonts w:eastAsiaTheme="minorHAnsi" w:cstheme="minorBidi"/>
+          <w:sz w:val="28"/>
+          <w:szCs w:val="22"/>
+          <w:lang w:val="uk-UA" w:eastAsia="en-US"/>
+        </w:rPr>
+      </w:pPr>
+      <w:r>
+        <w:rPr>
+          <w:rFonts w:eastAsiaTheme="minorHAnsi" w:cstheme="minorBidi"/>
+          <w:noProof/>
+          <w:sz w:val="28"/>
+          <w:szCs w:val="22"/>
+          <w:lang w:val="uk-UA" w:eastAsia="en-US"/>
+          <w14:ligatures w14:val="standardContextual"/>
+        </w:rPr>
+        <w:lastRenderedPageBreak/>
+        <w:drawing>
+          <wp:inline distT="0" distB="0" distL="0" distR="0" wp14:anchorId="0CE2F8E1" wp14:editId="5D1EDC1D">
+            <wp:extent cx="5943600" cy="2369185"/>
+            <wp:effectExtent l="0" t="0" r="0" b="5715"/>
+            <wp:docPr id="1242894504" name="Picture 1"/>
+            <wp:cNvGraphicFramePr>
+              <a:graphicFrameLocks xmlns:a="http://schemas.openxmlformats.org/drawingml/2006/main" noChangeAspect="1"/>
+            </wp:cNvGraphicFramePr>
+            <a:graphic xmlns:a="http://schemas.openxmlformats.org/drawingml/2006/main">
+              <a:graphicData uri="http://schemas.openxmlformats.org/drawingml/2006/picture">
+                <pic:pic xmlns:pic="http://schemas.openxmlformats.org/drawingml/2006/picture">
+                  <pic:nvPicPr>
+                    <pic:cNvPr id="1242894504" name="Picture 1242894504"/>
+                    <pic:cNvPicPr/>
+                  </pic:nvPicPr>
+                  <pic:blipFill>
+                    <a:blip r:embed="rId4" cstate="print">
+                      <a:extLst>
+                        <a:ext uri="{28A0092B-C50C-407E-A947-70E740481C1C}">
+                          <a14:useLocalDpi xmlns:a14="http://schemas.microsoft.com/office/drawing/2010/main" val="0"/>
+                        </a:ext>
+                      </a:extLst>
+                    </a:blip>
+                    <a:stretch>
+                      <a:fillRect/>
+                    </a:stretch>
+                  </pic:blipFill>
+                  <pic:spPr>
+                    <a:xfrm>
+                      <a:off x="0" y="0"/>
+                      <a:ext cx="5943600" cy="2369185"/>
+                    </a:xfrm>
+                    <a:prstGeom prst="rect">
+                      <a:avLst/>
+                    </a:prstGeom>
+                  </pic:spPr>
+                </pic:pic>
+              </a:graphicData>
+            </a:graphic>
+          </wp:inline>
+        </w:drawing>
+      </w:r>
+    </w:p>
+    <w:p>
+      <w:pPr>
+        <w:spacing w:after="160" w:line="360" w:lineRule="auto"/>
+        <w:ind w:firstLine="720"/>
+        <w:jc w:val="both"/>
+        <w:rPr>
+          <w:rFonts w:eastAsiaTheme="minorHAnsi" w:cstheme="minorBidi"/>
+          <w:b/>
+          <w:bCs/>
+          <w:sz w:val="28"/>
+          <w:szCs w:val="22"/>
+          <w:lang w:val="uk-UA" w:eastAsia="en-US"/>
+        </w:rPr>
+      </w:pPr>
+      <w:r>
+        <w:rPr>
+          <w:rFonts w:eastAsiaTheme="minorHAnsi" w:cstheme="minorBidi"/>
+          <w:b/>
+          <w:bCs/>
+          <w:sz w:val="28"/>
+          <w:szCs w:val="22"/>
+          <w:lang w:val="uk-UA" w:eastAsia="en-US"/>
+        </w:rPr>
+        <w:t>Тестування методів рядків</w:t>
+      </w:r>
+    </w:p>
+    <w:p>
+      <w:pPr>
+        <w:spacing w:after="160" w:line="360" w:lineRule="auto"/>
+        <w:ind w:firstLine="720"/>
+        <w:jc w:val="both"/>
+        <w:rPr>
+          <w:rFonts w:eastAsiaTheme="minorHAnsi" w:cstheme="minorBidi"/>
+          <w:sz w:val="28"/>
+          <w:szCs w:val="22"/>
+          <w:lang w:val="uk-UA" w:eastAsia="en-US"/>
+        </w:rPr>
+      </w:pPr>
+      <w:r>
+        <w:rPr>
+          <w:rFonts w:eastAsiaTheme="minorHAnsi" w:cstheme="minorBidi"/>
+          <w:sz w:val="28"/>
+          <w:szCs w:val="22"/>
+          <w:lang w:val="uk-UA" w:eastAsia="en-US"/>
+        </w:rPr>
+        <w:t>Необхідно виконати тестування функцій, що працюють з рядками: `</w:t>
+      </w:r>
+      <w:proofErr w:type="spellStart"/>
+      <w:r>
+        <w:rPr>
+          <w:rFonts w:eastAsiaTheme="minorHAnsi" w:cstheme="minorBidi"/>
+          <w:sz w:val="28"/>
+          <w:szCs w:val="22"/>
+          <w:lang w:val="uk-UA" w:eastAsia="en-US"/>
+        </w:rPr>
+        <w:t>strip</w:t>
+      </w:r>
+      <w:proofErr w:type="spellEnd"/>
+      <w:r>
+        <w:rPr>
+          <w:rFonts w:eastAsiaTheme="minorHAnsi" w:cstheme="minorBidi"/>
+          <w:sz w:val="28"/>
+          <w:szCs w:val="22"/>
+          <w:lang w:val="uk-UA" w:eastAsia="en-US"/>
+        </w:rPr>
+        <w:t>()`, `</w:t>
+      </w:r>
+      <w:proofErr w:type="spellStart"/>
+      <w:r>
+        <w:rPr>
+          <w:rFonts w:eastAsiaTheme="minorHAnsi" w:cstheme="minorBidi"/>
+          <w:sz w:val="28"/>
+          <w:szCs w:val="22"/>
+          <w:lang w:val="uk-UA" w:eastAsia="en-US"/>
+        </w:rPr>
+        <w:t>capitalize</w:t>
+      </w:r>
+      <w:proofErr w:type="spellEnd"/>
+      <w:r>
+        <w:rPr>
+          <w:rFonts w:eastAsiaTheme="minorHAnsi" w:cstheme="minorBidi"/>
+          <w:sz w:val="28"/>
+          <w:szCs w:val="22"/>
+          <w:lang w:val="uk-UA" w:eastAsia="en-US"/>
+        </w:rPr>
+        <w:t>()`, `</w:t>
+      </w:r>
+      <w:proofErr w:type="spellStart"/>
+      <w:r>
+        <w:rPr>
+          <w:rFonts w:eastAsiaTheme="minorHAnsi" w:cstheme="minorBidi"/>
+          <w:sz w:val="28"/>
+          <w:szCs w:val="22"/>
+          <w:lang w:val="uk-UA" w:eastAsia="en-US"/>
+        </w:rPr>
+        <w:t>title</w:t>
+      </w:r>
+      <w:proofErr w:type="spellEnd"/>
+      <w:r>
+        <w:rPr>
+          <w:rFonts w:eastAsiaTheme="minorHAnsi" w:cstheme="minorBidi"/>
+          <w:sz w:val="28"/>
+          <w:szCs w:val="22"/>
+          <w:lang w:val="uk-UA" w:eastAsia="en-US"/>
+        </w:rPr>
+        <w:t>()`, `</w:t>
+      </w:r>
+      <w:proofErr w:type="spellStart"/>
+      <w:r>
+        <w:rPr>
+          <w:rFonts w:eastAsiaTheme="minorHAnsi" w:cstheme="minorBidi"/>
+          <w:sz w:val="28"/>
+          <w:szCs w:val="22"/>
+          <w:lang w:val="uk-UA" w:eastAsia="en-US"/>
+        </w:rPr>
+        <w:t>upper</w:t>
+      </w:r>
+      <w:proofErr w:type="spellEnd"/>
+      <w:r>
+        <w:rPr>
+          <w:rFonts w:eastAsiaTheme="minorHAnsi" w:cstheme="minorBidi"/>
+          <w:sz w:val="28"/>
+          <w:szCs w:val="22"/>
+          <w:lang w:val="uk-UA" w:eastAsia="en-US"/>
+        </w:rPr>
+        <w:t>()`, `</w:t>
+      </w:r>
+      <w:proofErr w:type="spellStart"/>
+      <w:r>
+        <w:rPr>
+          <w:rFonts w:eastAsiaTheme="minorHAnsi" w:cstheme="minorBidi"/>
+          <w:sz w:val="28"/>
+          <w:szCs w:val="22"/>
+          <w:lang w:val="uk-UA" w:eastAsia="en-US"/>
+        </w:rPr>
+        <w:t>lower</w:t>
+      </w:r>
+      <w:proofErr w:type="spellEnd"/>
+      <w:r>
+        <w:rPr>
+          <w:rFonts w:eastAsiaTheme="minorHAnsi" w:cstheme="minorBidi"/>
+          <w:sz w:val="28"/>
+          <w:szCs w:val="22"/>
+          <w:lang w:val="uk-UA" w:eastAsia="en-US"/>
+        </w:rPr>
+        <w:t>()`, `</w:t>
+      </w:r>
+      <w:proofErr w:type="spellStart"/>
+      <w:r>
+        <w:rPr>
+          <w:rFonts w:eastAsiaTheme="minorHAnsi" w:cstheme="minorBidi"/>
+          <w:sz w:val="28"/>
+          <w:szCs w:val="22"/>
+          <w:lang w:val="uk-UA" w:eastAsia="en-US"/>
+        </w:rPr>
+        <w:t>split</w:t>
+      </w:r>
+      <w:proofErr w:type="spellEnd"/>
+      <w:r>
+        <w:rPr>
+          <w:rFonts w:eastAsiaTheme="minorHAnsi" w:cstheme="minorBidi"/>
+          <w:sz w:val="28"/>
+          <w:szCs w:val="22"/>
+          <w:lang w:val="uk-UA" w:eastAsia="en-US"/>
+        </w:rPr>
+        <w:t>()`.</w:t>
+      </w:r>
+    </w:p>
+    <w:p>
+      <w:pPr>
+        <w:spacing w:after="160" w:line="360" w:lineRule="auto"/>
+        <w:ind w:firstLine="720"/>
+        <w:jc w:val="both"/>
+        <w:rPr>
+          <w:rFonts w:eastAsiaTheme="minorHAnsi" w:cstheme="minorBidi"/>
+          <w:sz w:val="28"/>
+          <w:szCs w:val="22"/>
+          <w:lang w:val="uk-UA" w:eastAsia="en-US"/>
+        </w:rPr>
+      </w:pPr>
+      <w:r>
+        <w:rPr>
+          <w:rFonts w:eastAsiaTheme="minorHAnsi" w:cstheme="minorBidi"/>
+          <w:sz w:val="28"/>
+          <w:szCs w:val="22"/>
+          <w:lang w:val="uk-UA" w:eastAsia="en-US"/>
+        </w:rPr>
+        <w:t>Хід виконання завдання:</w:t>
+      </w:r>
+    </w:p>
+    <w:p>
+      <w:pPr>
+        <w:spacing w:after="160" w:line="360" w:lineRule="auto"/>
+        <w:ind w:firstLine="720"/>
+        <w:jc w:val="both"/>
+        <w:rPr>
+          <w:rFonts w:eastAsiaTheme="minorHAnsi" w:cstheme="minorBidi"/>
+          <w:sz w:val="28"/>
+          <w:szCs w:val="22"/>
+          <w:lang w:val="uk-UA" w:eastAsia="en-US"/>
+        </w:rPr>
+      </w:pPr>
+      <w:r>
+        <w:rPr>
+          <w:rFonts w:eastAsiaTheme="minorHAnsi" w:cstheme="minorBidi"/>
+          <w:sz w:val="28"/>
+          <w:szCs w:val="22"/>
+          <w:lang w:val="uk-UA" w:eastAsia="en-US"/>
+        </w:rPr>
+        <w:t>Текст програми:</w:t>
+      </w:r>
+    </w:p>
+    <w:tbl>
+      <w:tblPr>
+        <w:tblStyle w:val="TableGrid"/>
+        <w:tblW w:w="0" w:type="auto"/>
+        <w:tblInd w:w="805" w:type="dxa"/>
+        <w:tblLook w:val="04A0" w:firstRow="1" w:lastRow="0" w:firstColumn="1" w:lastColumn="0" w:noHBand="0" w:noVBand="1"/>
+      </w:tblPr>
+      <w:tblGrid>
+        <w:gridCol w:w="8545"/>
+      </w:tblGrid>
+      <w:tr>
+        <w:tc>
+          <w:tcPr>
+            <w:tcW w:w="8545" w:type="dxa"/>
+          </w:tcPr>
+          <w:p>
+            <w:pPr>
+              <w:shd w:val="clear" w:color="auto" w:fill="1F1F1F"/>
+              <w:spacing w:line="270" w:lineRule="atLeast"/>
+              <w:rPr>
+                <w:rFonts w:ascii="Menlo" w:hAnsi="Menlo" w:cs="Menlo"/>
+                <w:color w:val="CCCCCC"/>
+                <w:sz w:val="18"/>
+                <w:szCs w:val="18"/>
+              </w:rPr>
+            </w:pPr>
+            <w:r>
+              <w:rPr>
+                <w:rFonts w:ascii="Menlo" w:hAnsi="Menlo" w:cs="Menlo"/>
+                <w:color w:val="9CDCFE"/>
+                <w:sz w:val="18"/>
+                <w:szCs w:val="18"/>
+              </w:rPr>
+              <w:t>t</w:t>
+            </w:r>
+            <w:r>
+              <w:rPr>
+                <w:rFonts w:ascii="Menlo" w:hAnsi="Menlo" w:cs="Menlo"/>
+                <w:color w:val="CCCCCC"/>
+                <w:sz w:val="18"/>
+                <w:szCs w:val="18"/>
+              </w:rPr>
+              <w:t xml:space="preserve"> </w:t>
+            </w:r>
+            <w:r>
+              <w:rPr>
+                <w:rFonts w:ascii="Menlo" w:hAnsi="Menlo" w:cs="Menlo"/>
+                <w:color w:val="D4D4D4"/>
+                <w:sz w:val="18"/>
+                <w:szCs w:val="18"/>
+              </w:rPr>
+              <w:t>=</w:t>
+            </w:r>
+            <w:r>
+              <w:rPr>
+                <w:rFonts w:ascii="Menlo" w:hAnsi="Menlo" w:cs="Menlo"/>
+                <w:color w:val="CCCCCC"/>
+                <w:sz w:val="18"/>
+                <w:szCs w:val="18"/>
+              </w:rPr>
+              <w:t xml:space="preserve"> </w:t>
+            </w:r>
+            <w:r>
+              <w:rPr>
+                <w:rFonts w:ascii="Menlo" w:hAnsi="Menlo" w:cs="Menlo"/>
+                <w:color w:val="CE9178"/>
+                <w:sz w:val="18"/>
+                <w:szCs w:val="18"/>
+              </w:rPr>
+              <w:t>" what is your name "</w:t>
+            </w:r>
+          </w:p>
+          <w:p>
+            <w:pPr>
+              <w:shd w:val="clear" w:color="auto" w:fill="1F1F1F"/>
+              <w:spacing w:line="270" w:lineRule="atLeast"/>
+              <w:rPr>
+                <w:rFonts w:ascii="Menlo" w:hAnsi="Menlo" w:cs="Menlo"/>
+                <w:color w:val="CCCCCC"/>
+                <w:sz w:val="18"/>
+                <w:szCs w:val="18"/>
+              </w:rPr>
+            </w:pPr>
+          </w:p>
+          <w:p>
+            <w:pPr>
+              <w:shd w:val="clear" w:color="auto" w:fill="1F1F1F"/>
+              <w:spacing w:line="270" w:lineRule="atLeast"/>
+              <w:rPr>
+                <w:rFonts w:ascii="Menlo" w:hAnsi="Menlo" w:cs="Menlo"/>
+                <w:color w:val="CCCCCC"/>
+                <w:sz w:val="18"/>
+                <w:szCs w:val="18"/>
+              </w:rPr>
+            </w:pPr>
+            <w:r>
+              <w:rPr>
+                <w:rFonts w:ascii="Menlo" w:hAnsi="Menlo" w:cs="Menlo"/>
+                <w:color w:val="DCDCAA"/>
+                <w:sz w:val="18"/>
+                <w:szCs w:val="18"/>
+              </w:rPr>
+              <w:t>print</w:t>
+            </w:r>
+            <w:r>
+              <w:rPr>
+                <w:rFonts w:ascii="Menlo" w:hAnsi="Menlo" w:cs="Menlo"/>
+                <w:color w:val="CCCCCC"/>
+                <w:sz w:val="18"/>
+                <w:szCs w:val="18"/>
+              </w:rPr>
+              <w:t>(</w:t>
+            </w:r>
+            <w:proofErr w:type="spellStart"/>
+            <w:proofErr w:type="gramStart"/>
+            <w:r>
+              <w:rPr>
+                <w:rFonts w:ascii="Menlo" w:hAnsi="Menlo" w:cs="Menlo"/>
+                <w:color w:val="9CDCFE"/>
+                <w:sz w:val="18"/>
+                <w:szCs w:val="18"/>
+              </w:rPr>
+              <w:t>t</w:t>
+            </w:r>
+            <w:r>
+              <w:rPr>
+                <w:rFonts w:ascii="Menlo" w:hAnsi="Menlo" w:cs="Menlo"/>
+                <w:color w:val="CCCCCC"/>
+                <w:sz w:val="18"/>
+                <w:szCs w:val="18"/>
+              </w:rPr>
+              <w:t>.</w:t>
+            </w:r>
+            <w:r>
+              <w:rPr>
+                <w:rFonts w:ascii="Menlo" w:hAnsi="Menlo" w:cs="Menlo"/>
+                <w:color w:val="DCDCAA"/>
+                <w:sz w:val="18"/>
+                <w:szCs w:val="18"/>
+              </w:rPr>
+              <w:t>strip</w:t>
+            </w:r>
+            <w:proofErr w:type="spellEnd"/>
+            <w:proofErr w:type="gramEnd"/>
+            <w:r>
+              <w:rPr>
+                <w:rFonts w:ascii="Menlo" w:hAnsi="Menlo" w:cs="Menlo"/>
+                <w:color w:val="CCCCCC"/>
+                <w:sz w:val="18"/>
+                <w:szCs w:val="18"/>
+              </w:rPr>
+              <w:t>())</w:t>
+            </w:r>
+          </w:p>
+          <w:p>
+            <w:pPr>
+              <w:shd w:val="clear" w:color="auto" w:fill="1F1F1F"/>
+              <w:spacing w:line="270" w:lineRule="atLeast"/>
+              <w:rPr>
+                <w:rFonts w:ascii="Menlo" w:hAnsi="Menlo" w:cs="Menlo"/>
+                <w:color w:val="CCCCCC"/>
+                <w:sz w:val="18"/>
+                <w:szCs w:val="18"/>
+              </w:rPr>
+            </w:pPr>
+            <w:r>
+              <w:rPr>
+                <w:rFonts w:ascii="Menlo" w:hAnsi="Menlo" w:cs="Menlo"/>
+                <w:color w:val="DCDCAA"/>
+                <w:sz w:val="18"/>
+                <w:szCs w:val="18"/>
+              </w:rPr>
+              <w:t>print</w:t>
+            </w:r>
+            <w:r>
+              <w:rPr>
+                <w:rFonts w:ascii="Menlo" w:hAnsi="Menlo" w:cs="Menlo"/>
+                <w:color w:val="CCCCCC"/>
+                <w:sz w:val="18"/>
+                <w:szCs w:val="18"/>
+              </w:rPr>
+              <w:t>(</w:t>
+            </w:r>
+            <w:proofErr w:type="spellStart"/>
+            <w:proofErr w:type="gramStart"/>
+            <w:r>
+              <w:rPr>
+                <w:rFonts w:ascii="Menlo" w:hAnsi="Menlo" w:cs="Menlo"/>
+                <w:color w:val="9CDCFE"/>
+                <w:sz w:val="18"/>
+                <w:szCs w:val="18"/>
+              </w:rPr>
+              <w:t>t</w:t>
+            </w:r>
+            <w:r>
+              <w:rPr>
+                <w:rFonts w:ascii="Menlo" w:hAnsi="Menlo" w:cs="Menlo"/>
+                <w:color w:val="CCCCCC"/>
+                <w:sz w:val="18"/>
+                <w:szCs w:val="18"/>
+              </w:rPr>
+              <w:t>.</w:t>
+            </w:r>
+            <w:r>
+              <w:rPr>
+                <w:rFonts w:ascii="Menlo" w:hAnsi="Menlo" w:cs="Menlo"/>
+                <w:color w:val="DCDCAA"/>
+                <w:sz w:val="18"/>
+                <w:szCs w:val="18"/>
+              </w:rPr>
+              <w:t>title</w:t>
+            </w:r>
+            <w:proofErr w:type="spellEnd"/>
+            <w:proofErr w:type="gramEnd"/>
+            <w:r>
+              <w:rPr>
+                <w:rFonts w:ascii="Menlo" w:hAnsi="Menlo" w:cs="Menlo"/>
+                <w:color w:val="CCCCCC"/>
+                <w:sz w:val="18"/>
+                <w:szCs w:val="18"/>
+              </w:rPr>
+              <w:t>())</w:t>
+            </w:r>
+          </w:p>
+          <w:p>
+            <w:pPr>
+              <w:shd w:val="clear" w:color="auto" w:fill="1F1F1F"/>
+              <w:spacing w:line="270" w:lineRule="atLeast"/>
+              <w:rPr>
+                <w:rFonts w:ascii="Menlo" w:hAnsi="Menlo" w:cs="Menlo"/>
+                <w:color w:val="CCCCCC"/>
+                <w:sz w:val="18"/>
+                <w:szCs w:val="18"/>
+              </w:rPr>
+            </w:pPr>
+            <w:r>
+              <w:rPr>
+                <w:rFonts w:ascii="Menlo" w:hAnsi="Menlo" w:cs="Menlo"/>
+                <w:color w:val="DCDCAA"/>
+                <w:sz w:val="18"/>
+                <w:szCs w:val="18"/>
+              </w:rPr>
+              <w:t>print</w:t>
+            </w:r>
+            <w:r>
+              <w:rPr>
+                <w:rFonts w:ascii="Menlo" w:hAnsi="Menlo" w:cs="Menlo"/>
+                <w:color w:val="CCCCCC"/>
+                <w:sz w:val="18"/>
+                <w:szCs w:val="18"/>
+              </w:rPr>
+              <w:t>(</w:t>
+            </w:r>
+            <w:proofErr w:type="spellStart"/>
+            <w:proofErr w:type="gramStart"/>
+            <w:r>
+              <w:rPr>
+                <w:rFonts w:ascii="Menlo" w:hAnsi="Menlo" w:cs="Menlo"/>
+                <w:color w:val="9CDCFE"/>
+                <w:sz w:val="18"/>
+                <w:szCs w:val="18"/>
+              </w:rPr>
+              <w:t>t</w:t>
+            </w:r>
+            <w:r>
+              <w:rPr>
+                <w:rFonts w:ascii="Menlo" w:hAnsi="Menlo" w:cs="Menlo"/>
+                <w:color w:val="CCCCCC"/>
+                <w:sz w:val="18"/>
+                <w:szCs w:val="18"/>
+              </w:rPr>
+              <w:t>.</w:t>
+            </w:r>
+            <w:r>
+              <w:rPr>
+                <w:rFonts w:ascii="Menlo" w:hAnsi="Menlo" w:cs="Menlo"/>
+                <w:color w:val="DCDCAA"/>
+                <w:sz w:val="18"/>
+                <w:szCs w:val="18"/>
+              </w:rPr>
+              <w:t>capitalize</w:t>
+            </w:r>
+            <w:proofErr w:type="spellEnd"/>
+            <w:proofErr w:type="gramEnd"/>
+            <w:r>
+              <w:rPr>
+                <w:rFonts w:ascii="Menlo" w:hAnsi="Menlo" w:cs="Menlo"/>
+                <w:color w:val="CCCCCC"/>
+                <w:sz w:val="18"/>
+                <w:szCs w:val="18"/>
+              </w:rPr>
+              <w:t>())</w:t>
+            </w:r>
+          </w:p>
+          <w:p>
+            <w:pPr>
+              <w:shd w:val="clear" w:color="auto" w:fill="1F1F1F"/>
+              <w:spacing w:line="270" w:lineRule="atLeast"/>
+              <w:rPr>
+                <w:rFonts w:ascii="Menlo" w:hAnsi="Menlo" w:cs="Menlo"/>
+                <w:color w:val="CCCCCC"/>
+                <w:sz w:val="18"/>
+                <w:szCs w:val="18"/>
+              </w:rPr>
+            </w:pPr>
+            <w:r>
+              <w:rPr>
+                <w:rFonts w:ascii="Menlo" w:hAnsi="Menlo" w:cs="Menlo"/>
+                <w:color w:val="DCDCAA"/>
+                <w:sz w:val="18"/>
+                <w:szCs w:val="18"/>
+              </w:rPr>
+              <w:t>print</w:t>
+            </w:r>
+            <w:r>
+              <w:rPr>
+                <w:rFonts w:ascii="Menlo" w:hAnsi="Menlo" w:cs="Menlo"/>
+                <w:color w:val="CCCCCC"/>
+                <w:sz w:val="18"/>
+                <w:szCs w:val="18"/>
+              </w:rPr>
+              <w:t>(</w:t>
+            </w:r>
+            <w:proofErr w:type="spellStart"/>
+            <w:proofErr w:type="gramStart"/>
+            <w:r>
+              <w:rPr>
+                <w:rFonts w:ascii="Menlo" w:hAnsi="Menlo" w:cs="Menlo"/>
+                <w:color w:val="9CDCFE"/>
+                <w:sz w:val="18"/>
+                <w:szCs w:val="18"/>
+              </w:rPr>
+              <w:t>t</w:t>
+            </w:r>
+            <w:r>
+              <w:rPr>
+                <w:rFonts w:ascii="Menlo" w:hAnsi="Menlo" w:cs="Menlo"/>
+                <w:color w:val="CCCCCC"/>
+                <w:sz w:val="18"/>
+                <w:szCs w:val="18"/>
+              </w:rPr>
+              <w:t>.</w:t>
+            </w:r>
+            <w:r>
+              <w:rPr>
+                <w:rFonts w:ascii="Menlo" w:hAnsi="Menlo" w:cs="Menlo"/>
+                <w:color w:val="DCDCAA"/>
+                <w:sz w:val="18"/>
+                <w:szCs w:val="18"/>
+              </w:rPr>
+              <w:t>upper</w:t>
+            </w:r>
+            <w:proofErr w:type="spellEnd"/>
+            <w:proofErr w:type="gramEnd"/>
+            <w:r>
+              <w:rPr>
+                <w:rFonts w:ascii="Menlo" w:hAnsi="Menlo" w:cs="Menlo"/>
+                <w:color w:val="CCCCCC"/>
+                <w:sz w:val="18"/>
+                <w:szCs w:val="18"/>
+              </w:rPr>
+              <w:t>())</w:t>
+            </w:r>
+          </w:p>
+          <w:p>
+            <w:pPr>
+              <w:shd w:val="clear" w:color="auto" w:fill="1F1F1F"/>
+              <w:spacing w:line="270" w:lineRule="atLeast"/>
+              <w:rPr>
+                <w:rFonts w:ascii="Menlo" w:hAnsi="Menlo" w:cs="Menlo"/>
+                <w:color w:val="CCCCCC"/>
+                <w:sz w:val="18"/>
+                <w:szCs w:val="18"/>
+              </w:rPr>
+            </w:pPr>
+            <w:r>
+              <w:rPr>
+                <w:rFonts w:ascii="Menlo" w:hAnsi="Menlo" w:cs="Menlo"/>
+                <w:color w:val="DCDCAA"/>
+                <w:sz w:val="18"/>
+                <w:szCs w:val="18"/>
+              </w:rPr>
+              <w:t>print</w:t>
+            </w:r>
+            <w:r>
+              <w:rPr>
+                <w:rFonts w:ascii="Menlo" w:hAnsi="Menlo" w:cs="Menlo"/>
+                <w:color w:val="CCCCCC"/>
+                <w:sz w:val="18"/>
+                <w:szCs w:val="18"/>
+              </w:rPr>
+              <w:t>(</w:t>
+            </w:r>
+            <w:proofErr w:type="spellStart"/>
+            <w:proofErr w:type="gramStart"/>
+            <w:r>
+              <w:rPr>
+                <w:rFonts w:ascii="Menlo" w:hAnsi="Menlo" w:cs="Menlo"/>
+                <w:color w:val="9CDCFE"/>
+                <w:sz w:val="18"/>
+                <w:szCs w:val="18"/>
+              </w:rPr>
+              <w:t>t</w:t>
+            </w:r>
+            <w:r>
+              <w:rPr>
+                <w:rFonts w:ascii="Menlo" w:hAnsi="Menlo" w:cs="Menlo"/>
+                <w:color w:val="CCCCCC"/>
+                <w:sz w:val="18"/>
+                <w:szCs w:val="18"/>
+              </w:rPr>
+              <w:t>.</w:t>
+            </w:r>
+            <w:r>
+              <w:rPr>
+                <w:rFonts w:ascii="Menlo" w:hAnsi="Menlo" w:cs="Menlo"/>
+                <w:color w:val="DCDCAA"/>
+                <w:sz w:val="18"/>
+                <w:szCs w:val="18"/>
+              </w:rPr>
+              <w:t>lower</w:t>
+            </w:r>
+            <w:proofErr w:type="spellEnd"/>
+            <w:proofErr w:type="gramEnd"/>
+            <w:r>
+              <w:rPr>
+                <w:rFonts w:ascii="Menlo" w:hAnsi="Menlo" w:cs="Menlo"/>
+                <w:color w:val="CCCCCC"/>
+                <w:sz w:val="18"/>
+                <w:szCs w:val="18"/>
+              </w:rPr>
+              <w:t>())</w:t>
+            </w:r>
+          </w:p>
+          <w:p>
+            <w:pPr>
+              <w:shd w:val="clear" w:color="auto" w:fill="1F1F1F"/>
+              <w:spacing w:line="270" w:lineRule="atLeast"/>
+              <w:rPr>
+                <w:rFonts w:ascii="Menlo" w:hAnsi="Menlo" w:cs="Menlo"/>
+                <w:color w:val="CCCCCC"/>
+                <w:sz w:val="18"/>
+                <w:szCs w:val="18"/>
+              </w:rPr>
+            </w:pPr>
+            <w:r>
+              <w:rPr>
+                <w:rFonts w:ascii="Menlo" w:hAnsi="Menlo" w:cs="Menlo"/>
+                <w:color w:val="DCDCAA"/>
+                <w:sz w:val="18"/>
+                <w:szCs w:val="18"/>
+              </w:rPr>
+              <w:t>print</w:t>
+            </w:r>
+            <w:r>
+              <w:rPr>
+                <w:rFonts w:ascii="Menlo" w:hAnsi="Menlo" w:cs="Menlo"/>
+                <w:color w:val="CCCCCC"/>
+                <w:sz w:val="18"/>
+                <w:szCs w:val="18"/>
+              </w:rPr>
+              <w:t>(</w:t>
+            </w:r>
+            <w:proofErr w:type="spellStart"/>
+            <w:proofErr w:type="gramStart"/>
+            <w:r>
+              <w:rPr>
+                <w:rFonts w:ascii="Menlo" w:hAnsi="Menlo" w:cs="Menlo"/>
+                <w:color w:val="9CDCFE"/>
+                <w:sz w:val="18"/>
+                <w:szCs w:val="18"/>
+              </w:rPr>
+              <w:t>t</w:t>
+            </w:r>
+            <w:r>
+              <w:rPr>
+                <w:rFonts w:ascii="Menlo" w:hAnsi="Menlo" w:cs="Menlo"/>
+                <w:color w:val="CCCCCC"/>
+                <w:sz w:val="18"/>
+                <w:szCs w:val="18"/>
+              </w:rPr>
+              <w:t>.</w:t>
+            </w:r>
+            <w:r>
+              <w:rPr>
+                <w:rFonts w:ascii="Menlo" w:hAnsi="Menlo" w:cs="Menlo"/>
+                <w:color w:val="DCDCAA"/>
+                <w:sz w:val="18"/>
+                <w:szCs w:val="18"/>
+              </w:rPr>
+              <w:t>split</w:t>
+            </w:r>
+            <w:proofErr w:type="spellEnd"/>
+            <w:proofErr w:type="gramEnd"/>
+            <w:r>
+              <w:rPr>
+                <w:rFonts w:ascii="Menlo" w:hAnsi="Menlo" w:cs="Menlo"/>
+                <w:color w:val="CCCCCC"/>
+                <w:sz w:val="18"/>
+                <w:szCs w:val="18"/>
+              </w:rPr>
+              <w:t>())</w:t>
+            </w:r>
+          </w:p>
+          <w:p>
+            <w:pPr>
+              <w:shd w:val="clear" w:color="auto" w:fill="1F1F1F"/>
+              <w:spacing w:line="270" w:lineRule="atLeast"/>
+              <w:rPr>
+                <w:rFonts w:ascii="Menlo" w:hAnsi="Menlo" w:cs="Menlo"/>
+                <w:color w:val="9CDCFE"/>
+                <w:sz w:val="18"/>
+                <w:szCs w:val="18"/>
+              </w:rPr>
+            </w:pPr>
+          </w:p>
+        </w:tc>
+      </w:tr>
+    </w:tbl>
+    <w:p>
+      <w:pPr>
+        <w:spacing w:after="160" w:line="360" w:lineRule="auto"/>
+        <w:ind w:firstLine="720"/>
+        <w:jc w:val="both"/>
+        <w:rPr>
+          <w:rFonts w:eastAsiaTheme="minorHAnsi" w:cstheme="minorBidi"/>
+          <w:sz w:val="28"/>
+          <w:szCs w:val="22"/>
+          <w:lang w:val="en-US" w:eastAsia="en-US"/>
         </w:rPr>
       </w:pPr>
     </w:p>
     <w:p>
       <w:pPr>
-        <w:rPr>
-          <w:lang w:val="ru-RU"/>
+        <w:spacing w:after="160" w:line="360" w:lineRule="auto"/>
+        <w:ind w:right="-421" w:firstLine="720"/>
+        <w:jc w:val="both"/>
+        <w:rPr>
+          <w:rFonts w:eastAsiaTheme="minorHAnsi" w:cstheme="minorBidi"/>
+          <w:sz w:val="28"/>
+          <w:szCs w:val="22"/>
+          <w:lang w:val="uk-UA" w:eastAsia="en-US"/>
         </w:rPr>
       </w:pPr>
       <w:r>
         <w:rPr>
-          <w:lang w:val="uk-UA"/>
-        </w:rPr>
-        <w:t xml:space="preserve">Знімок екрану з посилання на </w:t>
+          <w:rFonts w:eastAsiaTheme="minorHAnsi" w:cstheme="minorBidi"/>
+          <w:sz w:val="28"/>
+          <w:szCs w:val="22"/>
+          <w:lang w:val="uk-UA" w:eastAsia="en-US"/>
+        </w:rPr>
+        <w:t xml:space="preserve">Посилання на </w:t>
       </w:r>
       <w:proofErr w:type="spellStart"/>
       <w:r>
+        <w:rPr>
+          <w:rFonts w:eastAsiaTheme="minorHAnsi" w:cstheme="minorBidi"/>
+          <w:sz w:val="28"/>
+          <w:szCs w:val="22"/>
+          <w:lang w:val="uk-UA" w:eastAsia="en-US"/>
+        </w:rPr>
         <w:t>github</w:t>
       </w:r>
       <w:proofErr w:type="spellEnd"/>
       <w:r>
         <w:rPr>
-          <w:lang w:val="ru-RU"/>
+          <w:rFonts w:eastAsiaTheme="minorHAnsi" w:cstheme="minorBidi"/>
+          <w:sz w:val="28"/>
+          <w:szCs w:val="22"/>
+          <w:lang w:val="uk-UA" w:eastAsia="en-US"/>
         </w:rPr>
         <w:t>:</w:t>
       </w:r>
     </w:p>
     <w:p>
       <w:pPr>
-        <w:rPr>
-          <w:lang w:val="uk-UA"/>
+        <w:spacing w:after="160" w:line="360" w:lineRule="auto"/>
+        <w:ind w:right="-421" w:hanging="142"/>
+        <w:jc w:val="both"/>
+        <w:rPr>
+          <w:rFonts w:eastAsiaTheme="minorHAnsi" w:cstheme="minorBidi"/>
+          <w:szCs w:val="21"/>
+          <w:lang w:val="uk-UA" w:eastAsia="en-US"/>
         </w:rPr>
       </w:pPr>
+      <w:hyperlink r:id="rId5" w:history="1">
+        <w:r>
+          <w:rPr>
+            <w:rStyle w:val="Hyperlink"/>
+            <w:rFonts w:eastAsiaTheme="minorHAnsi" w:cstheme="minorBidi"/>
+            <w:szCs w:val="21"/>
+            <w:lang w:val="uk-UA" w:eastAsia="en-US"/>
+          </w:rPr>
+          <w:t>https://github.com/R3GN3R/TP-KB-251-Vladyslav-Kovalenko/blob/main/topic_01/task2.py</w:t>
+        </w:r>
+      </w:hyperlink>
+    </w:p>
+    <w:p>
+      <w:pPr>
+        <w:spacing w:after="160" w:line="360" w:lineRule="auto"/>
+        <w:ind w:firstLine="720"/>
+        <w:jc w:val="both"/>
+        <w:rPr>
+          <w:rFonts w:eastAsiaTheme="minorHAnsi" w:cstheme="minorBidi"/>
+          <w:sz w:val="28"/>
+          <w:szCs w:val="22"/>
+          <w:lang w:val="uk-UA" w:eastAsia="en-US"/>
+        </w:rPr>
+      </w:pPr>
+      <w:r>
+        <w:rPr>
+          <w:rFonts w:eastAsiaTheme="minorHAnsi" w:cstheme="minorBidi"/>
+          <w:sz w:val="28"/>
+          <w:szCs w:val="22"/>
+          <w:lang w:val="uk-UA" w:eastAsia="en-US"/>
+        </w:rPr>
+        <w:t xml:space="preserve">Знімок екрану з посилання на </w:t>
+      </w:r>
+      <w:proofErr w:type="spellStart"/>
+      <w:r>
+        <w:rPr>
+          <w:rFonts w:eastAsiaTheme="minorHAnsi" w:cstheme="minorBidi"/>
+          <w:sz w:val="28"/>
+          <w:szCs w:val="22"/>
+          <w:lang w:val="uk-UA" w:eastAsia="en-US"/>
+        </w:rPr>
+        <w:t>github</w:t>
+      </w:r>
+      <w:proofErr w:type="spellEnd"/>
+      <w:r>
+        <w:rPr>
+          <w:rFonts w:eastAsiaTheme="minorHAnsi" w:cstheme="minorBidi"/>
+          <w:sz w:val="28"/>
+          <w:szCs w:val="22"/>
+          <w:lang w:val="uk-UA" w:eastAsia="en-US"/>
+        </w:rPr>
+        <w:t>:</w:t>
+      </w:r>
+    </w:p>
+    <w:p>
+      <w:pPr>
+        <w:spacing w:after="160" w:line="360" w:lineRule="auto"/>
+        <w:ind w:firstLine="720"/>
+        <w:jc w:val="both"/>
+        <w:rPr>
+          <w:rFonts w:eastAsiaTheme="minorHAnsi" w:cstheme="minorBidi"/>
+          <w:sz w:val="28"/>
+          <w:szCs w:val="22"/>
+          <w:lang w:val="ru-RU" w:eastAsia="en-US"/>
+        </w:rPr>
+      </w:pPr>
+      <w:r>
+        <w:rPr>
+          <w:rFonts w:eastAsiaTheme="minorHAnsi" w:cstheme="minorBidi"/>
+          <w:noProof/>
+          <w:sz w:val="28"/>
+          <w:szCs w:val="22"/>
+          <w:lang w:val="ru-RU" w:eastAsia="en-US"/>
+          <w14:ligatures w14:val="standardContextual"/>
+        </w:rPr>
+        <w:lastRenderedPageBreak/>
+        <w:drawing>
+          <wp:inline distT="0" distB="0" distL="0" distR="0" wp14:anchorId="6DAB6BC8" wp14:editId="61C1A68A">
+            <wp:extent cx="5943600" cy="2101850"/>
+            <wp:effectExtent l="0" t="0" r="0" b="6350"/>
+            <wp:docPr id="1659180494" name="Picture 2"/>
+            <wp:cNvGraphicFramePr>
+              <a:graphicFrameLocks xmlns:a="http://schemas.openxmlformats.org/drawingml/2006/main" noChangeAspect="1"/>
+            </wp:cNvGraphicFramePr>
+            <a:graphic xmlns:a="http://schemas.openxmlformats.org/drawingml/2006/main">
+              <a:graphicData uri="http://schemas.openxmlformats.org/drawingml/2006/picture">
+                <pic:pic xmlns:pic="http://schemas.openxmlformats.org/drawingml/2006/picture">
+                  <pic:nvPicPr>
+                    <pic:cNvPr id="1659180494" name="Picture 1659180494"/>
+                    <pic:cNvPicPr/>
+                  </pic:nvPicPr>
+                  <pic:blipFill>
+                    <a:blip r:embed="rId6" cstate="print">
+                      <a:extLst>
+                        <a:ext uri="{28A0092B-C50C-407E-A947-70E740481C1C}">
+                          <a14:useLocalDpi xmlns:a14="http://schemas.microsoft.com/office/drawing/2010/main" val="0"/>
+                        </a:ext>
+                      </a:extLst>
+                    </a:blip>
+                    <a:stretch>
+                      <a:fillRect/>
+                    </a:stretch>
+                  </pic:blipFill>
+                  <pic:spPr>
+                    <a:xfrm>
+                      <a:off x="0" y="0"/>
+                      <a:ext cx="5943600" cy="2101850"/>
+                    </a:xfrm>
+                    <a:prstGeom prst="rect">
+                      <a:avLst/>
+                    </a:prstGeom>
+                  </pic:spPr>
+                </pic:pic>
+              </a:graphicData>
+            </a:graphic>
+          </wp:inline>
+        </w:drawing>
+      </w:r>
+    </w:p>
+    <w:p>
+      <w:pPr>
+        <w:spacing w:after="160" w:line="360" w:lineRule="auto"/>
+        <w:ind w:firstLine="720"/>
+        <w:jc w:val="both"/>
+        <w:rPr>
+          <w:rFonts w:eastAsiaTheme="minorHAnsi" w:cstheme="minorBidi"/>
+          <w:b/>
+          <w:bCs/>
+          <w:sz w:val="28"/>
+          <w:szCs w:val="22"/>
+          <w:lang w:val="uk-UA" w:eastAsia="en-US"/>
+        </w:rPr>
+      </w:pPr>
+      <w:r>
+        <w:rPr>
+          <w:rFonts w:eastAsiaTheme="minorHAnsi" w:cstheme="minorBidi"/>
+          <w:b/>
+          <w:bCs/>
+          <w:sz w:val="28"/>
+          <w:szCs w:val="22"/>
+          <w:lang w:val="uk-UA" w:eastAsia="en-US"/>
+        </w:rPr>
+        <w:t>Пошук дискримінанту</w:t>
+      </w:r>
+    </w:p>
+    <w:p>
+      <w:pPr>
+        <w:spacing w:after="160" w:line="360" w:lineRule="auto"/>
+        <w:ind w:firstLine="720"/>
+        <w:jc w:val="both"/>
+        <w:rPr>
+          <w:rFonts w:eastAsiaTheme="minorHAnsi" w:cstheme="minorBidi"/>
+          <w:sz w:val="28"/>
+          <w:szCs w:val="22"/>
+          <w:lang w:val="uk-UA" w:eastAsia="en-US"/>
+        </w:rPr>
+      </w:pPr>
+      <w:r>
+        <w:rPr>
+          <w:rFonts w:eastAsiaTheme="minorHAnsi" w:cstheme="minorBidi"/>
+          <w:sz w:val="28"/>
+          <w:szCs w:val="22"/>
+          <w:lang w:val="uk-UA" w:eastAsia="en-US"/>
+        </w:rPr>
+        <w:t>Написати функцію пошуку дискримінанту квадратного рівняння.</w:t>
+      </w:r>
+    </w:p>
+    <w:p>
+      <w:pPr>
+        <w:spacing w:after="160" w:line="360" w:lineRule="auto"/>
+        <w:ind w:firstLine="720"/>
+        <w:jc w:val="both"/>
+        <w:rPr>
+          <w:rFonts w:eastAsiaTheme="minorHAnsi" w:cstheme="minorBidi"/>
+          <w:sz w:val="28"/>
+          <w:szCs w:val="22"/>
+          <w:lang w:val="uk-UA" w:eastAsia="en-US"/>
+        </w:rPr>
+      </w:pPr>
+      <w:r>
+        <w:rPr>
+          <w:rFonts w:eastAsiaTheme="minorHAnsi" w:cstheme="minorBidi"/>
+          <w:sz w:val="28"/>
+          <w:szCs w:val="22"/>
+          <w:lang w:val="uk-UA" w:eastAsia="en-US"/>
+        </w:rPr>
+        <w:t>Хід виконання завдання:</w:t>
+      </w:r>
+    </w:p>
+    <w:p>
+      <w:pPr>
+        <w:spacing w:after="160" w:line="360" w:lineRule="auto"/>
+        <w:ind w:firstLine="720"/>
+        <w:jc w:val="both"/>
+        <w:rPr>
+          <w:rFonts w:eastAsiaTheme="minorHAnsi" w:cstheme="minorBidi"/>
+          <w:sz w:val="28"/>
+          <w:szCs w:val="22"/>
+          <w:lang w:val="uk-UA" w:eastAsia="en-US"/>
+        </w:rPr>
+      </w:pPr>
+    </w:p>
+    <w:p>
+      <w:pPr>
+        <w:spacing w:after="160" w:line="360" w:lineRule="auto"/>
+        <w:ind w:firstLine="720"/>
+        <w:jc w:val="both"/>
+        <w:rPr>
+          <w:rFonts w:eastAsiaTheme="minorHAnsi" w:cstheme="minorBidi"/>
+          <w:sz w:val="28"/>
+          <w:szCs w:val="22"/>
+          <w:lang w:val="uk-UA" w:eastAsia="en-US"/>
+        </w:rPr>
+      </w:pPr>
+      <w:r>
+        <w:rPr>
+          <w:rFonts w:eastAsiaTheme="minorHAnsi" w:cstheme="minorBidi"/>
+          <w:sz w:val="28"/>
+          <w:szCs w:val="22"/>
+          <w:lang w:val="uk-UA" w:eastAsia="en-US"/>
+        </w:rPr>
+        <w:t>Текст програми:</w:t>
+      </w:r>
+    </w:p>
+    <w:tbl>
+      <w:tblPr>
+        <w:tblStyle w:val="TableGrid"/>
+        <w:tblW w:w="0" w:type="auto"/>
+        <w:tblInd w:w="805" w:type="dxa"/>
+        <w:tblLook w:val="04A0" w:firstRow="1" w:lastRow="0" w:firstColumn="1" w:lastColumn="0" w:noHBand="0" w:noVBand="1"/>
+      </w:tblPr>
+      <w:tblGrid>
+        <w:gridCol w:w="8545"/>
+      </w:tblGrid>
+      <w:tr>
+        <w:tc>
+          <w:tcPr>
+            <w:tcW w:w="8545" w:type="dxa"/>
+          </w:tcPr>
+          <w:p>
+            <w:pPr>
+              <w:shd w:val="clear" w:color="auto" w:fill="1F1F1F"/>
+              <w:spacing w:line="270" w:lineRule="atLeast"/>
+              <w:rPr>
+                <w:rFonts w:ascii="Menlo" w:hAnsi="Menlo" w:cs="Menlo"/>
+                <w:color w:val="CCCCCC"/>
+                <w:sz w:val="18"/>
+                <w:szCs w:val="18"/>
+              </w:rPr>
+            </w:pPr>
+            <w:r>
+              <w:rPr>
+                <w:rFonts w:ascii="Menlo" w:hAnsi="Menlo" w:cs="Menlo"/>
+                <w:color w:val="569CD6"/>
+                <w:sz w:val="18"/>
+                <w:szCs w:val="18"/>
+              </w:rPr>
+              <w:t>def</w:t>
+            </w:r>
+            <w:r>
+              <w:rPr>
+                <w:rFonts w:ascii="Menlo" w:hAnsi="Menlo" w:cs="Menlo"/>
+                <w:color w:val="CCCCCC"/>
+                <w:sz w:val="18"/>
+                <w:szCs w:val="18"/>
+              </w:rPr>
+              <w:t xml:space="preserve"> </w:t>
+            </w:r>
+            <w:proofErr w:type="spellStart"/>
+            <w:proofErr w:type="gramStart"/>
+            <w:r>
+              <w:rPr>
+                <w:rFonts w:ascii="Menlo" w:hAnsi="Menlo" w:cs="Menlo"/>
+                <w:color w:val="DCDCAA"/>
+                <w:sz w:val="18"/>
+                <w:szCs w:val="18"/>
+              </w:rPr>
+              <w:t>deskriminant</w:t>
+            </w:r>
+            <w:proofErr w:type="spellEnd"/>
+            <w:r>
+              <w:rPr>
+                <w:rFonts w:ascii="Menlo" w:hAnsi="Menlo" w:cs="Menlo"/>
+                <w:color w:val="CCCCCC"/>
+                <w:sz w:val="18"/>
+                <w:szCs w:val="18"/>
+              </w:rPr>
+              <w:t>(</w:t>
+            </w:r>
+            <w:proofErr w:type="gramEnd"/>
+            <w:r>
+              <w:rPr>
+                <w:rFonts w:ascii="Menlo" w:hAnsi="Menlo" w:cs="Menlo"/>
+                <w:color w:val="9CDCFE"/>
+                <w:sz w:val="18"/>
+                <w:szCs w:val="18"/>
+              </w:rPr>
+              <w:t>a</w:t>
+            </w:r>
+            <w:r>
+              <w:rPr>
+                <w:rFonts w:ascii="Menlo" w:hAnsi="Menlo" w:cs="Menlo"/>
+                <w:color w:val="CCCCCC"/>
+                <w:sz w:val="18"/>
+                <w:szCs w:val="18"/>
+              </w:rPr>
+              <w:t xml:space="preserve">, </w:t>
+            </w:r>
+            <w:r>
+              <w:rPr>
+                <w:rFonts w:ascii="Menlo" w:hAnsi="Menlo" w:cs="Menlo"/>
+                <w:color w:val="9CDCFE"/>
+                <w:sz w:val="18"/>
+                <w:szCs w:val="18"/>
+              </w:rPr>
+              <w:t>b</w:t>
+            </w:r>
+            <w:r>
+              <w:rPr>
+                <w:rFonts w:ascii="Menlo" w:hAnsi="Menlo" w:cs="Menlo"/>
+                <w:color w:val="CCCCCC"/>
+                <w:sz w:val="18"/>
+                <w:szCs w:val="18"/>
+              </w:rPr>
+              <w:t xml:space="preserve">, </w:t>
+            </w:r>
+            <w:r>
+              <w:rPr>
+                <w:rFonts w:ascii="Menlo" w:hAnsi="Menlo" w:cs="Menlo"/>
+                <w:color w:val="9CDCFE"/>
+                <w:sz w:val="18"/>
+                <w:szCs w:val="18"/>
+              </w:rPr>
+              <w:t>c</w:t>
+            </w:r>
+            <w:r>
+              <w:rPr>
+                <w:rFonts w:ascii="Menlo" w:hAnsi="Menlo" w:cs="Menlo"/>
+                <w:color w:val="CCCCCC"/>
+                <w:sz w:val="18"/>
+                <w:szCs w:val="18"/>
+              </w:rPr>
+              <w:t>):</w:t>
+            </w:r>
+          </w:p>
+          <w:p>
+            <w:pPr>
+              <w:shd w:val="clear" w:color="auto" w:fill="1F1F1F"/>
+              <w:spacing w:line="270" w:lineRule="atLeast"/>
+              <w:rPr>
+                <w:rFonts w:ascii="Menlo" w:hAnsi="Menlo" w:cs="Menlo"/>
+                <w:color w:val="CCCCCC"/>
+                <w:sz w:val="18"/>
+                <w:szCs w:val="18"/>
+              </w:rPr>
+            </w:pPr>
+            <w:r>
+              <w:rPr>
+                <w:rFonts w:ascii="Menlo" w:hAnsi="Menlo" w:cs="Menlo"/>
+                <w:color w:val="CCCCCC"/>
+                <w:sz w:val="18"/>
+                <w:szCs w:val="18"/>
+              </w:rPr>
+              <w:t xml:space="preserve">    </w:t>
+            </w:r>
+            <w:r>
+              <w:rPr>
+                <w:rFonts w:ascii="Menlo" w:hAnsi="Menlo" w:cs="Menlo"/>
+                <w:color w:val="9CDCFE"/>
+                <w:sz w:val="18"/>
+                <w:szCs w:val="18"/>
+              </w:rPr>
+              <w:t>d</w:t>
+            </w:r>
+            <w:r>
+              <w:rPr>
+                <w:rFonts w:ascii="Menlo" w:hAnsi="Menlo" w:cs="Menlo"/>
+                <w:color w:val="CCCCCC"/>
+                <w:sz w:val="18"/>
+                <w:szCs w:val="18"/>
+              </w:rPr>
+              <w:t xml:space="preserve"> </w:t>
+            </w:r>
+            <w:r>
+              <w:rPr>
+                <w:rFonts w:ascii="Menlo" w:hAnsi="Menlo" w:cs="Menlo"/>
+                <w:color w:val="D4D4D4"/>
+                <w:sz w:val="18"/>
+                <w:szCs w:val="18"/>
+              </w:rPr>
+              <w:t>=</w:t>
+            </w:r>
+            <w:r>
+              <w:rPr>
+                <w:rFonts w:ascii="Menlo" w:hAnsi="Menlo" w:cs="Menlo"/>
+                <w:color w:val="CCCCCC"/>
+                <w:sz w:val="18"/>
+                <w:szCs w:val="18"/>
+              </w:rPr>
+              <w:t xml:space="preserve"> </w:t>
+            </w:r>
+            <w:r>
+              <w:rPr>
+                <w:rFonts w:ascii="Menlo" w:hAnsi="Menlo" w:cs="Menlo"/>
+                <w:color w:val="9CDCFE"/>
+                <w:sz w:val="18"/>
+                <w:szCs w:val="18"/>
+              </w:rPr>
+              <w:t>b</w:t>
+            </w:r>
+            <w:r>
+              <w:rPr>
+                <w:rFonts w:ascii="Menlo" w:hAnsi="Menlo" w:cs="Menlo"/>
+                <w:color w:val="D4D4D4"/>
+                <w:sz w:val="18"/>
+                <w:szCs w:val="18"/>
+              </w:rPr>
+              <w:t>^</w:t>
+            </w:r>
+            <w:r>
+              <w:rPr>
+                <w:rFonts w:ascii="Menlo" w:hAnsi="Menlo" w:cs="Menlo"/>
+                <w:color w:val="B5CEA8"/>
+                <w:sz w:val="18"/>
+                <w:szCs w:val="18"/>
+              </w:rPr>
+              <w:t>2</w:t>
+            </w:r>
+            <w:r>
+              <w:rPr>
+                <w:rFonts w:ascii="Menlo" w:hAnsi="Menlo" w:cs="Menlo"/>
+                <w:color w:val="D4D4D4"/>
+                <w:sz w:val="18"/>
+                <w:szCs w:val="18"/>
+              </w:rPr>
+              <w:t>-</w:t>
+            </w:r>
+            <w:r>
+              <w:rPr>
+                <w:rFonts w:ascii="Menlo" w:hAnsi="Menlo" w:cs="Menlo"/>
+                <w:color w:val="B5CEA8"/>
+                <w:sz w:val="18"/>
+                <w:szCs w:val="18"/>
+              </w:rPr>
+              <w:t>4</w:t>
+            </w:r>
+            <w:r>
+              <w:rPr>
+                <w:rFonts w:ascii="Menlo" w:hAnsi="Menlo" w:cs="Menlo"/>
+                <w:color w:val="D4D4D4"/>
+                <w:sz w:val="18"/>
+                <w:szCs w:val="18"/>
+              </w:rPr>
+              <w:t>*</w:t>
+            </w:r>
+            <w:r>
+              <w:rPr>
+                <w:rFonts w:ascii="Menlo" w:hAnsi="Menlo" w:cs="Menlo"/>
+                <w:color w:val="9CDCFE"/>
+                <w:sz w:val="18"/>
+                <w:szCs w:val="18"/>
+              </w:rPr>
+              <w:t>a</w:t>
+            </w:r>
+            <w:r>
+              <w:rPr>
+                <w:rFonts w:ascii="Menlo" w:hAnsi="Menlo" w:cs="Menlo"/>
+                <w:color w:val="D4D4D4"/>
+                <w:sz w:val="18"/>
+                <w:szCs w:val="18"/>
+              </w:rPr>
+              <w:t>*</w:t>
+            </w:r>
+            <w:r>
+              <w:rPr>
+                <w:rFonts w:ascii="Menlo" w:hAnsi="Menlo" w:cs="Menlo"/>
+                <w:color w:val="9CDCFE"/>
+                <w:sz w:val="18"/>
+                <w:szCs w:val="18"/>
+              </w:rPr>
+              <w:t>c</w:t>
+            </w:r>
+          </w:p>
+          <w:p>
+            <w:pPr>
+              <w:shd w:val="clear" w:color="auto" w:fill="1F1F1F"/>
+              <w:spacing w:line="270" w:lineRule="atLeast"/>
+              <w:rPr>
+                <w:rFonts w:ascii="Menlo" w:hAnsi="Menlo" w:cs="Menlo"/>
+                <w:color w:val="CCCCCC"/>
+                <w:sz w:val="18"/>
+                <w:szCs w:val="18"/>
+              </w:rPr>
+            </w:pPr>
+            <w:r>
+              <w:rPr>
+                <w:rFonts w:ascii="Menlo" w:hAnsi="Menlo" w:cs="Menlo"/>
+                <w:color w:val="CCCCCC"/>
+                <w:sz w:val="18"/>
+                <w:szCs w:val="18"/>
+              </w:rPr>
+              <w:t xml:space="preserve">    </w:t>
+            </w:r>
+            <w:r>
+              <w:rPr>
+                <w:rFonts w:ascii="Menlo" w:hAnsi="Menlo" w:cs="Menlo"/>
+                <w:color w:val="C586C0"/>
+                <w:sz w:val="18"/>
+                <w:szCs w:val="18"/>
+              </w:rPr>
+              <w:t>return</w:t>
+            </w:r>
+            <w:r>
+              <w:rPr>
+                <w:rFonts w:ascii="Menlo" w:hAnsi="Menlo" w:cs="Menlo"/>
+                <w:color w:val="CCCCCC"/>
+                <w:sz w:val="18"/>
+                <w:szCs w:val="18"/>
+              </w:rPr>
+              <w:t xml:space="preserve"> </w:t>
+            </w:r>
+            <w:r>
+              <w:rPr>
+                <w:rFonts w:ascii="Menlo" w:hAnsi="Menlo" w:cs="Menlo"/>
+                <w:color w:val="9CDCFE"/>
+                <w:sz w:val="18"/>
+                <w:szCs w:val="18"/>
+              </w:rPr>
+              <w:t>d</w:t>
+            </w:r>
+          </w:p>
+          <w:p>
+            <w:pPr>
+              <w:shd w:val="clear" w:color="auto" w:fill="1F1F1F"/>
+              <w:spacing w:line="270" w:lineRule="atLeast"/>
+              <w:rPr>
+                <w:rFonts w:ascii="Menlo" w:hAnsi="Menlo" w:cs="Menlo"/>
+                <w:color w:val="CCCCCC"/>
+                <w:sz w:val="18"/>
+                <w:szCs w:val="18"/>
+              </w:rPr>
+            </w:pPr>
+            <w:proofErr w:type="gramStart"/>
+            <w:r>
+              <w:rPr>
+                <w:rFonts w:ascii="Menlo" w:hAnsi="Menlo" w:cs="Menlo"/>
+                <w:color w:val="DCDCAA"/>
+                <w:sz w:val="18"/>
+                <w:szCs w:val="18"/>
+              </w:rPr>
+              <w:t>print</w:t>
+            </w:r>
+            <w:r>
+              <w:rPr>
+                <w:rFonts w:ascii="Menlo" w:hAnsi="Menlo" w:cs="Menlo"/>
+                <w:color w:val="CCCCCC"/>
+                <w:sz w:val="18"/>
+                <w:szCs w:val="18"/>
+              </w:rPr>
+              <w:t>(</w:t>
+            </w:r>
+            <w:proofErr w:type="spellStart"/>
+            <w:r>
+              <w:rPr>
+                <w:rFonts w:ascii="Menlo" w:hAnsi="Menlo" w:cs="Menlo"/>
+                <w:color w:val="DCDCAA"/>
+                <w:sz w:val="18"/>
+                <w:szCs w:val="18"/>
+              </w:rPr>
+              <w:t>deskriminant</w:t>
+            </w:r>
+            <w:proofErr w:type="spellEnd"/>
+            <w:r>
+              <w:rPr>
+                <w:rFonts w:ascii="Menlo" w:hAnsi="Menlo" w:cs="Menlo"/>
+                <w:color w:val="CCCCCC"/>
+                <w:sz w:val="18"/>
+                <w:szCs w:val="18"/>
+              </w:rPr>
+              <w:t>(</w:t>
+            </w:r>
+            <w:proofErr w:type="gramEnd"/>
+            <w:r>
+              <w:rPr>
+                <w:rFonts w:ascii="Menlo" w:hAnsi="Menlo" w:cs="Menlo"/>
+                <w:color w:val="B5CEA8"/>
+                <w:sz w:val="18"/>
+                <w:szCs w:val="18"/>
+              </w:rPr>
+              <w:t>5</w:t>
+            </w:r>
+            <w:r>
+              <w:rPr>
+                <w:rFonts w:ascii="Menlo" w:hAnsi="Menlo" w:cs="Menlo"/>
+                <w:color w:val="CCCCCC"/>
+                <w:sz w:val="18"/>
+                <w:szCs w:val="18"/>
+              </w:rPr>
+              <w:t xml:space="preserve">, </w:t>
+            </w:r>
+            <w:r>
+              <w:rPr>
+                <w:rFonts w:ascii="Menlo" w:hAnsi="Menlo" w:cs="Menlo"/>
+                <w:color w:val="B5CEA8"/>
+                <w:sz w:val="18"/>
+                <w:szCs w:val="18"/>
+              </w:rPr>
+              <w:t>2</w:t>
+            </w:r>
+            <w:r>
+              <w:rPr>
+                <w:rFonts w:ascii="Menlo" w:hAnsi="Menlo" w:cs="Menlo"/>
+                <w:color w:val="CCCCCC"/>
+                <w:sz w:val="18"/>
+                <w:szCs w:val="18"/>
+              </w:rPr>
+              <w:t xml:space="preserve">, </w:t>
+            </w:r>
+            <w:r>
+              <w:rPr>
+                <w:rFonts w:ascii="Menlo" w:hAnsi="Menlo" w:cs="Menlo"/>
+                <w:color w:val="D4D4D4"/>
+                <w:sz w:val="18"/>
+                <w:szCs w:val="18"/>
+              </w:rPr>
+              <w:t>-</w:t>
+            </w:r>
+            <w:r>
+              <w:rPr>
+                <w:rFonts w:ascii="Menlo" w:hAnsi="Menlo" w:cs="Menlo"/>
+                <w:color w:val="B5CEA8"/>
+                <w:sz w:val="18"/>
+                <w:szCs w:val="18"/>
+              </w:rPr>
+              <w:t>3</w:t>
+            </w:r>
+            <w:r>
+              <w:rPr>
+                <w:rFonts w:ascii="Menlo" w:hAnsi="Menlo" w:cs="Menlo"/>
+                <w:color w:val="CCCCCC"/>
+                <w:sz w:val="18"/>
+                <w:szCs w:val="18"/>
+              </w:rPr>
+              <w:t>))</w:t>
+            </w:r>
+          </w:p>
+          <w:p>
+            <w:pPr>
+              <w:shd w:val="clear" w:color="auto" w:fill="1F1F1F"/>
+              <w:spacing w:line="270" w:lineRule="atLeast"/>
+              <w:rPr>
+                <w:rFonts w:ascii="Menlo" w:hAnsi="Menlo" w:cs="Menlo"/>
+                <w:color w:val="9CDCFE"/>
+                <w:sz w:val="18"/>
+                <w:szCs w:val="18"/>
+              </w:rPr>
+            </w:pPr>
+          </w:p>
+        </w:tc>
+      </w:tr>
+    </w:tbl>
+    <w:p>
+      <w:pPr>
+        <w:spacing w:after="160" w:line="360" w:lineRule="auto"/>
+        <w:ind w:firstLine="720"/>
+        <w:jc w:val="both"/>
+        <w:rPr>
+          <w:rFonts w:eastAsiaTheme="minorHAnsi" w:cstheme="minorBidi"/>
+          <w:sz w:val="28"/>
+          <w:szCs w:val="22"/>
+          <w:lang w:val="ru-RU" w:eastAsia="en-US"/>
+        </w:rPr>
+      </w:pPr>
+    </w:p>
+    <w:p>
+      <w:pPr>
+        <w:spacing w:after="160" w:line="360" w:lineRule="auto"/>
+        <w:ind w:firstLine="720"/>
+        <w:jc w:val="both"/>
+        <w:rPr>
+          <w:rFonts w:eastAsiaTheme="minorHAnsi" w:cstheme="minorBidi"/>
+          <w:sz w:val="28"/>
+          <w:szCs w:val="22"/>
+          <w:lang w:val="uk-UA" w:eastAsia="en-US"/>
+        </w:rPr>
+      </w:pPr>
+      <w:r>
+        <w:rPr>
+          <w:rFonts w:eastAsiaTheme="minorHAnsi" w:cstheme="minorBidi"/>
+          <w:sz w:val="28"/>
+          <w:szCs w:val="22"/>
+          <w:lang w:val="uk-UA" w:eastAsia="en-US"/>
+        </w:rPr>
+        <w:t xml:space="preserve">Посилання на </w:t>
+      </w:r>
+      <w:proofErr w:type="spellStart"/>
+      <w:r>
+        <w:rPr>
+          <w:rFonts w:eastAsiaTheme="minorHAnsi" w:cstheme="minorBidi"/>
+          <w:sz w:val="28"/>
+          <w:szCs w:val="22"/>
+          <w:lang w:val="uk-UA" w:eastAsia="en-US"/>
+        </w:rPr>
+        <w:t>github</w:t>
+      </w:r>
+      <w:proofErr w:type="spellEnd"/>
+      <w:r>
+        <w:rPr>
+          <w:rFonts w:eastAsiaTheme="minorHAnsi" w:cstheme="minorBidi"/>
+          <w:sz w:val="28"/>
+          <w:szCs w:val="22"/>
+          <w:lang w:val="uk-UA" w:eastAsia="en-US"/>
+        </w:rPr>
+        <w:t>:</w:t>
+      </w:r>
+    </w:p>
+    <w:p>
+      <w:pPr>
+        <w:spacing w:after="160" w:line="360" w:lineRule="auto"/>
+        <w:ind w:firstLine="426"/>
+        <w:jc w:val="both"/>
+        <w:rPr>
+          <w:rFonts w:eastAsiaTheme="minorHAnsi" w:cstheme="minorBidi"/>
+          <w:szCs w:val="21"/>
+          <w:lang w:val="en-US" w:eastAsia="en-US"/>
+        </w:rPr>
+      </w:pPr>
+      <w:r>
+        <w:rPr>
+          <w:rFonts w:eastAsiaTheme="minorHAnsi" w:cstheme="minorBidi"/>
+          <w:szCs w:val="21"/>
+          <w:lang w:val="uk-UA" w:eastAsia="en-US"/>
+        </w:rPr>
+        <w:t>https://github.com/R3GN3R/TP-KB-251-Vladyslav-Kovalenko/blob/main/topic_01/task3.py</w:t>
+      </w:r>
+    </w:p>
+    <w:p>
+      <w:pPr>
+        <w:spacing w:after="160" w:line="360" w:lineRule="auto"/>
+        <w:ind w:firstLine="426"/>
+        <w:jc w:val="both"/>
+        <w:rPr>
+          <w:rFonts w:eastAsiaTheme="minorHAnsi" w:cstheme="minorBidi"/>
+          <w:sz w:val="28"/>
+          <w:szCs w:val="22"/>
+          <w:lang w:val="uk-UA" w:eastAsia="en-US"/>
+        </w:rPr>
+      </w:pPr>
+      <w:r>
+        <w:rPr>
+          <w:rFonts w:eastAsiaTheme="minorHAnsi" w:cstheme="minorBidi"/>
+          <w:sz w:val="28"/>
+          <w:szCs w:val="22"/>
+          <w:lang w:val="uk-UA" w:eastAsia="en-US"/>
+        </w:rPr>
+        <w:t xml:space="preserve">Знімок екрану з посилання на </w:t>
+      </w:r>
+      <w:proofErr w:type="spellStart"/>
+      <w:r>
+        <w:rPr>
+          <w:rFonts w:eastAsiaTheme="minorHAnsi" w:cstheme="minorBidi"/>
+          <w:sz w:val="28"/>
+          <w:szCs w:val="22"/>
+          <w:lang w:val="uk-UA" w:eastAsia="en-US"/>
+        </w:rPr>
+        <w:t>github</w:t>
+      </w:r>
+      <w:proofErr w:type="spellEnd"/>
+      <w:r>
+        <w:rPr>
+          <w:rFonts w:eastAsiaTheme="minorHAnsi" w:cstheme="minorBidi"/>
+          <w:sz w:val="28"/>
+          <w:szCs w:val="22"/>
+          <w:lang w:val="uk-UA" w:eastAsia="en-US"/>
+        </w:rPr>
+        <w:t>:</w:t>
+      </w:r>
+    </w:p>
+    <w:p>
+      <w:pPr>
+        <w:spacing w:after="160" w:line="360" w:lineRule="auto"/>
+        <w:ind w:firstLine="720"/>
+        <w:jc w:val="both"/>
+        <w:rPr>
+          <w:rFonts w:eastAsiaTheme="minorHAnsi" w:cstheme="minorBidi"/>
+          <w:sz w:val="28"/>
+          <w:szCs w:val="22"/>
+          <w:lang w:val="uk-UA" w:eastAsia="en-US"/>
+        </w:rPr>
+      </w:pPr>
+      <w:r>
+        <w:rPr>
+          <w:rFonts w:eastAsiaTheme="minorHAnsi" w:cstheme="minorBidi"/>
+          <w:noProof/>
+          <w:sz w:val="28"/>
+          <w:szCs w:val="22"/>
+          <w:lang w:val="uk-UA" w:eastAsia="en-US"/>
+          <w14:ligatures w14:val="standardContextual"/>
+        </w:rPr>
+        <w:lastRenderedPageBreak/>
+        <w:drawing>
+          <wp:inline distT="0" distB="0" distL="0" distR="0" wp14:anchorId="6EFAD187" wp14:editId="6E5C309B">
+            <wp:extent cx="5943600" cy="2050415"/>
+            <wp:effectExtent l="0" t="0" r="0" b="0"/>
+            <wp:docPr id="640618116" name="Picture 3"/>
+            <wp:cNvGraphicFramePr>
+              <a:graphicFrameLocks xmlns:a="http://schemas.openxmlformats.org/drawingml/2006/main" noChangeAspect="1"/>
+            </wp:cNvGraphicFramePr>
+            <a:graphic xmlns:a="http://schemas.openxmlformats.org/drawingml/2006/main">
+              <a:graphicData uri="http://schemas.openxmlformats.org/drawingml/2006/picture">
+                <pic:pic xmlns:pic="http://schemas.openxmlformats.org/drawingml/2006/picture">
+                  <pic:nvPicPr>
+                    <pic:cNvPr id="640618116" name="Picture 640618116"/>
+                    <pic:cNvPicPr/>
+                  </pic:nvPicPr>
+                  <pic:blipFill>
+                    <a:blip r:embed="rId7" cstate="print">
+                      <a:extLst>
+                        <a:ext uri="{28A0092B-C50C-407E-A947-70E740481C1C}">
+                          <a14:useLocalDpi xmlns:a14="http://schemas.microsoft.com/office/drawing/2010/main" val="0"/>
+                        </a:ext>
+                      </a:extLst>
+                    </a:blip>
+                    <a:stretch>
+                      <a:fillRect/>
+                    </a:stretch>
+                  </pic:blipFill>
+                  <pic:spPr>
+                    <a:xfrm>
+                      <a:off x="0" y="0"/>
+                      <a:ext cx="5943600" cy="2050415"/>
+                    </a:xfrm>
+                    <a:prstGeom prst="rect">
+                      <a:avLst/>
+                    </a:prstGeom>
+                  </pic:spPr>
+                </pic:pic>
+              </a:graphicData>
+            </a:graphic>
+          </wp:inline>
+        </w:drawing>
+      </w:r>
     </w:p>
     <w:sectPr>
       <w:pgSz w:w="12240" w:h="15840"/>
@@ -743,18 +2676,14 @@
   <w:style w:type="paragraph" w:default="1" w:styleId="Normal">
     <w:name w:val="Normal"/>
     <w:qFormat/>
-    <w:rsid w:val="00791E94"/>
+    <w:rsid w:val="0007690B"/>
     <w:pPr>
-      <w:spacing w:line="360" w:lineRule="auto"/>
-      <w:ind w:firstLine="720"/>
-      <w:jc w:val="both"/>
+      <w:spacing w:after="0" w:line="240" w:lineRule="auto"/>
     </w:pPr>
     <w:rPr>
-      <w:rFonts w:ascii="Times New Roman" w:hAnsi="Times New Roman"/>
+      <w:rFonts w:ascii="Times New Roman" w:eastAsia="Times New Roman" w:hAnsi="Times New Roman" w:cs="Times New Roman"/>
       <w:kern w:val="0"/>
-      <w:sz w:val="28"/>
-      <w:szCs w:val="22"/>
-      <w:lang w:val="en-US"/>
+      <w:lang w:eastAsia="en-GB"/>
       <w14:ligatures w14:val="none"/>
     </w:rPr>
   </w:style>
@@ -770,8 +2699,6 @@
       <w:keepNext/>
       <w:keepLines/>
       <w:spacing w:before="360" w:after="80" w:line="278" w:lineRule="auto"/>
-      <w:ind w:firstLine="0"/>
-      <w:jc w:val="left"/>
       <w:outlineLvl w:val="0"/>
     </w:pPr>
     <w:rPr>
@@ -780,7 +2707,6 @@
       <w:kern w:val="2"/>
       <w:sz w:val="40"/>
       <w:szCs w:val="40"/>
-      <w:lang w:val="en-UA"/>
       <w14:ligatures w14:val="standardContextual"/>
     </w:rPr>
   </w:style>
@@ -798,8 +2724,6 @@
       <w:keepNext/>
       <w:keepLines/>
       <w:spacing w:before="160" w:after="80" w:line="278" w:lineRule="auto"/>
-      <w:ind w:firstLine="0"/>
-      <w:jc w:val="left"/>
       <w:outlineLvl w:val="1"/>
     </w:pPr>
     <w:rPr>
@@ -808,7 +2732,6 @@
       <w:kern w:val="2"/>
       <w:sz w:val="32"/>
       <w:szCs w:val="32"/>
-      <w:lang w:val="en-UA"/>
       <w14:ligatures w14:val="standardContextual"/>
     </w:rPr>
   </w:style>
@@ -826,8 +2749,6 @@
       <w:keepNext/>
       <w:keepLines/>
       <w:spacing w:before="160" w:after="80" w:line="278" w:lineRule="auto"/>
-      <w:ind w:firstLine="0"/>
-      <w:jc w:val="left"/>
       <w:outlineLvl w:val="2"/>
     </w:pPr>
     <w:rPr>
@@ -835,7 +2756,6 @@
       <w:color w:val="0F4761" w:themeColor="accent1" w:themeShade="BF"/>
       <w:kern w:val="2"/>
       <w:szCs w:val="28"/>
-      <w:lang w:val="en-UA"/>
       <w14:ligatures w14:val="standardContextual"/>
     </w:rPr>
   </w:style>
@@ -853,8 +2773,6 @@
       <w:keepNext/>
       <w:keepLines/>
       <w:spacing w:before="80" w:after="40" w:line="278" w:lineRule="auto"/>
-      <w:ind w:firstLine="0"/>
-      <w:jc w:val="left"/>
       <w:outlineLvl w:val="3"/>
     </w:pPr>
     <w:rPr>
@@ -863,9 +2781,6 @@
       <w:iCs/>
       <w:color w:val="0F4761" w:themeColor="accent1" w:themeShade="BF"/>
       <w:kern w:val="2"/>
-      <w:sz w:val="24"/>
-      <w:szCs w:val="24"/>
-      <w:lang w:val="en-UA"/>
       <w14:ligatures w14:val="standardContextual"/>
     </w:rPr>
   </w:style>
@@ -883,17 +2798,12 @@
       <w:keepNext/>
       <w:keepLines/>
       <w:spacing w:before="80" w:after="40" w:line="278" w:lineRule="auto"/>
-      <w:ind w:firstLine="0"/>
-      <w:jc w:val="left"/>
       <w:outlineLvl w:val="4"/>
     </w:pPr>
     <w:rPr>
       <w:rFonts w:asciiTheme="minorHAnsi" w:eastAsiaTheme="majorEastAsia" w:hAnsiTheme="minorHAnsi" w:cstheme="majorBidi"/>
       <w:color w:val="0F4761" w:themeColor="accent1" w:themeShade="BF"/>
       <w:kern w:val="2"/>
-      <w:sz w:val="24"/>
-      <w:szCs w:val="24"/>
-      <w:lang w:val="en-UA"/>
       <w14:ligatures w14:val="standardContextual"/>
     </w:rPr>
   </w:style>
@@ -910,9 +2820,7 @@
     <w:pPr>
       <w:keepNext/>
       <w:keepLines/>
-      <w:spacing w:before="40" w:after="0" w:line="278" w:lineRule="auto"/>
-      <w:ind w:firstLine="0"/>
-      <w:jc w:val="left"/>
+      <w:spacing w:before="40" w:line="278" w:lineRule="auto"/>
       <w:outlineLvl w:val="5"/>
     </w:pPr>
     <w:rPr>
@@ -921,9 +2829,6 @@
       <w:iCs/>
       <w:color w:val="595959" w:themeColor="text1" w:themeTint="A6"/>
       <w:kern w:val="2"/>
-      <w:sz w:val="24"/>
-      <w:szCs w:val="24"/>
-      <w:lang w:val="en-UA"/>
       <w14:ligatures w14:val="standardContextual"/>
     </w:rPr>
   </w:style>
@@ -940,18 +2845,13 @@
     <w:pPr>
       <w:keepNext/>
       <w:keepLines/>
-      <w:spacing w:before="40" w:after="0" w:line="278" w:lineRule="auto"/>
-      <w:ind w:firstLine="0"/>
-      <w:jc w:val="left"/>
+      <w:spacing w:before="40" w:line="278" w:lineRule="auto"/>
       <w:outlineLvl w:val="6"/>
     </w:pPr>
     <w:rPr>
       <w:rFonts w:asciiTheme="minorHAnsi" w:eastAsiaTheme="majorEastAsia" w:hAnsiTheme="minorHAnsi" w:cstheme="majorBidi"/>
       <w:color w:val="595959" w:themeColor="text1" w:themeTint="A6"/>
       <w:kern w:val="2"/>
-      <w:sz w:val="24"/>
-      <w:szCs w:val="24"/>
-      <w:lang w:val="en-UA"/>
       <w14:ligatures w14:val="standardContextual"/>
     </w:rPr>
   </w:style>
@@ -968,9 +2868,7 @@
     <w:pPr>
       <w:keepNext/>
       <w:keepLines/>
-      <w:spacing w:after="0" w:line="278" w:lineRule="auto"/>
-      <w:ind w:firstLine="0"/>
-      <w:jc w:val="left"/>
+      <w:spacing w:line="278" w:lineRule="auto"/>
       <w:outlineLvl w:val="7"/>
     </w:pPr>
     <w:rPr>
@@ -979,9 +2877,6 @@
       <w:iCs/>
       <w:color w:val="272727" w:themeColor="text1" w:themeTint="D8"/>
       <w:kern w:val="2"/>
-      <w:sz w:val="24"/>
-      <w:szCs w:val="24"/>
-      <w:lang w:val="en-UA"/>
       <w14:ligatures w14:val="standardContextual"/>
     </w:rPr>
   </w:style>
@@ -998,18 +2893,13 @@
     <w:pPr>
       <w:keepNext/>
       <w:keepLines/>
-      <w:spacing w:after="0" w:line="278" w:lineRule="auto"/>
-      <w:ind w:firstLine="0"/>
-      <w:jc w:val="left"/>
+      <w:spacing w:line="278" w:lineRule="auto"/>
       <w:outlineLvl w:val="8"/>
     </w:pPr>
     <w:rPr>
       <w:rFonts w:asciiTheme="minorHAnsi" w:eastAsiaTheme="majorEastAsia" w:hAnsiTheme="minorHAnsi" w:cstheme="majorBidi"/>
       <w:color w:val="272727" w:themeColor="text1" w:themeTint="D8"/>
       <w:kern w:val="2"/>
-      <w:sz w:val="24"/>
-      <w:szCs w:val="24"/>
-      <w:lang w:val="en-UA"/>
       <w14:ligatures w14:val="standardContextual"/>
     </w:rPr>
   </w:style>
@@ -1168,10 +3058,8 @@
     <w:qFormat/>
     <w:rsid w:val="00791E94"/>
     <w:pPr>
-      <w:spacing w:after="80" w:line="240" w:lineRule="auto"/>
-      <w:ind w:firstLine="0"/>
+      <w:spacing w:after="80"/>
       <w:contextualSpacing/>
-      <w:jc w:val="left"/>
     </w:pPr>
     <w:rPr>
       <w:rFonts w:asciiTheme="majorHAnsi" w:eastAsiaTheme="majorEastAsia" w:hAnsiTheme="majorHAnsi" w:cstheme="majorBidi"/>
@@ -1179,7 +3067,6 @@
       <w:kern w:val="28"/>
       <w:sz w:val="56"/>
       <w:szCs w:val="56"/>
-      <w:lang w:val="en-UA"/>
       <w14:ligatures w14:val="standardContextual"/>
     </w:rPr>
   </w:style>
@@ -1210,7 +3097,6 @@
         <w:ilvl w:val="1"/>
       </w:numPr>
       <w:spacing w:line="278" w:lineRule="auto"/>
-      <w:jc w:val="left"/>
     </w:pPr>
     <w:rPr>
       <w:rFonts w:asciiTheme="minorHAnsi" w:eastAsiaTheme="majorEastAsia" w:hAnsiTheme="minorHAnsi" w:cstheme="majorBidi"/>
@@ -1218,7 +3104,6 @@
       <w:spacing w:val="15"/>
       <w:kern w:val="2"/>
       <w:szCs w:val="28"/>
-      <w:lang w:val="en-UA"/>
       <w14:ligatures w14:val="standardContextual"/>
     </w:rPr>
   </w:style>
@@ -1246,7 +3131,6 @@
     <w:rsid w:val="00791E94"/>
     <w:pPr>
       <w:spacing w:before="160" w:line="278" w:lineRule="auto"/>
-      <w:ind w:firstLine="0"/>
       <w:jc w:val="center"/>
     </w:pPr>
     <w:rPr>
@@ -1255,9 +3139,6 @@
       <w:iCs/>
       <w:color w:val="404040" w:themeColor="text1" w:themeTint="BF"/>
       <w:kern w:val="2"/>
-      <w:sz w:val="24"/>
-      <w:szCs w:val="24"/>
-      <w:lang w:val="en-UA"/>
       <w14:ligatures w14:val="standardContextual"/>
     </w:rPr>
   </w:style>
@@ -1281,16 +3162,12 @@
     <w:rsid w:val="00791E94"/>
     <w:pPr>
       <w:spacing w:line="278" w:lineRule="auto"/>
-      <w:ind w:left="720" w:firstLine="0"/>
+      <w:ind w:left="720"/>
       <w:contextualSpacing/>
-      <w:jc w:val="left"/>
     </w:pPr>
     <w:rPr>
       <w:rFonts w:asciiTheme="minorHAnsi" w:hAnsiTheme="minorHAnsi"/>
       <w:kern w:val="2"/>
-      <w:sz w:val="24"/>
-      <w:szCs w:val="24"/>
-      <w:lang w:val="en-UA"/>
       <w14:ligatures w14:val="standardContextual"/>
     </w:rPr>
   </w:style>
@@ -1320,7 +3197,7 @@
         <w:bottom w:val="single" w:sz="4" w:space="10" w:color="0F4761" w:themeColor="accent1" w:themeShade="BF"/>
       </w:pBdr>
       <w:spacing w:before="360" w:after="360" w:line="278" w:lineRule="auto"/>
-      <w:ind w:left="864" w:right="864" w:firstLine="0"/>
+      <w:ind w:left="864" w:right="864"/>
       <w:jc w:val="center"/>
     </w:pPr>
     <w:rPr>
@@ -1329,9 +3206,6 @@
       <w:iCs/>
       <w:color w:val="0F4761" w:themeColor="accent1" w:themeShade="BF"/>
       <w:kern w:val="2"/>
-      <w:sz w:val="24"/>
-      <w:szCs w:val="24"/>
-      <w:lang w:val="en-UA"/>
       <w14:ligatures w14:val="standardContextual"/>
     </w:rPr>
   </w:style>
@@ -1386,6 +3260,41 @@
         <w:insideV w:val="single" w:sz="4" w:space="0" w:color="auto"/>
       </w:tblBorders>
     </w:tblPr>
+  </w:style>
+  <w:style w:type="character" w:styleId="Hyperlink">
+    <w:name w:val="Hyperlink"/>
+    <w:basedOn w:val="DefaultParagraphFont"/>
+    <w:uiPriority w:val="99"/>
+    <w:unhideWhenUsed/>
+    <w:rsid w:val="003070FC"/>
+    <w:rPr>
+      <w:color w:val="467886" w:themeColor="hyperlink"/>
+      <w:u w:val="single"/>
+    </w:rPr>
+  </w:style>
+  <w:style w:type="character" w:styleId="UnresolvedMention">
+    <w:name w:val="Unresolved Mention"/>
+    <w:basedOn w:val="DefaultParagraphFont"/>
+    <w:uiPriority w:val="99"/>
+    <w:semiHidden/>
+    <w:unhideWhenUsed/>
+    <w:rsid w:val="003070FC"/>
+    <w:rPr>
+      <w:color w:val="605E5C"/>
+      <w:shd w:val="clear" w:color="auto" w:fill="E1DFDD"/>
+    </w:rPr>
+  </w:style>
+  <w:style w:type="character" w:styleId="FollowedHyperlink">
+    <w:name w:val="FollowedHyperlink"/>
+    <w:basedOn w:val="DefaultParagraphFont"/>
+    <w:uiPriority w:val="99"/>
+    <w:semiHidden/>
+    <w:unhideWhenUsed/>
+    <w:rsid w:val="003070FC"/>
+    <w:rPr>
+      <w:color w:val="96607D" w:themeColor="followedHyperlink"/>
+      <w:u w:val="single"/>
+    </w:rPr>
   </w:style>
 </w:styles>
 </file>

--- a/TP-KB-251-Vladyslav-Kovalenko-lpr.docx
+++ b/TP-KB-251-Vladyslav-Kovalenko-lpr.docx
@@ -353,7 +353,6 @@
               </w:rPr>
               <w:t>a</w:t>
             </w:r>
-            <w:proofErr w:type="gramStart"/>
             <w:r>
               <w:rPr>
                 <w:rFonts w:ascii="Menlo" w:hAnsi="Menlo" w:cs="Menlo"/>
@@ -363,7 +362,6 @@
               </w:rPr>
               <w:t>[::</w:t>
             </w:r>
-            <w:proofErr w:type="gramEnd"/>
             <w:r>
               <w:rPr>
                 <w:rFonts w:ascii="Menlo" w:hAnsi="Menlo" w:cs="Menlo"/>
@@ -461,63 +459,17 @@
           <w:lang w:eastAsia="en-US"/>
         </w:rPr>
       </w:pPr>
-      <w:r>
-        <w:rPr>
-          <w:rFonts w:eastAsiaTheme="minorHAnsi" w:cstheme="minorBidi"/>
-          <w:szCs w:val="21"/>
-          <w:lang w:val="uk-UA" w:eastAsia="en-US"/>
-        </w:rPr>
-        <w:fldChar w:fldCharType="begin"/>
-      </w:r>
-      <w:r>
-        <w:rPr>
-          <w:rFonts w:eastAsiaTheme="minorHAnsi" w:cstheme="minorBidi"/>
-          <w:szCs w:val="21"/>
-          <w:lang w:val="uk-UA" w:eastAsia="en-US"/>
-        </w:rPr>
-        <w:instrText>HYPERLINK "</w:instrText>
-      </w:r>
-      <w:r>
-        <w:rPr>
-          <w:rFonts w:eastAsiaTheme="minorHAnsi" w:cstheme="minorBidi"/>
-          <w:szCs w:val="21"/>
-          <w:lang w:val="uk-UA" w:eastAsia="en-US"/>
-        </w:rPr>
-        <w:instrText>https://github.com/R3GN3R/TP-KB-251-Vladyslav-Kovalenko/blob/main/topic_01/task1.py</w:instrText>
-      </w:r>
-      <w:r>
-        <w:rPr>
-          <w:rFonts w:eastAsiaTheme="minorHAnsi" w:cstheme="minorBidi"/>
-          <w:szCs w:val="21"/>
-          <w:lang w:val="uk-UA" w:eastAsia="en-US"/>
-        </w:rPr>
-        <w:instrText>"</w:instrText>
-      </w:r>
-      <w:r>
-        <w:rPr>
-          <w:rFonts w:eastAsiaTheme="minorHAnsi" w:cstheme="minorBidi"/>
-          <w:szCs w:val="21"/>
-          <w:lang w:val="uk-UA" w:eastAsia="en-US"/>
-        </w:rPr>
-        <w:fldChar w:fldCharType="separate"/>
-      </w:r>
-      <w:r>
-        <w:rPr>
-          <w:rStyle w:val="Hyperlink"/>
-          <w:rFonts w:eastAsiaTheme="minorHAnsi" w:cstheme="minorBidi"/>
-          <w:szCs w:val="21"/>
-          <w:lang w:val="uk-UA" w:eastAsia="en-US"/>
-        </w:rPr>
-        <w:t>https://github.com/R3GN3R/TP-KB-251-Vladyslav-Kovalenko/blob/main/topic_01/task1.py</w:t>
-      </w:r>
-      <w:r>
-        <w:rPr>
-          <w:rFonts w:eastAsiaTheme="minorHAnsi" w:cstheme="minorBidi"/>
-          <w:szCs w:val="21"/>
-          <w:lang w:val="uk-UA" w:eastAsia="en-US"/>
-        </w:rPr>
-        <w:fldChar w:fldCharType="end"/>
-      </w:r>
+      <w:hyperlink r:id="rId4" w:history="1">
+        <w:r>
+          <w:rPr>
+            <w:rStyle w:val="Hyperlink"/>
+            <w:rFonts w:eastAsiaTheme="minorHAnsi" w:cstheme="minorBidi"/>
+            <w:szCs w:val="21"/>
+            <w:lang w:val="uk-UA" w:eastAsia="en-US"/>
+          </w:rPr>
+          <w:t>https://github.com/R3GN3R/TP-KB-251-Vladyslav-Kovalenko/blob/main/topic_01/task1.py</w:t>
+        </w:r>
+      </w:hyperlink>
     </w:p>
     <w:p>
       <w:pPr>
@@ -599,7 +551,7 @@
                     <pic:cNvPicPr/>
                   </pic:nvPicPr>
                   <pic:blipFill>
-                    <a:blip r:embed="rId4" cstate="print">
+                    <a:blip r:embed="rId5" cstate="print">
                       <a:extLst>
                         <a:ext uri="{28A0092B-C50C-407E-A947-70E740481C1C}">
                           <a14:useLocalDpi xmlns:a14="http://schemas.microsoft.com/office/drawing/2010/main" val="0"/>
@@ -952,7 +904,6 @@
               <w:t>(</w:t>
             </w:r>
             <w:proofErr w:type="spellStart"/>
-            <w:proofErr w:type="gramStart"/>
             <w:r>
               <w:rPr>
                 <w:rFonts w:ascii="Menlo" w:hAnsi="Menlo" w:cs="Menlo"/>
@@ -981,7 +932,6 @@
               <w:t>strip</w:t>
             </w:r>
             <w:proofErr w:type="spellEnd"/>
-            <w:proofErr w:type="gramEnd"/>
             <w:r>
               <w:rPr>
                 <w:rFonts w:ascii="Menlo" w:hAnsi="Menlo" w:cs="Menlo"/>
@@ -1022,7 +972,6 @@
               <w:t>(</w:t>
             </w:r>
             <w:proofErr w:type="spellStart"/>
-            <w:proofErr w:type="gramStart"/>
             <w:r>
               <w:rPr>
                 <w:rFonts w:ascii="Menlo" w:hAnsi="Menlo" w:cs="Menlo"/>
@@ -1051,7 +1000,6 @@
               <w:t>title</w:t>
             </w:r>
             <w:proofErr w:type="spellEnd"/>
-            <w:proofErr w:type="gramEnd"/>
             <w:r>
               <w:rPr>
                 <w:rFonts w:ascii="Menlo" w:hAnsi="Menlo" w:cs="Menlo"/>
@@ -1092,7 +1040,6 @@
               <w:t>(</w:t>
             </w:r>
             <w:proofErr w:type="spellStart"/>
-            <w:proofErr w:type="gramStart"/>
             <w:r>
               <w:rPr>
                 <w:rFonts w:ascii="Menlo" w:hAnsi="Menlo" w:cs="Menlo"/>
@@ -1121,7 +1068,6 @@
               <w:t>capitalize</w:t>
             </w:r>
             <w:proofErr w:type="spellEnd"/>
-            <w:proofErr w:type="gramEnd"/>
             <w:r>
               <w:rPr>
                 <w:rFonts w:ascii="Menlo" w:hAnsi="Menlo" w:cs="Menlo"/>
@@ -1162,7 +1108,6 @@
               <w:t>(</w:t>
             </w:r>
             <w:proofErr w:type="spellStart"/>
-            <w:proofErr w:type="gramStart"/>
             <w:r>
               <w:rPr>
                 <w:rFonts w:ascii="Menlo" w:hAnsi="Menlo" w:cs="Menlo"/>
@@ -1191,7 +1136,6 @@
               <w:t>upper</w:t>
             </w:r>
             <w:proofErr w:type="spellEnd"/>
-            <w:proofErr w:type="gramEnd"/>
             <w:r>
               <w:rPr>
                 <w:rFonts w:ascii="Menlo" w:hAnsi="Menlo" w:cs="Menlo"/>
@@ -1232,7 +1176,6 @@
               <w:t>(</w:t>
             </w:r>
             <w:proofErr w:type="spellStart"/>
-            <w:proofErr w:type="gramStart"/>
             <w:r>
               <w:rPr>
                 <w:rFonts w:ascii="Menlo" w:hAnsi="Menlo" w:cs="Menlo"/>
@@ -1261,7 +1204,6 @@
               <w:t>lower</w:t>
             </w:r>
             <w:proofErr w:type="spellEnd"/>
-            <w:proofErr w:type="gramEnd"/>
             <w:r>
               <w:rPr>
                 <w:rFonts w:ascii="Menlo" w:hAnsi="Menlo" w:cs="Menlo"/>
@@ -1302,7 +1244,6 @@
               <w:t>(</w:t>
             </w:r>
             <w:proofErr w:type="spellStart"/>
-            <w:proofErr w:type="gramStart"/>
             <w:r>
               <w:rPr>
                 <w:rFonts w:ascii="Menlo" w:hAnsi="Menlo" w:cs="Menlo"/>
@@ -1331,7 +1272,6 @@
               <w:t>split</w:t>
             </w:r>
             <w:proofErr w:type="spellEnd"/>
-            <w:proofErr w:type="gramEnd"/>
             <w:r>
               <w:rPr>
                 <w:rFonts w:ascii="Menlo" w:hAnsi="Menlo" w:cs="Menlo"/>
@@ -1423,7 +1363,7 @@
           <w:lang w:val="uk-UA" w:eastAsia="en-US"/>
         </w:rPr>
       </w:pPr>
-      <w:hyperlink r:id="rId5" w:history="1">
+      <w:hyperlink r:id="rId6" w:history="1">
         <w:r>
           <w:rPr>
             <w:rStyle w:val="Hyperlink"/>
@@ -1515,7 +1455,7 @@
                     <pic:cNvPicPr/>
                   </pic:nvPicPr>
                   <pic:blipFill>
-                    <a:blip r:embed="rId6" cstate="print">
+                    <a:blip r:embed="rId7" cstate="print">
                       <a:extLst>
                         <a:ext uri="{28A0092B-C50C-407E-A947-70E740481C1C}">
                           <a14:useLocalDpi xmlns:a14="http://schemas.microsoft.com/office/drawing/2010/main" val="0"/>
@@ -1692,7 +1632,6 @@
               <w:t xml:space="preserve"> </w:t>
             </w:r>
             <w:proofErr w:type="spellStart"/>
-            <w:proofErr w:type="gramStart"/>
             <w:r>
               <w:rPr>
                 <w:rFonts w:ascii="Menlo" w:hAnsi="Menlo" w:cs="Menlo"/>
@@ -1712,7 +1651,6 @@
               </w:rPr>
               <w:t>(</w:t>
             </w:r>
-            <w:proofErr w:type="gramEnd"/>
             <w:r>
               <w:rPr>
                 <w:rFonts w:ascii="Menlo" w:hAnsi="Menlo" w:cs="Menlo"/>
@@ -1965,7 +1903,6 @@
                 <w:szCs w:val="18"/>
               </w:rPr>
             </w:pPr>
-            <w:proofErr w:type="gramStart"/>
             <w:r>
               <w:rPr>
                 <w:rFonts w:ascii="Menlo" w:hAnsi="Menlo" w:cs="Menlo"/>
@@ -2004,7 +1941,6 @@
               </w:rPr>
               <w:t>(</w:t>
             </w:r>
-            <w:proofErr w:type="gramEnd"/>
             <w:r>
               <w:rPr>
                 <w:rFonts w:ascii="Menlo" w:hAnsi="Menlo" w:cs="Menlo"/>
@@ -2239,7 +2175,7 @@
                     <pic:cNvPicPr/>
                   </pic:nvPicPr>
                   <pic:blipFill>
-                    <a:blip r:embed="rId7" cstate="print">
+                    <a:blip r:embed="rId8" cstate="print">
                       <a:extLst>
                         <a:ext uri="{28A0092B-C50C-407E-A947-70E740481C1C}">
                           <a14:useLocalDpi xmlns:a14="http://schemas.microsoft.com/office/drawing/2010/main" val="0"/>

--- a/TP-KB-251-Vladyslav-Kovalenko-lpr.docx
+++ b/TP-KB-251-Vladyslav-Kovalenko-lpr.docx
@@ -55,6 +55,8 @@
         <w:jc w:val="right"/>
         <w:rPr>
           <w:rFonts w:eastAsiaTheme="minorHAnsi" w:cstheme="minorBidi"/>
+          <w:b/>
+          <w:bCs/>
           <w:sz w:val="28"/>
           <w:szCs w:val="22"/>
           <w:lang w:val="uk-UA" w:eastAsia="en-US"/>
@@ -63,6 +65,8 @@
       <w:r>
         <w:rPr>
           <w:rFonts w:eastAsiaTheme="minorHAnsi" w:cstheme="minorBidi"/>
+          <w:b/>
+          <w:bCs/>
           <w:sz w:val="28"/>
           <w:szCs w:val="22"/>
           <w:lang w:val="uk-UA" w:eastAsia="en-US"/>
@@ -74,9 +78,11 @@
       <w:pPr>
         <w:spacing w:after="160" w:line="360" w:lineRule="auto"/>
         <w:ind w:firstLine="720"/>
-        <w:jc w:val="right"/>
-        <w:rPr>
-          <w:rFonts w:eastAsiaTheme="minorHAnsi" w:cstheme="minorBidi"/>
+        <w:jc w:val="center"/>
+        <w:rPr>
+          <w:rFonts w:eastAsiaTheme="minorHAnsi" w:cstheme="minorBidi"/>
+          <w:b/>
+          <w:bCs/>
           <w:sz w:val="28"/>
           <w:szCs w:val="22"/>
           <w:lang w:val="uk-UA" w:eastAsia="en-US"/>
@@ -85,6 +91,8 @@
       <w:r>
         <w:rPr>
           <w:rFonts w:eastAsiaTheme="minorHAnsi" w:cstheme="minorBidi"/>
+          <w:b/>
+          <w:bCs/>
           <w:sz w:val="28"/>
           <w:szCs w:val="22"/>
           <w:lang w:val="uk-UA" w:eastAsia="en-US"/>
@@ -353,6 +361,7 @@
               </w:rPr>
               <w:t>a</w:t>
             </w:r>
+            <w:proofErr w:type="gramStart"/>
             <w:r>
               <w:rPr>
                 <w:rFonts w:ascii="Menlo" w:hAnsi="Menlo" w:cs="Menlo"/>
@@ -362,6 +371,7 @@
               </w:rPr>
               <w:t>[::</w:t>
             </w:r>
+            <w:proofErr w:type="gramEnd"/>
             <w:r>
               <w:rPr>
                 <w:rFonts w:ascii="Menlo" w:hAnsi="Menlo" w:cs="Menlo"/>
@@ -459,7 +469,7 @@
           <w:lang w:eastAsia="en-US"/>
         </w:rPr>
       </w:pPr>
-      <w:hyperlink r:id="rId4" w:history="1">
+      <w:hyperlink r:id="rId5" w:history="1">
         <w:r>
           <w:rPr>
             <w:rStyle w:val="Hyperlink"/>
@@ -551,7 +561,7 @@
                     <pic:cNvPicPr/>
                   </pic:nvPicPr>
                   <pic:blipFill>
-                    <a:blip r:embed="rId5" cstate="print">
+                    <a:blip r:embed="rId6" cstate="print">
                       <a:extLst>
                         <a:ext uri="{28A0092B-C50C-407E-A947-70E740481C1C}">
                           <a14:useLocalDpi xmlns:a14="http://schemas.microsoft.com/office/drawing/2010/main" val="0"/>
@@ -904,6 +914,7 @@
               <w:t>(</w:t>
             </w:r>
             <w:proofErr w:type="spellStart"/>
+            <w:proofErr w:type="gramStart"/>
             <w:r>
               <w:rPr>
                 <w:rFonts w:ascii="Menlo" w:hAnsi="Menlo" w:cs="Menlo"/>
@@ -932,6 +943,7 @@
               <w:t>strip</w:t>
             </w:r>
             <w:proofErr w:type="spellEnd"/>
+            <w:proofErr w:type="gramEnd"/>
             <w:r>
               <w:rPr>
                 <w:rFonts w:ascii="Menlo" w:hAnsi="Menlo" w:cs="Menlo"/>
@@ -972,6 +984,7 @@
               <w:t>(</w:t>
             </w:r>
             <w:proofErr w:type="spellStart"/>
+            <w:proofErr w:type="gramStart"/>
             <w:r>
               <w:rPr>
                 <w:rFonts w:ascii="Menlo" w:hAnsi="Menlo" w:cs="Menlo"/>
@@ -1000,6 +1013,7 @@
               <w:t>title</w:t>
             </w:r>
             <w:proofErr w:type="spellEnd"/>
+            <w:proofErr w:type="gramEnd"/>
             <w:r>
               <w:rPr>
                 <w:rFonts w:ascii="Menlo" w:hAnsi="Menlo" w:cs="Menlo"/>
@@ -1040,6 +1054,7 @@
               <w:t>(</w:t>
             </w:r>
             <w:proofErr w:type="spellStart"/>
+            <w:proofErr w:type="gramStart"/>
             <w:r>
               <w:rPr>
                 <w:rFonts w:ascii="Menlo" w:hAnsi="Menlo" w:cs="Menlo"/>
@@ -1068,6 +1083,7 @@
               <w:t>capitalize</w:t>
             </w:r>
             <w:proofErr w:type="spellEnd"/>
+            <w:proofErr w:type="gramEnd"/>
             <w:r>
               <w:rPr>
                 <w:rFonts w:ascii="Menlo" w:hAnsi="Menlo" w:cs="Menlo"/>
@@ -1108,6 +1124,7 @@
               <w:t>(</w:t>
             </w:r>
             <w:proofErr w:type="spellStart"/>
+            <w:proofErr w:type="gramStart"/>
             <w:r>
               <w:rPr>
                 <w:rFonts w:ascii="Menlo" w:hAnsi="Menlo" w:cs="Menlo"/>
@@ -1136,6 +1153,7 @@
               <w:t>upper</w:t>
             </w:r>
             <w:proofErr w:type="spellEnd"/>
+            <w:proofErr w:type="gramEnd"/>
             <w:r>
               <w:rPr>
                 <w:rFonts w:ascii="Menlo" w:hAnsi="Menlo" w:cs="Menlo"/>
@@ -1176,6 +1194,7 @@
               <w:t>(</w:t>
             </w:r>
             <w:proofErr w:type="spellStart"/>
+            <w:proofErr w:type="gramStart"/>
             <w:r>
               <w:rPr>
                 <w:rFonts w:ascii="Menlo" w:hAnsi="Menlo" w:cs="Menlo"/>
@@ -1204,6 +1223,7 @@
               <w:t>lower</w:t>
             </w:r>
             <w:proofErr w:type="spellEnd"/>
+            <w:proofErr w:type="gramEnd"/>
             <w:r>
               <w:rPr>
                 <w:rFonts w:ascii="Menlo" w:hAnsi="Menlo" w:cs="Menlo"/>
@@ -1244,6 +1264,7 @@
               <w:t>(</w:t>
             </w:r>
             <w:proofErr w:type="spellStart"/>
+            <w:proofErr w:type="gramStart"/>
             <w:r>
               <w:rPr>
                 <w:rFonts w:ascii="Menlo" w:hAnsi="Menlo" w:cs="Menlo"/>
@@ -1272,6 +1293,7 @@
               <w:t>split</w:t>
             </w:r>
             <w:proofErr w:type="spellEnd"/>
+            <w:proofErr w:type="gramEnd"/>
             <w:r>
               <w:rPr>
                 <w:rFonts w:ascii="Menlo" w:hAnsi="Menlo" w:cs="Menlo"/>
@@ -1363,7 +1385,7 @@
           <w:lang w:val="uk-UA" w:eastAsia="en-US"/>
         </w:rPr>
       </w:pPr>
-      <w:hyperlink r:id="rId6" w:history="1">
+      <w:hyperlink r:id="rId7" w:history="1">
         <w:r>
           <w:rPr>
             <w:rStyle w:val="Hyperlink"/>
@@ -1455,7 +1477,7 @@
                     <pic:cNvPicPr/>
                   </pic:nvPicPr>
                   <pic:blipFill>
-                    <a:blip r:embed="rId7" cstate="print">
+                    <a:blip r:embed="rId8" cstate="print">
                       <a:extLst>
                         <a:ext uri="{28A0092B-C50C-407E-A947-70E740481C1C}">
                           <a14:useLocalDpi xmlns:a14="http://schemas.microsoft.com/office/drawing/2010/main" val="0"/>
@@ -1632,6 +1654,7 @@
               <w:t xml:space="preserve"> </w:t>
             </w:r>
             <w:proofErr w:type="spellStart"/>
+            <w:proofErr w:type="gramStart"/>
             <w:r>
               <w:rPr>
                 <w:rFonts w:ascii="Menlo" w:hAnsi="Menlo" w:cs="Menlo"/>
@@ -1651,6 +1674,7 @@
               </w:rPr>
               <w:t>(</w:t>
             </w:r>
+            <w:proofErr w:type="gramEnd"/>
             <w:r>
               <w:rPr>
                 <w:rFonts w:ascii="Menlo" w:hAnsi="Menlo" w:cs="Menlo"/>
@@ -1903,6 +1927,7 @@
                 <w:szCs w:val="18"/>
               </w:rPr>
             </w:pPr>
+            <w:proofErr w:type="gramStart"/>
             <w:r>
               <w:rPr>
                 <w:rFonts w:ascii="Menlo" w:hAnsi="Menlo" w:cs="Menlo"/>
@@ -1941,6 +1966,7 @@
               </w:rPr>
               <w:t>(</w:t>
             </w:r>
+            <w:proofErr w:type="gramEnd"/>
             <w:r>
               <w:rPr>
                 <w:rFonts w:ascii="Menlo" w:hAnsi="Menlo" w:cs="Menlo"/>
@@ -2083,7 +2109,7 @@
         <w:rPr>
           <w:rFonts w:eastAsiaTheme="minorHAnsi" w:cstheme="minorBidi"/>
           <w:szCs w:val="21"/>
-          <w:lang w:val="en-US" w:eastAsia="en-US"/>
+          <w:lang w:val="uk-UA" w:eastAsia="en-US"/>
         </w:rPr>
       </w:pPr>
       <w:r>
@@ -2175,7 +2201,7 @@
                     <pic:cNvPicPr/>
                   </pic:nvPicPr>
                   <pic:blipFill>
-                    <a:blip r:embed="rId8" cstate="print">
+                    <a:blip r:embed="rId9" cstate="print">
                       <a:extLst>
                         <a:ext uri="{28A0092B-C50C-407E-A947-70E740481C1C}">
                           <a14:useLocalDpi xmlns:a14="http://schemas.microsoft.com/office/drawing/2010/main" val="0"/>
@@ -2202,6 +2228,8461 @@
         </w:drawing>
       </w:r>
     </w:p>
+    <w:p>
+      <w:pPr>
+        <w:spacing w:after="160" w:line="278" w:lineRule="auto"/>
+        <w:rPr>
+          <w:rFonts w:eastAsiaTheme="minorHAnsi" w:cstheme="minorBidi"/>
+          <w:sz w:val="28"/>
+          <w:szCs w:val="22"/>
+          <w:lang w:val="uk-UA" w:eastAsia="en-US"/>
+        </w:rPr>
+      </w:pPr>
+      <w:r>
+        <w:rPr>
+          <w:rFonts w:eastAsiaTheme="minorHAnsi" w:cstheme="minorBidi"/>
+          <w:sz w:val="28"/>
+          <w:szCs w:val="22"/>
+          <w:lang w:val="uk-UA" w:eastAsia="en-US"/>
+        </w:rPr>
+        <w:br w:type="page"/>
+      </w:r>
+    </w:p>
+    <w:p>
+      <w:pPr>
+        <w:spacing w:after="160" w:line="360" w:lineRule="auto"/>
+        <w:jc w:val="center"/>
+        <w:rPr>
+          <w:rFonts w:eastAsiaTheme="minorHAnsi" w:cstheme="minorBidi"/>
+          <w:b/>
+          <w:bCs/>
+          <w:sz w:val="28"/>
+          <w:szCs w:val="22"/>
+          <w:lang w:val="uk-UA" w:eastAsia="en-US"/>
+        </w:rPr>
+      </w:pPr>
+      <w:r>
+        <w:rPr>
+          <w:rFonts w:eastAsiaTheme="minorHAnsi" w:cstheme="minorBidi"/>
+          <w:b/>
+          <w:bCs/>
+          <w:sz w:val="28"/>
+          <w:szCs w:val="22"/>
+          <w:lang w:val="uk-UA" w:eastAsia="en-US"/>
+        </w:rPr>
+        <w:lastRenderedPageBreak/>
+        <w:t xml:space="preserve">Звіт про виконання практичних завдань до лекцій з курсу Технології програмування на мові </w:t>
+      </w:r>
+      <w:proofErr w:type="spellStart"/>
+      <w:r>
+        <w:rPr>
+          <w:rFonts w:eastAsiaTheme="minorHAnsi" w:cstheme="minorBidi"/>
+          <w:b/>
+          <w:bCs/>
+          <w:sz w:val="28"/>
+          <w:szCs w:val="22"/>
+          <w:lang w:val="uk-UA" w:eastAsia="en-US"/>
+        </w:rPr>
+        <w:t>Python</w:t>
+      </w:r>
+      <w:proofErr w:type="spellEnd"/>
+    </w:p>
+    <w:p>
+      <w:pPr>
+        <w:spacing w:after="160" w:line="360" w:lineRule="auto"/>
+        <w:jc w:val="center"/>
+        <w:rPr>
+          <w:rFonts w:eastAsiaTheme="minorHAnsi" w:cstheme="minorBidi"/>
+          <w:b/>
+          <w:bCs/>
+          <w:sz w:val="28"/>
+          <w:szCs w:val="22"/>
+          <w:lang w:val="uk-UA" w:eastAsia="en-US"/>
+        </w:rPr>
+      </w:pPr>
+    </w:p>
+    <w:p>
+      <w:pPr>
+        <w:rPr>
+          <w:lang w:val="ru-RU"/>
+        </w:rPr>
+      </w:pPr>
+    </w:p>
+    <w:p>
+      <w:pPr>
+        <w:spacing w:after="160" w:line="360" w:lineRule="auto"/>
+        <w:ind w:firstLine="720"/>
+        <w:jc w:val="right"/>
+        <w:rPr>
+          <w:rFonts w:eastAsiaTheme="minorHAnsi" w:cstheme="minorBidi"/>
+          <w:b/>
+          <w:bCs/>
+          <w:sz w:val="28"/>
+          <w:szCs w:val="22"/>
+          <w:lang w:val="ru-RU" w:eastAsia="en-US"/>
+        </w:rPr>
+      </w:pPr>
+      <w:r>
+        <w:rPr>
+          <w:rFonts w:eastAsiaTheme="minorHAnsi" w:cstheme="minorBidi"/>
+          <w:b/>
+          <w:bCs/>
+          <w:sz w:val="28"/>
+          <w:szCs w:val="22"/>
+          <w:lang w:val="uk-UA" w:eastAsia="en-US"/>
+        </w:rPr>
+        <w:t>Звіт до Теми №</w:t>
+      </w:r>
+      <w:r>
+        <w:rPr>
+          <w:rFonts w:eastAsiaTheme="minorHAnsi" w:cstheme="minorBidi"/>
+          <w:b/>
+          <w:bCs/>
+          <w:sz w:val="28"/>
+          <w:szCs w:val="22"/>
+          <w:lang w:val="ru-RU" w:eastAsia="en-US"/>
+        </w:rPr>
+        <w:t>2</w:t>
+      </w:r>
+    </w:p>
+    <w:p>
+      <w:pPr>
+        <w:spacing w:after="160" w:line="360" w:lineRule="auto"/>
+        <w:ind w:firstLine="720"/>
+        <w:jc w:val="center"/>
+        <w:rPr>
+          <w:rFonts w:eastAsiaTheme="minorHAnsi" w:cstheme="minorBidi"/>
+          <w:b/>
+          <w:bCs/>
+          <w:sz w:val="28"/>
+          <w:szCs w:val="22"/>
+          <w:lang w:val="uk-UA" w:eastAsia="en-US"/>
+        </w:rPr>
+      </w:pPr>
+      <w:r>
+        <w:rPr>
+          <w:rFonts w:eastAsiaTheme="minorHAnsi" w:cstheme="minorBidi"/>
+          <w:b/>
+          <w:bCs/>
+          <w:sz w:val="28"/>
+          <w:szCs w:val="22"/>
+          <w:lang w:val="uk-UA" w:eastAsia="en-US"/>
+        </w:rPr>
+        <w:t>Умовний перехід</w:t>
+      </w:r>
+    </w:p>
+    <w:p>
+      <w:pPr>
+        <w:spacing w:after="160" w:line="360" w:lineRule="auto"/>
+        <w:ind w:firstLine="720"/>
+        <w:jc w:val="both"/>
+        <w:rPr>
+          <w:rFonts w:eastAsiaTheme="minorHAnsi" w:cstheme="minorBidi"/>
+          <w:sz w:val="28"/>
+          <w:szCs w:val="22"/>
+          <w:lang w:val="uk-UA" w:eastAsia="en-US"/>
+        </w:rPr>
+      </w:pPr>
+      <w:r>
+        <w:rPr>
+          <w:rFonts w:eastAsiaTheme="minorHAnsi" w:cstheme="minorBidi"/>
+          <w:sz w:val="28"/>
+          <w:szCs w:val="22"/>
+          <w:lang w:val="uk-UA" w:eastAsia="en-US"/>
+        </w:rPr>
+        <w:t>Під час виконання практичного завдання до Теми №</w:t>
+      </w:r>
+      <w:r>
+        <w:rPr>
+          <w:rFonts w:eastAsiaTheme="minorHAnsi" w:cstheme="minorBidi"/>
+          <w:sz w:val="28"/>
+          <w:szCs w:val="22"/>
+          <w:lang w:val="uk-UA" w:eastAsia="en-US"/>
+        </w:rPr>
+        <w:t>2</w:t>
+      </w:r>
+      <w:r>
+        <w:rPr>
+          <w:rFonts w:eastAsiaTheme="minorHAnsi" w:cstheme="minorBidi"/>
+          <w:sz w:val="28"/>
+          <w:szCs w:val="22"/>
+          <w:lang w:val="uk-UA" w:eastAsia="en-US"/>
+        </w:rPr>
+        <w:t xml:space="preserve"> було надано варіанти рішення до наступних задач:</w:t>
+      </w:r>
+    </w:p>
+    <w:p>
+      <w:pPr>
+        <w:pStyle w:val="ListParagraph"/>
+        <w:numPr>
+          <w:ilvl w:val="0"/>
+          <w:numId w:val="2"/>
+        </w:numPr>
+        <w:spacing w:after="160" w:line="360" w:lineRule="auto"/>
+        <w:jc w:val="center"/>
+        <w:rPr>
+          <w:rFonts w:ascii="Times New Roman" w:eastAsiaTheme="minorHAnsi" w:hAnsi="Times New Roman"/>
+          <w:b/>
+          <w:bCs/>
+          <w:sz w:val="28"/>
+          <w:szCs w:val="22"/>
+          <w:lang w:val="uk-UA" w:eastAsia="en-US"/>
+        </w:rPr>
+      </w:pPr>
+      <w:r>
+        <w:rPr>
+          <w:rFonts w:ascii="Times New Roman" w:eastAsiaTheme="minorHAnsi" w:hAnsi="Times New Roman"/>
+          <w:b/>
+          <w:bCs/>
+          <w:sz w:val="28"/>
+          <w:szCs w:val="22"/>
+          <w:lang w:val="uk-UA" w:eastAsia="en-US"/>
+        </w:rPr>
+        <w:t>Пошук коренів квадратного рівняння</w:t>
+      </w:r>
+    </w:p>
+    <w:p>
+      <w:pPr>
+        <w:spacing w:line="360" w:lineRule="auto"/>
+        <w:ind w:firstLine="709"/>
+        <w:jc w:val="both"/>
+        <w:rPr>
+          <w:rFonts w:eastAsiaTheme="minorHAnsi"/>
+          <w:sz w:val="28"/>
+          <w:szCs w:val="28"/>
+          <w:lang w:val="uk-UA" w:eastAsia="en-US"/>
+        </w:rPr>
+      </w:pPr>
+      <w:r>
+        <w:rPr>
+          <w:rFonts w:eastAsiaTheme="minorHAnsi"/>
+          <w:sz w:val="28"/>
+          <w:szCs w:val="28"/>
+          <w:lang w:val="uk-UA" w:eastAsia="en-US"/>
+        </w:rPr>
+        <w:t>Написати функцію пошуку коренів квадратного рівняння, використовуючи функцію розрахунку дискримінанту з попередньої теми та умовні переходи.</w:t>
+      </w:r>
+    </w:p>
+    <w:p>
+      <w:pPr>
+        <w:spacing w:after="160" w:line="360" w:lineRule="auto"/>
+        <w:ind w:firstLine="720"/>
+        <w:jc w:val="both"/>
+        <w:rPr>
+          <w:rFonts w:eastAsiaTheme="minorHAnsi" w:cstheme="minorBidi"/>
+          <w:sz w:val="28"/>
+          <w:szCs w:val="22"/>
+          <w:lang w:val="uk-UA" w:eastAsia="en-US"/>
+        </w:rPr>
+      </w:pPr>
+      <w:r>
+        <w:rPr>
+          <w:rFonts w:eastAsiaTheme="minorHAnsi" w:cstheme="minorBidi"/>
+          <w:sz w:val="28"/>
+          <w:szCs w:val="22"/>
+          <w:lang w:val="uk-UA" w:eastAsia="en-US"/>
+        </w:rPr>
+        <w:t>Текст програми:</w:t>
+      </w:r>
+    </w:p>
+    <w:tbl>
+      <w:tblPr>
+        <w:tblStyle w:val="TableGrid"/>
+        <w:tblW w:w="0" w:type="auto"/>
+        <w:tblInd w:w="805" w:type="dxa"/>
+        <w:tblLook w:val="04A0" w:firstRow="1" w:lastRow="0" w:firstColumn="1" w:lastColumn="0" w:noHBand="0" w:noVBand="1"/>
+      </w:tblPr>
+      <w:tblGrid>
+        <w:gridCol w:w="8545"/>
+      </w:tblGrid>
+      <w:tr>
+        <w:tc>
+          <w:tcPr>
+            <w:tcW w:w="8545" w:type="dxa"/>
+          </w:tcPr>
+          <w:p>
+            <w:pPr>
+              <w:shd w:val="clear" w:color="auto" w:fill="1F1F1F"/>
+              <w:spacing w:line="270" w:lineRule="atLeast"/>
+              <w:rPr>
+                <w:rFonts w:ascii="Menlo" w:hAnsi="Menlo" w:cs="Menlo"/>
+                <w:color w:val="CCCCCC"/>
+                <w:sz w:val="18"/>
+                <w:szCs w:val="18"/>
+              </w:rPr>
+            </w:pPr>
+            <w:r>
+              <w:rPr>
+                <w:rFonts w:ascii="Menlo" w:hAnsi="Menlo" w:cs="Menlo"/>
+                <w:color w:val="C586C0"/>
+                <w:sz w:val="18"/>
+                <w:szCs w:val="18"/>
+              </w:rPr>
+              <w:t>import</w:t>
+            </w:r>
+            <w:r>
+              <w:rPr>
+                <w:rFonts w:ascii="Menlo" w:hAnsi="Menlo" w:cs="Menlo"/>
+                <w:color w:val="CCCCCC"/>
+                <w:sz w:val="18"/>
+                <w:szCs w:val="18"/>
+              </w:rPr>
+              <w:t xml:space="preserve"> </w:t>
+            </w:r>
+            <w:r>
+              <w:rPr>
+                <w:rFonts w:ascii="Menlo" w:hAnsi="Menlo" w:cs="Menlo"/>
+                <w:color w:val="4EC9B0"/>
+                <w:sz w:val="18"/>
+                <w:szCs w:val="18"/>
+              </w:rPr>
+              <w:t>math</w:t>
+            </w:r>
+          </w:p>
+          <w:p>
+            <w:pPr>
+              <w:shd w:val="clear" w:color="auto" w:fill="1F1F1F"/>
+              <w:spacing w:line="270" w:lineRule="atLeast"/>
+              <w:rPr>
+                <w:rFonts w:ascii="Menlo" w:hAnsi="Menlo" w:cs="Menlo"/>
+                <w:color w:val="CCCCCC"/>
+                <w:sz w:val="18"/>
+                <w:szCs w:val="18"/>
+              </w:rPr>
+            </w:pPr>
+            <w:r>
+              <w:rPr>
+                <w:rFonts w:ascii="Menlo" w:hAnsi="Menlo" w:cs="Menlo"/>
+                <w:color w:val="569CD6"/>
+                <w:sz w:val="18"/>
+                <w:szCs w:val="18"/>
+              </w:rPr>
+              <w:t>def</w:t>
+            </w:r>
+            <w:r>
+              <w:rPr>
+                <w:rFonts w:ascii="Menlo" w:hAnsi="Menlo" w:cs="Menlo"/>
+                <w:color w:val="CCCCCC"/>
+                <w:sz w:val="18"/>
+                <w:szCs w:val="18"/>
+              </w:rPr>
+              <w:t xml:space="preserve"> </w:t>
+            </w:r>
+            <w:proofErr w:type="spellStart"/>
+            <w:r>
+              <w:rPr>
+                <w:rFonts w:ascii="Menlo" w:hAnsi="Menlo" w:cs="Menlo"/>
+                <w:color w:val="DCDCAA"/>
+                <w:sz w:val="18"/>
+                <w:szCs w:val="18"/>
+              </w:rPr>
+              <w:t>find_</w:t>
+            </w:r>
+            <w:proofErr w:type="gramStart"/>
+            <w:r>
+              <w:rPr>
+                <w:rFonts w:ascii="Menlo" w:hAnsi="Menlo" w:cs="Menlo"/>
+                <w:color w:val="DCDCAA"/>
+                <w:sz w:val="18"/>
+                <w:szCs w:val="18"/>
+              </w:rPr>
+              <w:t>descriminant</w:t>
+            </w:r>
+            <w:proofErr w:type="spellEnd"/>
+            <w:r>
+              <w:rPr>
+                <w:rFonts w:ascii="Menlo" w:hAnsi="Menlo" w:cs="Menlo"/>
+                <w:color w:val="CCCCCC"/>
+                <w:sz w:val="18"/>
+                <w:szCs w:val="18"/>
+              </w:rPr>
+              <w:t>(</w:t>
+            </w:r>
+            <w:proofErr w:type="gramEnd"/>
+            <w:r>
+              <w:rPr>
+                <w:rFonts w:ascii="Menlo" w:hAnsi="Menlo" w:cs="Menlo"/>
+                <w:color w:val="9CDCFE"/>
+                <w:sz w:val="18"/>
+                <w:szCs w:val="18"/>
+              </w:rPr>
+              <w:t>a</w:t>
+            </w:r>
+            <w:r>
+              <w:rPr>
+                <w:rFonts w:ascii="Menlo" w:hAnsi="Menlo" w:cs="Menlo"/>
+                <w:color w:val="CCCCCC"/>
+                <w:sz w:val="18"/>
+                <w:szCs w:val="18"/>
+              </w:rPr>
+              <w:t xml:space="preserve">, </w:t>
+            </w:r>
+            <w:r>
+              <w:rPr>
+                <w:rFonts w:ascii="Menlo" w:hAnsi="Menlo" w:cs="Menlo"/>
+                <w:color w:val="9CDCFE"/>
+                <w:sz w:val="18"/>
+                <w:szCs w:val="18"/>
+              </w:rPr>
+              <w:t>b</w:t>
+            </w:r>
+            <w:r>
+              <w:rPr>
+                <w:rFonts w:ascii="Menlo" w:hAnsi="Menlo" w:cs="Menlo"/>
+                <w:color w:val="CCCCCC"/>
+                <w:sz w:val="18"/>
+                <w:szCs w:val="18"/>
+              </w:rPr>
+              <w:t xml:space="preserve">, </w:t>
+            </w:r>
+            <w:r>
+              <w:rPr>
+                <w:rFonts w:ascii="Menlo" w:hAnsi="Menlo" w:cs="Menlo"/>
+                <w:color w:val="9CDCFE"/>
+                <w:sz w:val="18"/>
+                <w:szCs w:val="18"/>
+              </w:rPr>
+              <w:t>c</w:t>
+            </w:r>
+            <w:r>
+              <w:rPr>
+                <w:rFonts w:ascii="Menlo" w:hAnsi="Menlo" w:cs="Menlo"/>
+                <w:color w:val="CCCCCC"/>
+                <w:sz w:val="18"/>
+                <w:szCs w:val="18"/>
+              </w:rPr>
+              <w:t>):</w:t>
+            </w:r>
+          </w:p>
+          <w:p>
+            <w:pPr>
+              <w:shd w:val="clear" w:color="auto" w:fill="1F1F1F"/>
+              <w:spacing w:line="270" w:lineRule="atLeast"/>
+              <w:rPr>
+                <w:rFonts w:ascii="Menlo" w:hAnsi="Menlo" w:cs="Menlo"/>
+                <w:color w:val="CCCCCC"/>
+                <w:sz w:val="18"/>
+                <w:szCs w:val="18"/>
+              </w:rPr>
+            </w:pPr>
+            <w:r>
+              <w:rPr>
+                <w:rFonts w:ascii="Menlo" w:hAnsi="Menlo" w:cs="Menlo"/>
+                <w:color w:val="CCCCCC"/>
+                <w:sz w:val="18"/>
+                <w:szCs w:val="18"/>
+              </w:rPr>
+              <w:t xml:space="preserve">    </w:t>
+            </w:r>
+            <w:r>
+              <w:rPr>
+                <w:rFonts w:ascii="Menlo" w:hAnsi="Menlo" w:cs="Menlo"/>
+                <w:color w:val="C586C0"/>
+                <w:sz w:val="18"/>
+                <w:szCs w:val="18"/>
+              </w:rPr>
+              <w:t>return</w:t>
+            </w:r>
+            <w:r>
+              <w:rPr>
+                <w:rFonts w:ascii="Menlo" w:hAnsi="Menlo" w:cs="Menlo"/>
+                <w:color w:val="CCCCCC"/>
+                <w:sz w:val="18"/>
+                <w:szCs w:val="18"/>
+              </w:rPr>
+              <w:t xml:space="preserve"> </w:t>
+            </w:r>
+            <w:r>
+              <w:rPr>
+                <w:rFonts w:ascii="Menlo" w:hAnsi="Menlo" w:cs="Menlo"/>
+                <w:color w:val="9CDCFE"/>
+                <w:sz w:val="18"/>
+                <w:szCs w:val="18"/>
+              </w:rPr>
+              <w:t>b</w:t>
+            </w:r>
+            <w:r>
+              <w:rPr>
+                <w:rFonts w:ascii="Menlo" w:hAnsi="Menlo" w:cs="Menlo"/>
+                <w:color w:val="D4D4D4"/>
+                <w:sz w:val="18"/>
+                <w:szCs w:val="18"/>
+              </w:rPr>
+              <w:t>**</w:t>
+            </w:r>
+            <w:r>
+              <w:rPr>
+                <w:rFonts w:ascii="Menlo" w:hAnsi="Menlo" w:cs="Menlo"/>
+                <w:color w:val="B5CEA8"/>
+                <w:sz w:val="18"/>
+                <w:szCs w:val="18"/>
+              </w:rPr>
+              <w:t>2</w:t>
+            </w:r>
+            <w:r>
+              <w:rPr>
+                <w:rFonts w:ascii="Menlo" w:hAnsi="Menlo" w:cs="Menlo"/>
+                <w:color w:val="CCCCCC"/>
+                <w:sz w:val="18"/>
+                <w:szCs w:val="18"/>
+              </w:rPr>
+              <w:t xml:space="preserve"> </w:t>
+            </w:r>
+            <w:r>
+              <w:rPr>
+                <w:rFonts w:ascii="Menlo" w:hAnsi="Menlo" w:cs="Menlo"/>
+                <w:color w:val="D4D4D4"/>
+                <w:sz w:val="18"/>
+                <w:szCs w:val="18"/>
+              </w:rPr>
+              <w:t>-</w:t>
+            </w:r>
+            <w:r>
+              <w:rPr>
+                <w:rFonts w:ascii="Menlo" w:hAnsi="Menlo" w:cs="Menlo"/>
+                <w:color w:val="CCCCCC"/>
+                <w:sz w:val="18"/>
+                <w:szCs w:val="18"/>
+              </w:rPr>
+              <w:t xml:space="preserve"> </w:t>
+            </w:r>
+            <w:r>
+              <w:rPr>
+                <w:rFonts w:ascii="Menlo" w:hAnsi="Menlo" w:cs="Menlo"/>
+                <w:color w:val="B5CEA8"/>
+                <w:sz w:val="18"/>
+                <w:szCs w:val="18"/>
+              </w:rPr>
+              <w:t>4</w:t>
+            </w:r>
+            <w:r>
+              <w:rPr>
+                <w:rFonts w:ascii="Menlo" w:hAnsi="Menlo" w:cs="Menlo"/>
+                <w:color w:val="D4D4D4"/>
+                <w:sz w:val="18"/>
+                <w:szCs w:val="18"/>
+              </w:rPr>
+              <w:t>*</w:t>
+            </w:r>
+            <w:r>
+              <w:rPr>
+                <w:rFonts w:ascii="Menlo" w:hAnsi="Menlo" w:cs="Menlo"/>
+                <w:color w:val="9CDCFE"/>
+                <w:sz w:val="18"/>
+                <w:szCs w:val="18"/>
+              </w:rPr>
+              <w:t>a</w:t>
+            </w:r>
+            <w:r>
+              <w:rPr>
+                <w:rFonts w:ascii="Menlo" w:hAnsi="Menlo" w:cs="Menlo"/>
+                <w:color w:val="D4D4D4"/>
+                <w:sz w:val="18"/>
+                <w:szCs w:val="18"/>
+              </w:rPr>
+              <w:t>*</w:t>
+            </w:r>
+            <w:r>
+              <w:rPr>
+                <w:rFonts w:ascii="Menlo" w:hAnsi="Menlo" w:cs="Menlo"/>
+                <w:color w:val="9CDCFE"/>
+                <w:sz w:val="18"/>
+                <w:szCs w:val="18"/>
+              </w:rPr>
+              <w:t>c</w:t>
+            </w:r>
+          </w:p>
+          <w:p>
+            <w:pPr>
+              <w:shd w:val="clear" w:color="auto" w:fill="1F1F1F"/>
+              <w:spacing w:line="270" w:lineRule="atLeast"/>
+              <w:rPr>
+                <w:rFonts w:ascii="Menlo" w:hAnsi="Menlo" w:cs="Menlo"/>
+                <w:color w:val="CCCCCC"/>
+                <w:sz w:val="18"/>
+                <w:szCs w:val="18"/>
+              </w:rPr>
+            </w:pPr>
+            <w:r>
+              <w:rPr>
+                <w:rFonts w:ascii="Menlo" w:hAnsi="Menlo" w:cs="Menlo"/>
+                <w:color w:val="569CD6"/>
+                <w:sz w:val="18"/>
+                <w:szCs w:val="18"/>
+              </w:rPr>
+              <w:t>def</w:t>
+            </w:r>
+            <w:r>
+              <w:rPr>
+                <w:rFonts w:ascii="Menlo" w:hAnsi="Menlo" w:cs="Menlo"/>
+                <w:color w:val="CCCCCC"/>
+                <w:sz w:val="18"/>
+                <w:szCs w:val="18"/>
+              </w:rPr>
+              <w:t xml:space="preserve"> </w:t>
+            </w:r>
+            <w:proofErr w:type="spellStart"/>
+            <w:r>
+              <w:rPr>
+                <w:rFonts w:ascii="Menlo" w:hAnsi="Menlo" w:cs="Menlo"/>
+                <w:color w:val="DCDCAA"/>
+                <w:sz w:val="18"/>
+                <w:szCs w:val="18"/>
+              </w:rPr>
+              <w:t>find_</w:t>
+            </w:r>
+            <w:proofErr w:type="gramStart"/>
+            <w:r>
+              <w:rPr>
+                <w:rFonts w:ascii="Menlo" w:hAnsi="Menlo" w:cs="Menlo"/>
+                <w:color w:val="DCDCAA"/>
+                <w:sz w:val="18"/>
+                <w:szCs w:val="18"/>
+              </w:rPr>
+              <w:t>roots</w:t>
+            </w:r>
+            <w:proofErr w:type="spellEnd"/>
+            <w:r>
+              <w:rPr>
+                <w:rFonts w:ascii="Menlo" w:hAnsi="Menlo" w:cs="Menlo"/>
+                <w:color w:val="CCCCCC"/>
+                <w:sz w:val="18"/>
+                <w:szCs w:val="18"/>
+              </w:rPr>
+              <w:t>(</w:t>
+            </w:r>
+            <w:proofErr w:type="gramEnd"/>
+            <w:r>
+              <w:rPr>
+                <w:rFonts w:ascii="Menlo" w:hAnsi="Menlo" w:cs="Menlo"/>
+                <w:color w:val="9CDCFE"/>
+                <w:sz w:val="18"/>
+                <w:szCs w:val="18"/>
+              </w:rPr>
+              <w:t>a</w:t>
+            </w:r>
+            <w:r>
+              <w:rPr>
+                <w:rFonts w:ascii="Menlo" w:hAnsi="Menlo" w:cs="Menlo"/>
+                <w:color w:val="CCCCCC"/>
+                <w:sz w:val="18"/>
+                <w:szCs w:val="18"/>
+              </w:rPr>
+              <w:t xml:space="preserve">, </w:t>
+            </w:r>
+            <w:r>
+              <w:rPr>
+                <w:rFonts w:ascii="Menlo" w:hAnsi="Menlo" w:cs="Menlo"/>
+                <w:color w:val="9CDCFE"/>
+                <w:sz w:val="18"/>
+                <w:szCs w:val="18"/>
+              </w:rPr>
+              <w:t>b</w:t>
+            </w:r>
+            <w:r>
+              <w:rPr>
+                <w:rFonts w:ascii="Menlo" w:hAnsi="Menlo" w:cs="Menlo"/>
+                <w:color w:val="CCCCCC"/>
+                <w:sz w:val="18"/>
+                <w:szCs w:val="18"/>
+              </w:rPr>
+              <w:t xml:space="preserve">, </w:t>
+            </w:r>
+            <w:r>
+              <w:rPr>
+                <w:rFonts w:ascii="Menlo" w:hAnsi="Menlo" w:cs="Menlo"/>
+                <w:color w:val="9CDCFE"/>
+                <w:sz w:val="18"/>
+                <w:szCs w:val="18"/>
+              </w:rPr>
+              <w:t>c</w:t>
+            </w:r>
+            <w:r>
+              <w:rPr>
+                <w:rFonts w:ascii="Menlo" w:hAnsi="Menlo" w:cs="Menlo"/>
+                <w:color w:val="CCCCCC"/>
+                <w:sz w:val="18"/>
+                <w:szCs w:val="18"/>
+              </w:rPr>
+              <w:t>):</w:t>
+            </w:r>
+          </w:p>
+          <w:p>
+            <w:pPr>
+              <w:shd w:val="clear" w:color="auto" w:fill="1F1F1F"/>
+              <w:spacing w:line="270" w:lineRule="atLeast"/>
+              <w:rPr>
+                <w:rFonts w:ascii="Menlo" w:hAnsi="Menlo" w:cs="Menlo"/>
+                <w:color w:val="CCCCCC"/>
+                <w:sz w:val="18"/>
+                <w:szCs w:val="18"/>
+              </w:rPr>
+            </w:pPr>
+            <w:r>
+              <w:rPr>
+                <w:rFonts w:ascii="Menlo" w:hAnsi="Menlo" w:cs="Menlo"/>
+                <w:color w:val="CCCCCC"/>
+                <w:sz w:val="18"/>
+                <w:szCs w:val="18"/>
+              </w:rPr>
+              <w:t xml:space="preserve">    </w:t>
+            </w:r>
+            <w:r>
+              <w:rPr>
+                <w:rFonts w:ascii="Menlo" w:hAnsi="Menlo" w:cs="Menlo"/>
+                <w:color w:val="9CDCFE"/>
+                <w:sz w:val="18"/>
+                <w:szCs w:val="18"/>
+              </w:rPr>
+              <w:t>d</w:t>
+            </w:r>
+            <w:r>
+              <w:rPr>
+                <w:rFonts w:ascii="Menlo" w:hAnsi="Menlo" w:cs="Menlo"/>
+                <w:color w:val="CCCCCC"/>
+                <w:sz w:val="18"/>
+                <w:szCs w:val="18"/>
+              </w:rPr>
+              <w:t xml:space="preserve"> </w:t>
+            </w:r>
+            <w:r>
+              <w:rPr>
+                <w:rFonts w:ascii="Menlo" w:hAnsi="Menlo" w:cs="Menlo"/>
+                <w:color w:val="D4D4D4"/>
+                <w:sz w:val="18"/>
+                <w:szCs w:val="18"/>
+              </w:rPr>
+              <w:t>=</w:t>
+            </w:r>
+            <w:r>
+              <w:rPr>
+                <w:rFonts w:ascii="Menlo" w:hAnsi="Menlo" w:cs="Menlo"/>
+                <w:color w:val="CCCCCC"/>
+                <w:sz w:val="18"/>
+                <w:szCs w:val="18"/>
+              </w:rPr>
+              <w:t xml:space="preserve"> </w:t>
+            </w:r>
+            <w:proofErr w:type="spellStart"/>
+            <w:r>
+              <w:rPr>
+                <w:rFonts w:ascii="Menlo" w:hAnsi="Menlo" w:cs="Menlo"/>
+                <w:color w:val="DCDCAA"/>
+                <w:sz w:val="18"/>
+                <w:szCs w:val="18"/>
+              </w:rPr>
+              <w:t>find_</w:t>
+            </w:r>
+            <w:proofErr w:type="gramStart"/>
+            <w:r>
+              <w:rPr>
+                <w:rFonts w:ascii="Menlo" w:hAnsi="Menlo" w:cs="Menlo"/>
+                <w:color w:val="DCDCAA"/>
+                <w:sz w:val="18"/>
+                <w:szCs w:val="18"/>
+              </w:rPr>
+              <w:t>descriminant</w:t>
+            </w:r>
+            <w:proofErr w:type="spellEnd"/>
+            <w:r>
+              <w:rPr>
+                <w:rFonts w:ascii="Menlo" w:hAnsi="Menlo" w:cs="Menlo"/>
+                <w:color w:val="CCCCCC"/>
+                <w:sz w:val="18"/>
+                <w:szCs w:val="18"/>
+              </w:rPr>
+              <w:t>(</w:t>
+            </w:r>
+            <w:proofErr w:type="gramEnd"/>
+            <w:r>
+              <w:rPr>
+                <w:rFonts w:ascii="Menlo" w:hAnsi="Menlo" w:cs="Menlo"/>
+                <w:color w:val="9CDCFE"/>
+                <w:sz w:val="18"/>
+                <w:szCs w:val="18"/>
+              </w:rPr>
+              <w:t>a</w:t>
+            </w:r>
+            <w:r>
+              <w:rPr>
+                <w:rFonts w:ascii="Menlo" w:hAnsi="Menlo" w:cs="Menlo"/>
+                <w:color w:val="CCCCCC"/>
+                <w:sz w:val="18"/>
+                <w:szCs w:val="18"/>
+              </w:rPr>
+              <w:t xml:space="preserve">, </w:t>
+            </w:r>
+            <w:r>
+              <w:rPr>
+                <w:rFonts w:ascii="Menlo" w:hAnsi="Menlo" w:cs="Menlo"/>
+                <w:color w:val="9CDCFE"/>
+                <w:sz w:val="18"/>
+                <w:szCs w:val="18"/>
+              </w:rPr>
+              <w:t>b</w:t>
+            </w:r>
+            <w:r>
+              <w:rPr>
+                <w:rFonts w:ascii="Menlo" w:hAnsi="Menlo" w:cs="Menlo"/>
+                <w:color w:val="CCCCCC"/>
+                <w:sz w:val="18"/>
+                <w:szCs w:val="18"/>
+              </w:rPr>
+              <w:t xml:space="preserve">, </w:t>
+            </w:r>
+            <w:r>
+              <w:rPr>
+                <w:rFonts w:ascii="Menlo" w:hAnsi="Menlo" w:cs="Menlo"/>
+                <w:color w:val="9CDCFE"/>
+                <w:sz w:val="18"/>
+                <w:szCs w:val="18"/>
+              </w:rPr>
+              <w:t>c</w:t>
+            </w:r>
+            <w:r>
+              <w:rPr>
+                <w:rFonts w:ascii="Menlo" w:hAnsi="Menlo" w:cs="Menlo"/>
+                <w:color w:val="CCCCCC"/>
+                <w:sz w:val="18"/>
+                <w:szCs w:val="18"/>
+              </w:rPr>
+              <w:t>)</w:t>
+            </w:r>
+          </w:p>
+          <w:p>
+            <w:pPr>
+              <w:shd w:val="clear" w:color="auto" w:fill="1F1F1F"/>
+              <w:spacing w:line="270" w:lineRule="atLeast"/>
+              <w:rPr>
+                <w:rFonts w:ascii="Menlo" w:hAnsi="Menlo" w:cs="Menlo"/>
+                <w:color w:val="CCCCCC"/>
+                <w:sz w:val="18"/>
+                <w:szCs w:val="18"/>
+              </w:rPr>
+            </w:pPr>
+            <w:r>
+              <w:rPr>
+                <w:rFonts w:ascii="Menlo" w:hAnsi="Menlo" w:cs="Menlo"/>
+                <w:color w:val="CCCCCC"/>
+                <w:sz w:val="18"/>
+                <w:szCs w:val="18"/>
+              </w:rPr>
+              <w:t xml:space="preserve">    </w:t>
+            </w:r>
+            <w:r>
+              <w:rPr>
+                <w:rFonts w:ascii="Menlo" w:hAnsi="Menlo" w:cs="Menlo"/>
+                <w:color w:val="C586C0"/>
+                <w:sz w:val="18"/>
+                <w:szCs w:val="18"/>
+              </w:rPr>
+              <w:t>if</w:t>
+            </w:r>
+            <w:r>
+              <w:rPr>
+                <w:rFonts w:ascii="Menlo" w:hAnsi="Menlo" w:cs="Menlo"/>
+                <w:color w:val="CCCCCC"/>
+                <w:sz w:val="18"/>
+                <w:szCs w:val="18"/>
+              </w:rPr>
+              <w:t xml:space="preserve"> </w:t>
+            </w:r>
+            <w:r>
+              <w:rPr>
+                <w:rFonts w:ascii="Menlo" w:hAnsi="Menlo" w:cs="Menlo"/>
+                <w:color w:val="9CDCFE"/>
+                <w:sz w:val="18"/>
+                <w:szCs w:val="18"/>
+              </w:rPr>
+              <w:t>d</w:t>
+            </w:r>
+            <w:r>
+              <w:rPr>
+                <w:rFonts w:ascii="Menlo" w:hAnsi="Menlo" w:cs="Menlo"/>
+                <w:color w:val="CCCCCC"/>
+                <w:sz w:val="18"/>
+                <w:szCs w:val="18"/>
+              </w:rPr>
+              <w:t xml:space="preserve"> </w:t>
+            </w:r>
+            <w:r>
+              <w:rPr>
+                <w:rFonts w:ascii="Menlo" w:hAnsi="Menlo" w:cs="Menlo"/>
+                <w:color w:val="D4D4D4"/>
+                <w:sz w:val="18"/>
+                <w:szCs w:val="18"/>
+              </w:rPr>
+              <w:t>&gt;</w:t>
+            </w:r>
+            <w:r>
+              <w:rPr>
+                <w:rFonts w:ascii="Menlo" w:hAnsi="Menlo" w:cs="Menlo"/>
+                <w:color w:val="CCCCCC"/>
+                <w:sz w:val="18"/>
+                <w:szCs w:val="18"/>
+              </w:rPr>
+              <w:t xml:space="preserve"> </w:t>
+            </w:r>
+            <w:r>
+              <w:rPr>
+                <w:rFonts w:ascii="Menlo" w:hAnsi="Menlo" w:cs="Menlo"/>
+                <w:color w:val="B5CEA8"/>
+                <w:sz w:val="18"/>
+                <w:szCs w:val="18"/>
+              </w:rPr>
+              <w:t>0</w:t>
+            </w:r>
+            <w:r>
+              <w:rPr>
+                <w:rFonts w:ascii="Menlo" w:hAnsi="Menlo" w:cs="Menlo"/>
+                <w:color w:val="CCCCCC"/>
+                <w:sz w:val="18"/>
+                <w:szCs w:val="18"/>
+              </w:rPr>
+              <w:t>:</w:t>
+            </w:r>
+          </w:p>
+          <w:p>
+            <w:pPr>
+              <w:shd w:val="clear" w:color="auto" w:fill="1F1F1F"/>
+              <w:spacing w:line="270" w:lineRule="atLeast"/>
+              <w:rPr>
+                <w:rFonts w:ascii="Menlo" w:hAnsi="Menlo" w:cs="Menlo"/>
+                <w:color w:val="CCCCCC"/>
+                <w:sz w:val="18"/>
+                <w:szCs w:val="18"/>
+              </w:rPr>
+            </w:pPr>
+            <w:r>
+              <w:rPr>
+                <w:rFonts w:ascii="Menlo" w:hAnsi="Menlo" w:cs="Menlo"/>
+                <w:color w:val="CCCCCC"/>
+                <w:sz w:val="18"/>
+                <w:szCs w:val="18"/>
+              </w:rPr>
+              <w:t xml:space="preserve">        </w:t>
+            </w:r>
+            <w:r>
+              <w:rPr>
+                <w:rFonts w:ascii="Menlo" w:hAnsi="Menlo" w:cs="Menlo"/>
+                <w:color w:val="9CDCFE"/>
+                <w:sz w:val="18"/>
+                <w:szCs w:val="18"/>
+              </w:rPr>
+              <w:t>x1</w:t>
+            </w:r>
+            <w:r>
+              <w:rPr>
+                <w:rFonts w:ascii="Menlo" w:hAnsi="Menlo" w:cs="Menlo"/>
+                <w:color w:val="CCCCCC"/>
+                <w:sz w:val="18"/>
+                <w:szCs w:val="18"/>
+              </w:rPr>
+              <w:t xml:space="preserve"> </w:t>
+            </w:r>
+            <w:r>
+              <w:rPr>
+                <w:rFonts w:ascii="Menlo" w:hAnsi="Menlo" w:cs="Menlo"/>
+                <w:color w:val="D4D4D4"/>
+                <w:sz w:val="18"/>
+                <w:szCs w:val="18"/>
+              </w:rPr>
+              <w:t>=</w:t>
+            </w:r>
+            <w:r>
+              <w:rPr>
+                <w:rFonts w:ascii="Menlo" w:hAnsi="Menlo" w:cs="Menlo"/>
+                <w:color w:val="CCCCCC"/>
+                <w:sz w:val="18"/>
+                <w:szCs w:val="18"/>
+              </w:rPr>
+              <w:t xml:space="preserve"> (</w:t>
+            </w:r>
+            <w:r>
+              <w:rPr>
+                <w:rFonts w:ascii="Menlo" w:hAnsi="Menlo" w:cs="Menlo"/>
+                <w:color w:val="D4D4D4"/>
+                <w:sz w:val="18"/>
+                <w:szCs w:val="18"/>
+              </w:rPr>
+              <w:t>-</w:t>
+            </w:r>
+            <w:r>
+              <w:rPr>
+                <w:rFonts w:ascii="Menlo" w:hAnsi="Menlo" w:cs="Menlo"/>
+                <w:color w:val="9CDCFE"/>
+                <w:sz w:val="18"/>
+                <w:szCs w:val="18"/>
+              </w:rPr>
+              <w:t>b</w:t>
+            </w:r>
+            <w:r>
+              <w:rPr>
+                <w:rFonts w:ascii="Menlo" w:hAnsi="Menlo" w:cs="Menlo"/>
+                <w:color w:val="CCCCCC"/>
+                <w:sz w:val="18"/>
+                <w:szCs w:val="18"/>
+              </w:rPr>
+              <w:t xml:space="preserve"> </w:t>
+            </w:r>
+            <w:r>
+              <w:rPr>
+                <w:rFonts w:ascii="Menlo" w:hAnsi="Menlo" w:cs="Menlo"/>
+                <w:color w:val="D4D4D4"/>
+                <w:sz w:val="18"/>
+                <w:szCs w:val="18"/>
+              </w:rPr>
+              <w:t>+</w:t>
+            </w:r>
+            <w:r>
+              <w:rPr>
+                <w:rFonts w:ascii="Menlo" w:hAnsi="Menlo" w:cs="Menlo"/>
+                <w:color w:val="CCCCCC"/>
+                <w:sz w:val="18"/>
+                <w:szCs w:val="18"/>
+              </w:rPr>
+              <w:t xml:space="preserve"> </w:t>
+            </w:r>
+            <w:proofErr w:type="spellStart"/>
+            <w:proofErr w:type="gramStart"/>
+            <w:r>
+              <w:rPr>
+                <w:rFonts w:ascii="Menlo" w:hAnsi="Menlo" w:cs="Menlo"/>
+                <w:color w:val="4EC9B0"/>
+                <w:sz w:val="18"/>
+                <w:szCs w:val="18"/>
+              </w:rPr>
+              <w:t>math</w:t>
+            </w:r>
+            <w:r>
+              <w:rPr>
+                <w:rFonts w:ascii="Menlo" w:hAnsi="Menlo" w:cs="Menlo"/>
+                <w:color w:val="CCCCCC"/>
+                <w:sz w:val="18"/>
+                <w:szCs w:val="18"/>
+              </w:rPr>
+              <w:t>.</w:t>
+            </w:r>
+            <w:r>
+              <w:rPr>
+                <w:rFonts w:ascii="Menlo" w:hAnsi="Menlo" w:cs="Menlo"/>
+                <w:color w:val="DCDCAA"/>
+                <w:sz w:val="18"/>
+                <w:szCs w:val="18"/>
+              </w:rPr>
+              <w:t>sqrt</w:t>
+            </w:r>
+            <w:proofErr w:type="spellEnd"/>
+            <w:proofErr w:type="gramEnd"/>
+            <w:r>
+              <w:rPr>
+                <w:rFonts w:ascii="Menlo" w:hAnsi="Menlo" w:cs="Menlo"/>
+                <w:color w:val="CCCCCC"/>
+                <w:sz w:val="18"/>
+                <w:szCs w:val="18"/>
+              </w:rPr>
+              <w:t>(</w:t>
+            </w:r>
+            <w:r>
+              <w:rPr>
+                <w:rFonts w:ascii="Menlo" w:hAnsi="Menlo" w:cs="Menlo"/>
+                <w:color w:val="9CDCFE"/>
+                <w:sz w:val="18"/>
+                <w:szCs w:val="18"/>
+              </w:rPr>
+              <w:t>d</w:t>
+            </w:r>
+            <w:r>
+              <w:rPr>
+                <w:rFonts w:ascii="Menlo" w:hAnsi="Menlo" w:cs="Menlo"/>
+                <w:color w:val="CCCCCC"/>
+                <w:sz w:val="18"/>
+                <w:szCs w:val="18"/>
+              </w:rPr>
+              <w:t xml:space="preserve">)) </w:t>
+            </w:r>
+            <w:r>
+              <w:rPr>
+                <w:rFonts w:ascii="Menlo" w:hAnsi="Menlo" w:cs="Menlo"/>
+                <w:color w:val="D4D4D4"/>
+                <w:sz w:val="18"/>
+                <w:szCs w:val="18"/>
+              </w:rPr>
+              <w:t>/</w:t>
+            </w:r>
+            <w:r>
+              <w:rPr>
+                <w:rFonts w:ascii="Menlo" w:hAnsi="Menlo" w:cs="Menlo"/>
+                <w:color w:val="CCCCCC"/>
+                <w:sz w:val="18"/>
+                <w:szCs w:val="18"/>
+              </w:rPr>
+              <w:t xml:space="preserve"> (</w:t>
+            </w:r>
+            <w:r>
+              <w:rPr>
+                <w:rFonts w:ascii="Menlo" w:hAnsi="Menlo" w:cs="Menlo"/>
+                <w:color w:val="B5CEA8"/>
+                <w:sz w:val="18"/>
+                <w:szCs w:val="18"/>
+              </w:rPr>
+              <w:t>2</w:t>
+            </w:r>
+            <w:r>
+              <w:rPr>
+                <w:rFonts w:ascii="Menlo" w:hAnsi="Menlo" w:cs="Menlo"/>
+                <w:color w:val="D4D4D4"/>
+                <w:sz w:val="18"/>
+                <w:szCs w:val="18"/>
+              </w:rPr>
+              <w:t>*</w:t>
+            </w:r>
+            <w:r>
+              <w:rPr>
+                <w:rFonts w:ascii="Menlo" w:hAnsi="Menlo" w:cs="Menlo"/>
+                <w:color w:val="9CDCFE"/>
+                <w:sz w:val="18"/>
+                <w:szCs w:val="18"/>
+              </w:rPr>
+              <w:t>a</w:t>
+            </w:r>
+            <w:r>
+              <w:rPr>
+                <w:rFonts w:ascii="Menlo" w:hAnsi="Menlo" w:cs="Menlo"/>
+                <w:color w:val="CCCCCC"/>
+                <w:sz w:val="18"/>
+                <w:szCs w:val="18"/>
+              </w:rPr>
+              <w:t>)</w:t>
+            </w:r>
+          </w:p>
+          <w:p>
+            <w:pPr>
+              <w:shd w:val="clear" w:color="auto" w:fill="1F1F1F"/>
+              <w:spacing w:line="270" w:lineRule="atLeast"/>
+              <w:rPr>
+                <w:rFonts w:ascii="Menlo" w:hAnsi="Menlo" w:cs="Menlo"/>
+                <w:color w:val="CCCCCC"/>
+                <w:sz w:val="18"/>
+                <w:szCs w:val="18"/>
+              </w:rPr>
+            </w:pPr>
+            <w:r>
+              <w:rPr>
+                <w:rFonts w:ascii="Menlo" w:hAnsi="Menlo" w:cs="Menlo"/>
+                <w:color w:val="CCCCCC"/>
+                <w:sz w:val="18"/>
+                <w:szCs w:val="18"/>
+              </w:rPr>
+              <w:t xml:space="preserve">        </w:t>
+            </w:r>
+            <w:r>
+              <w:rPr>
+                <w:rFonts w:ascii="Menlo" w:hAnsi="Menlo" w:cs="Menlo"/>
+                <w:color w:val="9CDCFE"/>
+                <w:sz w:val="18"/>
+                <w:szCs w:val="18"/>
+              </w:rPr>
+              <w:t>x2</w:t>
+            </w:r>
+            <w:r>
+              <w:rPr>
+                <w:rFonts w:ascii="Menlo" w:hAnsi="Menlo" w:cs="Menlo"/>
+                <w:color w:val="CCCCCC"/>
+                <w:sz w:val="18"/>
+                <w:szCs w:val="18"/>
+              </w:rPr>
+              <w:t xml:space="preserve"> </w:t>
+            </w:r>
+            <w:r>
+              <w:rPr>
+                <w:rFonts w:ascii="Menlo" w:hAnsi="Menlo" w:cs="Menlo"/>
+                <w:color w:val="D4D4D4"/>
+                <w:sz w:val="18"/>
+                <w:szCs w:val="18"/>
+              </w:rPr>
+              <w:t>=</w:t>
+            </w:r>
+            <w:r>
+              <w:rPr>
+                <w:rFonts w:ascii="Menlo" w:hAnsi="Menlo" w:cs="Menlo"/>
+                <w:color w:val="CCCCCC"/>
+                <w:sz w:val="18"/>
+                <w:szCs w:val="18"/>
+              </w:rPr>
+              <w:t xml:space="preserve"> (</w:t>
+            </w:r>
+            <w:r>
+              <w:rPr>
+                <w:rFonts w:ascii="Menlo" w:hAnsi="Menlo" w:cs="Menlo"/>
+                <w:color w:val="D4D4D4"/>
+                <w:sz w:val="18"/>
+                <w:szCs w:val="18"/>
+              </w:rPr>
+              <w:t>-</w:t>
+            </w:r>
+            <w:r>
+              <w:rPr>
+                <w:rFonts w:ascii="Menlo" w:hAnsi="Menlo" w:cs="Menlo"/>
+                <w:color w:val="9CDCFE"/>
+                <w:sz w:val="18"/>
+                <w:szCs w:val="18"/>
+              </w:rPr>
+              <w:t>b</w:t>
+            </w:r>
+            <w:r>
+              <w:rPr>
+                <w:rFonts w:ascii="Menlo" w:hAnsi="Menlo" w:cs="Menlo"/>
+                <w:color w:val="CCCCCC"/>
+                <w:sz w:val="18"/>
+                <w:szCs w:val="18"/>
+              </w:rPr>
+              <w:t xml:space="preserve"> </w:t>
+            </w:r>
+            <w:r>
+              <w:rPr>
+                <w:rFonts w:ascii="Menlo" w:hAnsi="Menlo" w:cs="Menlo"/>
+                <w:color w:val="D4D4D4"/>
+                <w:sz w:val="18"/>
+                <w:szCs w:val="18"/>
+              </w:rPr>
+              <w:t>-</w:t>
+            </w:r>
+            <w:r>
+              <w:rPr>
+                <w:rFonts w:ascii="Menlo" w:hAnsi="Menlo" w:cs="Menlo"/>
+                <w:color w:val="CCCCCC"/>
+                <w:sz w:val="18"/>
+                <w:szCs w:val="18"/>
+              </w:rPr>
+              <w:t xml:space="preserve"> </w:t>
+            </w:r>
+            <w:proofErr w:type="spellStart"/>
+            <w:proofErr w:type="gramStart"/>
+            <w:r>
+              <w:rPr>
+                <w:rFonts w:ascii="Menlo" w:hAnsi="Menlo" w:cs="Menlo"/>
+                <w:color w:val="4EC9B0"/>
+                <w:sz w:val="18"/>
+                <w:szCs w:val="18"/>
+              </w:rPr>
+              <w:t>math</w:t>
+            </w:r>
+            <w:r>
+              <w:rPr>
+                <w:rFonts w:ascii="Menlo" w:hAnsi="Menlo" w:cs="Menlo"/>
+                <w:color w:val="CCCCCC"/>
+                <w:sz w:val="18"/>
+                <w:szCs w:val="18"/>
+              </w:rPr>
+              <w:t>.</w:t>
+            </w:r>
+            <w:r>
+              <w:rPr>
+                <w:rFonts w:ascii="Menlo" w:hAnsi="Menlo" w:cs="Menlo"/>
+                <w:color w:val="DCDCAA"/>
+                <w:sz w:val="18"/>
+                <w:szCs w:val="18"/>
+              </w:rPr>
+              <w:t>sqrt</w:t>
+            </w:r>
+            <w:proofErr w:type="spellEnd"/>
+            <w:proofErr w:type="gramEnd"/>
+            <w:r>
+              <w:rPr>
+                <w:rFonts w:ascii="Menlo" w:hAnsi="Menlo" w:cs="Menlo"/>
+                <w:color w:val="CCCCCC"/>
+                <w:sz w:val="18"/>
+                <w:szCs w:val="18"/>
+              </w:rPr>
+              <w:t>(</w:t>
+            </w:r>
+            <w:r>
+              <w:rPr>
+                <w:rFonts w:ascii="Menlo" w:hAnsi="Menlo" w:cs="Menlo"/>
+                <w:color w:val="9CDCFE"/>
+                <w:sz w:val="18"/>
+                <w:szCs w:val="18"/>
+              </w:rPr>
+              <w:t>d</w:t>
+            </w:r>
+            <w:r>
+              <w:rPr>
+                <w:rFonts w:ascii="Menlo" w:hAnsi="Menlo" w:cs="Menlo"/>
+                <w:color w:val="CCCCCC"/>
+                <w:sz w:val="18"/>
+                <w:szCs w:val="18"/>
+              </w:rPr>
+              <w:t xml:space="preserve">)) </w:t>
+            </w:r>
+            <w:r>
+              <w:rPr>
+                <w:rFonts w:ascii="Menlo" w:hAnsi="Menlo" w:cs="Menlo"/>
+                <w:color w:val="D4D4D4"/>
+                <w:sz w:val="18"/>
+                <w:szCs w:val="18"/>
+              </w:rPr>
+              <w:t>/</w:t>
+            </w:r>
+            <w:r>
+              <w:rPr>
+                <w:rFonts w:ascii="Menlo" w:hAnsi="Menlo" w:cs="Menlo"/>
+                <w:color w:val="CCCCCC"/>
+                <w:sz w:val="18"/>
+                <w:szCs w:val="18"/>
+              </w:rPr>
+              <w:t xml:space="preserve"> (</w:t>
+            </w:r>
+            <w:r>
+              <w:rPr>
+                <w:rFonts w:ascii="Menlo" w:hAnsi="Menlo" w:cs="Menlo"/>
+                <w:color w:val="B5CEA8"/>
+                <w:sz w:val="18"/>
+                <w:szCs w:val="18"/>
+              </w:rPr>
+              <w:t>2</w:t>
+            </w:r>
+            <w:r>
+              <w:rPr>
+                <w:rFonts w:ascii="Menlo" w:hAnsi="Menlo" w:cs="Menlo"/>
+                <w:color w:val="D4D4D4"/>
+                <w:sz w:val="18"/>
+                <w:szCs w:val="18"/>
+              </w:rPr>
+              <w:t>*</w:t>
+            </w:r>
+            <w:r>
+              <w:rPr>
+                <w:rFonts w:ascii="Menlo" w:hAnsi="Menlo" w:cs="Menlo"/>
+                <w:color w:val="9CDCFE"/>
+                <w:sz w:val="18"/>
+                <w:szCs w:val="18"/>
+              </w:rPr>
+              <w:t>a</w:t>
+            </w:r>
+            <w:r>
+              <w:rPr>
+                <w:rFonts w:ascii="Menlo" w:hAnsi="Menlo" w:cs="Menlo"/>
+                <w:color w:val="CCCCCC"/>
+                <w:sz w:val="18"/>
+                <w:szCs w:val="18"/>
+              </w:rPr>
+              <w:t>)</w:t>
+            </w:r>
+          </w:p>
+          <w:p>
+            <w:pPr>
+              <w:shd w:val="clear" w:color="auto" w:fill="1F1F1F"/>
+              <w:spacing w:line="270" w:lineRule="atLeast"/>
+              <w:rPr>
+                <w:rFonts w:ascii="Menlo" w:hAnsi="Menlo" w:cs="Menlo"/>
+                <w:color w:val="CCCCCC"/>
+                <w:sz w:val="18"/>
+                <w:szCs w:val="18"/>
+              </w:rPr>
+            </w:pPr>
+            <w:r>
+              <w:rPr>
+                <w:rFonts w:ascii="Menlo" w:hAnsi="Menlo" w:cs="Menlo"/>
+                <w:color w:val="CCCCCC"/>
+                <w:sz w:val="18"/>
+                <w:szCs w:val="18"/>
+              </w:rPr>
+              <w:t xml:space="preserve">        </w:t>
+            </w:r>
+            <w:r>
+              <w:rPr>
+                <w:rFonts w:ascii="Menlo" w:hAnsi="Menlo" w:cs="Menlo"/>
+                <w:color w:val="C586C0"/>
+                <w:sz w:val="18"/>
+                <w:szCs w:val="18"/>
+              </w:rPr>
+              <w:t>return</w:t>
+            </w:r>
+            <w:r>
+              <w:rPr>
+                <w:rFonts w:ascii="Menlo" w:hAnsi="Menlo" w:cs="Menlo"/>
+                <w:color w:val="CCCCCC"/>
+                <w:sz w:val="18"/>
+                <w:szCs w:val="18"/>
+              </w:rPr>
+              <w:t xml:space="preserve"> </w:t>
+            </w:r>
+            <w:proofErr w:type="spellStart"/>
+            <w:r>
+              <w:rPr>
+                <w:rFonts w:ascii="Menlo" w:hAnsi="Menlo" w:cs="Menlo"/>
+                <w:color w:val="569CD6"/>
+                <w:sz w:val="18"/>
+                <w:szCs w:val="18"/>
+              </w:rPr>
+              <w:t>f</w:t>
+            </w:r>
+            <w:r>
+              <w:rPr>
+                <w:rFonts w:ascii="Menlo" w:hAnsi="Menlo" w:cs="Menlo"/>
+                <w:color w:val="CE9178"/>
+                <w:sz w:val="18"/>
+                <w:szCs w:val="18"/>
+              </w:rPr>
+              <w:t>"Дискрімінант</w:t>
+            </w:r>
+            <w:proofErr w:type="spellEnd"/>
+            <w:r>
+              <w:rPr>
+                <w:rFonts w:ascii="Menlo" w:hAnsi="Menlo" w:cs="Menlo"/>
+                <w:color w:val="CE9178"/>
+                <w:sz w:val="18"/>
+                <w:szCs w:val="18"/>
+              </w:rPr>
+              <w:t xml:space="preserve">: </w:t>
+            </w:r>
+            <w:r>
+              <w:rPr>
+                <w:rFonts w:ascii="Menlo" w:hAnsi="Menlo" w:cs="Menlo"/>
+                <w:color w:val="569CD6"/>
+                <w:sz w:val="18"/>
+                <w:szCs w:val="18"/>
+              </w:rPr>
+              <w:t>{</w:t>
+            </w:r>
+            <w:r>
+              <w:rPr>
+                <w:rFonts w:ascii="Menlo" w:hAnsi="Menlo" w:cs="Menlo"/>
+                <w:color w:val="9CDCFE"/>
+                <w:sz w:val="18"/>
+                <w:szCs w:val="18"/>
+              </w:rPr>
+              <w:t>d</w:t>
+            </w:r>
+            <w:r>
+              <w:rPr>
+                <w:rFonts w:ascii="Menlo" w:hAnsi="Menlo" w:cs="Menlo"/>
+                <w:color w:val="569CD6"/>
+                <w:sz w:val="18"/>
+                <w:szCs w:val="18"/>
+              </w:rPr>
+              <w:t>}</w:t>
+            </w:r>
+            <w:r>
+              <w:rPr>
+                <w:rFonts w:ascii="Menlo" w:hAnsi="Menlo" w:cs="Menlo"/>
+                <w:color w:val="CE9178"/>
+                <w:sz w:val="18"/>
+                <w:szCs w:val="18"/>
+              </w:rPr>
+              <w:t xml:space="preserve">. </w:t>
+            </w:r>
+            <w:proofErr w:type="spellStart"/>
+            <w:r>
+              <w:rPr>
+                <w:rFonts w:ascii="Menlo" w:hAnsi="Menlo" w:cs="Menlo"/>
+                <w:color w:val="CE9178"/>
+                <w:sz w:val="18"/>
+                <w:szCs w:val="18"/>
+              </w:rPr>
+              <w:t>Два</w:t>
+            </w:r>
+            <w:proofErr w:type="spellEnd"/>
+            <w:r>
+              <w:rPr>
+                <w:rFonts w:ascii="Menlo" w:hAnsi="Menlo" w:cs="Menlo"/>
+                <w:color w:val="CE9178"/>
+                <w:sz w:val="18"/>
+                <w:szCs w:val="18"/>
+              </w:rPr>
+              <w:t xml:space="preserve"> </w:t>
+            </w:r>
+            <w:proofErr w:type="spellStart"/>
+            <w:r>
+              <w:rPr>
+                <w:rFonts w:ascii="Menlo" w:hAnsi="Menlo" w:cs="Menlo"/>
+                <w:color w:val="CE9178"/>
+                <w:sz w:val="18"/>
+                <w:szCs w:val="18"/>
+              </w:rPr>
+              <w:t>корені</w:t>
+            </w:r>
+            <w:proofErr w:type="spellEnd"/>
+            <w:r>
+              <w:rPr>
+                <w:rFonts w:ascii="Menlo" w:hAnsi="Menlo" w:cs="Menlo"/>
+                <w:color w:val="CE9178"/>
+                <w:sz w:val="18"/>
+                <w:szCs w:val="18"/>
+              </w:rPr>
+              <w:t xml:space="preserve"> x1 = </w:t>
+            </w:r>
+            <w:r>
+              <w:rPr>
+                <w:rFonts w:ascii="Menlo" w:hAnsi="Menlo" w:cs="Menlo"/>
+                <w:color w:val="569CD6"/>
+                <w:sz w:val="18"/>
+                <w:szCs w:val="18"/>
+              </w:rPr>
+              <w:t>{</w:t>
+            </w:r>
+            <w:r>
+              <w:rPr>
+                <w:rFonts w:ascii="Menlo" w:hAnsi="Menlo" w:cs="Menlo"/>
+                <w:color w:val="9CDCFE"/>
+                <w:sz w:val="18"/>
+                <w:szCs w:val="18"/>
+              </w:rPr>
+              <w:t>x1</w:t>
+            </w:r>
+            <w:r>
+              <w:rPr>
+                <w:rFonts w:ascii="Menlo" w:hAnsi="Menlo" w:cs="Menlo"/>
+                <w:color w:val="569CD6"/>
+                <w:sz w:val="18"/>
+                <w:szCs w:val="18"/>
+              </w:rPr>
+              <w:t>}</w:t>
+            </w:r>
+            <w:r>
+              <w:rPr>
+                <w:rFonts w:ascii="Menlo" w:hAnsi="Menlo" w:cs="Menlo"/>
+                <w:color w:val="CE9178"/>
+                <w:sz w:val="18"/>
+                <w:szCs w:val="18"/>
+              </w:rPr>
+              <w:t xml:space="preserve">, x2 = </w:t>
+            </w:r>
+            <w:r>
+              <w:rPr>
+                <w:rFonts w:ascii="Menlo" w:hAnsi="Menlo" w:cs="Menlo"/>
+                <w:color w:val="569CD6"/>
+                <w:sz w:val="18"/>
+                <w:szCs w:val="18"/>
+              </w:rPr>
+              <w:t>{</w:t>
+            </w:r>
+            <w:r>
+              <w:rPr>
+                <w:rFonts w:ascii="Menlo" w:hAnsi="Menlo" w:cs="Menlo"/>
+                <w:color w:val="9CDCFE"/>
+                <w:sz w:val="18"/>
+                <w:szCs w:val="18"/>
+              </w:rPr>
+              <w:t>x2</w:t>
+            </w:r>
+            <w:r>
+              <w:rPr>
+                <w:rFonts w:ascii="Menlo" w:hAnsi="Menlo" w:cs="Menlo"/>
+                <w:color w:val="569CD6"/>
+                <w:sz w:val="18"/>
+                <w:szCs w:val="18"/>
+              </w:rPr>
+              <w:t>}</w:t>
+            </w:r>
+            <w:r>
+              <w:rPr>
+                <w:rFonts w:ascii="Menlo" w:hAnsi="Menlo" w:cs="Menlo"/>
+                <w:color w:val="CE9178"/>
+                <w:sz w:val="18"/>
+                <w:szCs w:val="18"/>
+              </w:rPr>
+              <w:t>"</w:t>
+            </w:r>
+          </w:p>
+          <w:p>
+            <w:pPr>
+              <w:shd w:val="clear" w:color="auto" w:fill="1F1F1F"/>
+              <w:spacing w:line="270" w:lineRule="atLeast"/>
+              <w:rPr>
+                <w:rFonts w:ascii="Menlo" w:hAnsi="Menlo" w:cs="Menlo"/>
+                <w:color w:val="CCCCCC"/>
+                <w:sz w:val="18"/>
+                <w:szCs w:val="18"/>
+              </w:rPr>
+            </w:pPr>
+            <w:r>
+              <w:rPr>
+                <w:rFonts w:ascii="Menlo" w:hAnsi="Menlo" w:cs="Menlo"/>
+                <w:color w:val="CCCCCC"/>
+                <w:sz w:val="18"/>
+                <w:szCs w:val="18"/>
+              </w:rPr>
+              <w:t xml:space="preserve">    </w:t>
+            </w:r>
+            <w:proofErr w:type="spellStart"/>
+            <w:r>
+              <w:rPr>
+                <w:rFonts w:ascii="Menlo" w:hAnsi="Menlo" w:cs="Menlo"/>
+                <w:color w:val="C586C0"/>
+                <w:sz w:val="18"/>
+                <w:szCs w:val="18"/>
+              </w:rPr>
+              <w:t>elif</w:t>
+            </w:r>
+            <w:proofErr w:type="spellEnd"/>
+            <w:r>
+              <w:rPr>
+                <w:rFonts w:ascii="Menlo" w:hAnsi="Menlo" w:cs="Menlo"/>
+                <w:color w:val="CCCCCC"/>
+                <w:sz w:val="18"/>
+                <w:szCs w:val="18"/>
+              </w:rPr>
+              <w:t xml:space="preserve"> </w:t>
+            </w:r>
+            <w:r>
+              <w:rPr>
+                <w:rFonts w:ascii="Menlo" w:hAnsi="Menlo" w:cs="Menlo"/>
+                <w:color w:val="9CDCFE"/>
+                <w:sz w:val="18"/>
+                <w:szCs w:val="18"/>
+              </w:rPr>
+              <w:t>d</w:t>
+            </w:r>
+            <w:r>
+              <w:rPr>
+                <w:rFonts w:ascii="Menlo" w:hAnsi="Menlo" w:cs="Menlo"/>
+                <w:color w:val="CCCCCC"/>
+                <w:sz w:val="18"/>
+                <w:szCs w:val="18"/>
+              </w:rPr>
+              <w:t xml:space="preserve"> </w:t>
+            </w:r>
+            <w:r>
+              <w:rPr>
+                <w:rFonts w:ascii="Menlo" w:hAnsi="Menlo" w:cs="Menlo"/>
+                <w:color w:val="D4D4D4"/>
+                <w:sz w:val="18"/>
+                <w:szCs w:val="18"/>
+              </w:rPr>
+              <w:t>==</w:t>
+            </w:r>
+            <w:r>
+              <w:rPr>
+                <w:rFonts w:ascii="Menlo" w:hAnsi="Menlo" w:cs="Menlo"/>
+                <w:color w:val="CCCCCC"/>
+                <w:sz w:val="18"/>
+                <w:szCs w:val="18"/>
+              </w:rPr>
+              <w:t xml:space="preserve"> </w:t>
+            </w:r>
+            <w:r>
+              <w:rPr>
+                <w:rFonts w:ascii="Menlo" w:hAnsi="Menlo" w:cs="Menlo"/>
+                <w:color w:val="B5CEA8"/>
+                <w:sz w:val="18"/>
+                <w:szCs w:val="18"/>
+              </w:rPr>
+              <w:t>0</w:t>
+            </w:r>
+            <w:r>
+              <w:rPr>
+                <w:rFonts w:ascii="Menlo" w:hAnsi="Menlo" w:cs="Menlo"/>
+                <w:color w:val="CCCCCC"/>
+                <w:sz w:val="18"/>
+                <w:szCs w:val="18"/>
+              </w:rPr>
+              <w:t>:</w:t>
+            </w:r>
+          </w:p>
+          <w:p>
+            <w:pPr>
+              <w:shd w:val="clear" w:color="auto" w:fill="1F1F1F"/>
+              <w:spacing w:line="270" w:lineRule="atLeast"/>
+              <w:rPr>
+                <w:rFonts w:ascii="Menlo" w:hAnsi="Menlo" w:cs="Menlo"/>
+                <w:color w:val="CCCCCC"/>
+                <w:sz w:val="18"/>
+                <w:szCs w:val="18"/>
+              </w:rPr>
+            </w:pPr>
+            <w:r>
+              <w:rPr>
+                <w:rFonts w:ascii="Menlo" w:hAnsi="Menlo" w:cs="Menlo"/>
+                <w:color w:val="CCCCCC"/>
+                <w:sz w:val="18"/>
+                <w:szCs w:val="18"/>
+              </w:rPr>
+              <w:t xml:space="preserve">         </w:t>
+            </w:r>
+            <w:r>
+              <w:rPr>
+                <w:rFonts w:ascii="Menlo" w:hAnsi="Menlo" w:cs="Menlo"/>
+                <w:color w:val="9CDCFE"/>
+                <w:sz w:val="18"/>
+                <w:szCs w:val="18"/>
+              </w:rPr>
+              <w:t>x</w:t>
+            </w:r>
+            <w:r>
+              <w:rPr>
+                <w:rFonts w:ascii="Menlo" w:hAnsi="Menlo" w:cs="Menlo"/>
+                <w:color w:val="CCCCCC"/>
+                <w:sz w:val="18"/>
+                <w:szCs w:val="18"/>
+              </w:rPr>
+              <w:t xml:space="preserve"> </w:t>
+            </w:r>
+            <w:r>
+              <w:rPr>
+                <w:rFonts w:ascii="Menlo" w:hAnsi="Menlo" w:cs="Menlo"/>
+                <w:color w:val="D4D4D4"/>
+                <w:sz w:val="18"/>
+                <w:szCs w:val="18"/>
+              </w:rPr>
+              <w:t>=</w:t>
+            </w:r>
+            <w:r>
+              <w:rPr>
+                <w:rFonts w:ascii="Menlo" w:hAnsi="Menlo" w:cs="Menlo"/>
+                <w:color w:val="CCCCCC"/>
+                <w:sz w:val="18"/>
+                <w:szCs w:val="18"/>
+              </w:rPr>
+              <w:t xml:space="preserve"> </w:t>
+            </w:r>
+            <w:r>
+              <w:rPr>
+                <w:rFonts w:ascii="Menlo" w:hAnsi="Menlo" w:cs="Menlo"/>
+                <w:color w:val="D4D4D4"/>
+                <w:sz w:val="18"/>
+                <w:szCs w:val="18"/>
+              </w:rPr>
+              <w:t>-</w:t>
+            </w:r>
+            <w:r>
+              <w:rPr>
+                <w:rFonts w:ascii="Menlo" w:hAnsi="Menlo" w:cs="Menlo"/>
+                <w:color w:val="9CDCFE"/>
+                <w:sz w:val="18"/>
+                <w:szCs w:val="18"/>
+              </w:rPr>
+              <w:t>b</w:t>
+            </w:r>
+            <w:r>
+              <w:rPr>
+                <w:rFonts w:ascii="Menlo" w:hAnsi="Menlo" w:cs="Menlo"/>
+                <w:color w:val="CCCCCC"/>
+                <w:sz w:val="18"/>
+                <w:szCs w:val="18"/>
+              </w:rPr>
+              <w:t xml:space="preserve"> </w:t>
+            </w:r>
+            <w:r>
+              <w:rPr>
+                <w:rFonts w:ascii="Menlo" w:hAnsi="Menlo" w:cs="Menlo"/>
+                <w:color w:val="D4D4D4"/>
+                <w:sz w:val="18"/>
+                <w:szCs w:val="18"/>
+              </w:rPr>
+              <w:t>/</w:t>
+            </w:r>
+            <w:r>
+              <w:rPr>
+                <w:rFonts w:ascii="Menlo" w:hAnsi="Menlo" w:cs="Menlo"/>
+                <w:color w:val="CCCCCC"/>
+                <w:sz w:val="18"/>
+                <w:szCs w:val="18"/>
+              </w:rPr>
+              <w:t xml:space="preserve"> (</w:t>
+            </w:r>
+            <w:r>
+              <w:rPr>
+                <w:rFonts w:ascii="Menlo" w:hAnsi="Menlo" w:cs="Menlo"/>
+                <w:color w:val="B5CEA8"/>
+                <w:sz w:val="18"/>
+                <w:szCs w:val="18"/>
+              </w:rPr>
+              <w:t>2</w:t>
+            </w:r>
+            <w:r>
+              <w:rPr>
+                <w:rFonts w:ascii="Menlo" w:hAnsi="Menlo" w:cs="Menlo"/>
+                <w:color w:val="D4D4D4"/>
+                <w:sz w:val="18"/>
+                <w:szCs w:val="18"/>
+              </w:rPr>
+              <w:t>*</w:t>
+            </w:r>
+            <w:r>
+              <w:rPr>
+                <w:rFonts w:ascii="Menlo" w:hAnsi="Menlo" w:cs="Menlo"/>
+                <w:color w:val="9CDCFE"/>
+                <w:sz w:val="18"/>
+                <w:szCs w:val="18"/>
+              </w:rPr>
+              <w:t>a</w:t>
+            </w:r>
+            <w:r>
+              <w:rPr>
+                <w:rFonts w:ascii="Menlo" w:hAnsi="Menlo" w:cs="Menlo"/>
+                <w:color w:val="CCCCCC"/>
+                <w:sz w:val="18"/>
+                <w:szCs w:val="18"/>
+              </w:rPr>
+              <w:t>)</w:t>
+            </w:r>
+          </w:p>
+          <w:p>
+            <w:pPr>
+              <w:shd w:val="clear" w:color="auto" w:fill="1F1F1F"/>
+              <w:spacing w:line="270" w:lineRule="atLeast"/>
+              <w:rPr>
+                <w:rFonts w:ascii="Menlo" w:hAnsi="Menlo" w:cs="Menlo"/>
+                <w:color w:val="CCCCCC"/>
+                <w:sz w:val="18"/>
+                <w:szCs w:val="18"/>
+              </w:rPr>
+            </w:pPr>
+            <w:r>
+              <w:rPr>
+                <w:rFonts w:ascii="Menlo" w:hAnsi="Menlo" w:cs="Menlo"/>
+                <w:color w:val="CCCCCC"/>
+                <w:sz w:val="18"/>
+                <w:szCs w:val="18"/>
+              </w:rPr>
+              <w:t xml:space="preserve">         </w:t>
+            </w:r>
+            <w:r>
+              <w:rPr>
+                <w:rFonts w:ascii="Menlo" w:hAnsi="Menlo" w:cs="Menlo"/>
+                <w:color w:val="C586C0"/>
+                <w:sz w:val="18"/>
+                <w:szCs w:val="18"/>
+              </w:rPr>
+              <w:t>return</w:t>
+            </w:r>
+            <w:r>
+              <w:rPr>
+                <w:rFonts w:ascii="Menlo" w:hAnsi="Menlo" w:cs="Menlo"/>
+                <w:color w:val="CCCCCC"/>
+                <w:sz w:val="18"/>
+                <w:szCs w:val="18"/>
+              </w:rPr>
+              <w:t xml:space="preserve"> </w:t>
+            </w:r>
+            <w:proofErr w:type="spellStart"/>
+            <w:r>
+              <w:rPr>
+                <w:rFonts w:ascii="Menlo" w:hAnsi="Menlo" w:cs="Menlo"/>
+                <w:color w:val="569CD6"/>
+                <w:sz w:val="18"/>
+                <w:szCs w:val="18"/>
+              </w:rPr>
+              <w:t>f</w:t>
+            </w:r>
+            <w:r>
+              <w:rPr>
+                <w:rFonts w:ascii="Menlo" w:hAnsi="Menlo" w:cs="Menlo"/>
+                <w:color w:val="CE9178"/>
+                <w:sz w:val="18"/>
+                <w:szCs w:val="18"/>
+              </w:rPr>
+              <w:t>"Дискрімінант</w:t>
+            </w:r>
+            <w:proofErr w:type="spellEnd"/>
+            <w:r>
+              <w:rPr>
+                <w:rFonts w:ascii="Menlo" w:hAnsi="Menlo" w:cs="Menlo"/>
+                <w:color w:val="CE9178"/>
+                <w:sz w:val="18"/>
+                <w:szCs w:val="18"/>
+              </w:rPr>
+              <w:t xml:space="preserve">: </w:t>
+            </w:r>
+            <w:r>
+              <w:rPr>
+                <w:rFonts w:ascii="Menlo" w:hAnsi="Menlo" w:cs="Menlo"/>
+                <w:color w:val="569CD6"/>
+                <w:sz w:val="18"/>
+                <w:szCs w:val="18"/>
+              </w:rPr>
+              <w:t>{</w:t>
+            </w:r>
+            <w:r>
+              <w:rPr>
+                <w:rFonts w:ascii="Menlo" w:hAnsi="Menlo" w:cs="Menlo"/>
+                <w:color w:val="9CDCFE"/>
+                <w:sz w:val="18"/>
+                <w:szCs w:val="18"/>
+              </w:rPr>
+              <w:t>d</w:t>
+            </w:r>
+            <w:r>
+              <w:rPr>
+                <w:rFonts w:ascii="Menlo" w:hAnsi="Menlo" w:cs="Menlo"/>
+                <w:color w:val="569CD6"/>
+                <w:sz w:val="18"/>
+                <w:szCs w:val="18"/>
+              </w:rPr>
+              <w:t>}</w:t>
+            </w:r>
+            <w:r>
+              <w:rPr>
+                <w:rFonts w:ascii="Menlo" w:hAnsi="Menlo" w:cs="Menlo"/>
+                <w:color w:val="CE9178"/>
+                <w:sz w:val="18"/>
+                <w:szCs w:val="18"/>
+              </w:rPr>
+              <w:t xml:space="preserve">. </w:t>
+            </w:r>
+            <w:proofErr w:type="spellStart"/>
+            <w:r>
+              <w:rPr>
+                <w:rFonts w:ascii="Menlo" w:hAnsi="Menlo" w:cs="Menlo"/>
+                <w:color w:val="CE9178"/>
+                <w:sz w:val="18"/>
+                <w:szCs w:val="18"/>
+              </w:rPr>
+              <w:t>Один</w:t>
+            </w:r>
+            <w:proofErr w:type="spellEnd"/>
+            <w:r>
+              <w:rPr>
+                <w:rFonts w:ascii="Menlo" w:hAnsi="Menlo" w:cs="Menlo"/>
+                <w:color w:val="CE9178"/>
+                <w:sz w:val="18"/>
+                <w:szCs w:val="18"/>
+              </w:rPr>
+              <w:t xml:space="preserve"> </w:t>
+            </w:r>
+            <w:proofErr w:type="spellStart"/>
+            <w:r>
+              <w:rPr>
+                <w:rFonts w:ascii="Menlo" w:hAnsi="Menlo" w:cs="Menlo"/>
+                <w:color w:val="CE9178"/>
+                <w:sz w:val="18"/>
+                <w:szCs w:val="18"/>
+              </w:rPr>
+              <w:t>корінь</w:t>
+            </w:r>
+            <w:proofErr w:type="spellEnd"/>
+            <w:r>
+              <w:rPr>
+                <w:rFonts w:ascii="Menlo" w:hAnsi="Menlo" w:cs="Menlo"/>
+                <w:color w:val="CE9178"/>
+                <w:sz w:val="18"/>
+                <w:szCs w:val="18"/>
+              </w:rPr>
+              <w:t xml:space="preserve"> x1 = </w:t>
+            </w:r>
+            <w:r>
+              <w:rPr>
+                <w:rFonts w:ascii="Menlo" w:hAnsi="Menlo" w:cs="Menlo"/>
+                <w:color w:val="569CD6"/>
+                <w:sz w:val="18"/>
+                <w:szCs w:val="18"/>
+              </w:rPr>
+              <w:t>{</w:t>
+            </w:r>
+            <w:r>
+              <w:rPr>
+                <w:rFonts w:ascii="Menlo" w:hAnsi="Menlo" w:cs="Menlo"/>
+                <w:color w:val="9CDCFE"/>
+                <w:sz w:val="18"/>
+                <w:szCs w:val="18"/>
+              </w:rPr>
+              <w:t>x</w:t>
+            </w:r>
+            <w:r>
+              <w:rPr>
+                <w:rFonts w:ascii="Menlo" w:hAnsi="Menlo" w:cs="Menlo"/>
+                <w:color w:val="569CD6"/>
+                <w:sz w:val="18"/>
+                <w:szCs w:val="18"/>
+              </w:rPr>
+              <w:t>}</w:t>
+            </w:r>
+            <w:r>
+              <w:rPr>
+                <w:rFonts w:ascii="Menlo" w:hAnsi="Menlo" w:cs="Menlo"/>
+                <w:color w:val="CE9178"/>
+                <w:sz w:val="18"/>
+                <w:szCs w:val="18"/>
+              </w:rPr>
+              <w:t>."</w:t>
+            </w:r>
+          </w:p>
+          <w:p>
+            <w:pPr>
+              <w:shd w:val="clear" w:color="auto" w:fill="1F1F1F"/>
+              <w:spacing w:line="270" w:lineRule="atLeast"/>
+              <w:rPr>
+                <w:rFonts w:ascii="Menlo" w:hAnsi="Menlo" w:cs="Menlo"/>
+                <w:color w:val="CCCCCC"/>
+                <w:sz w:val="18"/>
+                <w:szCs w:val="18"/>
+              </w:rPr>
+            </w:pPr>
+            <w:r>
+              <w:rPr>
+                <w:rFonts w:ascii="Menlo" w:hAnsi="Menlo" w:cs="Menlo"/>
+                <w:color w:val="CCCCCC"/>
+                <w:sz w:val="18"/>
+                <w:szCs w:val="18"/>
+              </w:rPr>
+              <w:t xml:space="preserve">    </w:t>
+            </w:r>
+            <w:r>
+              <w:rPr>
+                <w:rFonts w:ascii="Menlo" w:hAnsi="Menlo" w:cs="Menlo"/>
+                <w:color w:val="C586C0"/>
+                <w:sz w:val="18"/>
+                <w:szCs w:val="18"/>
+              </w:rPr>
+              <w:t>else</w:t>
+            </w:r>
+            <w:r>
+              <w:rPr>
+                <w:rFonts w:ascii="Menlo" w:hAnsi="Menlo" w:cs="Menlo"/>
+                <w:color w:val="CCCCCC"/>
+                <w:sz w:val="18"/>
+                <w:szCs w:val="18"/>
+              </w:rPr>
+              <w:t>:</w:t>
+            </w:r>
+          </w:p>
+          <w:p>
+            <w:pPr>
+              <w:shd w:val="clear" w:color="auto" w:fill="1F1F1F"/>
+              <w:spacing w:line="270" w:lineRule="atLeast"/>
+              <w:rPr>
+                <w:rFonts w:ascii="Menlo" w:hAnsi="Menlo" w:cs="Menlo"/>
+                <w:color w:val="CCCCCC"/>
+                <w:sz w:val="18"/>
+                <w:szCs w:val="18"/>
+              </w:rPr>
+            </w:pPr>
+            <w:r>
+              <w:rPr>
+                <w:rFonts w:ascii="Menlo" w:hAnsi="Menlo" w:cs="Menlo"/>
+                <w:color w:val="CCCCCC"/>
+                <w:sz w:val="18"/>
+                <w:szCs w:val="18"/>
+              </w:rPr>
+              <w:t xml:space="preserve">        </w:t>
+            </w:r>
+            <w:r>
+              <w:rPr>
+                <w:rFonts w:ascii="Menlo" w:hAnsi="Menlo" w:cs="Menlo"/>
+                <w:color w:val="C586C0"/>
+                <w:sz w:val="18"/>
+                <w:szCs w:val="18"/>
+              </w:rPr>
+              <w:t>return</w:t>
+            </w:r>
+            <w:r>
+              <w:rPr>
+                <w:rFonts w:ascii="Menlo" w:hAnsi="Menlo" w:cs="Menlo"/>
+                <w:color w:val="CCCCCC"/>
+                <w:sz w:val="18"/>
+                <w:szCs w:val="18"/>
+              </w:rPr>
+              <w:t xml:space="preserve"> </w:t>
+            </w:r>
+            <w:proofErr w:type="spellStart"/>
+            <w:r>
+              <w:rPr>
+                <w:rFonts w:ascii="Menlo" w:hAnsi="Menlo" w:cs="Menlo"/>
+                <w:color w:val="569CD6"/>
+                <w:sz w:val="18"/>
+                <w:szCs w:val="18"/>
+              </w:rPr>
+              <w:t>f</w:t>
+            </w:r>
+            <w:r>
+              <w:rPr>
+                <w:rFonts w:ascii="Menlo" w:hAnsi="Menlo" w:cs="Menlo"/>
+                <w:color w:val="CE9178"/>
+                <w:sz w:val="18"/>
+                <w:szCs w:val="18"/>
+              </w:rPr>
+              <w:t>"Коренів</w:t>
+            </w:r>
+            <w:proofErr w:type="spellEnd"/>
+            <w:r>
+              <w:rPr>
+                <w:rFonts w:ascii="Menlo" w:hAnsi="Menlo" w:cs="Menlo"/>
+                <w:color w:val="CE9178"/>
+                <w:sz w:val="18"/>
+                <w:szCs w:val="18"/>
+              </w:rPr>
+              <w:t xml:space="preserve"> </w:t>
+            </w:r>
+            <w:proofErr w:type="spellStart"/>
+            <w:r>
+              <w:rPr>
+                <w:rFonts w:ascii="Menlo" w:hAnsi="Menlo" w:cs="Menlo"/>
+                <w:color w:val="CE9178"/>
+                <w:sz w:val="18"/>
+                <w:szCs w:val="18"/>
+              </w:rPr>
+              <w:t>немає</w:t>
+            </w:r>
+            <w:proofErr w:type="spellEnd"/>
+            <w:r>
+              <w:rPr>
+                <w:rFonts w:ascii="Menlo" w:hAnsi="Menlo" w:cs="Menlo"/>
+                <w:color w:val="CE9178"/>
+                <w:sz w:val="18"/>
+                <w:szCs w:val="18"/>
+              </w:rPr>
+              <w:t>"</w:t>
+            </w:r>
+          </w:p>
+          <w:p>
+            <w:pPr>
+              <w:shd w:val="clear" w:color="auto" w:fill="1F1F1F"/>
+              <w:spacing w:line="270" w:lineRule="atLeast"/>
+              <w:rPr>
+                <w:rFonts w:ascii="Menlo" w:hAnsi="Menlo" w:cs="Menlo"/>
+                <w:color w:val="CCCCCC"/>
+                <w:sz w:val="18"/>
+                <w:szCs w:val="18"/>
+              </w:rPr>
+            </w:pPr>
+          </w:p>
+          <w:p>
+            <w:pPr>
+              <w:shd w:val="clear" w:color="auto" w:fill="1F1F1F"/>
+              <w:spacing w:line="270" w:lineRule="atLeast"/>
+              <w:rPr>
+                <w:rFonts w:ascii="Menlo" w:hAnsi="Menlo" w:cs="Menlo"/>
+                <w:color w:val="CCCCCC"/>
+                <w:sz w:val="18"/>
+                <w:szCs w:val="18"/>
+              </w:rPr>
+            </w:pPr>
+            <w:r>
+              <w:rPr>
+                <w:rFonts w:ascii="Menlo" w:hAnsi="Menlo" w:cs="Menlo"/>
+                <w:color w:val="9CDCFE"/>
+                <w:sz w:val="18"/>
+                <w:szCs w:val="18"/>
+              </w:rPr>
+              <w:t>a</w:t>
+            </w:r>
+            <w:r>
+              <w:rPr>
+                <w:rFonts w:ascii="Menlo" w:hAnsi="Menlo" w:cs="Menlo"/>
+                <w:color w:val="CCCCCC"/>
+                <w:sz w:val="18"/>
+                <w:szCs w:val="18"/>
+              </w:rPr>
+              <w:t xml:space="preserve"> </w:t>
+            </w:r>
+            <w:r>
+              <w:rPr>
+                <w:rFonts w:ascii="Menlo" w:hAnsi="Menlo" w:cs="Menlo"/>
+                <w:color w:val="D4D4D4"/>
+                <w:sz w:val="18"/>
+                <w:szCs w:val="18"/>
+              </w:rPr>
+              <w:t>=</w:t>
+            </w:r>
+            <w:r>
+              <w:rPr>
+                <w:rFonts w:ascii="Menlo" w:hAnsi="Menlo" w:cs="Menlo"/>
+                <w:color w:val="CCCCCC"/>
+                <w:sz w:val="18"/>
+                <w:szCs w:val="18"/>
+              </w:rPr>
+              <w:t xml:space="preserve"> </w:t>
+            </w:r>
+            <w:proofErr w:type="gramStart"/>
+            <w:r>
+              <w:rPr>
+                <w:rFonts w:ascii="Menlo" w:hAnsi="Menlo" w:cs="Menlo"/>
+                <w:color w:val="4EC9B0"/>
+                <w:sz w:val="18"/>
+                <w:szCs w:val="18"/>
+              </w:rPr>
+              <w:t>float</w:t>
+            </w:r>
+            <w:r>
+              <w:rPr>
+                <w:rFonts w:ascii="Menlo" w:hAnsi="Menlo" w:cs="Menlo"/>
+                <w:color w:val="CCCCCC"/>
+                <w:sz w:val="18"/>
+                <w:szCs w:val="18"/>
+              </w:rPr>
+              <w:t>(</w:t>
+            </w:r>
+            <w:r>
+              <w:rPr>
+                <w:rFonts w:ascii="Menlo" w:hAnsi="Menlo" w:cs="Menlo"/>
+                <w:color w:val="DCDCAA"/>
+                <w:sz w:val="18"/>
+                <w:szCs w:val="18"/>
+              </w:rPr>
+              <w:t>input</w:t>
+            </w:r>
+            <w:r>
+              <w:rPr>
+                <w:rFonts w:ascii="Menlo" w:hAnsi="Menlo" w:cs="Menlo"/>
+                <w:color w:val="CCCCCC"/>
+                <w:sz w:val="18"/>
+                <w:szCs w:val="18"/>
+              </w:rPr>
+              <w:t>(</w:t>
+            </w:r>
+            <w:proofErr w:type="gramEnd"/>
+            <w:r>
+              <w:rPr>
+                <w:rFonts w:ascii="Menlo" w:hAnsi="Menlo" w:cs="Menlo"/>
+                <w:color w:val="CE9178"/>
+                <w:sz w:val="18"/>
+                <w:szCs w:val="18"/>
+              </w:rPr>
+              <w:t>"</w:t>
+            </w:r>
+            <w:proofErr w:type="spellStart"/>
+            <w:r>
+              <w:rPr>
+                <w:rFonts w:ascii="Menlo" w:hAnsi="Menlo" w:cs="Menlo"/>
+                <w:color w:val="CE9178"/>
+                <w:sz w:val="18"/>
+                <w:szCs w:val="18"/>
+              </w:rPr>
+              <w:t>Введіть</w:t>
+            </w:r>
+            <w:proofErr w:type="spellEnd"/>
+            <w:r>
+              <w:rPr>
+                <w:rFonts w:ascii="Menlo" w:hAnsi="Menlo" w:cs="Menlo"/>
+                <w:color w:val="CE9178"/>
+                <w:sz w:val="18"/>
+                <w:szCs w:val="18"/>
+              </w:rPr>
+              <w:t xml:space="preserve"> a: "</w:t>
+            </w:r>
+            <w:r>
+              <w:rPr>
+                <w:rFonts w:ascii="Menlo" w:hAnsi="Menlo" w:cs="Menlo"/>
+                <w:color w:val="CCCCCC"/>
+                <w:sz w:val="18"/>
+                <w:szCs w:val="18"/>
+              </w:rPr>
+              <w:t>))</w:t>
+            </w:r>
+          </w:p>
+          <w:p>
+            <w:pPr>
+              <w:shd w:val="clear" w:color="auto" w:fill="1F1F1F"/>
+              <w:spacing w:line="270" w:lineRule="atLeast"/>
+              <w:rPr>
+                <w:rFonts w:ascii="Menlo" w:hAnsi="Menlo" w:cs="Menlo"/>
+                <w:color w:val="CCCCCC"/>
+                <w:sz w:val="18"/>
+                <w:szCs w:val="18"/>
+              </w:rPr>
+            </w:pPr>
+            <w:r>
+              <w:rPr>
+                <w:rFonts w:ascii="Menlo" w:hAnsi="Menlo" w:cs="Menlo"/>
+                <w:color w:val="9CDCFE"/>
+                <w:sz w:val="18"/>
+                <w:szCs w:val="18"/>
+              </w:rPr>
+              <w:t>b</w:t>
+            </w:r>
+            <w:r>
+              <w:rPr>
+                <w:rFonts w:ascii="Menlo" w:hAnsi="Menlo" w:cs="Menlo"/>
+                <w:color w:val="CCCCCC"/>
+                <w:sz w:val="18"/>
+                <w:szCs w:val="18"/>
+              </w:rPr>
+              <w:t xml:space="preserve"> </w:t>
+            </w:r>
+            <w:r>
+              <w:rPr>
+                <w:rFonts w:ascii="Menlo" w:hAnsi="Menlo" w:cs="Menlo"/>
+                <w:color w:val="D4D4D4"/>
+                <w:sz w:val="18"/>
+                <w:szCs w:val="18"/>
+              </w:rPr>
+              <w:t>=</w:t>
+            </w:r>
+            <w:r>
+              <w:rPr>
+                <w:rFonts w:ascii="Menlo" w:hAnsi="Menlo" w:cs="Menlo"/>
+                <w:color w:val="CCCCCC"/>
+                <w:sz w:val="18"/>
+                <w:szCs w:val="18"/>
+              </w:rPr>
+              <w:t xml:space="preserve"> </w:t>
+            </w:r>
+            <w:proofErr w:type="gramStart"/>
+            <w:r>
+              <w:rPr>
+                <w:rFonts w:ascii="Menlo" w:hAnsi="Menlo" w:cs="Menlo"/>
+                <w:color w:val="4EC9B0"/>
+                <w:sz w:val="18"/>
+                <w:szCs w:val="18"/>
+              </w:rPr>
+              <w:t>float</w:t>
+            </w:r>
+            <w:r>
+              <w:rPr>
+                <w:rFonts w:ascii="Menlo" w:hAnsi="Menlo" w:cs="Menlo"/>
+                <w:color w:val="CCCCCC"/>
+                <w:sz w:val="18"/>
+                <w:szCs w:val="18"/>
+              </w:rPr>
+              <w:t>(</w:t>
+            </w:r>
+            <w:r>
+              <w:rPr>
+                <w:rFonts w:ascii="Menlo" w:hAnsi="Menlo" w:cs="Menlo"/>
+                <w:color w:val="DCDCAA"/>
+                <w:sz w:val="18"/>
+                <w:szCs w:val="18"/>
+              </w:rPr>
+              <w:t>input</w:t>
+            </w:r>
+            <w:r>
+              <w:rPr>
+                <w:rFonts w:ascii="Menlo" w:hAnsi="Menlo" w:cs="Menlo"/>
+                <w:color w:val="CCCCCC"/>
+                <w:sz w:val="18"/>
+                <w:szCs w:val="18"/>
+              </w:rPr>
+              <w:t>(</w:t>
+            </w:r>
+            <w:proofErr w:type="gramEnd"/>
+            <w:r>
+              <w:rPr>
+                <w:rFonts w:ascii="Menlo" w:hAnsi="Menlo" w:cs="Menlo"/>
+                <w:color w:val="CE9178"/>
+                <w:sz w:val="18"/>
+                <w:szCs w:val="18"/>
+              </w:rPr>
+              <w:t>"</w:t>
+            </w:r>
+            <w:proofErr w:type="spellStart"/>
+            <w:r>
+              <w:rPr>
+                <w:rFonts w:ascii="Menlo" w:hAnsi="Menlo" w:cs="Menlo"/>
+                <w:color w:val="CE9178"/>
+                <w:sz w:val="18"/>
+                <w:szCs w:val="18"/>
+              </w:rPr>
+              <w:t>Введіть</w:t>
+            </w:r>
+            <w:proofErr w:type="spellEnd"/>
+            <w:r>
+              <w:rPr>
+                <w:rFonts w:ascii="Menlo" w:hAnsi="Menlo" w:cs="Menlo"/>
+                <w:color w:val="CE9178"/>
+                <w:sz w:val="18"/>
+                <w:szCs w:val="18"/>
+              </w:rPr>
+              <w:t xml:space="preserve"> b: "</w:t>
+            </w:r>
+            <w:r>
+              <w:rPr>
+                <w:rFonts w:ascii="Menlo" w:hAnsi="Menlo" w:cs="Menlo"/>
+                <w:color w:val="CCCCCC"/>
+                <w:sz w:val="18"/>
+                <w:szCs w:val="18"/>
+              </w:rPr>
+              <w:t>))</w:t>
+            </w:r>
+          </w:p>
+          <w:p>
+            <w:pPr>
+              <w:shd w:val="clear" w:color="auto" w:fill="1F1F1F"/>
+              <w:spacing w:line="270" w:lineRule="atLeast"/>
+              <w:rPr>
+                <w:rFonts w:ascii="Menlo" w:hAnsi="Menlo" w:cs="Menlo"/>
+                <w:color w:val="CCCCCC"/>
+                <w:sz w:val="18"/>
+                <w:szCs w:val="18"/>
+              </w:rPr>
+            </w:pPr>
+            <w:r>
+              <w:rPr>
+                <w:rFonts w:ascii="Menlo" w:hAnsi="Menlo" w:cs="Menlo"/>
+                <w:color w:val="9CDCFE"/>
+                <w:sz w:val="18"/>
+                <w:szCs w:val="18"/>
+              </w:rPr>
+              <w:t>c</w:t>
+            </w:r>
+            <w:r>
+              <w:rPr>
+                <w:rFonts w:ascii="Menlo" w:hAnsi="Menlo" w:cs="Menlo"/>
+                <w:color w:val="CCCCCC"/>
+                <w:sz w:val="18"/>
+                <w:szCs w:val="18"/>
+              </w:rPr>
+              <w:t xml:space="preserve"> </w:t>
+            </w:r>
+            <w:r>
+              <w:rPr>
+                <w:rFonts w:ascii="Menlo" w:hAnsi="Menlo" w:cs="Menlo"/>
+                <w:color w:val="D4D4D4"/>
+                <w:sz w:val="18"/>
+                <w:szCs w:val="18"/>
+              </w:rPr>
+              <w:t>=</w:t>
+            </w:r>
+            <w:r>
+              <w:rPr>
+                <w:rFonts w:ascii="Menlo" w:hAnsi="Menlo" w:cs="Menlo"/>
+                <w:color w:val="CCCCCC"/>
+                <w:sz w:val="18"/>
+                <w:szCs w:val="18"/>
+              </w:rPr>
+              <w:t xml:space="preserve"> </w:t>
+            </w:r>
+            <w:proofErr w:type="gramStart"/>
+            <w:r>
+              <w:rPr>
+                <w:rFonts w:ascii="Menlo" w:hAnsi="Menlo" w:cs="Menlo"/>
+                <w:color w:val="4EC9B0"/>
+                <w:sz w:val="18"/>
+                <w:szCs w:val="18"/>
+              </w:rPr>
+              <w:t>float</w:t>
+            </w:r>
+            <w:r>
+              <w:rPr>
+                <w:rFonts w:ascii="Menlo" w:hAnsi="Menlo" w:cs="Menlo"/>
+                <w:color w:val="CCCCCC"/>
+                <w:sz w:val="18"/>
+                <w:szCs w:val="18"/>
+              </w:rPr>
+              <w:t>(</w:t>
+            </w:r>
+            <w:r>
+              <w:rPr>
+                <w:rFonts w:ascii="Menlo" w:hAnsi="Menlo" w:cs="Menlo"/>
+                <w:color w:val="DCDCAA"/>
+                <w:sz w:val="18"/>
+                <w:szCs w:val="18"/>
+              </w:rPr>
+              <w:t>input</w:t>
+            </w:r>
+            <w:r>
+              <w:rPr>
+                <w:rFonts w:ascii="Menlo" w:hAnsi="Menlo" w:cs="Menlo"/>
+                <w:color w:val="CCCCCC"/>
+                <w:sz w:val="18"/>
+                <w:szCs w:val="18"/>
+              </w:rPr>
+              <w:t>(</w:t>
+            </w:r>
+            <w:proofErr w:type="gramEnd"/>
+            <w:r>
+              <w:rPr>
+                <w:rFonts w:ascii="Menlo" w:hAnsi="Menlo" w:cs="Menlo"/>
+                <w:color w:val="CE9178"/>
+                <w:sz w:val="18"/>
+                <w:szCs w:val="18"/>
+              </w:rPr>
+              <w:t>"</w:t>
+            </w:r>
+            <w:proofErr w:type="spellStart"/>
+            <w:r>
+              <w:rPr>
+                <w:rFonts w:ascii="Menlo" w:hAnsi="Menlo" w:cs="Menlo"/>
+                <w:color w:val="CE9178"/>
+                <w:sz w:val="18"/>
+                <w:szCs w:val="18"/>
+              </w:rPr>
+              <w:t>Введіть</w:t>
+            </w:r>
+            <w:proofErr w:type="spellEnd"/>
+            <w:r>
+              <w:rPr>
+                <w:rFonts w:ascii="Menlo" w:hAnsi="Menlo" w:cs="Menlo"/>
+                <w:color w:val="CE9178"/>
+                <w:sz w:val="18"/>
+                <w:szCs w:val="18"/>
+              </w:rPr>
+              <w:t xml:space="preserve"> c: "</w:t>
+            </w:r>
+            <w:r>
+              <w:rPr>
+                <w:rFonts w:ascii="Menlo" w:hAnsi="Menlo" w:cs="Menlo"/>
+                <w:color w:val="CCCCCC"/>
+                <w:sz w:val="18"/>
+                <w:szCs w:val="18"/>
+              </w:rPr>
+              <w:t>))</w:t>
+            </w:r>
+          </w:p>
+          <w:p>
+            <w:pPr>
+              <w:shd w:val="clear" w:color="auto" w:fill="1F1F1F"/>
+              <w:spacing w:line="270" w:lineRule="atLeast"/>
+              <w:rPr>
+                <w:rFonts w:ascii="Menlo" w:hAnsi="Menlo" w:cs="Menlo"/>
+                <w:color w:val="CCCCCC"/>
+                <w:sz w:val="18"/>
+                <w:szCs w:val="18"/>
+              </w:rPr>
+            </w:pPr>
+          </w:p>
+          <w:p>
+            <w:pPr>
+              <w:shd w:val="clear" w:color="auto" w:fill="1F1F1F"/>
+              <w:spacing w:line="270" w:lineRule="atLeast"/>
+              <w:rPr>
+                <w:rFonts w:ascii="Menlo" w:hAnsi="Menlo" w:cs="Menlo"/>
+                <w:color w:val="CCCCCC"/>
+                <w:sz w:val="18"/>
+                <w:szCs w:val="18"/>
+              </w:rPr>
+            </w:pPr>
+            <w:r>
+              <w:rPr>
+                <w:rFonts w:ascii="Menlo" w:hAnsi="Menlo" w:cs="Menlo"/>
+                <w:color w:val="9CDCFE"/>
+                <w:sz w:val="18"/>
+                <w:szCs w:val="18"/>
+              </w:rPr>
+              <w:t>res</w:t>
+            </w:r>
+            <w:r>
+              <w:rPr>
+                <w:rFonts w:ascii="Menlo" w:hAnsi="Menlo" w:cs="Menlo"/>
+                <w:color w:val="CCCCCC"/>
+                <w:sz w:val="18"/>
+                <w:szCs w:val="18"/>
+              </w:rPr>
+              <w:t xml:space="preserve"> </w:t>
+            </w:r>
+            <w:r>
+              <w:rPr>
+                <w:rFonts w:ascii="Menlo" w:hAnsi="Menlo" w:cs="Menlo"/>
+                <w:color w:val="D4D4D4"/>
+                <w:sz w:val="18"/>
+                <w:szCs w:val="18"/>
+              </w:rPr>
+              <w:t>=</w:t>
+            </w:r>
+            <w:r>
+              <w:rPr>
+                <w:rFonts w:ascii="Menlo" w:hAnsi="Menlo" w:cs="Menlo"/>
+                <w:color w:val="CCCCCC"/>
+                <w:sz w:val="18"/>
+                <w:szCs w:val="18"/>
+              </w:rPr>
+              <w:t xml:space="preserve"> </w:t>
+            </w:r>
+            <w:proofErr w:type="spellStart"/>
+            <w:r>
+              <w:rPr>
+                <w:rFonts w:ascii="Menlo" w:hAnsi="Menlo" w:cs="Menlo"/>
+                <w:color w:val="DCDCAA"/>
+                <w:sz w:val="18"/>
+                <w:szCs w:val="18"/>
+              </w:rPr>
+              <w:t>find_</w:t>
+            </w:r>
+            <w:proofErr w:type="gramStart"/>
+            <w:r>
+              <w:rPr>
+                <w:rFonts w:ascii="Menlo" w:hAnsi="Menlo" w:cs="Menlo"/>
+                <w:color w:val="DCDCAA"/>
+                <w:sz w:val="18"/>
+                <w:szCs w:val="18"/>
+              </w:rPr>
+              <w:t>roots</w:t>
+            </w:r>
+            <w:proofErr w:type="spellEnd"/>
+            <w:r>
+              <w:rPr>
+                <w:rFonts w:ascii="Menlo" w:hAnsi="Menlo" w:cs="Menlo"/>
+                <w:color w:val="CCCCCC"/>
+                <w:sz w:val="18"/>
+                <w:szCs w:val="18"/>
+              </w:rPr>
+              <w:t>(</w:t>
+            </w:r>
+            <w:proofErr w:type="gramEnd"/>
+            <w:r>
+              <w:rPr>
+                <w:rFonts w:ascii="Menlo" w:hAnsi="Menlo" w:cs="Menlo"/>
+                <w:color w:val="9CDCFE"/>
+                <w:sz w:val="18"/>
+                <w:szCs w:val="18"/>
+              </w:rPr>
+              <w:t>a</w:t>
+            </w:r>
+            <w:r>
+              <w:rPr>
+                <w:rFonts w:ascii="Menlo" w:hAnsi="Menlo" w:cs="Menlo"/>
+                <w:color w:val="CCCCCC"/>
+                <w:sz w:val="18"/>
+                <w:szCs w:val="18"/>
+              </w:rPr>
+              <w:t xml:space="preserve">, </w:t>
+            </w:r>
+            <w:r>
+              <w:rPr>
+                <w:rFonts w:ascii="Menlo" w:hAnsi="Menlo" w:cs="Menlo"/>
+                <w:color w:val="9CDCFE"/>
+                <w:sz w:val="18"/>
+                <w:szCs w:val="18"/>
+              </w:rPr>
+              <w:t>b</w:t>
+            </w:r>
+            <w:r>
+              <w:rPr>
+                <w:rFonts w:ascii="Menlo" w:hAnsi="Menlo" w:cs="Menlo"/>
+                <w:color w:val="CCCCCC"/>
+                <w:sz w:val="18"/>
+                <w:szCs w:val="18"/>
+              </w:rPr>
+              <w:t xml:space="preserve">, </w:t>
+            </w:r>
+            <w:r>
+              <w:rPr>
+                <w:rFonts w:ascii="Menlo" w:hAnsi="Menlo" w:cs="Menlo"/>
+                <w:color w:val="9CDCFE"/>
+                <w:sz w:val="18"/>
+                <w:szCs w:val="18"/>
+              </w:rPr>
+              <w:t>c</w:t>
+            </w:r>
+            <w:r>
+              <w:rPr>
+                <w:rFonts w:ascii="Menlo" w:hAnsi="Menlo" w:cs="Menlo"/>
+                <w:color w:val="CCCCCC"/>
+                <w:sz w:val="18"/>
+                <w:szCs w:val="18"/>
+              </w:rPr>
+              <w:t>)</w:t>
+            </w:r>
+          </w:p>
+          <w:p>
+            <w:pPr>
+              <w:shd w:val="clear" w:color="auto" w:fill="1F1F1F"/>
+              <w:spacing w:line="270" w:lineRule="atLeast"/>
+              <w:rPr>
+                <w:rFonts w:ascii="Menlo" w:hAnsi="Menlo" w:cs="Menlo"/>
+                <w:color w:val="CCCCCC"/>
+                <w:sz w:val="18"/>
+                <w:szCs w:val="18"/>
+              </w:rPr>
+            </w:pPr>
+          </w:p>
+          <w:p>
+            <w:pPr>
+              <w:shd w:val="clear" w:color="auto" w:fill="1F1F1F"/>
+              <w:spacing w:line="270" w:lineRule="atLeast"/>
+              <w:rPr>
+                <w:rFonts w:ascii="Menlo" w:hAnsi="Menlo" w:cs="Menlo"/>
+                <w:color w:val="CCCCCC"/>
+                <w:sz w:val="18"/>
+                <w:szCs w:val="18"/>
+              </w:rPr>
+            </w:pPr>
+            <w:proofErr w:type="gramStart"/>
+            <w:r>
+              <w:rPr>
+                <w:rFonts w:ascii="Menlo" w:hAnsi="Menlo" w:cs="Menlo"/>
+                <w:color w:val="DCDCAA"/>
+                <w:sz w:val="18"/>
+                <w:szCs w:val="18"/>
+              </w:rPr>
+              <w:lastRenderedPageBreak/>
+              <w:t>print</w:t>
+            </w:r>
+            <w:r>
+              <w:rPr>
+                <w:rFonts w:ascii="Menlo" w:hAnsi="Menlo" w:cs="Menlo"/>
+                <w:color w:val="CCCCCC"/>
+                <w:sz w:val="18"/>
+                <w:szCs w:val="18"/>
+              </w:rPr>
+              <w:t>(</w:t>
+            </w:r>
+            <w:proofErr w:type="gramEnd"/>
+            <w:r>
+              <w:rPr>
+                <w:rFonts w:ascii="Menlo" w:hAnsi="Menlo" w:cs="Menlo"/>
+                <w:color w:val="CE9178"/>
+                <w:sz w:val="18"/>
+                <w:szCs w:val="18"/>
+              </w:rPr>
+              <w:t>"</w:t>
+            </w:r>
+            <w:proofErr w:type="spellStart"/>
+            <w:r>
+              <w:rPr>
+                <w:rFonts w:ascii="Menlo" w:hAnsi="Menlo" w:cs="Menlo"/>
+                <w:color w:val="CE9178"/>
+                <w:sz w:val="18"/>
+                <w:szCs w:val="18"/>
+              </w:rPr>
+              <w:t>Результат</w:t>
+            </w:r>
+            <w:proofErr w:type="spellEnd"/>
+            <w:r>
+              <w:rPr>
+                <w:rFonts w:ascii="Menlo" w:hAnsi="Menlo" w:cs="Menlo"/>
+                <w:color w:val="CE9178"/>
+                <w:sz w:val="18"/>
+                <w:szCs w:val="18"/>
+              </w:rPr>
+              <w:t>:"</w:t>
+            </w:r>
+            <w:r>
+              <w:rPr>
+                <w:rFonts w:ascii="Menlo" w:hAnsi="Menlo" w:cs="Menlo"/>
+                <w:color w:val="CCCCCC"/>
+                <w:sz w:val="18"/>
+                <w:szCs w:val="18"/>
+              </w:rPr>
+              <w:t xml:space="preserve">, </w:t>
+            </w:r>
+            <w:r>
+              <w:rPr>
+                <w:rFonts w:ascii="Menlo" w:hAnsi="Menlo" w:cs="Menlo"/>
+                <w:color w:val="9CDCFE"/>
+                <w:sz w:val="18"/>
+                <w:szCs w:val="18"/>
+              </w:rPr>
+              <w:t>res</w:t>
+            </w:r>
+            <w:r>
+              <w:rPr>
+                <w:rFonts w:ascii="Menlo" w:hAnsi="Menlo" w:cs="Menlo"/>
+                <w:color w:val="CCCCCC"/>
+                <w:sz w:val="18"/>
+                <w:szCs w:val="18"/>
+              </w:rPr>
+              <w:t>)</w:t>
+            </w:r>
+          </w:p>
+        </w:tc>
+      </w:tr>
+    </w:tbl>
+    <w:p>
+      <w:pPr>
+        <w:spacing w:after="160" w:line="360" w:lineRule="auto"/>
+        <w:ind w:firstLine="720"/>
+        <w:jc w:val="both"/>
+        <w:rPr>
+          <w:rFonts w:eastAsiaTheme="minorHAnsi" w:cstheme="minorBidi"/>
+          <w:sz w:val="28"/>
+          <w:szCs w:val="22"/>
+          <w:lang w:val="ru-RU" w:eastAsia="en-US"/>
+        </w:rPr>
+      </w:pPr>
+    </w:p>
+    <w:p>
+      <w:pPr>
+        <w:spacing w:after="160" w:line="360" w:lineRule="auto"/>
+        <w:ind w:right="-421" w:firstLine="720"/>
+        <w:jc w:val="both"/>
+        <w:rPr>
+          <w:rFonts w:eastAsiaTheme="minorHAnsi" w:cstheme="minorBidi"/>
+          <w:sz w:val="28"/>
+          <w:szCs w:val="22"/>
+          <w:lang w:val="uk-UA" w:eastAsia="en-US"/>
+        </w:rPr>
+      </w:pPr>
+      <w:r>
+        <w:rPr>
+          <w:rFonts w:eastAsiaTheme="minorHAnsi" w:cstheme="minorBidi"/>
+          <w:sz w:val="28"/>
+          <w:szCs w:val="22"/>
+          <w:lang w:val="uk-UA" w:eastAsia="en-US"/>
+        </w:rPr>
+        <w:t xml:space="preserve">Посилання на </w:t>
+      </w:r>
+      <w:proofErr w:type="spellStart"/>
+      <w:r>
+        <w:rPr>
+          <w:rFonts w:eastAsiaTheme="minorHAnsi" w:cstheme="minorBidi"/>
+          <w:sz w:val="28"/>
+          <w:szCs w:val="22"/>
+          <w:lang w:val="uk-UA" w:eastAsia="en-US"/>
+        </w:rPr>
+        <w:t>github</w:t>
+      </w:r>
+      <w:proofErr w:type="spellEnd"/>
+      <w:r>
+        <w:rPr>
+          <w:rFonts w:eastAsiaTheme="minorHAnsi" w:cstheme="minorBidi"/>
+          <w:sz w:val="28"/>
+          <w:szCs w:val="22"/>
+          <w:lang w:val="uk-UA" w:eastAsia="en-US"/>
+        </w:rPr>
+        <w:t>:</w:t>
+      </w:r>
+    </w:p>
+    <w:p>
+      <w:pPr>
+        <w:spacing w:after="160" w:line="360" w:lineRule="auto"/>
+        <w:ind w:right="-421" w:hanging="142"/>
+        <w:jc w:val="both"/>
+        <w:rPr>
+          <w:rFonts w:eastAsiaTheme="minorHAnsi" w:cstheme="minorBidi"/>
+          <w:szCs w:val="21"/>
+          <w:lang w:val="uk-UA" w:eastAsia="en-US"/>
+        </w:rPr>
+      </w:pPr>
+      <w:hyperlink r:id="rId10" w:history="1">
+        <w:r>
+          <w:rPr>
+            <w:rStyle w:val="Hyperlink"/>
+            <w:rFonts w:eastAsiaTheme="minorHAnsi" w:cstheme="minorBidi"/>
+            <w:szCs w:val="21"/>
+            <w:lang w:val="uk-UA" w:eastAsia="en-US"/>
+          </w:rPr>
+          <w:t>https://github.com/R3GN3R/TP-KB-251-Vladyslav-Kovalenko/blob/main/topic_02/task1.py</w:t>
+        </w:r>
+      </w:hyperlink>
+    </w:p>
+    <w:p>
+      <w:pPr>
+        <w:spacing w:after="160" w:line="360" w:lineRule="auto"/>
+        <w:ind w:firstLine="720"/>
+        <w:jc w:val="both"/>
+        <w:rPr>
+          <w:rFonts w:eastAsiaTheme="minorHAnsi" w:cstheme="minorBidi"/>
+          <w:sz w:val="28"/>
+          <w:szCs w:val="22"/>
+          <w:lang w:val="uk-UA" w:eastAsia="en-US"/>
+        </w:rPr>
+      </w:pPr>
+      <w:r>
+        <w:rPr>
+          <w:rFonts w:eastAsiaTheme="minorHAnsi" w:cstheme="minorBidi"/>
+          <w:sz w:val="28"/>
+          <w:szCs w:val="22"/>
+          <w:lang w:val="uk-UA" w:eastAsia="en-US"/>
+        </w:rPr>
+        <w:t xml:space="preserve">Знімок екрану з посилання на </w:t>
+      </w:r>
+      <w:proofErr w:type="spellStart"/>
+      <w:r>
+        <w:rPr>
+          <w:rFonts w:eastAsiaTheme="minorHAnsi" w:cstheme="minorBidi"/>
+          <w:sz w:val="28"/>
+          <w:szCs w:val="22"/>
+          <w:lang w:val="uk-UA" w:eastAsia="en-US"/>
+        </w:rPr>
+        <w:t>github</w:t>
+      </w:r>
+      <w:proofErr w:type="spellEnd"/>
+      <w:r>
+        <w:rPr>
+          <w:rFonts w:eastAsiaTheme="minorHAnsi" w:cstheme="minorBidi"/>
+          <w:sz w:val="28"/>
+          <w:szCs w:val="22"/>
+          <w:lang w:val="uk-UA" w:eastAsia="en-US"/>
+        </w:rPr>
+        <w:t>:</w:t>
+      </w:r>
+    </w:p>
+    <w:p>
+      <w:pPr>
+        <w:spacing w:line="360" w:lineRule="auto"/>
+        <w:ind w:hanging="426"/>
+        <w:jc w:val="both"/>
+        <w:rPr>
+          <w:rFonts w:eastAsiaTheme="minorHAnsi"/>
+          <w:sz w:val="28"/>
+          <w:szCs w:val="28"/>
+          <w:lang w:val="ru-RU" w:eastAsia="en-US"/>
+        </w:rPr>
+      </w:pPr>
+      <w:r>
+        <w:rPr>
+          <w:rFonts w:eastAsiaTheme="minorHAnsi"/>
+          <w:noProof/>
+          <w:sz w:val="28"/>
+          <w:szCs w:val="28"/>
+          <w:lang w:val="ru-RU" w:eastAsia="en-US"/>
+          <w14:ligatures w14:val="standardContextual"/>
+        </w:rPr>
+        <w:drawing>
+          <wp:inline distT="0" distB="0" distL="0" distR="0" wp14:anchorId="2436ACBB" wp14:editId="1A02D660">
+            <wp:extent cx="6810375" cy="812734"/>
+            <wp:effectExtent l="0" t="0" r="0" b="635"/>
+            <wp:docPr id="1836513213" name="Picture 1"/>
+            <wp:cNvGraphicFramePr>
+              <a:graphicFrameLocks xmlns:a="http://schemas.openxmlformats.org/drawingml/2006/main" noChangeAspect="1"/>
+            </wp:cNvGraphicFramePr>
+            <a:graphic xmlns:a="http://schemas.openxmlformats.org/drawingml/2006/main">
+              <a:graphicData uri="http://schemas.openxmlformats.org/drawingml/2006/picture">
+                <pic:pic xmlns:pic="http://schemas.openxmlformats.org/drawingml/2006/picture">
+                  <pic:nvPicPr>
+                    <pic:cNvPr id="1836513213" name="Picture 1836513213"/>
+                    <pic:cNvPicPr/>
+                  </pic:nvPicPr>
+                  <pic:blipFill>
+                    <a:blip r:embed="rId11" cstate="print">
+                      <a:extLst>
+                        <a:ext uri="{28A0092B-C50C-407E-A947-70E740481C1C}">
+                          <a14:useLocalDpi xmlns:a14="http://schemas.microsoft.com/office/drawing/2010/main" val="0"/>
+                        </a:ext>
+                      </a:extLst>
+                    </a:blip>
+                    <a:stretch>
+                      <a:fillRect/>
+                    </a:stretch>
+                  </pic:blipFill>
+                  <pic:spPr>
+                    <a:xfrm>
+                      <a:off x="0" y="0"/>
+                      <a:ext cx="6853862" cy="817924"/>
+                    </a:xfrm>
+                    <a:prstGeom prst="rect">
+                      <a:avLst/>
+                    </a:prstGeom>
+                  </pic:spPr>
+                </pic:pic>
+              </a:graphicData>
+            </a:graphic>
+          </wp:inline>
+        </w:drawing>
+      </w:r>
+    </w:p>
+    <w:p>
+      <w:pPr>
+        <w:pStyle w:val="ListParagraph"/>
+        <w:numPr>
+          <w:ilvl w:val="0"/>
+          <w:numId w:val="2"/>
+        </w:numPr>
+        <w:spacing w:after="160" w:line="360" w:lineRule="auto"/>
+        <w:jc w:val="center"/>
+        <w:rPr>
+          <w:rFonts w:ascii="Times New Roman" w:eastAsiaTheme="minorHAnsi" w:hAnsi="Times New Roman" w:cstheme="minorBidi"/>
+          <w:b/>
+          <w:bCs/>
+          <w:kern w:val="0"/>
+          <w:sz w:val="28"/>
+          <w:szCs w:val="22"/>
+          <w:lang w:val="uk-UA" w:eastAsia="uk-UA"/>
+          <w14:ligatures w14:val="none"/>
+        </w:rPr>
+      </w:pPr>
+      <w:r>
+        <w:rPr>
+          <w:rFonts w:ascii="Times New Roman" w:eastAsiaTheme="minorHAnsi" w:hAnsi="Times New Roman" w:cstheme="minorBidi"/>
+          <w:b/>
+          <w:bCs/>
+          <w:kern w:val="0"/>
+          <w:sz w:val="28"/>
+          <w:szCs w:val="22"/>
+          <w:lang w:val="uk-UA" w:eastAsia="uk-UA"/>
+          <w14:ligatures w14:val="none"/>
+        </w:rPr>
+        <w:t xml:space="preserve">Калькулятор за допомогою </w:t>
+      </w:r>
+      <w:proofErr w:type="spellStart"/>
+      <w:r>
+        <w:rPr>
+          <w:rFonts w:ascii="Times New Roman" w:eastAsiaTheme="minorHAnsi" w:hAnsi="Times New Roman" w:cstheme="minorBidi"/>
+          <w:b/>
+          <w:bCs/>
+          <w:kern w:val="0"/>
+          <w:sz w:val="28"/>
+          <w:szCs w:val="22"/>
+          <w:lang w:val="uk-UA" w:eastAsia="uk-UA"/>
+          <w14:ligatures w14:val="none"/>
+        </w:rPr>
+        <w:t>if-else</w:t>
+      </w:r>
+      <w:proofErr w:type="spellEnd"/>
+    </w:p>
+    <w:p>
+      <w:pPr>
+        <w:shd w:val="clear" w:color="auto" w:fill="FFFFFF"/>
+        <w:spacing w:line="360" w:lineRule="auto"/>
+        <w:ind w:firstLine="709"/>
+        <w:jc w:val="both"/>
+        <w:rPr>
+          <w:color w:val="1B1B1E"/>
+          <w:sz w:val="28"/>
+          <w:szCs w:val="28"/>
+          <w:lang w:val="uk-UA" w:eastAsia="uk-UA"/>
+        </w:rPr>
+      </w:pPr>
+      <w:r>
+        <w:rPr>
+          <w:color w:val="1B1B1E"/>
+          <w:sz w:val="28"/>
+          <w:szCs w:val="28"/>
+          <w:lang w:val="uk-UA" w:eastAsia="uk-UA"/>
+        </w:rPr>
+        <w:t xml:space="preserve">Написати програму-калькулятор, використовуючи конструкцію </w:t>
+      </w:r>
+      <w:proofErr w:type="spellStart"/>
+      <w:r>
+        <w:rPr>
+          <w:color w:val="1B1B1E"/>
+          <w:sz w:val="28"/>
+          <w:szCs w:val="28"/>
+          <w:lang w:val="uk-UA" w:eastAsia="uk-UA"/>
+        </w:rPr>
+        <w:t>if-else</w:t>
+      </w:r>
+      <w:proofErr w:type="spellEnd"/>
+      <w:r>
+        <w:rPr>
+          <w:color w:val="1B1B1E"/>
+          <w:sz w:val="28"/>
+          <w:szCs w:val="28"/>
+          <w:lang w:val="uk-UA" w:eastAsia="uk-UA"/>
+        </w:rPr>
+        <w:t>. Кожна арифметична операція має бути реалізована в окремій функції.</w:t>
+      </w:r>
+    </w:p>
+    <w:p>
+      <w:pPr>
+        <w:spacing w:after="160" w:line="360" w:lineRule="auto"/>
+        <w:ind w:firstLine="720"/>
+        <w:jc w:val="both"/>
+        <w:rPr>
+          <w:rFonts w:eastAsiaTheme="minorHAnsi" w:cstheme="minorBidi"/>
+          <w:sz w:val="28"/>
+          <w:szCs w:val="22"/>
+          <w:lang w:val="uk-UA" w:eastAsia="en-US"/>
+        </w:rPr>
+      </w:pPr>
+      <w:r>
+        <w:rPr>
+          <w:rFonts w:eastAsiaTheme="minorHAnsi" w:cstheme="minorBidi"/>
+          <w:sz w:val="28"/>
+          <w:szCs w:val="22"/>
+          <w:lang w:val="uk-UA" w:eastAsia="en-US"/>
+        </w:rPr>
+        <w:t>Текст програми:</w:t>
+      </w:r>
+    </w:p>
+    <w:tbl>
+      <w:tblPr>
+        <w:tblStyle w:val="TableGrid"/>
+        <w:tblW w:w="0" w:type="auto"/>
+        <w:tblInd w:w="805" w:type="dxa"/>
+        <w:tblLook w:val="04A0" w:firstRow="1" w:lastRow="0" w:firstColumn="1" w:lastColumn="0" w:noHBand="0" w:noVBand="1"/>
+      </w:tblPr>
+      <w:tblGrid>
+        <w:gridCol w:w="8545"/>
+      </w:tblGrid>
+      <w:tr>
+        <w:tc>
+          <w:tcPr>
+            <w:tcW w:w="8545" w:type="dxa"/>
+          </w:tcPr>
+          <w:p>
+            <w:pPr>
+              <w:shd w:val="clear" w:color="auto" w:fill="1F1F1F"/>
+              <w:spacing w:line="270" w:lineRule="atLeast"/>
+              <w:rPr>
+                <w:rFonts w:ascii="Menlo" w:hAnsi="Menlo" w:cs="Menlo"/>
+                <w:color w:val="CCCCCC"/>
+                <w:sz w:val="18"/>
+                <w:szCs w:val="18"/>
+              </w:rPr>
+            </w:pPr>
+            <w:r>
+              <w:rPr>
+                <w:rFonts w:ascii="Menlo" w:hAnsi="Menlo" w:cs="Menlo"/>
+                <w:color w:val="569CD6"/>
+                <w:sz w:val="18"/>
+                <w:szCs w:val="18"/>
+              </w:rPr>
+              <w:t>def</w:t>
+            </w:r>
+            <w:r>
+              <w:rPr>
+                <w:rFonts w:ascii="Menlo" w:hAnsi="Menlo" w:cs="Menlo"/>
+                <w:color w:val="CCCCCC"/>
+                <w:sz w:val="18"/>
+                <w:szCs w:val="18"/>
+              </w:rPr>
+              <w:t xml:space="preserve"> </w:t>
+            </w:r>
+            <w:proofErr w:type="gramStart"/>
+            <w:r>
+              <w:rPr>
+                <w:rFonts w:ascii="Menlo" w:hAnsi="Menlo" w:cs="Menlo"/>
+                <w:color w:val="DCDCAA"/>
+                <w:sz w:val="18"/>
+                <w:szCs w:val="18"/>
+              </w:rPr>
+              <w:t>add</w:t>
+            </w:r>
+            <w:r>
+              <w:rPr>
+                <w:rFonts w:ascii="Menlo" w:hAnsi="Menlo" w:cs="Menlo"/>
+                <w:color w:val="CCCCCC"/>
+                <w:sz w:val="18"/>
+                <w:szCs w:val="18"/>
+              </w:rPr>
+              <w:t>(</w:t>
+            </w:r>
+            <w:proofErr w:type="gramEnd"/>
+            <w:r>
+              <w:rPr>
+                <w:rFonts w:ascii="Menlo" w:hAnsi="Menlo" w:cs="Menlo"/>
+                <w:color w:val="9CDCFE"/>
+                <w:sz w:val="18"/>
+                <w:szCs w:val="18"/>
+              </w:rPr>
+              <w:t>a</w:t>
+            </w:r>
+            <w:r>
+              <w:rPr>
+                <w:rFonts w:ascii="Menlo" w:hAnsi="Menlo" w:cs="Menlo"/>
+                <w:color w:val="CCCCCC"/>
+                <w:sz w:val="18"/>
+                <w:szCs w:val="18"/>
+              </w:rPr>
+              <w:t xml:space="preserve">, </w:t>
+            </w:r>
+            <w:r>
+              <w:rPr>
+                <w:rFonts w:ascii="Menlo" w:hAnsi="Menlo" w:cs="Menlo"/>
+                <w:color w:val="9CDCFE"/>
+                <w:sz w:val="18"/>
+                <w:szCs w:val="18"/>
+              </w:rPr>
+              <w:t>b</w:t>
+            </w:r>
+            <w:r>
+              <w:rPr>
+                <w:rFonts w:ascii="Menlo" w:hAnsi="Menlo" w:cs="Menlo"/>
+                <w:color w:val="CCCCCC"/>
+                <w:sz w:val="18"/>
+                <w:szCs w:val="18"/>
+              </w:rPr>
+              <w:t>):</w:t>
+            </w:r>
+          </w:p>
+          <w:p>
+            <w:pPr>
+              <w:shd w:val="clear" w:color="auto" w:fill="1F1F1F"/>
+              <w:spacing w:line="270" w:lineRule="atLeast"/>
+              <w:rPr>
+                <w:rFonts w:ascii="Menlo" w:hAnsi="Menlo" w:cs="Menlo"/>
+                <w:color w:val="CCCCCC"/>
+                <w:sz w:val="18"/>
+                <w:szCs w:val="18"/>
+              </w:rPr>
+            </w:pPr>
+            <w:r>
+              <w:rPr>
+                <w:rFonts w:ascii="Menlo" w:hAnsi="Menlo" w:cs="Menlo"/>
+                <w:color w:val="CCCCCC"/>
+                <w:sz w:val="18"/>
+                <w:szCs w:val="18"/>
+              </w:rPr>
+              <w:t xml:space="preserve">    </w:t>
+            </w:r>
+            <w:r>
+              <w:rPr>
+                <w:rFonts w:ascii="Menlo" w:hAnsi="Menlo" w:cs="Menlo"/>
+                <w:color w:val="C586C0"/>
+                <w:sz w:val="18"/>
+                <w:szCs w:val="18"/>
+              </w:rPr>
+              <w:t>return</w:t>
+            </w:r>
+            <w:r>
+              <w:rPr>
+                <w:rFonts w:ascii="Menlo" w:hAnsi="Menlo" w:cs="Menlo"/>
+                <w:color w:val="CCCCCC"/>
+                <w:sz w:val="18"/>
+                <w:szCs w:val="18"/>
+              </w:rPr>
+              <w:t xml:space="preserve"> </w:t>
+            </w:r>
+            <w:r>
+              <w:rPr>
+                <w:rFonts w:ascii="Menlo" w:hAnsi="Menlo" w:cs="Menlo"/>
+                <w:color w:val="9CDCFE"/>
+                <w:sz w:val="18"/>
+                <w:szCs w:val="18"/>
+              </w:rPr>
+              <w:t>a</w:t>
+            </w:r>
+            <w:r>
+              <w:rPr>
+                <w:rFonts w:ascii="Menlo" w:hAnsi="Menlo" w:cs="Menlo"/>
+                <w:color w:val="CCCCCC"/>
+                <w:sz w:val="18"/>
+                <w:szCs w:val="18"/>
+              </w:rPr>
+              <w:t xml:space="preserve"> </w:t>
+            </w:r>
+            <w:r>
+              <w:rPr>
+                <w:rFonts w:ascii="Menlo" w:hAnsi="Menlo" w:cs="Menlo"/>
+                <w:color w:val="D4D4D4"/>
+                <w:sz w:val="18"/>
+                <w:szCs w:val="18"/>
+              </w:rPr>
+              <w:t>+</w:t>
+            </w:r>
+            <w:r>
+              <w:rPr>
+                <w:rFonts w:ascii="Menlo" w:hAnsi="Menlo" w:cs="Menlo"/>
+                <w:color w:val="CCCCCC"/>
+                <w:sz w:val="18"/>
+                <w:szCs w:val="18"/>
+              </w:rPr>
+              <w:t xml:space="preserve"> </w:t>
+            </w:r>
+            <w:r>
+              <w:rPr>
+                <w:rFonts w:ascii="Menlo" w:hAnsi="Menlo" w:cs="Menlo"/>
+                <w:color w:val="9CDCFE"/>
+                <w:sz w:val="18"/>
+                <w:szCs w:val="18"/>
+              </w:rPr>
+              <w:t>b</w:t>
+            </w:r>
+          </w:p>
+          <w:p>
+            <w:pPr>
+              <w:shd w:val="clear" w:color="auto" w:fill="1F1F1F"/>
+              <w:spacing w:line="270" w:lineRule="atLeast"/>
+              <w:rPr>
+                <w:rFonts w:ascii="Menlo" w:hAnsi="Menlo" w:cs="Menlo"/>
+                <w:color w:val="CCCCCC"/>
+                <w:sz w:val="18"/>
+                <w:szCs w:val="18"/>
+              </w:rPr>
+            </w:pPr>
+          </w:p>
+          <w:p>
+            <w:pPr>
+              <w:shd w:val="clear" w:color="auto" w:fill="1F1F1F"/>
+              <w:spacing w:line="270" w:lineRule="atLeast"/>
+              <w:rPr>
+                <w:rFonts w:ascii="Menlo" w:hAnsi="Menlo" w:cs="Menlo"/>
+                <w:color w:val="CCCCCC"/>
+                <w:sz w:val="18"/>
+                <w:szCs w:val="18"/>
+              </w:rPr>
+            </w:pPr>
+            <w:r>
+              <w:rPr>
+                <w:rFonts w:ascii="Menlo" w:hAnsi="Menlo" w:cs="Menlo"/>
+                <w:color w:val="569CD6"/>
+                <w:sz w:val="18"/>
+                <w:szCs w:val="18"/>
+              </w:rPr>
+              <w:t>def</w:t>
+            </w:r>
+            <w:r>
+              <w:rPr>
+                <w:rFonts w:ascii="Menlo" w:hAnsi="Menlo" w:cs="Menlo"/>
+                <w:color w:val="CCCCCC"/>
+                <w:sz w:val="18"/>
+                <w:szCs w:val="18"/>
+              </w:rPr>
+              <w:t xml:space="preserve"> </w:t>
+            </w:r>
+            <w:proofErr w:type="spellStart"/>
+            <w:proofErr w:type="gramStart"/>
+            <w:r>
+              <w:rPr>
+                <w:rFonts w:ascii="Menlo" w:hAnsi="Menlo" w:cs="Menlo"/>
+                <w:color w:val="DCDCAA"/>
+                <w:sz w:val="18"/>
+                <w:szCs w:val="18"/>
+              </w:rPr>
+              <w:t>substact</w:t>
+            </w:r>
+            <w:proofErr w:type="spellEnd"/>
+            <w:r>
+              <w:rPr>
+                <w:rFonts w:ascii="Menlo" w:hAnsi="Menlo" w:cs="Menlo"/>
+                <w:color w:val="CCCCCC"/>
+                <w:sz w:val="18"/>
+                <w:szCs w:val="18"/>
+              </w:rPr>
+              <w:t>(</w:t>
+            </w:r>
+            <w:proofErr w:type="gramEnd"/>
+            <w:r>
+              <w:rPr>
+                <w:rFonts w:ascii="Menlo" w:hAnsi="Menlo" w:cs="Menlo"/>
+                <w:color w:val="9CDCFE"/>
+                <w:sz w:val="18"/>
+                <w:szCs w:val="18"/>
+              </w:rPr>
+              <w:t>a</w:t>
+            </w:r>
+            <w:r>
+              <w:rPr>
+                <w:rFonts w:ascii="Menlo" w:hAnsi="Menlo" w:cs="Menlo"/>
+                <w:color w:val="CCCCCC"/>
+                <w:sz w:val="18"/>
+                <w:szCs w:val="18"/>
+              </w:rPr>
+              <w:t xml:space="preserve">, </w:t>
+            </w:r>
+            <w:r>
+              <w:rPr>
+                <w:rFonts w:ascii="Menlo" w:hAnsi="Menlo" w:cs="Menlo"/>
+                <w:color w:val="9CDCFE"/>
+                <w:sz w:val="18"/>
+                <w:szCs w:val="18"/>
+              </w:rPr>
+              <w:t>b</w:t>
+            </w:r>
+            <w:r>
+              <w:rPr>
+                <w:rFonts w:ascii="Menlo" w:hAnsi="Menlo" w:cs="Menlo"/>
+                <w:color w:val="CCCCCC"/>
+                <w:sz w:val="18"/>
+                <w:szCs w:val="18"/>
+              </w:rPr>
+              <w:t>):</w:t>
+            </w:r>
+          </w:p>
+          <w:p>
+            <w:pPr>
+              <w:shd w:val="clear" w:color="auto" w:fill="1F1F1F"/>
+              <w:spacing w:line="270" w:lineRule="atLeast"/>
+              <w:rPr>
+                <w:rFonts w:ascii="Menlo" w:hAnsi="Menlo" w:cs="Menlo"/>
+                <w:color w:val="CCCCCC"/>
+                <w:sz w:val="18"/>
+                <w:szCs w:val="18"/>
+              </w:rPr>
+            </w:pPr>
+            <w:r>
+              <w:rPr>
+                <w:rFonts w:ascii="Menlo" w:hAnsi="Menlo" w:cs="Menlo"/>
+                <w:color w:val="CCCCCC"/>
+                <w:sz w:val="18"/>
+                <w:szCs w:val="18"/>
+              </w:rPr>
+              <w:t xml:space="preserve">    </w:t>
+            </w:r>
+            <w:r>
+              <w:rPr>
+                <w:rFonts w:ascii="Menlo" w:hAnsi="Menlo" w:cs="Menlo"/>
+                <w:color w:val="C586C0"/>
+                <w:sz w:val="18"/>
+                <w:szCs w:val="18"/>
+              </w:rPr>
+              <w:t>return</w:t>
+            </w:r>
+            <w:r>
+              <w:rPr>
+                <w:rFonts w:ascii="Menlo" w:hAnsi="Menlo" w:cs="Menlo"/>
+                <w:color w:val="CCCCCC"/>
+                <w:sz w:val="18"/>
+                <w:szCs w:val="18"/>
+              </w:rPr>
+              <w:t xml:space="preserve"> </w:t>
+            </w:r>
+            <w:r>
+              <w:rPr>
+                <w:rFonts w:ascii="Menlo" w:hAnsi="Menlo" w:cs="Menlo"/>
+                <w:color w:val="9CDCFE"/>
+                <w:sz w:val="18"/>
+                <w:szCs w:val="18"/>
+              </w:rPr>
+              <w:t>a</w:t>
+            </w:r>
+            <w:r>
+              <w:rPr>
+                <w:rFonts w:ascii="Menlo" w:hAnsi="Menlo" w:cs="Menlo"/>
+                <w:color w:val="CCCCCC"/>
+                <w:sz w:val="18"/>
+                <w:szCs w:val="18"/>
+              </w:rPr>
+              <w:t xml:space="preserve"> </w:t>
+            </w:r>
+            <w:r>
+              <w:rPr>
+                <w:rFonts w:ascii="Menlo" w:hAnsi="Menlo" w:cs="Menlo"/>
+                <w:color w:val="D4D4D4"/>
+                <w:sz w:val="18"/>
+                <w:szCs w:val="18"/>
+              </w:rPr>
+              <w:t>-</w:t>
+            </w:r>
+            <w:r>
+              <w:rPr>
+                <w:rFonts w:ascii="Menlo" w:hAnsi="Menlo" w:cs="Menlo"/>
+                <w:color w:val="CCCCCC"/>
+                <w:sz w:val="18"/>
+                <w:szCs w:val="18"/>
+              </w:rPr>
+              <w:t xml:space="preserve"> </w:t>
+            </w:r>
+            <w:r>
+              <w:rPr>
+                <w:rFonts w:ascii="Menlo" w:hAnsi="Menlo" w:cs="Menlo"/>
+                <w:color w:val="9CDCFE"/>
+                <w:sz w:val="18"/>
+                <w:szCs w:val="18"/>
+              </w:rPr>
+              <w:t>b</w:t>
+            </w:r>
+          </w:p>
+          <w:p>
+            <w:pPr>
+              <w:shd w:val="clear" w:color="auto" w:fill="1F1F1F"/>
+              <w:spacing w:line="270" w:lineRule="atLeast"/>
+              <w:rPr>
+                <w:rFonts w:ascii="Menlo" w:hAnsi="Menlo" w:cs="Menlo"/>
+                <w:color w:val="CCCCCC"/>
+                <w:sz w:val="18"/>
+                <w:szCs w:val="18"/>
+              </w:rPr>
+            </w:pPr>
+          </w:p>
+          <w:p>
+            <w:pPr>
+              <w:shd w:val="clear" w:color="auto" w:fill="1F1F1F"/>
+              <w:spacing w:line="270" w:lineRule="atLeast"/>
+              <w:rPr>
+                <w:rFonts w:ascii="Menlo" w:hAnsi="Menlo" w:cs="Menlo"/>
+                <w:color w:val="CCCCCC"/>
+                <w:sz w:val="18"/>
+                <w:szCs w:val="18"/>
+              </w:rPr>
+            </w:pPr>
+            <w:r>
+              <w:rPr>
+                <w:rFonts w:ascii="Menlo" w:hAnsi="Menlo" w:cs="Menlo"/>
+                <w:color w:val="569CD6"/>
+                <w:sz w:val="18"/>
+                <w:szCs w:val="18"/>
+              </w:rPr>
+              <w:t>def</w:t>
+            </w:r>
+            <w:r>
+              <w:rPr>
+                <w:rFonts w:ascii="Menlo" w:hAnsi="Menlo" w:cs="Menlo"/>
+                <w:color w:val="CCCCCC"/>
+                <w:sz w:val="18"/>
+                <w:szCs w:val="18"/>
+              </w:rPr>
+              <w:t xml:space="preserve"> </w:t>
+            </w:r>
+            <w:proofErr w:type="gramStart"/>
+            <w:r>
+              <w:rPr>
+                <w:rFonts w:ascii="Menlo" w:hAnsi="Menlo" w:cs="Menlo"/>
+                <w:color w:val="DCDCAA"/>
+                <w:sz w:val="18"/>
+                <w:szCs w:val="18"/>
+              </w:rPr>
+              <w:t>multiply</w:t>
+            </w:r>
+            <w:r>
+              <w:rPr>
+                <w:rFonts w:ascii="Menlo" w:hAnsi="Menlo" w:cs="Menlo"/>
+                <w:color w:val="CCCCCC"/>
+                <w:sz w:val="18"/>
+                <w:szCs w:val="18"/>
+              </w:rPr>
+              <w:t>(</w:t>
+            </w:r>
+            <w:proofErr w:type="gramEnd"/>
+            <w:r>
+              <w:rPr>
+                <w:rFonts w:ascii="Menlo" w:hAnsi="Menlo" w:cs="Menlo"/>
+                <w:color w:val="9CDCFE"/>
+                <w:sz w:val="18"/>
+                <w:szCs w:val="18"/>
+              </w:rPr>
+              <w:t>a</w:t>
+            </w:r>
+            <w:r>
+              <w:rPr>
+                <w:rFonts w:ascii="Menlo" w:hAnsi="Menlo" w:cs="Menlo"/>
+                <w:color w:val="CCCCCC"/>
+                <w:sz w:val="18"/>
+                <w:szCs w:val="18"/>
+              </w:rPr>
+              <w:t xml:space="preserve">, </w:t>
+            </w:r>
+            <w:r>
+              <w:rPr>
+                <w:rFonts w:ascii="Menlo" w:hAnsi="Menlo" w:cs="Menlo"/>
+                <w:color w:val="9CDCFE"/>
+                <w:sz w:val="18"/>
+                <w:szCs w:val="18"/>
+              </w:rPr>
+              <w:t>b</w:t>
+            </w:r>
+            <w:r>
+              <w:rPr>
+                <w:rFonts w:ascii="Menlo" w:hAnsi="Menlo" w:cs="Menlo"/>
+                <w:color w:val="CCCCCC"/>
+                <w:sz w:val="18"/>
+                <w:szCs w:val="18"/>
+              </w:rPr>
+              <w:t>):</w:t>
+            </w:r>
+          </w:p>
+          <w:p>
+            <w:pPr>
+              <w:shd w:val="clear" w:color="auto" w:fill="1F1F1F"/>
+              <w:spacing w:line="270" w:lineRule="atLeast"/>
+              <w:rPr>
+                <w:rFonts w:ascii="Menlo" w:hAnsi="Menlo" w:cs="Menlo"/>
+                <w:color w:val="CCCCCC"/>
+                <w:sz w:val="18"/>
+                <w:szCs w:val="18"/>
+              </w:rPr>
+            </w:pPr>
+            <w:r>
+              <w:rPr>
+                <w:rFonts w:ascii="Menlo" w:hAnsi="Menlo" w:cs="Menlo"/>
+                <w:color w:val="CCCCCC"/>
+                <w:sz w:val="18"/>
+                <w:szCs w:val="18"/>
+              </w:rPr>
+              <w:t xml:space="preserve">    </w:t>
+            </w:r>
+            <w:r>
+              <w:rPr>
+                <w:rFonts w:ascii="Menlo" w:hAnsi="Menlo" w:cs="Menlo"/>
+                <w:color w:val="C586C0"/>
+                <w:sz w:val="18"/>
+                <w:szCs w:val="18"/>
+              </w:rPr>
+              <w:t>return</w:t>
+            </w:r>
+            <w:r>
+              <w:rPr>
+                <w:rFonts w:ascii="Menlo" w:hAnsi="Menlo" w:cs="Menlo"/>
+                <w:color w:val="CCCCCC"/>
+                <w:sz w:val="18"/>
+                <w:szCs w:val="18"/>
+              </w:rPr>
+              <w:t xml:space="preserve"> </w:t>
+            </w:r>
+            <w:r>
+              <w:rPr>
+                <w:rFonts w:ascii="Menlo" w:hAnsi="Menlo" w:cs="Menlo"/>
+                <w:color w:val="9CDCFE"/>
+                <w:sz w:val="18"/>
+                <w:szCs w:val="18"/>
+              </w:rPr>
+              <w:t>a</w:t>
+            </w:r>
+            <w:r>
+              <w:rPr>
+                <w:rFonts w:ascii="Menlo" w:hAnsi="Menlo" w:cs="Menlo"/>
+                <w:color w:val="CCCCCC"/>
+                <w:sz w:val="18"/>
+                <w:szCs w:val="18"/>
+              </w:rPr>
+              <w:t xml:space="preserve"> </w:t>
+            </w:r>
+            <w:r>
+              <w:rPr>
+                <w:rFonts w:ascii="Menlo" w:hAnsi="Menlo" w:cs="Menlo"/>
+                <w:color w:val="D4D4D4"/>
+                <w:sz w:val="18"/>
+                <w:szCs w:val="18"/>
+              </w:rPr>
+              <w:t>*</w:t>
+            </w:r>
+            <w:r>
+              <w:rPr>
+                <w:rFonts w:ascii="Menlo" w:hAnsi="Menlo" w:cs="Menlo"/>
+                <w:color w:val="CCCCCC"/>
+                <w:sz w:val="18"/>
+                <w:szCs w:val="18"/>
+              </w:rPr>
+              <w:t xml:space="preserve"> </w:t>
+            </w:r>
+            <w:r>
+              <w:rPr>
+                <w:rFonts w:ascii="Menlo" w:hAnsi="Menlo" w:cs="Menlo"/>
+                <w:color w:val="9CDCFE"/>
+                <w:sz w:val="18"/>
+                <w:szCs w:val="18"/>
+              </w:rPr>
+              <w:t>b</w:t>
+            </w:r>
+          </w:p>
+          <w:p>
+            <w:pPr>
+              <w:shd w:val="clear" w:color="auto" w:fill="1F1F1F"/>
+              <w:spacing w:line="270" w:lineRule="atLeast"/>
+              <w:rPr>
+                <w:rFonts w:ascii="Menlo" w:hAnsi="Menlo" w:cs="Menlo"/>
+                <w:color w:val="CCCCCC"/>
+                <w:sz w:val="18"/>
+                <w:szCs w:val="18"/>
+              </w:rPr>
+            </w:pPr>
+          </w:p>
+          <w:p>
+            <w:pPr>
+              <w:shd w:val="clear" w:color="auto" w:fill="1F1F1F"/>
+              <w:spacing w:line="270" w:lineRule="atLeast"/>
+              <w:rPr>
+                <w:rFonts w:ascii="Menlo" w:hAnsi="Menlo" w:cs="Menlo"/>
+                <w:color w:val="CCCCCC"/>
+                <w:sz w:val="18"/>
+                <w:szCs w:val="18"/>
+              </w:rPr>
+            </w:pPr>
+            <w:r>
+              <w:rPr>
+                <w:rFonts w:ascii="Menlo" w:hAnsi="Menlo" w:cs="Menlo"/>
+                <w:color w:val="569CD6"/>
+                <w:sz w:val="18"/>
+                <w:szCs w:val="18"/>
+              </w:rPr>
+              <w:t>def</w:t>
+            </w:r>
+            <w:r>
+              <w:rPr>
+                <w:rFonts w:ascii="Menlo" w:hAnsi="Menlo" w:cs="Menlo"/>
+                <w:color w:val="CCCCCC"/>
+                <w:sz w:val="18"/>
+                <w:szCs w:val="18"/>
+              </w:rPr>
+              <w:t xml:space="preserve"> </w:t>
+            </w:r>
+            <w:proofErr w:type="gramStart"/>
+            <w:r>
+              <w:rPr>
+                <w:rFonts w:ascii="Menlo" w:hAnsi="Menlo" w:cs="Menlo"/>
+                <w:color w:val="DCDCAA"/>
+                <w:sz w:val="18"/>
+                <w:szCs w:val="18"/>
+              </w:rPr>
+              <w:t>divide</w:t>
+            </w:r>
+            <w:r>
+              <w:rPr>
+                <w:rFonts w:ascii="Menlo" w:hAnsi="Menlo" w:cs="Menlo"/>
+                <w:color w:val="CCCCCC"/>
+                <w:sz w:val="18"/>
+                <w:szCs w:val="18"/>
+              </w:rPr>
+              <w:t>(</w:t>
+            </w:r>
+            <w:proofErr w:type="gramEnd"/>
+            <w:r>
+              <w:rPr>
+                <w:rFonts w:ascii="Menlo" w:hAnsi="Menlo" w:cs="Menlo"/>
+                <w:color w:val="9CDCFE"/>
+                <w:sz w:val="18"/>
+                <w:szCs w:val="18"/>
+              </w:rPr>
+              <w:t>a</w:t>
+            </w:r>
+            <w:r>
+              <w:rPr>
+                <w:rFonts w:ascii="Menlo" w:hAnsi="Menlo" w:cs="Menlo"/>
+                <w:color w:val="CCCCCC"/>
+                <w:sz w:val="18"/>
+                <w:szCs w:val="18"/>
+              </w:rPr>
+              <w:t xml:space="preserve">, </w:t>
+            </w:r>
+            <w:r>
+              <w:rPr>
+                <w:rFonts w:ascii="Menlo" w:hAnsi="Menlo" w:cs="Menlo"/>
+                <w:color w:val="9CDCFE"/>
+                <w:sz w:val="18"/>
+                <w:szCs w:val="18"/>
+              </w:rPr>
+              <w:t>b</w:t>
+            </w:r>
+            <w:r>
+              <w:rPr>
+                <w:rFonts w:ascii="Menlo" w:hAnsi="Menlo" w:cs="Menlo"/>
+                <w:color w:val="CCCCCC"/>
+                <w:sz w:val="18"/>
+                <w:szCs w:val="18"/>
+              </w:rPr>
+              <w:t>):</w:t>
+            </w:r>
+          </w:p>
+          <w:p>
+            <w:pPr>
+              <w:shd w:val="clear" w:color="auto" w:fill="1F1F1F"/>
+              <w:spacing w:line="270" w:lineRule="atLeast"/>
+              <w:rPr>
+                <w:rFonts w:ascii="Menlo" w:hAnsi="Menlo" w:cs="Menlo"/>
+                <w:color w:val="CCCCCC"/>
+                <w:sz w:val="18"/>
+                <w:szCs w:val="18"/>
+              </w:rPr>
+            </w:pPr>
+            <w:r>
+              <w:rPr>
+                <w:rFonts w:ascii="Menlo" w:hAnsi="Menlo" w:cs="Menlo"/>
+                <w:color w:val="CCCCCC"/>
+                <w:sz w:val="18"/>
+                <w:szCs w:val="18"/>
+              </w:rPr>
+              <w:t xml:space="preserve">    </w:t>
+            </w:r>
+            <w:r>
+              <w:rPr>
+                <w:rFonts w:ascii="Menlo" w:hAnsi="Menlo" w:cs="Menlo"/>
+                <w:color w:val="C586C0"/>
+                <w:sz w:val="18"/>
+                <w:szCs w:val="18"/>
+              </w:rPr>
+              <w:t>if</w:t>
+            </w:r>
+            <w:r>
+              <w:rPr>
+                <w:rFonts w:ascii="Menlo" w:hAnsi="Menlo" w:cs="Menlo"/>
+                <w:color w:val="CCCCCC"/>
+                <w:sz w:val="18"/>
+                <w:szCs w:val="18"/>
+              </w:rPr>
+              <w:t xml:space="preserve"> </w:t>
+            </w:r>
+            <w:r>
+              <w:rPr>
+                <w:rFonts w:ascii="Menlo" w:hAnsi="Menlo" w:cs="Menlo"/>
+                <w:color w:val="9CDCFE"/>
+                <w:sz w:val="18"/>
+                <w:szCs w:val="18"/>
+              </w:rPr>
+              <w:t>b</w:t>
+            </w:r>
+            <w:r>
+              <w:rPr>
+                <w:rFonts w:ascii="Menlo" w:hAnsi="Menlo" w:cs="Menlo"/>
+                <w:color w:val="CCCCCC"/>
+                <w:sz w:val="18"/>
+                <w:szCs w:val="18"/>
+              </w:rPr>
+              <w:t xml:space="preserve"> </w:t>
+            </w:r>
+            <w:r>
+              <w:rPr>
+                <w:rFonts w:ascii="Menlo" w:hAnsi="Menlo" w:cs="Menlo"/>
+                <w:color w:val="D4D4D4"/>
+                <w:sz w:val="18"/>
+                <w:szCs w:val="18"/>
+              </w:rPr>
+              <w:t>==</w:t>
+            </w:r>
+            <w:r>
+              <w:rPr>
+                <w:rFonts w:ascii="Menlo" w:hAnsi="Menlo" w:cs="Menlo"/>
+                <w:color w:val="CCCCCC"/>
+                <w:sz w:val="18"/>
+                <w:szCs w:val="18"/>
+              </w:rPr>
+              <w:t xml:space="preserve"> </w:t>
+            </w:r>
+            <w:r>
+              <w:rPr>
+                <w:rFonts w:ascii="Menlo" w:hAnsi="Menlo" w:cs="Menlo"/>
+                <w:color w:val="B5CEA8"/>
+                <w:sz w:val="18"/>
+                <w:szCs w:val="18"/>
+              </w:rPr>
+              <w:t>0</w:t>
+            </w:r>
+            <w:r>
+              <w:rPr>
+                <w:rFonts w:ascii="Menlo" w:hAnsi="Menlo" w:cs="Menlo"/>
+                <w:color w:val="CCCCCC"/>
+                <w:sz w:val="18"/>
+                <w:szCs w:val="18"/>
+              </w:rPr>
+              <w:t>:</w:t>
+            </w:r>
+          </w:p>
+          <w:p>
+            <w:pPr>
+              <w:shd w:val="clear" w:color="auto" w:fill="1F1F1F"/>
+              <w:spacing w:line="270" w:lineRule="atLeast"/>
+              <w:rPr>
+                <w:rFonts w:ascii="Menlo" w:hAnsi="Menlo" w:cs="Menlo"/>
+                <w:color w:val="CCCCCC"/>
+                <w:sz w:val="18"/>
+                <w:szCs w:val="18"/>
+              </w:rPr>
+            </w:pPr>
+            <w:r>
+              <w:rPr>
+                <w:rFonts w:ascii="Menlo" w:hAnsi="Menlo" w:cs="Menlo"/>
+                <w:color w:val="CCCCCC"/>
+                <w:sz w:val="18"/>
+                <w:szCs w:val="18"/>
+              </w:rPr>
+              <w:t xml:space="preserve">        </w:t>
+            </w:r>
+            <w:r>
+              <w:rPr>
+                <w:rFonts w:ascii="Menlo" w:hAnsi="Menlo" w:cs="Menlo"/>
+                <w:color w:val="C586C0"/>
+                <w:sz w:val="18"/>
+                <w:szCs w:val="18"/>
+              </w:rPr>
+              <w:t>return</w:t>
+            </w:r>
+            <w:r>
+              <w:rPr>
+                <w:rFonts w:ascii="Menlo" w:hAnsi="Menlo" w:cs="Menlo"/>
+                <w:color w:val="CCCCCC"/>
+                <w:sz w:val="18"/>
+                <w:szCs w:val="18"/>
+              </w:rPr>
+              <w:t xml:space="preserve"> </w:t>
+            </w:r>
+            <w:r>
+              <w:rPr>
+                <w:rFonts w:ascii="Menlo" w:hAnsi="Menlo" w:cs="Menlo"/>
+                <w:color w:val="CE9178"/>
+                <w:sz w:val="18"/>
+                <w:szCs w:val="18"/>
+              </w:rPr>
+              <w:t>"</w:t>
+            </w:r>
+            <w:proofErr w:type="spellStart"/>
+            <w:r>
+              <w:rPr>
+                <w:rFonts w:ascii="Menlo" w:hAnsi="Menlo" w:cs="Menlo"/>
+                <w:color w:val="CE9178"/>
+                <w:sz w:val="18"/>
+                <w:szCs w:val="18"/>
+              </w:rPr>
+              <w:t>Помилка</w:t>
+            </w:r>
+            <w:proofErr w:type="spellEnd"/>
+            <w:r>
+              <w:rPr>
+                <w:rFonts w:ascii="Menlo" w:hAnsi="Menlo" w:cs="Menlo"/>
+                <w:color w:val="CE9178"/>
+                <w:sz w:val="18"/>
+                <w:szCs w:val="18"/>
+              </w:rPr>
+              <w:t xml:space="preserve">, </w:t>
+            </w:r>
+            <w:proofErr w:type="spellStart"/>
+            <w:r>
+              <w:rPr>
+                <w:rFonts w:ascii="Menlo" w:hAnsi="Menlo" w:cs="Menlo"/>
+                <w:color w:val="CE9178"/>
+                <w:sz w:val="18"/>
+                <w:szCs w:val="18"/>
+              </w:rPr>
+              <w:t>ділення</w:t>
+            </w:r>
+            <w:proofErr w:type="spellEnd"/>
+            <w:r>
+              <w:rPr>
+                <w:rFonts w:ascii="Menlo" w:hAnsi="Menlo" w:cs="Menlo"/>
+                <w:color w:val="CE9178"/>
+                <w:sz w:val="18"/>
+                <w:szCs w:val="18"/>
+              </w:rPr>
+              <w:t xml:space="preserve"> </w:t>
+            </w:r>
+            <w:proofErr w:type="spellStart"/>
+            <w:r>
+              <w:rPr>
+                <w:rFonts w:ascii="Menlo" w:hAnsi="Menlo" w:cs="Menlo"/>
+                <w:color w:val="CE9178"/>
+                <w:sz w:val="18"/>
+                <w:szCs w:val="18"/>
+              </w:rPr>
+              <w:t>на</w:t>
+            </w:r>
+            <w:proofErr w:type="spellEnd"/>
+            <w:r>
+              <w:rPr>
+                <w:rFonts w:ascii="Menlo" w:hAnsi="Menlo" w:cs="Menlo"/>
+                <w:color w:val="CE9178"/>
+                <w:sz w:val="18"/>
+                <w:szCs w:val="18"/>
+              </w:rPr>
+              <w:t xml:space="preserve"> 0"</w:t>
+            </w:r>
+          </w:p>
+          <w:p>
+            <w:pPr>
+              <w:shd w:val="clear" w:color="auto" w:fill="1F1F1F"/>
+              <w:spacing w:line="270" w:lineRule="atLeast"/>
+              <w:rPr>
+                <w:rFonts w:ascii="Menlo" w:hAnsi="Menlo" w:cs="Menlo"/>
+                <w:color w:val="CCCCCC"/>
+                <w:sz w:val="18"/>
+                <w:szCs w:val="18"/>
+              </w:rPr>
+            </w:pPr>
+            <w:r>
+              <w:rPr>
+                <w:rFonts w:ascii="Menlo" w:hAnsi="Menlo" w:cs="Menlo"/>
+                <w:color w:val="CCCCCC"/>
+                <w:sz w:val="18"/>
+                <w:szCs w:val="18"/>
+              </w:rPr>
+              <w:t xml:space="preserve">    </w:t>
+            </w:r>
+            <w:r>
+              <w:rPr>
+                <w:rFonts w:ascii="Menlo" w:hAnsi="Menlo" w:cs="Menlo"/>
+                <w:color w:val="C586C0"/>
+                <w:sz w:val="18"/>
+                <w:szCs w:val="18"/>
+              </w:rPr>
+              <w:t>return</w:t>
+            </w:r>
+            <w:r>
+              <w:rPr>
+                <w:rFonts w:ascii="Menlo" w:hAnsi="Menlo" w:cs="Menlo"/>
+                <w:color w:val="CCCCCC"/>
+                <w:sz w:val="18"/>
+                <w:szCs w:val="18"/>
+              </w:rPr>
+              <w:t xml:space="preserve"> </w:t>
+            </w:r>
+            <w:r>
+              <w:rPr>
+                <w:rFonts w:ascii="Menlo" w:hAnsi="Menlo" w:cs="Menlo"/>
+                <w:color w:val="9CDCFE"/>
+                <w:sz w:val="18"/>
+                <w:szCs w:val="18"/>
+              </w:rPr>
+              <w:t>a</w:t>
+            </w:r>
+            <w:r>
+              <w:rPr>
+                <w:rFonts w:ascii="Menlo" w:hAnsi="Menlo" w:cs="Menlo"/>
+                <w:color w:val="CCCCCC"/>
+                <w:sz w:val="18"/>
+                <w:szCs w:val="18"/>
+              </w:rPr>
+              <w:t xml:space="preserve"> </w:t>
+            </w:r>
+            <w:r>
+              <w:rPr>
+                <w:rFonts w:ascii="Menlo" w:hAnsi="Menlo" w:cs="Menlo"/>
+                <w:color w:val="D4D4D4"/>
+                <w:sz w:val="18"/>
+                <w:szCs w:val="18"/>
+              </w:rPr>
+              <w:t>/</w:t>
+            </w:r>
+            <w:r>
+              <w:rPr>
+                <w:rFonts w:ascii="Menlo" w:hAnsi="Menlo" w:cs="Menlo"/>
+                <w:color w:val="CCCCCC"/>
+                <w:sz w:val="18"/>
+                <w:szCs w:val="18"/>
+              </w:rPr>
+              <w:t xml:space="preserve"> </w:t>
+            </w:r>
+            <w:r>
+              <w:rPr>
+                <w:rFonts w:ascii="Menlo" w:hAnsi="Menlo" w:cs="Menlo"/>
+                <w:color w:val="9CDCFE"/>
+                <w:sz w:val="18"/>
+                <w:szCs w:val="18"/>
+              </w:rPr>
+              <w:t>b</w:t>
+            </w:r>
+          </w:p>
+          <w:p>
+            <w:pPr>
+              <w:shd w:val="clear" w:color="auto" w:fill="1F1F1F"/>
+              <w:spacing w:line="270" w:lineRule="atLeast"/>
+              <w:rPr>
+                <w:rFonts w:ascii="Menlo" w:hAnsi="Menlo" w:cs="Menlo"/>
+                <w:color w:val="CCCCCC"/>
+                <w:sz w:val="18"/>
+                <w:szCs w:val="18"/>
+              </w:rPr>
+            </w:pPr>
+            <w:r>
+              <w:rPr>
+                <w:rFonts w:ascii="Menlo" w:hAnsi="Menlo" w:cs="Menlo"/>
+                <w:color w:val="569CD6"/>
+                <w:sz w:val="18"/>
+                <w:szCs w:val="18"/>
+              </w:rPr>
+              <w:t>def</w:t>
+            </w:r>
+            <w:r>
+              <w:rPr>
+                <w:rFonts w:ascii="Menlo" w:hAnsi="Menlo" w:cs="Menlo"/>
+                <w:color w:val="CCCCCC"/>
+                <w:sz w:val="18"/>
+                <w:szCs w:val="18"/>
+              </w:rPr>
+              <w:t xml:space="preserve"> </w:t>
+            </w:r>
+            <w:proofErr w:type="spellStart"/>
+            <w:r>
+              <w:rPr>
+                <w:rFonts w:ascii="Menlo" w:hAnsi="Menlo" w:cs="Menlo"/>
+                <w:color w:val="DCDCAA"/>
+                <w:sz w:val="18"/>
+                <w:szCs w:val="18"/>
+              </w:rPr>
+              <w:t>calc_if_</w:t>
+            </w:r>
+            <w:proofErr w:type="gramStart"/>
+            <w:r>
+              <w:rPr>
+                <w:rFonts w:ascii="Menlo" w:hAnsi="Menlo" w:cs="Menlo"/>
+                <w:color w:val="DCDCAA"/>
+                <w:sz w:val="18"/>
+                <w:szCs w:val="18"/>
+              </w:rPr>
+              <w:t>else</w:t>
+            </w:r>
+            <w:proofErr w:type="spellEnd"/>
+            <w:r>
+              <w:rPr>
+                <w:rFonts w:ascii="Menlo" w:hAnsi="Menlo" w:cs="Menlo"/>
+                <w:color w:val="CCCCCC"/>
+                <w:sz w:val="18"/>
+                <w:szCs w:val="18"/>
+              </w:rPr>
+              <w:t>(</w:t>
+            </w:r>
+            <w:proofErr w:type="gramEnd"/>
+            <w:r>
+              <w:rPr>
+                <w:rFonts w:ascii="Menlo" w:hAnsi="Menlo" w:cs="Menlo"/>
+                <w:color w:val="9CDCFE"/>
+                <w:sz w:val="18"/>
+                <w:szCs w:val="18"/>
+              </w:rPr>
+              <w:t>a</w:t>
+            </w:r>
+            <w:r>
+              <w:rPr>
+                <w:rFonts w:ascii="Menlo" w:hAnsi="Menlo" w:cs="Menlo"/>
+                <w:color w:val="CCCCCC"/>
+                <w:sz w:val="18"/>
+                <w:szCs w:val="18"/>
+              </w:rPr>
+              <w:t xml:space="preserve">, </w:t>
+            </w:r>
+            <w:r>
+              <w:rPr>
+                <w:rFonts w:ascii="Menlo" w:hAnsi="Menlo" w:cs="Menlo"/>
+                <w:color w:val="9CDCFE"/>
+                <w:sz w:val="18"/>
+                <w:szCs w:val="18"/>
+              </w:rPr>
+              <w:t>b</w:t>
+            </w:r>
+            <w:r>
+              <w:rPr>
+                <w:rFonts w:ascii="Menlo" w:hAnsi="Menlo" w:cs="Menlo"/>
+                <w:color w:val="CCCCCC"/>
+                <w:sz w:val="18"/>
+                <w:szCs w:val="18"/>
+              </w:rPr>
+              <w:t xml:space="preserve">, </w:t>
+            </w:r>
+            <w:r>
+              <w:rPr>
+                <w:rFonts w:ascii="Menlo" w:hAnsi="Menlo" w:cs="Menlo"/>
+                <w:color w:val="9CDCFE"/>
+                <w:sz w:val="18"/>
+                <w:szCs w:val="18"/>
+              </w:rPr>
+              <w:t>operator</w:t>
+            </w:r>
+            <w:r>
+              <w:rPr>
+                <w:rFonts w:ascii="Menlo" w:hAnsi="Menlo" w:cs="Menlo"/>
+                <w:color w:val="CCCCCC"/>
+                <w:sz w:val="18"/>
+                <w:szCs w:val="18"/>
+              </w:rPr>
+              <w:t>):</w:t>
+            </w:r>
+          </w:p>
+          <w:p>
+            <w:pPr>
+              <w:shd w:val="clear" w:color="auto" w:fill="1F1F1F"/>
+              <w:spacing w:line="270" w:lineRule="atLeast"/>
+              <w:rPr>
+                <w:rFonts w:ascii="Menlo" w:hAnsi="Menlo" w:cs="Menlo"/>
+                <w:color w:val="CCCCCC"/>
+                <w:sz w:val="18"/>
+                <w:szCs w:val="18"/>
+              </w:rPr>
+            </w:pPr>
+            <w:r>
+              <w:rPr>
+                <w:rFonts w:ascii="Menlo" w:hAnsi="Menlo" w:cs="Menlo"/>
+                <w:color w:val="CCCCCC"/>
+                <w:sz w:val="18"/>
+                <w:szCs w:val="18"/>
+              </w:rPr>
+              <w:t xml:space="preserve">    </w:t>
+            </w:r>
+            <w:r>
+              <w:rPr>
+                <w:rFonts w:ascii="Menlo" w:hAnsi="Menlo" w:cs="Menlo"/>
+                <w:color w:val="C586C0"/>
+                <w:sz w:val="18"/>
+                <w:szCs w:val="18"/>
+              </w:rPr>
+              <w:t>if</w:t>
+            </w:r>
+            <w:r>
+              <w:rPr>
+                <w:rFonts w:ascii="Menlo" w:hAnsi="Menlo" w:cs="Menlo"/>
+                <w:color w:val="CCCCCC"/>
+                <w:sz w:val="18"/>
+                <w:szCs w:val="18"/>
+              </w:rPr>
+              <w:t xml:space="preserve"> </w:t>
+            </w:r>
+            <w:r>
+              <w:rPr>
+                <w:rFonts w:ascii="Menlo" w:hAnsi="Menlo" w:cs="Menlo"/>
+                <w:color w:val="9CDCFE"/>
+                <w:sz w:val="18"/>
+                <w:szCs w:val="18"/>
+              </w:rPr>
+              <w:t>operator</w:t>
+            </w:r>
+            <w:r>
+              <w:rPr>
+                <w:rFonts w:ascii="Menlo" w:hAnsi="Menlo" w:cs="Menlo"/>
+                <w:color w:val="CCCCCC"/>
+                <w:sz w:val="18"/>
+                <w:szCs w:val="18"/>
+              </w:rPr>
+              <w:t xml:space="preserve"> </w:t>
+            </w:r>
+            <w:r>
+              <w:rPr>
+                <w:rFonts w:ascii="Menlo" w:hAnsi="Menlo" w:cs="Menlo"/>
+                <w:color w:val="D4D4D4"/>
+                <w:sz w:val="18"/>
+                <w:szCs w:val="18"/>
+              </w:rPr>
+              <w:t>==</w:t>
+            </w:r>
+            <w:r>
+              <w:rPr>
+                <w:rFonts w:ascii="Menlo" w:hAnsi="Menlo" w:cs="Menlo"/>
+                <w:color w:val="CCCCCC"/>
+                <w:sz w:val="18"/>
+                <w:szCs w:val="18"/>
+              </w:rPr>
+              <w:t xml:space="preserve"> </w:t>
+            </w:r>
+            <w:r>
+              <w:rPr>
+                <w:rFonts w:ascii="Menlo" w:hAnsi="Menlo" w:cs="Menlo"/>
+                <w:color w:val="CE9178"/>
+                <w:sz w:val="18"/>
+                <w:szCs w:val="18"/>
+              </w:rPr>
+              <w:t>"+"</w:t>
+            </w:r>
+            <w:r>
+              <w:rPr>
+                <w:rFonts w:ascii="Menlo" w:hAnsi="Menlo" w:cs="Menlo"/>
+                <w:color w:val="CCCCCC"/>
+                <w:sz w:val="18"/>
+                <w:szCs w:val="18"/>
+              </w:rPr>
+              <w:t>:</w:t>
+            </w:r>
+          </w:p>
+          <w:p>
+            <w:pPr>
+              <w:shd w:val="clear" w:color="auto" w:fill="1F1F1F"/>
+              <w:spacing w:line="270" w:lineRule="atLeast"/>
+              <w:rPr>
+                <w:rFonts w:ascii="Menlo" w:hAnsi="Menlo" w:cs="Menlo"/>
+                <w:color w:val="CCCCCC"/>
+                <w:sz w:val="18"/>
+                <w:szCs w:val="18"/>
+              </w:rPr>
+            </w:pPr>
+            <w:r>
+              <w:rPr>
+                <w:rFonts w:ascii="Menlo" w:hAnsi="Menlo" w:cs="Menlo"/>
+                <w:color w:val="CCCCCC"/>
+                <w:sz w:val="18"/>
+                <w:szCs w:val="18"/>
+              </w:rPr>
+              <w:t xml:space="preserve">        </w:t>
+            </w:r>
+            <w:r>
+              <w:rPr>
+                <w:rFonts w:ascii="Menlo" w:hAnsi="Menlo" w:cs="Menlo"/>
+                <w:color w:val="C586C0"/>
+                <w:sz w:val="18"/>
+                <w:szCs w:val="18"/>
+              </w:rPr>
+              <w:t>return</w:t>
+            </w:r>
+            <w:r>
+              <w:rPr>
+                <w:rFonts w:ascii="Menlo" w:hAnsi="Menlo" w:cs="Menlo"/>
+                <w:color w:val="CCCCCC"/>
+                <w:sz w:val="18"/>
+                <w:szCs w:val="18"/>
+              </w:rPr>
+              <w:t xml:space="preserve"> </w:t>
+            </w:r>
+            <w:proofErr w:type="gramStart"/>
+            <w:r>
+              <w:rPr>
+                <w:rFonts w:ascii="Menlo" w:hAnsi="Menlo" w:cs="Menlo"/>
+                <w:color w:val="DCDCAA"/>
+                <w:sz w:val="18"/>
+                <w:szCs w:val="18"/>
+              </w:rPr>
+              <w:t>add</w:t>
+            </w:r>
+            <w:r>
+              <w:rPr>
+                <w:rFonts w:ascii="Menlo" w:hAnsi="Menlo" w:cs="Menlo"/>
+                <w:color w:val="CCCCCC"/>
+                <w:sz w:val="18"/>
+                <w:szCs w:val="18"/>
+              </w:rPr>
+              <w:t>(</w:t>
+            </w:r>
+            <w:proofErr w:type="gramEnd"/>
+            <w:r>
+              <w:rPr>
+                <w:rFonts w:ascii="Menlo" w:hAnsi="Menlo" w:cs="Menlo"/>
+                <w:color w:val="9CDCFE"/>
+                <w:sz w:val="18"/>
+                <w:szCs w:val="18"/>
+              </w:rPr>
+              <w:t>a</w:t>
+            </w:r>
+            <w:r>
+              <w:rPr>
+                <w:rFonts w:ascii="Menlo" w:hAnsi="Menlo" w:cs="Menlo"/>
+                <w:color w:val="CCCCCC"/>
+                <w:sz w:val="18"/>
+                <w:szCs w:val="18"/>
+              </w:rPr>
+              <w:t xml:space="preserve">, </w:t>
+            </w:r>
+            <w:r>
+              <w:rPr>
+                <w:rFonts w:ascii="Menlo" w:hAnsi="Menlo" w:cs="Menlo"/>
+                <w:color w:val="9CDCFE"/>
+                <w:sz w:val="18"/>
+                <w:szCs w:val="18"/>
+              </w:rPr>
+              <w:t>b</w:t>
+            </w:r>
+            <w:r>
+              <w:rPr>
+                <w:rFonts w:ascii="Menlo" w:hAnsi="Menlo" w:cs="Menlo"/>
+                <w:color w:val="CCCCCC"/>
+                <w:sz w:val="18"/>
+                <w:szCs w:val="18"/>
+              </w:rPr>
+              <w:t>)</w:t>
+            </w:r>
+          </w:p>
+          <w:p>
+            <w:pPr>
+              <w:shd w:val="clear" w:color="auto" w:fill="1F1F1F"/>
+              <w:spacing w:line="270" w:lineRule="atLeast"/>
+              <w:rPr>
+                <w:rFonts w:ascii="Menlo" w:hAnsi="Menlo" w:cs="Menlo"/>
+                <w:color w:val="CCCCCC"/>
+                <w:sz w:val="18"/>
+                <w:szCs w:val="18"/>
+              </w:rPr>
+            </w:pPr>
+            <w:r>
+              <w:rPr>
+                <w:rFonts w:ascii="Menlo" w:hAnsi="Menlo" w:cs="Menlo"/>
+                <w:color w:val="CCCCCC"/>
+                <w:sz w:val="18"/>
+                <w:szCs w:val="18"/>
+              </w:rPr>
+              <w:t xml:space="preserve">    </w:t>
+            </w:r>
+            <w:proofErr w:type="spellStart"/>
+            <w:r>
+              <w:rPr>
+                <w:rFonts w:ascii="Menlo" w:hAnsi="Menlo" w:cs="Menlo"/>
+                <w:color w:val="C586C0"/>
+                <w:sz w:val="18"/>
+                <w:szCs w:val="18"/>
+              </w:rPr>
+              <w:t>elif</w:t>
+            </w:r>
+            <w:proofErr w:type="spellEnd"/>
+            <w:r>
+              <w:rPr>
+                <w:rFonts w:ascii="Menlo" w:hAnsi="Menlo" w:cs="Menlo"/>
+                <w:color w:val="CCCCCC"/>
+                <w:sz w:val="18"/>
+                <w:szCs w:val="18"/>
+              </w:rPr>
+              <w:t xml:space="preserve"> </w:t>
+            </w:r>
+            <w:r>
+              <w:rPr>
+                <w:rFonts w:ascii="Menlo" w:hAnsi="Menlo" w:cs="Menlo"/>
+                <w:color w:val="9CDCFE"/>
+                <w:sz w:val="18"/>
+                <w:szCs w:val="18"/>
+              </w:rPr>
+              <w:t>operator</w:t>
+            </w:r>
+            <w:r>
+              <w:rPr>
+                <w:rFonts w:ascii="Menlo" w:hAnsi="Menlo" w:cs="Menlo"/>
+                <w:color w:val="CCCCCC"/>
+                <w:sz w:val="18"/>
+                <w:szCs w:val="18"/>
+              </w:rPr>
+              <w:t xml:space="preserve"> </w:t>
+            </w:r>
+            <w:r>
+              <w:rPr>
+                <w:rFonts w:ascii="Menlo" w:hAnsi="Menlo" w:cs="Menlo"/>
+                <w:color w:val="D4D4D4"/>
+                <w:sz w:val="18"/>
+                <w:szCs w:val="18"/>
+              </w:rPr>
+              <w:t>==</w:t>
+            </w:r>
+            <w:r>
+              <w:rPr>
+                <w:rFonts w:ascii="Menlo" w:hAnsi="Menlo" w:cs="Menlo"/>
+                <w:color w:val="CCCCCC"/>
+                <w:sz w:val="18"/>
+                <w:szCs w:val="18"/>
+              </w:rPr>
+              <w:t xml:space="preserve"> </w:t>
+            </w:r>
+            <w:r>
+              <w:rPr>
+                <w:rFonts w:ascii="Menlo" w:hAnsi="Menlo" w:cs="Menlo"/>
+                <w:color w:val="CE9178"/>
+                <w:sz w:val="18"/>
+                <w:szCs w:val="18"/>
+              </w:rPr>
+              <w:t>"-"</w:t>
+            </w:r>
+            <w:r>
+              <w:rPr>
+                <w:rFonts w:ascii="Menlo" w:hAnsi="Menlo" w:cs="Menlo"/>
+                <w:color w:val="CCCCCC"/>
+                <w:sz w:val="18"/>
+                <w:szCs w:val="18"/>
+              </w:rPr>
+              <w:t>:</w:t>
+            </w:r>
+          </w:p>
+          <w:p>
+            <w:pPr>
+              <w:shd w:val="clear" w:color="auto" w:fill="1F1F1F"/>
+              <w:spacing w:line="270" w:lineRule="atLeast"/>
+              <w:rPr>
+                <w:rFonts w:ascii="Menlo" w:hAnsi="Menlo" w:cs="Menlo"/>
+                <w:color w:val="CCCCCC"/>
+                <w:sz w:val="18"/>
+                <w:szCs w:val="18"/>
+              </w:rPr>
+            </w:pPr>
+            <w:r>
+              <w:rPr>
+                <w:rFonts w:ascii="Menlo" w:hAnsi="Menlo" w:cs="Menlo"/>
+                <w:color w:val="CCCCCC"/>
+                <w:sz w:val="18"/>
+                <w:szCs w:val="18"/>
+              </w:rPr>
+              <w:t xml:space="preserve">        </w:t>
+            </w:r>
+            <w:r>
+              <w:rPr>
+                <w:rFonts w:ascii="Menlo" w:hAnsi="Menlo" w:cs="Menlo"/>
+                <w:color w:val="C586C0"/>
+                <w:sz w:val="18"/>
+                <w:szCs w:val="18"/>
+              </w:rPr>
+              <w:t>return</w:t>
+            </w:r>
+            <w:r>
+              <w:rPr>
+                <w:rFonts w:ascii="Menlo" w:hAnsi="Menlo" w:cs="Menlo"/>
+                <w:color w:val="CCCCCC"/>
+                <w:sz w:val="18"/>
+                <w:szCs w:val="18"/>
+              </w:rPr>
+              <w:t xml:space="preserve"> </w:t>
+            </w:r>
+            <w:proofErr w:type="spellStart"/>
+            <w:proofErr w:type="gramStart"/>
+            <w:r>
+              <w:rPr>
+                <w:rFonts w:ascii="Menlo" w:hAnsi="Menlo" w:cs="Menlo"/>
+                <w:color w:val="DCDCAA"/>
+                <w:sz w:val="18"/>
+                <w:szCs w:val="18"/>
+              </w:rPr>
+              <w:t>substact</w:t>
+            </w:r>
+            <w:proofErr w:type="spellEnd"/>
+            <w:r>
+              <w:rPr>
+                <w:rFonts w:ascii="Menlo" w:hAnsi="Menlo" w:cs="Menlo"/>
+                <w:color w:val="CCCCCC"/>
+                <w:sz w:val="18"/>
+                <w:szCs w:val="18"/>
+              </w:rPr>
+              <w:t>(</w:t>
+            </w:r>
+            <w:proofErr w:type="gramEnd"/>
+            <w:r>
+              <w:rPr>
+                <w:rFonts w:ascii="Menlo" w:hAnsi="Menlo" w:cs="Menlo"/>
+                <w:color w:val="9CDCFE"/>
+                <w:sz w:val="18"/>
+                <w:szCs w:val="18"/>
+              </w:rPr>
+              <w:t>a</w:t>
+            </w:r>
+            <w:r>
+              <w:rPr>
+                <w:rFonts w:ascii="Menlo" w:hAnsi="Menlo" w:cs="Menlo"/>
+                <w:color w:val="CCCCCC"/>
+                <w:sz w:val="18"/>
+                <w:szCs w:val="18"/>
+              </w:rPr>
+              <w:t xml:space="preserve">, </w:t>
+            </w:r>
+            <w:r>
+              <w:rPr>
+                <w:rFonts w:ascii="Menlo" w:hAnsi="Menlo" w:cs="Menlo"/>
+                <w:color w:val="9CDCFE"/>
+                <w:sz w:val="18"/>
+                <w:szCs w:val="18"/>
+              </w:rPr>
+              <w:t>b</w:t>
+            </w:r>
+            <w:r>
+              <w:rPr>
+                <w:rFonts w:ascii="Menlo" w:hAnsi="Menlo" w:cs="Menlo"/>
+                <w:color w:val="CCCCCC"/>
+                <w:sz w:val="18"/>
+                <w:szCs w:val="18"/>
+              </w:rPr>
+              <w:t>)</w:t>
+            </w:r>
+          </w:p>
+          <w:p>
+            <w:pPr>
+              <w:shd w:val="clear" w:color="auto" w:fill="1F1F1F"/>
+              <w:spacing w:line="270" w:lineRule="atLeast"/>
+              <w:rPr>
+                <w:rFonts w:ascii="Menlo" w:hAnsi="Menlo" w:cs="Menlo"/>
+                <w:color w:val="CCCCCC"/>
+                <w:sz w:val="18"/>
+                <w:szCs w:val="18"/>
+              </w:rPr>
+            </w:pPr>
+            <w:r>
+              <w:rPr>
+                <w:rFonts w:ascii="Menlo" w:hAnsi="Menlo" w:cs="Menlo"/>
+                <w:color w:val="CCCCCC"/>
+                <w:sz w:val="18"/>
+                <w:szCs w:val="18"/>
+              </w:rPr>
+              <w:t xml:space="preserve">    </w:t>
+            </w:r>
+            <w:proofErr w:type="spellStart"/>
+            <w:r>
+              <w:rPr>
+                <w:rFonts w:ascii="Menlo" w:hAnsi="Menlo" w:cs="Menlo"/>
+                <w:color w:val="C586C0"/>
+                <w:sz w:val="18"/>
+                <w:szCs w:val="18"/>
+              </w:rPr>
+              <w:t>elif</w:t>
+            </w:r>
+            <w:proofErr w:type="spellEnd"/>
+            <w:r>
+              <w:rPr>
+                <w:rFonts w:ascii="Menlo" w:hAnsi="Menlo" w:cs="Menlo"/>
+                <w:color w:val="CCCCCC"/>
+                <w:sz w:val="18"/>
+                <w:szCs w:val="18"/>
+              </w:rPr>
+              <w:t xml:space="preserve"> </w:t>
+            </w:r>
+            <w:r>
+              <w:rPr>
+                <w:rFonts w:ascii="Menlo" w:hAnsi="Menlo" w:cs="Menlo"/>
+                <w:color w:val="9CDCFE"/>
+                <w:sz w:val="18"/>
+                <w:szCs w:val="18"/>
+              </w:rPr>
+              <w:t>operator</w:t>
+            </w:r>
+            <w:r>
+              <w:rPr>
+                <w:rFonts w:ascii="Menlo" w:hAnsi="Menlo" w:cs="Menlo"/>
+                <w:color w:val="CCCCCC"/>
+                <w:sz w:val="18"/>
+                <w:szCs w:val="18"/>
+              </w:rPr>
+              <w:t xml:space="preserve"> </w:t>
+            </w:r>
+            <w:r>
+              <w:rPr>
+                <w:rFonts w:ascii="Menlo" w:hAnsi="Menlo" w:cs="Menlo"/>
+                <w:color w:val="D4D4D4"/>
+                <w:sz w:val="18"/>
+                <w:szCs w:val="18"/>
+              </w:rPr>
+              <w:t>==</w:t>
+            </w:r>
+            <w:r>
+              <w:rPr>
+                <w:rFonts w:ascii="Menlo" w:hAnsi="Menlo" w:cs="Menlo"/>
+                <w:color w:val="CCCCCC"/>
+                <w:sz w:val="18"/>
+                <w:szCs w:val="18"/>
+              </w:rPr>
+              <w:t xml:space="preserve"> </w:t>
+            </w:r>
+            <w:r>
+              <w:rPr>
+                <w:rFonts w:ascii="Menlo" w:hAnsi="Menlo" w:cs="Menlo"/>
+                <w:color w:val="CE9178"/>
+                <w:sz w:val="18"/>
+                <w:szCs w:val="18"/>
+              </w:rPr>
+              <w:t>"*"</w:t>
+            </w:r>
+            <w:r>
+              <w:rPr>
+                <w:rFonts w:ascii="Menlo" w:hAnsi="Menlo" w:cs="Menlo"/>
+                <w:color w:val="CCCCCC"/>
+                <w:sz w:val="18"/>
+                <w:szCs w:val="18"/>
+              </w:rPr>
+              <w:t>:</w:t>
+            </w:r>
+          </w:p>
+          <w:p>
+            <w:pPr>
+              <w:shd w:val="clear" w:color="auto" w:fill="1F1F1F"/>
+              <w:spacing w:line="270" w:lineRule="atLeast"/>
+              <w:rPr>
+                <w:rFonts w:ascii="Menlo" w:hAnsi="Menlo" w:cs="Menlo"/>
+                <w:color w:val="CCCCCC"/>
+                <w:sz w:val="18"/>
+                <w:szCs w:val="18"/>
+              </w:rPr>
+            </w:pPr>
+            <w:r>
+              <w:rPr>
+                <w:rFonts w:ascii="Menlo" w:hAnsi="Menlo" w:cs="Menlo"/>
+                <w:color w:val="CCCCCC"/>
+                <w:sz w:val="18"/>
+                <w:szCs w:val="18"/>
+              </w:rPr>
+              <w:t xml:space="preserve">        </w:t>
+            </w:r>
+            <w:r>
+              <w:rPr>
+                <w:rFonts w:ascii="Menlo" w:hAnsi="Menlo" w:cs="Menlo"/>
+                <w:color w:val="C586C0"/>
+                <w:sz w:val="18"/>
+                <w:szCs w:val="18"/>
+              </w:rPr>
+              <w:t>return</w:t>
+            </w:r>
+            <w:r>
+              <w:rPr>
+                <w:rFonts w:ascii="Menlo" w:hAnsi="Menlo" w:cs="Menlo"/>
+                <w:color w:val="CCCCCC"/>
+                <w:sz w:val="18"/>
+                <w:szCs w:val="18"/>
+              </w:rPr>
+              <w:t xml:space="preserve"> </w:t>
+            </w:r>
+            <w:proofErr w:type="gramStart"/>
+            <w:r>
+              <w:rPr>
+                <w:rFonts w:ascii="Menlo" w:hAnsi="Menlo" w:cs="Menlo"/>
+                <w:color w:val="DCDCAA"/>
+                <w:sz w:val="18"/>
+                <w:szCs w:val="18"/>
+              </w:rPr>
+              <w:t>multiply</w:t>
+            </w:r>
+            <w:r>
+              <w:rPr>
+                <w:rFonts w:ascii="Menlo" w:hAnsi="Menlo" w:cs="Menlo"/>
+                <w:color w:val="CCCCCC"/>
+                <w:sz w:val="18"/>
+                <w:szCs w:val="18"/>
+              </w:rPr>
+              <w:t>(</w:t>
+            </w:r>
+            <w:proofErr w:type="gramEnd"/>
+            <w:r>
+              <w:rPr>
+                <w:rFonts w:ascii="Menlo" w:hAnsi="Menlo" w:cs="Menlo"/>
+                <w:color w:val="9CDCFE"/>
+                <w:sz w:val="18"/>
+                <w:szCs w:val="18"/>
+              </w:rPr>
+              <w:t>a</w:t>
+            </w:r>
+            <w:r>
+              <w:rPr>
+                <w:rFonts w:ascii="Menlo" w:hAnsi="Menlo" w:cs="Menlo"/>
+                <w:color w:val="CCCCCC"/>
+                <w:sz w:val="18"/>
+                <w:szCs w:val="18"/>
+              </w:rPr>
+              <w:t xml:space="preserve">, </w:t>
+            </w:r>
+            <w:r>
+              <w:rPr>
+                <w:rFonts w:ascii="Menlo" w:hAnsi="Menlo" w:cs="Menlo"/>
+                <w:color w:val="9CDCFE"/>
+                <w:sz w:val="18"/>
+                <w:szCs w:val="18"/>
+              </w:rPr>
+              <w:t>b</w:t>
+            </w:r>
+            <w:r>
+              <w:rPr>
+                <w:rFonts w:ascii="Menlo" w:hAnsi="Menlo" w:cs="Menlo"/>
+                <w:color w:val="CCCCCC"/>
+                <w:sz w:val="18"/>
+                <w:szCs w:val="18"/>
+              </w:rPr>
+              <w:t>)</w:t>
+            </w:r>
+          </w:p>
+          <w:p>
+            <w:pPr>
+              <w:shd w:val="clear" w:color="auto" w:fill="1F1F1F"/>
+              <w:spacing w:line="270" w:lineRule="atLeast"/>
+              <w:rPr>
+                <w:rFonts w:ascii="Menlo" w:hAnsi="Menlo" w:cs="Menlo"/>
+                <w:color w:val="CCCCCC"/>
+                <w:sz w:val="18"/>
+                <w:szCs w:val="18"/>
+              </w:rPr>
+            </w:pPr>
+            <w:r>
+              <w:rPr>
+                <w:rFonts w:ascii="Menlo" w:hAnsi="Menlo" w:cs="Menlo"/>
+                <w:color w:val="CCCCCC"/>
+                <w:sz w:val="18"/>
+                <w:szCs w:val="18"/>
+              </w:rPr>
+              <w:t xml:space="preserve">    </w:t>
+            </w:r>
+            <w:proofErr w:type="spellStart"/>
+            <w:r>
+              <w:rPr>
+                <w:rFonts w:ascii="Menlo" w:hAnsi="Menlo" w:cs="Menlo"/>
+                <w:color w:val="C586C0"/>
+                <w:sz w:val="18"/>
+                <w:szCs w:val="18"/>
+              </w:rPr>
+              <w:t>elif</w:t>
+            </w:r>
+            <w:proofErr w:type="spellEnd"/>
+            <w:r>
+              <w:rPr>
+                <w:rFonts w:ascii="Menlo" w:hAnsi="Menlo" w:cs="Menlo"/>
+                <w:color w:val="CCCCCC"/>
+                <w:sz w:val="18"/>
+                <w:szCs w:val="18"/>
+              </w:rPr>
+              <w:t xml:space="preserve"> </w:t>
+            </w:r>
+            <w:r>
+              <w:rPr>
+                <w:rFonts w:ascii="Menlo" w:hAnsi="Menlo" w:cs="Menlo"/>
+                <w:color w:val="9CDCFE"/>
+                <w:sz w:val="18"/>
+                <w:szCs w:val="18"/>
+              </w:rPr>
+              <w:t>operator</w:t>
+            </w:r>
+            <w:r>
+              <w:rPr>
+                <w:rFonts w:ascii="Menlo" w:hAnsi="Menlo" w:cs="Menlo"/>
+                <w:color w:val="CCCCCC"/>
+                <w:sz w:val="18"/>
+                <w:szCs w:val="18"/>
+              </w:rPr>
+              <w:t xml:space="preserve"> </w:t>
+            </w:r>
+            <w:r>
+              <w:rPr>
+                <w:rFonts w:ascii="Menlo" w:hAnsi="Menlo" w:cs="Menlo"/>
+                <w:color w:val="D4D4D4"/>
+                <w:sz w:val="18"/>
+                <w:szCs w:val="18"/>
+              </w:rPr>
+              <w:t>==</w:t>
+            </w:r>
+            <w:r>
+              <w:rPr>
+                <w:rFonts w:ascii="Menlo" w:hAnsi="Menlo" w:cs="Menlo"/>
+                <w:color w:val="CCCCCC"/>
+                <w:sz w:val="18"/>
+                <w:szCs w:val="18"/>
+              </w:rPr>
+              <w:t xml:space="preserve"> </w:t>
+            </w:r>
+            <w:r>
+              <w:rPr>
+                <w:rFonts w:ascii="Menlo" w:hAnsi="Menlo" w:cs="Menlo"/>
+                <w:color w:val="CE9178"/>
+                <w:sz w:val="18"/>
+                <w:szCs w:val="18"/>
+              </w:rPr>
+              <w:t>"/"</w:t>
+            </w:r>
+            <w:r>
+              <w:rPr>
+                <w:rFonts w:ascii="Menlo" w:hAnsi="Menlo" w:cs="Menlo"/>
+                <w:color w:val="CCCCCC"/>
+                <w:sz w:val="18"/>
+                <w:szCs w:val="18"/>
+              </w:rPr>
+              <w:t>:</w:t>
+            </w:r>
+          </w:p>
+          <w:p>
+            <w:pPr>
+              <w:shd w:val="clear" w:color="auto" w:fill="1F1F1F"/>
+              <w:spacing w:line="270" w:lineRule="atLeast"/>
+              <w:rPr>
+                <w:rFonts w:ascii="Menlo" w:hAnsi="Menlo" w:cs="Menlo"/>
+                <w:color w:val="CCCCCC"/>
+                <w:sz w:val="18"/>
+                <w:szCs w:val="18"/>
+              </w:rPr>
+            </w:pPr>
+            <w:r>
+              <w:rPr>
+                <w:rFonts w:ascii="Menlo" w:hAnsi="Menlo" w:cs="Menlo"/>
+                <w:color w:val="CCCCCC"/>
+                <w:sz w:val="18"/>
+                <w:szCs w:val="18"/>
+              </w:rPr>
+              <w:t xml:space="preserve">        </w:t>
+            </w:r>
+            <w:r>
+              <w:rPr>
+                <w:rFonts w:ascii="Menlo" w:hAnsi="Menlo" w:cs="Menlo"/>
+                <w:color w:val="C586C0"/>
+                <w:sz w:val="18"/>
+                <w:szCs w:val="18"/>
+              </w:rPr>
+              <w:t>return</w:t>
+            </w:r>
+            <w:r>
+              <w:rPr>
+                <w:rFonts w:ascii="Menlo" w:hAnsi="Menlo" w:cs="Menlo"/>
+                <w:color w:val="CCCCCC"/>
+                <w:sz w:val="18"/>
+                <w:szCs w:val="18"/>
+              </w:rPr>
+              <w:t xml:space="preserve"> </w:t>
+            </w:r>
+            <w:proofErr w:type="gramStart"/>
+            <w:r>
+              <w:rPr>
+                <w:rFonts w:ascii="Menlo" w:hAnsi="Menlo" w:cs="Menlo"/>
+                <w:color w:val="DCDCAA"/>
+                <w:sz w:val="18"/>
+                <w:szCs w:val="18"/>
+              </w:rPr>
+              <w:t>divide</w:t>
+            </w:r>
+            <w:r>
+              <w:rPr>
+                <w:rFonts w:ascii="Menlo" w:hAnsi="Menlo" w:cs="Menlo"/>
+                <w:color w:val="CCCCCC"/>
+                <w:sz w:val="18"/>
+                <w:szCs w:val="18"/>
+              </w:rPr>
+              <w:t>(</w:t>
+            </w:r>
+            <w:proofErr w:type="gramEnd"/>
+            <w:r>
+              <w:rPr>
+                <w:rFonts w:ascii="Menlo" w:hAnsi="Menlo" w:cs="Menlo"/>
+                <w:color w:val="9CDCFE"/>
+                <w:sz w:val="18"/>
+                <w:szCs w:val="18"/>
+              </w:rPr>
+              <w:t>a</w:t>
+            </w:r>
+            <w:r>
+              <w:rPr>
+                <w:rFonts w:ascii="Menlo" w:hAnsi="Menlo" w:cs="Menlo"/>
+                <w:color w:val="CCCCCC"/>
+                <w:sz w:val="18"/>
+                <w:szCs w:val="18"/>
+              </w:rPr>
+              <w:t xml:space="preserve">, </w:t>
+            </w:r>
+            <w:r>
+              <w:rPr>
+                <w:rFonts w:ascii="Menlo" w:hAnsi="Menlo" w:cs="Menlo"/>
+                <w:color w:val="9CDCFE"/>
+                <w:sz w:val="18"/>
+                <w:szCs w:val="18"/>
+              </w:rPr>
+              <w:t>b</w:t>
+            </w:r>
+            <w:r>
+              <w:rPr>
+                <w:rFonts w:ascii="Menlo" w:hAnsi="Menlo" w:cs="Menlo"/>
+                <w:color w:val="CCCCCC"/>
+                <w:sz w:val="18"/>
+                <w:szCs w:val="18"/>
+              </w:rPr>
+              <w:t>)</w:t>
+            </w:r>
+          </w:p>
+          <w:p>
+            <w:pPr>
+              <w:shd w:val="clear" w:color="auto" w:fill="1F1F1F"/>
+              <w:spacing w:line="270" w:lineRule="atLeast"/>
+              <w:rPr>
+                <w:rFonts w:ascii="Menlo" w:hAnsi="Menlo" w:cs="Menlo"/>
+                <w:color w:val="CCCCCC"/>
+                <w:sz w:val="18"/>
+                <w:szCs w:val="18"/>
+                <w:lang w:val="ru-RU"/>
+              </w:rPr>
+            </w:pPr>
+            <w:r>
+              <w:rPr>
+                <w:rFonts w:ascii="Menlo" w:hAnsi="Menlo" w:cs="Menlo"/>
+                <w:color w:val="CCCCCC"/>
+                <w:sz w:val="18"/>
+                <w:szCs w:val="18"/>
+              </w:rPr>
+              <w:t xml:space="preserve">    </w:t>
+            </w:r>
+            <w:r>
+              <w:rPr>
+                <w:rFonts w:ascii="Menlo" w:hAnsi="Menlo" w:cs="Menlo"/>
+                <w:color w:val="C586C0"/>
+                <w:sz w:val="18"/>
+                <w:szCs w:val="18"/>
+              </w:rPr>
+              <w:t>else</w:t>
+            </w:r>
+            <w:r>
+              <w:rPr>
+                <w:rFonts w:ascii="Menlo" w:hAnsi="Menlo" w:cs="Menlo"/>
+                <w:color w:val="CCCCCC"/>
+                <w:sz w:val="18"/>
+                <w:szCs w:val="18"/>
+                <w:lang w:val="ru-RU"/>
+              </w:rPr>
+              <w:t>:</w:t>
+            </w:r>
+          </w:p>
+          <w:p>
+            <w:pPr>
+              <w:shd w:val="clear" w:color="auto" w:fill="1F1F1F"/>
+              <w:spacing w:line="270" w:lineRule="atLeast"/>
+              <w:rPr>
+                <w:rFonts w:ascii="Menlo" w:hAnsi="Menlo" w:cs="Menlo"/>
+                <w:color w:val="CCCCCC"/>
+                <w:sz w:val="18"/>
+                <w:szCs w:val="18"/>
+                <w:lang w:val="ru-RU"/>
+              </w:rPr>
+            </w:pPr>
+            <w:r>
+              <w:rPr>
+                <w:rFonts w:ascii="Menlo" w:hAnsi="Menlo" w:cs="Menlo"/>
+                <w:color w:val="CCCCCC"/>
+                <w:sz w:val="18"/>
+                <w:szCs w:val="18"/>
+                <w:lang w:val="ru-RU"/>
+              </w:rPr>
+              <w:lastRenderedPageBreak/>
+              <w:t xml:space="preserve">        </w:t>
+            </w:r>
+            <w:r>
+              <w:rPr>
+                <w:rFonts w:ascii="Menlo" w:hAnsi="Menlo" w:cs="Menlo"/>
+                <w:color w:val="C586C0"/>
+                <w:sz w:val="18"/>
+                <w:szCs w:val="18"/>
+              </w:rPr>
+              <w:t>return</w:t>
+            </w:r>
+            <w:r>
+              <w:rPr>
+                <w:rFonts w:ascii="Menlo" w:hAnsi="Menlo" w:cs="Menlo"/>
+                <w:color w:val="CCCCCC"/>
+                <w:sz w:val="18"/>
+                <w:szCs w:val="18"/>
+                <w:lang w:val="ru-RU"/>
+              </w:rPr>
+              <w:t xml:space="preserve"> </w:t>
+            </w:r>
+            <w:r>
+              <w:rPr>
+                <w:rFonts w:ascii="Menlo" w:hAnsi="Menlo" w:cs="Menlo"/>
+                <w:color w:val="CE9178"/>
+                <w:sz w:val="18"/>
+                <w:szCs w:val="18"/>
+                <w:lang w:val="ru-RU"/>
+              </w:rPr>
+              <w:t>"</w:t>
+            </w:r>
+            <w:proofErr w:type="spellStart"/>
+            <w:r>
+              <w:rPr>
+                <w:rFonts w:ascii="Menlo" w:hAnsi="Menlo" w:cs="Menlo"/>
+                <w:color w:val="CE9178"/>
+                <w:sz w:val="18"/>
+                <w:szCs w:val="18"/>
+                <w:lang w:val="ru-RU"/>
+              </w:rPr>
+              <w:t>Помилка</w:t>
+            </w:r>
+            <w:proofErr w:type="spellEnd"/>
+            <w:r>
+              <w:rPr>
+                <w:rFonts w:ascii="Menlo" w:hAnsi="Menlo" w:cs="Menlo"/>
+                <w:color w:val="CE9178"/>
+                <w:sz w:val="18"/>
+                <w:szCs w:val="18"/>
+                <w:lang w:val="ru-RU"/>
+              </w:rPr>
+              <w:t xml:space="preserve"> </w:t>
+            </w:r>
+            <w:proofErr w:type="spellStart"/>
+            <w:r>
+              <w:rPr>
+                <w:rFonts w:ascii="Menlo" w:hAnsi="Menlo" w:cs="Menlo"/>
+                <w:color w:val="CE9178"/>
+                <w:sz w:val="18"/>
+                <w:szCs w:val="18"/>
+                <w:lang w:val="ru-RU"/>
+              </w:rPr>
+              <w:t>невідома</w:t>
+            </w:r>
+            <w:proofErr w:type="spellEnd"/>
+            <w:r>
+              <w:rPr>
+                <w:rFonts w:ascii="Menlo" w:hAnsi="Menlo" w:cs="Menlo"/>
+                <w:color w:val="CE9178"/>
+                <w:sz w:val="18"/>
+                <w:szCs w:val="18"/>
+                <w:lang w:val="ru-RU"/>
+              </w:rPr>
+              <w:t xml:space="preserve"> </w:t>
+            </w:r>
+            <w:proofErr w:type="spellStart"/>
+            <w:r>
+              <w:rPr>
+                <w:rFonts w:ascii="Menlo" w:hAnsi="Menlo" w:cs="Menlo"/>
+                <w:color w:val="CE9178"/>
+                <w:sz w:val="18"/>
+                <w:szCs w:val="18"/>
+                <w:lang w:val="ru-RU"/>
+              </w:rPr>
+              <w:t>операція</w:t>
+            </w:r>
+            <w:proofErr w:type="spellEnd"/>
+            <w:r>
+              <w:rPr>
+                <w:rFonts w:ascii="Menlo" w:hAnsi="Menlo" w:cs="Menlo"/>
+                <w:color w:val="CE9178"/>
+                <w:sz w:val="18"/>
+                <w:szCs w:val="18"/>
+                <w:lang w:val="ru-RU"/>
+              </w:rPr>
+              <w:t>"</w:t>
+            </w:r>
+          </w:p>
+          <w:p>
+            <w:pPr>
+              <w:shd w:val="clear" w:color="auto" w:fill="1F1F1F"/>
+              <w:spacing w:line="270" w:lineRule="atLeast"/>
+              <w:rPr>
+                <w:rFonts w:ascii="Menlo" w:hAnsi="Menlo" w:cs="Menlo"/>
+                <w:color w:val="CCCCCC"/>
+                <w:sz w:val="18"/>
+                <w:szCs w:val="18"/>
+                <w:lang w:val="ru-RU"/>
+              </w:rPr>
+            </w:pPr>
+          </w:p>
+          <w:p>
+            <w:pPr>
+              <w:shd w:val="clear" w:color="auto" w:fill="1F1F1F"/>
+              <w:spacing w:line="270" w:lineRule="atLeast"/>
+              <w:rPr>
+                <w:rFonts w:ascii="Menlo" w:hAnsi="Menlo" w:cs="Menlo"/>
+                <w:color w:val="CCCCCC"/>
+                <w:sz w:val="18"/>
+                <w:szCs w:val="18"/>
+              </w:rPr>
+            </w:pPr>
+            <w:r>
+              <w:rPr>
+                <w:rFonts w:ascii="Menlo" w:hAnsi="Menlo" w:cs="Menlo"/>
+                <w:color w:val="9CDCFE"/>
+                <w:sz w:val="18"/>
+                <w:szCs w:val="18"/>
+              </w:rPr>
+              <w:t>a</w:t>
+            </w:r>
+            <w:r>
+              <w:rPr>
+                <w:rFonts w:ascii="Menlo" w:hAnsi="Menlo" w:cs="Menlo"/>
+                <w:color w:val="CCCCCC"/>
+                <w:sz w:val="18"/>
+                <w:szCs w:val="18"/>
+              </w:rPr>
+              <w:t xml:space="preserve"> </w:t>
+            </w:r>
+            <w:r>
+              <w:rPr>
+                <w:rFonts w:ascii="Menlo" w:hAnsi="Menlo" w:cs="Menlo"/>
+                <w:color w:val="D4D4D4"/>
+                <w:sz w:val="18"/>
+                <w:szCs w:val="18"/>
+              </w:rPr>
+              <w:t>=</w:t>
+            </w:r>
+            <w:r>
+              <w:rPr>
+                <w:rFonts w:ascii="Menlo" w:hAnsi="Menlo" w:cs="Menlo"/>
+                <w:color w:val="CCCCCC"/>
+                <w:sz w:val="18"/>
+                <w:szCs w:val="18"/>
+              </w:rPr>
+              <w:t xml:space="preserve"> </w:t>
+            </w:r>
+            <w:proofErr w:type="gramStart"/>
+            <w:r>
+              <w:rPr>
+                <w:rFonts w:ascii="Menlo" w:hAnsi="Menlo" w:cs="Menlo"/>
+                <w:color w:val="4EC9B0"/>
+                <w:sz w:val="18"/>
+                <w:szCs w:val="18"/>
+              </w:rPr>
+              <w:t>float</w:t>
+            </w:r>
+            <w:r>
+              <w:rPr>
+                <w:rFonts w:ascii="Menlo" w:hAnsi="Menlo" w:cs="Menlo"/>
+                <w:color w:val="CCCCCC"/>
+                <w:sz w:val="18"/>
+                <w:szCs w:val="18"/>
+              </w:rPr>
+              <w:t>(</w:t>
+            </w:r>
+            <w:r>
+              <w:rPr>
+                <w:rFonts w:ascii="Menlo" w:hAnsi="Menlo" w:cs="Menlo"/>
+                <w:color w:val="DCDCAA"/>
+                <w:sz w:val="18"/>
+                <w:szCs w:val="18"/>
+              </w:rPr>
+              <w:t>input</w:t>
+            </w:r>
+            <w:r>
+              <w:rPr>
+                <w:rFonts w:ascii="Menlo" w:hAnsi="Menlo" w:cs="Menlo"/>
+                <w:color w:val="CCCCCC"/>
+                <w:sz w:val="18"/>
+                <w:szCs w:val="18"/>
+              </w:rPr>
+              <w:t>(</w:t>
+            </w:r>
+            <w:proofErr w:type="gramEnd"/>
+            <w:r>
+              <w:rPr>
+                <w:rFonts w:ascii="Menlo" w:hAnsi="Menlo" w:cs="Menlo"/>
+                <w:color w:val="CE9178"/>
+                <w:sz w:val="18"/>
+                <w:szCs w:val="18"/>
+              </w:rPr>
+              <w:t>"</w:t>
+            </w:r>
+            <w:proofErr w:type="spellStart"/>
+            <w:r>
+              <w:rPr>
+                <w:rFonts w:ascii="Menlo" w:hAnsi="Menlo" w:cs="Menlo"/>
+                <w:color w:val="CE9178"/>
+                <w:sz w:val="18"/>
+                <w:szCs w:val="18"/>
+              </w:rPr>
+              <w:t>Значення</w:t>
+            </w:r>
+            <w:proofErr w:type="spellEnd"/>
+            <w:r>
+              <w:rPr>
+                <w:rFonts w:ascii="Menlo" w:hAnsi="Menlo" w:cs="Menlo"/>
+                <w:color w:val="CE9178"/>
+                <w:sz w:val="18"/>
+                <w:szCs w:val="18"/>
+              </w:rPr>
+              <w:t xml:space="preserve"> a: "</w:t>
+            </w:r>
+            <w:r>
+              <w:rPr>
+                <w:rFonts w:ascii="Menlo" w:hAnsi="Menlo" w:cs="Menlo"/>
+                <w:color w:val="CCCCCC"/>
+                <w:sz w:val="18"/>
+                <w:szCs w:val="18"/>
+              </w:rPr>
+              <w:t>))</w:t>
+            </w:r>
+          </w:p>
+          <w:p>
+            <w:pPr>
+              <w:shd w:val="clear" w:color="auto" w:fill="1F1F1F"/>
+              <w:spacing w:line="270" w:lineRule="atLeast"/>
+              <w:rPr>
+                <w:rFonts w:ascii="Menlo" w:hAnsi="Menlo" w:cs="Menlo"/>
+                <w:color w:val="CCCCCC"/>
+                <w:sz w:val="18"/>
+                <w:szCs w:val="18"/>
+              </w:rPr>
+            </w:pPr>
+            <w:r>
+              <w:rPr>
+                <w:rFonts w:ascii="Menlo" w:hAnsi="Menlo" w:cs="Menlo"/>
+                <w:color w:val="9CDCFE"/>
+                <w:sz w:val="18"/>
+                <w:szCs w:val="18"/>
+              </w:rPr>
+              <w:t>b</w:t>
+            </w:r>
+            <w:r>
+              <w:rPr>
+                <w:rFonts w:ascii="Menlo" w:hAnsi="Menlo" w:cs="Menlo"/>
+                <w:color w:val="CCCCCC"/>
+                <w:sz w:val="18"/>
+                <w:szCs w:val="18"/>
+              </w:rPr>
+              <w:t xml:space="preserve"> </w:t>
+            </w:r>
+            <w:r>
+              <w:rPr>
+                <w:rFonts w:ascii="Menlo" w:hAnsi="Menlo" w:cs="Menlo"/>
+                <w:color w:val="D4D4D4"/>
+                <w:sz w:val="18"/>
+                <w:szCs w:val="18"/>
+              </w:rPr>
+              <w:t>=</w:t>
+            </w:r>
+            <w:r>
+              <w:rPr>
+                <w:rFonts w:ascii="Menlo" w:hAnsi="Menlo" w:cs="Menlo"/>
+                <w:color w:val="CCCCCC"/>
+                <w:sz w:val="18"/>
+                <w:szCs w:val="18"/>
+              </w:rPr>
+              <w:t xml:space="preserve"> </w:t>
+            </w:r>
+            <w:proofErr w:type="gramStart"/>
+            <w:r>
+              <w:rPr>
+                <w:rFonts w:ascii="Menlo" w:hAnsi="Menlo" w:cs="Menlo"/>
+                <w:color w:val="4EC9B0"/>
+                <w:sz w:val="18"/>
+                <w:szCs w:val="18"/>
+              </w:rPr>
+              <w:t>float</w:t>
+            </w:r>
+            <w:r>
+              <w:rPr>
+                <w:rFonts w:ascii="Menlo" w:hAnsi="Menlo" w:cs="Menlo"/>
+                <w:color w:val="CCCCCC"/>
+                <w:sz w:val="18"/>
+                <w:szCs w:val="18"/>
+              </w:rPr>
+              <w:t>(</w:t>
+            </w:r>
+            <w:r>
+              <w:rPr>
+                <w:rFonts w:ascii="Menlo" w:hAnsi="Menlo" w:cs="Menlo"/>
+                <w:color w:val="DCDCAA"/>
+                <w:sz w:val="18"/>
+                <w:szCs w:val="18"/>
+              </w:rPr>
+              <w:t>input</w:t>
+            </w:r>
+            <w:r>
+              <w:rPr>
+                <w:rFonts w:ascii="Menlo" w:hAnsi="Menlo" w:cs="Menlo"/>
+                <w:color w:val="CCCCCC"/>
+                <w:sz w:val="18"/>
+                <w:szCs w:val="18"/>
+              </w:rPr>
+              <w:t>(</w:t>
+            </w:r>
+            <w:proofErr w:type="gramEnd"/>
+            <w:r>
+              <w:rPr>
+                <w:rFonts w:ascii="Menlo" w:hAnsi="Menlo" w:cs="Menlo"/>
+                <w:color w:val="CE9178"/>
+                <w:sz w:val="18"/>
+                <w:szCs w:val="18"/>
+              </w:rPr>
+              <w:t>"</w:t>
+            </w:r>
+            <w:proofErr w:type="spellStart"/>
+            <w:r>
+              <w:rPr>
+                <w:rFonts w:ascii="Menlo" w:hAnsi="Menlo" w:cs="Menlo"/>
+                <w:color w:val="CE9178"/>
+                <w:sz w:val="18"/>
+                <w:szCs w:val="18"/>
+              </w:rPr>
+              <w:t>Значення</w:t>
+            </w:r>
+            <w:proofErr w:type="spellEnd"/>
+            <w:r>
+              <w:rPr>
+                <w:rFonts w:ascii="Menlo" w:hAnsi="Menlo" w:cs="Menlo"/>
+                <w:color w:val="CE9178"/>
+                <w:sz w:val="18"/>
+                <w:szCs w:val="18"/>
+              </w:rPr>
+              <w:t xml:space="preserve"> b: "</w:t>
+            </w:r>
+            <w:r>
+              <w:rPr>
+                <w:rFonts w:ascii="Menlo" w:hAnsi="Menlo" w:cs="Menlo"/>
+                <w:color w:val="CCCCCC"/>
+                <w:sz w:val="18"/>
+                <w:szCs w:val="18"/>
+              </w:rPr>
+              <w:t>))</w:t>
+            </w:r>
+          </w:p>
+          <w:p>
+            <w:pPr>
+              <w:shd w:val="clear" w:color="auto" w:fill="1F1F1F"/>
+              <w:spacing w:line="270" w:lineRule="atLeast"/>
+              <w:rPr>
+                <w:rFonts w:ascii="Menlo" w:hAnsi="Menlo" w:cs="Menlo"/>
+                <w:color w:val="CCCCCC"/>
+                <w:sz w:val="18"/>
+                <w:szCs w:val="18"/>
+              </w:rPr>
+            </w:pPr>
+            <w:r>
+              <w:rPr>
+                <w:rFonts w:ascii="Menlo" w:hAnsi="Menlo" w:cs="Menlo"/>
+                <w:color w:val="9CDCFE"/>
+                <w:sz w:val="18"/>
+                <w:szCs w:val="18"/>
+              </w:rPr>
+              <w:t>operator</w:t>
+            </w:r>
+            <w:r>
+              <w:rPr>
+                <w:rFonts w:ascii="Menlo" w:hAnsi="Menlo" w:cs="Menlo"/>
+                <w:color w:val="CCCCCC"/>
+                <w:sz w:val="18"/>
+                <w:szCs w:val="18"/>
+              </w:rPr>
+              <w:t xml:space="preserve"> </w:t>
+            </w:r>
+            <w:r>
+              <w:rPr>
+                <w:rFonts w:ascii="Menlo" w:hAnsi="Menlo" w:cs="Menlo"/>
+                <w:color w:val="D4D4D4"/>
+                <w:sz w:val="18"/>
+                <w:szCs w:val="18"/>
+              </w:rPr>
+              <w:t>=</w:t>
+            </w:r>
+            <w:r>
+              <w:rPr>
+                <w:rFonts w:ascii="Menlo" w:hAnsi="Menlo" w:cs="Menlo"/>
+                <w:color w:val="CCCCCC"/>
+                <w:sz w:val="18"/>
+                <w:szCs w:val="18"/>
+              </w:rPr>
+              <w:t xml:space="preserve"> </w:t>
+            </w:r>
+            <w:proofErr w:type="gramStart"/>
+            <w:r>
+              <w:rPr>
+                <w:rFonts w:ascii="Menlo" w:hAnsi="Menlo" w:cs="Menlo"/>
+                <w:color w:val="DCDCAA"/>
+                <w:sz w:val="18"/>
+                <w:szCs w:val="18"/>
+              </w:rPr>
+              <w:t>input</w:t>
+            </w:r>
+            <w:r>
+              <w:rPr>
+                <w:rFonts w:ascii="Menlo" w:hAnsi="Menlo" w:cs="Menlo"/>
+                <w:color w:val="CCCCCC"/>
+                <w:sz w:val="18"/>
+                <w:szCs w:val="18"/>
+              </w:rPr>
+              <w:t>(</w:t>
+            </w:r>
+            <w:proofErr w:type="gramEnd"/>
+            <w:r>
+              <w:rPr>
+                <w:rFonts w:ascii="Menlo" w:hAnsi="Menlo" w:cs="Menlo"/>
+                <w:color w:val="CE9178"/>
+                <w:sz w:val="18"/>
+                <w:szCs w:val="18"/>
+              </w:rPr>
+              <w:t>"</w:t>
+            </w:r>
+            <w:proofErr w:type="spellStart"/>
+            <w:r>
+              <w:rPr>
+                <w:rFonts w:ascii="Menlo" w:hAnsi="Menlo" w:cs="Menlo"/>
+                <w:color w:val="CE9178"/>
+                <w:sz w:val="18"/>
+                <w:szCs w:val="18"/>
+              </w:rPr>
+              <w:t>Команда</w:t>
+            </w:r>
+            <w:proofErr w:type="spellEnd"/>
+            <w:r>
+              <w:rPr>
+                <w:rFonts w:ascii="Menlo" w:hAnsi="Menlo" w:cs="Menlo"/>
+                <w:color w:val="CE9178"/>
+                <w:sz w:val="18"/>
+                <w:szCs w:val="18"/>
+              </w:rPr>
+              <w:t>: "</w:t>
+            </w:r>
+            <w:r>
+              <w:rPr>
+                <w:rFonts w:ascii="Menlo" w:hAnsi="Menlo" w:cs="Menlo"/>
+                <w:color w:val="CCCCCC"/>
+                <w:sz w:val="18"/>
+                <w:szCs w:val="18"/>
+              </w:rPr>
+              <w:t>)</w:t>
+            </w:r>
+          </w:p>
+          <w:p>
+            <w:pPr>
+              <w:shd w:val="clear" w:color="auto" w:fill="1F1F1F"/>
+              <w:spacing w:line="270" w:lineRule="atLeast"/>
+              <w:rPr>
+                <w:rFonts w:ascii="Menlo" w:hAnsi="Menlo" w:cs="Menlo"/>
+                <w:color w:val="CCCCCC"/>
+                <w:sz w:val="18"/>
+                <w:szCs w:val="18"/>
+              </w:rPr>
+            </w:pPr>
+          </w:p>
+          <w:p>
+            <w:pPr>
+              <w:shd w:val="clear" w:color="auto" w:fill="1F1F1F"/>
+              <w:spacing w:line="270" w:lineRule="atLeast"/>
+              <w:rPr>
+                <w:rFonts w:ascii="Menlo" w:hAnsi="Menlo" w:cs="Menlo"/>
+                <w:color w:val="CCCCCC"/>
+                <w:sz w:val="18"/>
+                <w:szCs w:val="18"/>
+              </w:rPr>
+            </w:pPr>
+            <w:proofErr w:type="gramStart"/>
+            <w:r>
+              <w:rPr>
+                <w:rFonts w:ascii="Menlo" w:hAnsi="Menlo" w:cs="Menlo"/>
+                <w:color w:val="DCDCAA"/>
+                <w:sz w:val="18"/>
+                <w:szCs w:val="18"/>
+              </w:rPr>
+              <w:t>print</w:t>
+            </w:r>
+            <w:r>
+              <w:rPr>
+                <w:rFonts w:ascii="Menlo" w:hAnsi="Menlo" w:cs="Menlo"/>
+                <w:color w:val="CCCCCC"/>
+                <w:sz w:val="18"/>
+                <w:szCs w:val="18"/>
+              </w:rPr>
+              <w:t>(</w:t>
+            </w:r>
+            <w:proofErr w:type="gramEnd"/>
+            <w:r>
+              <w:rPr>
+                <w:rFonts w:ascii="Menlo" w:hAnsi="Menlo" w:cs="Menlo"/>
+                <w:color w:val="CE9178"/>
+                <w:sz w:val="18"/>
+                <w:szCs w:val="18"/>
+              </w:rPr>
+              <w:t>"</w:t>
+            </w:r>
+            <w:proofErr w:type="spellStart"/>
+            <w:r>
+              <w:rPr>
+                <w:rFonts w:ascii="Menlo" w:hAnsi="Menlo" w:cs="Menlo"/>
+                <w:color w:val="CE9178"/>
+                <w:sz w:val="18"/>
+                <w:szCs w:val="18"/>
+              </w:rPr>
+              <w:t>Результат</w:t>
+            </w:r>
+            <w:proofErr w:type="spellEnd"/>
+            <w:r>
+              <w:rPr>
+                <w:rFonts w:ascii="Menlo" w:hAnsi="Menlo" w:cs="Menlo"/>
+                <w:color w:val="CE9178"/>
+                <w:sz w:val="18"/>
+                <w:szCs w:val="18"/>
+              </w:rPr>
+              <w:t>:"</w:t>
+            </w:r>
+            <w:r>
+              <w:rPr>
+                <w:rFonts w:ascii="Menlo" w:hAnsi="Menlo" w:cs="Menlo"/>
+                <w:color w:val="CCCCCC"/>
+                <w:sz w:val="18"/>
+                <w:szCs w:val="18"/>
+              </w:rPr>
+              <w:t xml:space="preserve">, </w:t>
+            </w:r>
+            <w:proofErr w:type="spellStart"/>
+            <w:r>
+              <w:rPr>
+                <w:rFonts w:ascii="Menlo" w:hAnsi="Menlo" w:cs="Menlo"/>
+                <w:color w:val="DCDCAA"/>
+                <w:sz w:val="18"/>
+                <w:szCs w:val="18"/>
+              </w:rPr>
+              <w:t>calc_if_</w:t>
+            </w:r>
+            <w:proofErr w:type="gramStart"/>
+            <w:r>
+              <w:rPr>
+                <w:rFonts w:ascii="Menlo" w:hAnsi="Menlo" w:cs="Menlo"/>
+                <w:color w:val="DCDCAA"/>
+                <w:sz w:val="18"/>
+                <w:szCs w:val="18"/>
+              </w:rPr>
+              <w:t>else</w:t>
+            </w:r>
+            <w:proofErr w:type="spellEnd"/>
+            <w:r>
+              <w:rPr>
+                <w:rFonts w:ascii="Menlo" w:hAnsi="Menlo" w:cs="Menlo"/>
+                <w:color w:val="CCCCCC"/>
+                <w:sz w:val="18"/>
+                <w:szCs w:val="18"/>
+              </w:rPr>
+              <w:t>(</w:t>
+            </w:r>
+            <w:proofErr w:type="gramEnd"/>
+            <w:r>
+              <w:rPr>
+                <w:rFonts w:ascii="Menlo" w:hAnsi="Menlo" w:cs="Menlo"/>
+                <w:color w:val="9CDCFE"/>
+                <w:sz w:val="18"/>
+                <w:szCs w:val="18"/>
+              </w:rPr>
+              <w:t>a</w:t>
+            </w:r>
+            <w:r>
+              <w:rPr>
+                <w:rFonts w:ascii="Menlo" w:hAnsi="Menlo" w:cs="Menlo"/>
+                <w:color w:val="CCCCCC"/>
+                <w:sz w:val="18"/>
+                <w:szCs w:val="18"/>
+              </w:rPr>
+              <w:t xml:space="preserve">, </w:t>
+            </w:r>
+            <w:r>
+              <w:rPr>
+                <w:rFonts w:ascii="Menlo" w:hAnsi="Menlo" w:cs="Menlo"/>
+                <w:color w:val="9CDCFE"/>
+                <w:sz w:val="18"/>
+                <w:szCs w:val="18"/>
+              </w:rPr>
+              <w:t>b</w:t>
+            </w:r>
+            <w:r>
+              <w:rPr>
+                <w:rFonts w:ascii="Menlo" w:hAnsi="Menlo" w:cs="Menlo"/>
+                <w:color w:val="CCCCCC"/>
+                <w:sz w:val="18"/>
+                <w:szCs w:val="18"/>
+              </w:rPr>
+              <w:t xml:space="preserve">, </w:t>
+            </w:r>
+            <w:r>
+              <w:rPr>
+                <w:rFonts w:ascii="Menlo" w:hAnsi="Menlo" w:cs="Menlo"/>
+                <w:color w:val="9CDCFE"/>
+                <w:sz w:val="18"/>
+                <w:szCs w:val="18"/>
+              </w:rPr>
+              <w:t>operator</w:t>
+            </w:r>
+            <w:r>
+              <w:rPr>
+                <w:rFonts w:ascii="Menlo" w:hAnsi="Menlo" w:cs="Menlo"/>
+                <w:color w:val="CCCCCC"/>
+                <w:sz w:val="18"/>
+                <w:szCs w:val="18"/>
+              </w:rPr>
+              <w:t>))</w:t>
+            </w:r>
+          </w:p>
+        </w:tc>
+      </w:tr>
+    </w:tbl>
+    <w:p>
+      <w:pPr>
+        <w:shd w:val="clear" w:color="auto" w:fill="FFFFFF"/>
+        <w:spacing w:line="360" w:lineRule="auto"/>
+        <w:ind w:firstLine="709"/>
+        <w:jc w:val="both"/>
+        <w:rPr>
+          <w:color w:val="1B1B1E"/>
+          <w:sz w:val="28"/>
+          <w:szCs w:val="28"/>
+          <w:lang w:val="en-US" w:eastAsia="uk-UA"/>
+        </w:rPr>
+      </w:pPr>
+    </w:p>
+    <w:p>
+      <w:pPr>
+        <w:spacing w:after="160" w:line="360" w:lineRule="auto"/>
+        <w:ind w:right="-421" w:firstLine="720"/>
+        <w:jc w:val="both"/>
+        <w:rPr>
+          <w:rFonts w:eastAsiaTheme="minorHAnsi" w:cstheme="minorBidi"/>
+          <w:sz w:val="28"/>
+          <w:szCs w:val="22"/>
+          <w:lang w:val="uk-UA" w:eastAsia="en-US"/>
+        </w:rPr>
+      </w:pPr>
+      <w:r>
+        <w:rPr>
+          <w:rFonts w:eastAsiaTheme="minorHAnsi" w:cstheme="minorBidi"/>
+          <w:sz w:val="28"/>
+          <w:szCs w:val="22"/>
+          <w:lang w:val="uk-UA" w:eastAsia="en-US"/>
+        </w:rPr>
+        <w:t xml:space="preserve">Посилання на </w:t>
+      </w:r>
+      <w:proofErr w:type="spellStart"/>
+      <w:r>
+        <w:rPr>
+          <w:rFonts w:eastAsiaTheme="minorHAnsi" w:cstheme="minorBidi"/>
+          <w:sz w:val="28"/>
+          <w:szCs w:val="22"/>
+          <w:lang w:val="uk-UA" w:eastAsia="en-US"/>
+        </w:rPr>
+        <w:t>github</w:t>
+      </w:r>
+      <w:proofErr w:type="spellEnd"/>
+      <w:r>
+        <w:rPr>
+          <w:rFonts w:eastAsiaTheme="minorHAnsi" w:cstheme="minorBidi"/>
+          <w:sz w:val="28"/>
+          <w:szCs w:val="22"/>
+          <w:lang w:val="uk-UA" w:eastAsia="en-US"/>
+        </w:rPr>
+        <w:t>:</w:t>
+      </w:r>
+    </w:p>
+    <w:p>
+      <w:pPr>
+        <w:spacing w:after="160" w:line="360" w:lineRule="auto"/>
+        <w:ind w:right="-563"/>
+        <w:jc w:val="both"/>
+        <w:rPr>
+          <w:rFonts w:eastAsiaTheme="minorHAnsi" w:cstheme="minorBidi"/>
+          <w:szCs w:val="21"/>
+          <w:lang w:val="uk-UA" w:eastAsia="en-US"/>
+        </w:rPr>
+      </w:pPr>
+      <w:hyperlink r:id="rId12" w:history="1">
+        <w:r>
+          <w:rPr>
+            <w:rStyle w:val="Hyperlink"/>
+            <w:rFonts w:eastAsiaTheme="minorHAnsi" w:cstheme="minorBidi"/>
+            <w:szCs w:val="21"/>
+            <w:lang w:val="uk-UA" w:eastAsia="en-US"/>
+          </w:rPr>
+          <w:t>https://github.com/R3GN3R/TP-KB-251-Vladyslav-Kovalenko/blob/main/topic_02/task2.py</w:t>
+        </w:r>
+      </w:hyperlink>
+    </w:p>
+    <w:p>
+      <w:pPr>
+        <w:spacing w:after="160" w:line="360" w:lineRule="auto"/>
+        <w:ind w:firstLine="720"/>
+        <w:jc w:val="both"/>
+        <w:rPr>
+          <w:rFonts w:eastAsiaTheme="minorHAnsi" w:cstheme="minorBidi"/>
+          <w:sz w:val="28"/>
+          <w:szCs w:val="22"/>
+          <w:lang w:val="ru-RU" w:eastAsia="en-US"/>
+        </w:rPr>
+      </w:pPr>
+      <w:r>
+        <w:rPr>
+          <w:rFonts w:eastAsiaTheme="minorHAnsi" w:cstheme="minorBidi"/>
+          <w:sz w:val="28"/>
+          <w:szCs w:val="22"/>
+          <w:lang w:val="uk-UA" w:eastAsia="en-US"/>
+        </w:rPr>
+        <w:t xml:space="preserve">Знімок екрану з посилання на </w:t>
+      </w:r>
+      <w:proofErr w:type="spellStart"/>
+      <w:r>
+        <w:rPr>
+          <w:rFonts w:eastAsiaTheme="minorHAnsi" w:cstheme="minorBidi"/>
+          <w:sz w:val="28"/>
+          <w:szCs w:val="22"/>
+          <w:lang w:val="uk-UA" w:eastAsia="en-US"/>
+        </w:rPr>
+        <w:t>github</w:t>
+      </w:r>
+      <w:proofErr w:type="spellEnd"/>
+      <w:r>
+        <w:rPr>
+          <w:rFonts w:eastAsiaTheme="minorHAnsi" w:cstheme="minorBidi"/>
+          <w:sz w:val="28"/>
+          <w:szCs w:val="22"/>
+          <w:lang w:val="uk-UA" w:eastAsia="en-US"/>
+        </w:rPr>
+        <w:t>:</w:t>
+      </w:r>
+    </w:p>
+    <w:p>
+      <w:pPr>
+        <w:shd w:val="clear" w:color="auto" w:fill="FFFFFF"/>
+        <w:spacing w:line="360" w:lineRule="auto"/>
+        <w:ind w:firstLine="709"/>
+        <w:jc w:val="both"/>
+        <w:rPr>
+          <w:color w:val="1B1B1E"/>
+          <w:sz w:val="28"/>
+          <w:szCs w:val="28"/>
+          <w:lang w:val="en-US" w:eastAsia="uk-UA"/>
+        </w:rPr>
+      </w:pPr>
+      <w:r>
+        <w:rPr>
+          <w:noProof/>
+          <w:color w:val="1B1B1E"/>
+          <w:sz w:val="28"/>
+          <w:szCs w:val="28"/>
+          <w:lang w:val="uk-UA" w:eastAsia="uk-UA"/>
+          <w14:ligatures w14:val="standardContextual"/>
+        </w:rPr>
+        <w:drawing>
+          <wp:inline distT="0" distB="0" distL="0" distR="0" wp14:anchorId="2AAAFD3C" wp14:editId="2F19699F">
+            <wp:extent cx="1587500" cy="800100"/>
+            <wp:effectExtent l="0" t="0" r="0" b="0"/>
+            <wp:docPr id="500848093" name="Picture 2"/>
+            <wp:cNvGraphicFramePr>
+              <a:graphicFrameLocks xmlns:a="http://schemas.openxmlformats.org/drawingml/2006/main" noChangeAspect="1"/>
+            </wp:cNvGraphicFramePr>
+            <a:graphic xmlns:a="http://schemas.openxmlformats.org/drawingml/2006/main">
+              <a:graphicData uri="http://schemas.openxmlformats.org/drawingml/2006/picture">
+                <pic:pic xmlns:pic="http://schemas.openxmlformats.org/drawingml/2006/picture">
+                  <pic:nvPicPr>
+                    <pic:cNvPr id="500848093" name="Picture 500848093"/>
+                    <pic:cNvPicPr/>
+                  </pic:nvPicPr>
+                  <pic:blipFill>
+                    <a:blip r:embed="rId13">
+                      <a:extLst>
+                        <a:ext uri="{28A0092B-C50C-407E-A947-70E740481C1C}">
+                          <a14:useLocalDpi xmlns:a14="http://schemas.microsoft.com/office/drawing/2010/main" val="0"/>
+                        </a:ext>
+                      </a:extLst>
+                    </a:blip>
+                    <a:stretch>
+                      <a:fillRect/>
+                    </a:stretch>
+                  </pic:blipFill>
+                  <pic:spPr>
+                    <a:xfrm>
+                      <a:off x="0" y="0"/>
+                      <a:ext cx="1587500" cy="800100"/>
+                    </a:xfrm>
+                    <a:prstGeom prst="rect">
+                      <a:avLst/>
+                    </a:prstGeom>
+                  </pic:spPr>
+                </pic:pic>
+              </a:graphicData>
+            </a:graphic>
+          </wp:inline>
+        </w:drawing>
+      </w:r>
+    </w:p>
+    <w:p>
+      <w:pPr>
+        <w:pStyle w:val="ListParagraph"/>
+        <w:numPr>
+          <w:ilvl w:val="0"/>
+          <w:numId w:val="2"/>
+        </w:numPr>
+        <w:spacing w:after="160" w:line="360" w:lineRule="auto"/>
+        <w:jc w:val="center"/>
+        <w:rPr>
+          <w:rFonts w:ascii="Times New Roman" w:eastAsiaTheme="minorHAnsi" w:hAnsi="Times New Roman" w:cstheme="minorBidi"/>
+          <w:b/>
+          <w:bCs/>
+          <w:kern w:val="0"/>
+          <w:sz w:val="28"/>
+          <w:szCs w:val="22"/>
+          <w:lang w:val="uk-UA" w:eastAsia="uk-UA"/>
+          <w14:ligatures w14:val="none"/>
+        </w:rPr>
+      </w:pPr>
+      <w:r>
+        <w:rPr>
+          <w:rFonts w:ascii="Times New Roman" w:eastAsiaTheme="minorHAnsi" w:hAnsi="Times New Roman" w:cstheme="minorBidi"/>
+          <w:b/>
+          <w:bCs/>
+          <w:kern w:val="0"/>
+          <w:sz w:val="28"/>
+          <w:szCs w:val="22"/>
+          <w:lang w:val="uk-UA" w:eastAsia="uk-UA"/>
+          <w14:ligatures w14:val="none"/>
+        </w:rPr>
+        <w:t>Калькулятор</w:t>
+      </w:r>
+      <w:r>
+        <w:rPr>
+          <w:rFonts w:ascii="Times New Roman" w:eastAsiaTheme="minorHAnsi" w:hAnsi="Times New Roman" w:cstheme="minorBidi"/>
+          <w:b/>
+          <w:bCs/>
+          <w:kern w:val="0"/>
+          <w:sz w:val="28"/>
+          <w:szCs w:val="22"/>
+          <w:lang w:val="en-US" w:eastAsia="uk-UA"/>
+          <w14:ligatures w14:val="none"/>
+        </w:rPr>
+        <w:t xml:space="preserve"> </w:t>
+      </w:r>
+      <w:r>
+        <w:rPr>
+          <w:rFonts w:ascii="Times New Roman" w:eastAsiaTheme="minorHAnsi" w:hAnsi="Times New Roman" w:cstheme="minorBidi"/>
+          <w:b/>
+          <w:bCs/>
+          <w:kern w:val="0"/>
+          <w:sz w:val="28"/>
+          <w:szCs w:val="22"/>
+          <w:lang w:val="uk-UA" w:eastAsia="uk-UA"/>
+          <w14:ligatures w14:val="none"/>
+        </w:rPr>
+        <w:t xml:space="preserve">за допомогою </w:t>
+      </w:r>
+      <w:proofErr w:type="spellStart"/>
+      <w:r>
+        <w:rPr>
+          <w:rFonts w:ascii="Times New Roman" w:eastAsiaTheme="minorHAnsi" w:hAnsi="Times New Roman" w:cstheme="minorBidi"/>
+          <w:b/>
+          <w:bCs/>
+          <w:kern w:val="0"/>
+          <w:sz w:val="28"/>
+          <w:szCs w:val="22"/>
+          <w:lang w:val="uk-UA" w:eastAsia="uk-UA"/>
+          <w14:ligatures w14:val="none"/>
+        </w:rPr>
+        <w:t>match-case</w:t>
+      </w:r>
+      <w:proofErr w:type="spellEnd"/>
+    </w:p>
+    <w:p>
+      <w:pPr>
+        <w:shd w:val="clear" w:color="auto" w:fill="FFFFFF"/>
+        <w:spacing w:line="360" w:lineRule="auto"/>
+        <w:ind w:firstLine="709"/>
+        <w:jc w:val="both"/>
+        <w:rPr>
+          <w:color w:val="1B1B1E"/>
+          <w:sz w:val="28"/>
+          <w:szCs w:val="28"/>
+          <w:lang w:val="uk-UA" w:eastAsia="uk-UA"/>
+        </w:rPr>
+      </w:pPr>
+      <w:r>
+        <w:rPr>
+          <w:color w:val="1B1B1E"/>
+          <w:sz w:val="28"/>
+          <w:szCs w:val="28"/>
+          <w:lang w:val="uk-UA" w:eastAsia="uk-UA"/>
+        </w:rPr>
+        <w:t xml:space="preserve">Написати програму-калькулятор, використовуючи конструкцію </w:t>
+      </w:r>
+      <w:proofErr w:type="spellStart"/>
+      <w:r>
+        <w:rPr>
+          <w:color w:val="1B1B1E"/>
+          <w:sz w:val="28"/>
+          <w:szCs w:val="28"/>
+          <w:lang w:val="uk-UA" w:eastAsia="uk-UA"/>
+        </w:rPr>
+        <w:t>match-case</w:t>
+      </w:r>
+      <w:proofErr w:type="spellEnd"/>
+      <w:r>
+        <w:rPr>
+          <w:color w:val="1B1B1E"/>
+          <w:sz w:val="28"/>
+          <w:szCs w:val="28"/>
+          <w:lang w:val="uk-UA" w:eastAsia="uk-UA"/>
+        </w:rPr>
+        <w:t>. Кожна операція має бути виконана в окремій функції.</w:t>
+      </w:r>
+    </w:p>
+    <w:p>
+      <w:pPr>
+        <w:spacing w:after="160" w:line="360" w:lineRule="auto"/>
+        <w:ind w:firstLine="720"/>
+        <w:jc w:val="both"/>
+        <w:rPr>
+          <w:rFonts w:eastAsiaTheme="minorHAnsi" w:cstheme="minorBidi"/>
+          <w:sz w:val="28"/>
+          <w:szCs w:val="22"/>
+          <w:lang w:val="uk-UA" w:eastAsia="en-US"/>
+        </w:rPr>
+      </w:pPr>
+      <w:r>
+        <w:rPr>
+          <w:rFonts w:eastAsiaTheme="minorHAnsi" w:cstheme="minorBidi"/>
+          <w:sz w:val="28"/>
+          <w:szCs w:val="22"/>
+          <w:lang w:val="uk-UA" w:eastAsia="en-US"/>
+        </w:rPr>
+        <w:t>Текст програми:</w:t>
+      </w:r>
+    </w:p>
+    <w:tbl>
+      <w:tblPr>
+        <w:tblStyle w:val="TableGrid"/>
+        <w:tblW w:w="0" w:type="auto"/>
+        <w:tblInd w:w="805" w:type="dxa"/>
+        <w:tblLook w:val="04A0" w:firstRow="1" w:lastRow="0" w:firstColumn="1" w:lastColumn="0" w:noHBand="0" w:noVBand="1"/>
+      </w:tblPr>
+      <w:tblGrid>
+        <w:gridCol w:w="8545"/>
+      </w:tblGrid>
+      <w:tr>
+        <w:tc>
+          <w:tcPr>
+            <w:tcW w:w="8545" w:type="dxa"/>
+          </w:tcPr>
+          <w:p>
+            <w:pPr>
+              <w:shd w:val="clear" w:color="auto" w:fill="1F1F1F"/>
+              <w:spacing w:line="270" w:lineRule="atLeast"/>
+              <w:rPr>
+                <w:rFonts w:ascii="Menlo" w:hAnsi="Menlo" w:cs="Menlo"/>
+                <w:color w:val="CCCCCC"/>
+                <w:sz w:val="18"/>
+                <w:szCs w:val="18"/>
+              </w:rPr>
+            </w:pPr>
+            <w:r>
+              <w:rPr>
+                <w:rFonts w:ascii="Menlo" w:hAnsi="Menlo" w:cs="Menlo"/>
+                <w:color w:val="569CD6"/>
+                <w:sz w:val="18"/>
+                <w:szCs w:val="18"/>
+              </w:rPr>
+              <w:t>def</w:t>
+            </w:r>
+            <w:r>
+              <w:rPr>
+                <w:rFonts w:ascii="Menlo" w:hAnsi="Menlo" w:cs="Menlo"/>
+                <w:color w:val="CCCCCC"/>
+                <w:sz w:val="18"/>
+                <w:szCs w:val="18"/>
+              </w:rPr>
+              <w:t xml:space="preserve"> </w:t>
+            </w:r>
+            <w:proofErr w:type="gramStart"/>
+            <w:r>
+              <w:rPr>
+                <w:rFonts w:ascii="Menlo" w:hAnsi="Menlo" w:cs="Menlo"/>
+                <w:color w:val="DCDCAA"/>
+                <w:sz w:val="18"/>
+                <w:szCs w:val="18"/>
+              </w:rPr>
+              <w:t>add</w:t>
+            </w:r>
+            <w:r>
+              <w:rPr>
+                <w:rFonts w:ascii="Menlo" w:hAnsi="Menlo" w:cs="Menlo"/>
+                <w:color w:val="CCCCCC"/>
+                <w:sz w:val="18"/>
+                <w:szCs w:val="18"/>
+              </w:rPr>
+              <w:t>(</w:t>
+            </w:r>
+            <w:proofErr w:type="gramEnd"/>
+            <w:r>
+              <w:rPr>
+                <w:rFonts w:ascii="Menlo" w:hAnsi="Menlo" w:cs="Menlo"/>
+                <w:color w:val="9CDCFE"/>
+                <w:sz w:val="18"/>
+                <w:szCs w:val="18"/>
+              </w:rPr>
+              <w:t>a</w:t>
+            </w:r>
+            <w:r>
+              <w:rPr>
+                <w:rFonts w:ascii="Menlo" w:hAnsi="Menlo" w:cs="Menlo"/>
+                <w:color w:val="CCCCCC"/>
+                <w:sz w:val="18"/>
+                <w:szCs w:val="18"/>
+              </w:rPr>
+              <w:t xml:space="preserve">, </w:t>
+            </w:r>
+            <w:r>
+              <w:rPr>
+                <w:rFonts w:ascii="Menlo" w:hAnsi="Menlo" w:cs="Menlo"/>
+                <w:color w:val="9CDCFE"/>
+                <w:sz w:val="18"/>
+                <w:szCs w:val="18"/>
+              </w:rPr>
+              <w:t>b</w:t>
+            </w:r>
+            <w:r>
+              <w:rPr>
+                <w:rFonts w:ascii="Menlo" w:hAnsi="Menlo" w:cs="Menlo"/>
+                <w:color w:val="CCCCCC"/>
+                <w:sz w:val="18"/>
+                <w:szCs w:val="18"/>
+              </w:rPr>
+              <w:t>):</w:t>
+            </w:r>
+          </w:p>
+          <w:p>
+            <w:pPr>
+              <w:shd w:val="clear" w:color="auto" w:fill="1F1F1F"/>
+              <w:spacing w:line="270" w:lineRule="atLeast"/>
+              <w:rPr>
+                <w:rFonts w:ascii="Menlo" w:hAnsi="Menlo" w:cs="Menlo"/>
+                <w:color w:val="CCCCCC"/>
+                <w:sz w:val="18"/>
+                <w:szCs w:val="18"/>
+              </w:rPr>
+            </w:pPr>
+            <w:r>
+              <w:rPr>
+                <w:rFonts w:ascii="Menlo" w:hAnsi="Menlo" w:cs="Menlo"/>
+                <w:color w:val="CCCCCC"/>
+                <w:sz w:val="18"/>
+                <w:szCs w:val="18"/>
+              </w:rPr>
+              <w:t xml:space="preserve">    </w:t>
+            </w:r>
+            <w:r>
+              <w:rPr>
+                <w:rFonts w:ascii="Menlo" w:hAnsi="Menlo" w:cs="Menlo"/>
+                <w:color w:val="C586C0"/>
+                <w:sz w:val="18"/>
+                <w:szCs w:val="18"/>
+              </w:rPr>
+              <w:t>return</w:t>
+            </w:r>
+            <w:r>
+              <w:rPr>
+                <w:rFonts w:ascii="Menlo" w:hAnsi="Menlo" w:cs="Menlo"/>
+                <w:color w:val="CCCCCC"/>
+                <w:sz w:val="18"/>
+                <w:szCs w:val="18"/>
+              </w:rPr>
+              <w:t xml:space="preserve"> </w:t>
+            </w:r>
+            <w:r>
+              <w:rPr>
+                <w:rFonts w:ascii="Menlo" w:hAnsi="Menlo" w:cs="Menlo"/>
+                <w:color w:val="9CDCFE"/>
+                <w:sz w:val="18"/>
+                <w:szCs w:val="18"/>
+              </w:rPr>
+              <w:t>a</w:t>
+            </w:r>
+            <w:r>
+              <w:rPr>
+                <w:rFonts w:ascii="Menlo" w:hAnsi="Menlo" w:cs="Menlo"/>
+                <w:color w:val="CCCCCC"/>
+                <w:sz w:val="18"/>
+                <w:szCs w:val="18"/>
+              </w:rPr>
+              <w:t xml:space="preserve"> </w:t>
+            </w:r>
+            <w:r>
+              <w:rPr>
+                <w:rFonts w:ascii="Menlo" w:hAnsi="Menlo" w:cs="Menlo"/>
+                <w:color w:val="D4D4D4"/>
+                <w:sz w:val="18"/>
+                <w:szCs w:val="18"/>
+              </w:rPr>
+              <w:t>+</w:t>
+            </w:r>
+            <w:r>
+              <w:rPr>
+                <w:rFonts w:ascii="Menlo" w:hAnsi="Menlo" w:cs="Menlo"/>
+                <w:color w:val="CCCCCC"/>
+                <w:sz w:val="18"/>
+                <w:szCs w:val="18"/>
+              </w:rPr>
+              <w:t xml:space="preserve"> </w:t>
+            </w:r>
+            <w:r>
+              <w:rPr>
+                <w:rFonts w:ascii="Menlo" w:hAnsi="Menlo" w:cs="Menlo"/>
+                <w:color w:val="9CDCFE"/>
+                <w:sz w:val="18"/>
+                <w:szCs w:val="18"/>
+              </w:rPr>
+              <w:t>b</w:t>
+            </w:r>
+          </w:p>
+          <w:p>
+            <w:pPr>
+              <w:shd w:val="clear" w:color="auto" w:fill="1F1F1F"/>
+              <w:spacing w:line="270" w:lineRule="atLeast"/>
+              <w:rPr>
+                <w:rFonts w:ascii="Menlo" w:hAnsi="Menlo" w:cs="Menlo"/>
+                <w:color w:val="CCCCCC"/>
+                <w:sz w:val="18"/>
+                <w:szCs w:val="18"/>
+              </w:rPr>
+            </w:pPr>
+          </w:p>
+          <w:p>
+            <w:pPr>
+              <w:shd w:val="clear" w:color="auto" w:fill="1F1F1F"/>
+              <w:spacing w:line="270" w:lineRule="atLeast"/>
+              <w:rPr>
+                <w:rFonts w:ascii="Menlo" w:hAnsi="Menlo" w:cs="Menlo"/>
+                <w:color w:val="CCCCCC"/>
+                <w:sz w:val="18"/>
+                <w:szCs w:val="18"/>
+              </w:rPr>
+            </w:pPr>
+            <w:r>
+              <w:rPr>
+                <w:rFonts w:ascii="Menlo" w:hAnsi="Menlo" w:cs="Menlo"/>
+                <w:color w:val="569CD6"/>
+                <w:sz w:val="18"/>
+                <w:szCs w:val="18"/>
+              </w:rPr>
+              <w:t>def</w:t>
+            </w:r>
+            <w:r>
+              <w:rPr>
+                <w:rFonts w:ascii="Menlo" w:hAnsi="Menlo" w:cs="Menlo"/>
+                <w:color w:val="CCCCCC"/>
+                <w:sz w:val="18"/>
+                <w:szCs w:val="18"/>
+              </w:rPr>
+              <w:t xml:space="preserve"> </w:t>
+            </w:r>
+            <w:proofErr w:type="gramStart"/>
+            <w:r>
+              <w:rPr>
+                <w:rFonts w:ascii="Menlo" w:hAnsi="Menlo" w:cs="Menlo"/>
+                <w:color w:val="DCDCAA"/>
+                <w:sz w:val="18"/>
+                <w:szCs w:val="18"/>
+              </w:rPr>
+              <w:t>subtract</w:t>
+            </w:r>
+            <w:r>
+              <w:rPr>
+                <w:rFonts w:ascii="Menlo" w:hAnsi="Menlo" w:cs="Menlo"/>
+                <w:color w:val="CCCCCC"/>
+                <w:sz w:val="18"/>
+                <w:szCs w:val="18"/>
+              </w:rPr>
+              <w:t>(</w:t>
+            </w:r>
+            <w:proofErr w:type="gramEnd"/>
+            <w:r>
+              <w:rPr>
+                <w:rFonts w:ascii="Menlo" w:hAnsi="Menlo" w:cs="Menlo"/>
+                <w:color w:val="9CDCFE"/>
+                <w:sz w:val="18"/>
+                <w:szCs w:val="18"/>
+              </w:rPr>
+              <w:t>a</w:t>
+            </w:r>
+            <w:r>
+              <w:rPr>
+                <w:rFonts w:ascii="Menlo" w:hAnsi="Menlo" w:cs="Menlo"/>
+                <w:color w:val="CCCCCC"/>
+                <w:sz w:val="18"/>
+                <w:szCs w:val="18"/>
+              </w:rPr>
+              <w:t xml:space="preserve">, </w:t>
+            </w:r>
+            <w:r>
+              <w:rPr>
+                <w:rFonts w:ascii="Menlo" w:hAnsi="Menlo" w:cs="Menlo"/>
+                <w:color w:val="9CDCFE"/>
+                <w:sz w:val="18"/>
+                <w:szCs w:val="18"/>
+              </w:rPr>
+              <w:t>b</w:t>
+            </w:r>
+            <w:r>
+              <w:rPr>
+                <w:rFonts w:ascii="Menlo" w:hAnsi="Menlo" w:cs="Menlo"/>
+                <w:color w:val="CCCCCC"/>
+                <w:sz w:val="18"/>
+                <w:szCs w:val="18"/>
+              </w:rPr>
+              <w:t>):</w:t>
+            </w:r>
+          </w:p>
+          <w:p>
+            <w:pPr>
+              <w:shd w:val="clear" w:color="auto" w:fill="1F1F1F"/>
+              <w:spacing w:line="270" w:lineRule="atLeast"/>
+              <w:rPr>
+                <w:rFonts w:ascii="Menlo" w:hAnsi="Menlo" w:cs="Menlo"/>
+                <w:color w:val="CCCCCC"/>
+                <w:sz w:val="18"/>
+                <w:szCs w:val="18"/>
+              </w:rPr>
+            </w:pPr>
+            <w:r>
+              <w:rPr>
+                <w:rFonts w:ascii="Menlo" w:hAnsi="Menlo" w:cs="Menlo"/>
+                <w:color w:val="CCCCCC"/>
+                <w:sz w:val="18"/>
+                <w:szCs w:val="18"/>
+              </w:rPr>
+              <w:t xml:space="preserve">    </w:t>
+            </w:r>
+            <w:r>
+              <w:rPr>
+                <w:rFonts w:ascii="Menlo" w:hAnsi="Menlo" w:cs="Menlo"/>
+                <w:color w:val="C586C0"/>
+                <w:sz w:val="18"/>
+                <w:szCs w:val="18"/>
+              </w:rPr>
+              <w:t>return</w:t>
+            </w:r>
+            <w:r>
+              <w:rPr>
+                <w:rFonts w:ascii="Menlo" w:hAnsi="Menlo" w:cs="Menlo"/>
+                <w:color w:val="CCCCCC"/>
+                <w:sz w:val="18"/>
+                <w:szCs w:val="18"/>
+              </w:rPr>
+              <w:t xml:space="preserve"> </w:t>
+            </w:r>
+            <w:r>
+              <w:rPr>
+                <w:rFonts w:ascii="Menlo" w:hAnsi="Menlo" w:cs="Menlo"/>
+                <w:color w:val="9CDCFE"/>
+                <w:sz w:val="18"/>
+                <w:szCs w:val="18"/>
+              </w:rPr>
+              <w:t>a</w:t>
+            </w:r>
+            <w:r>
+              <w:rPr>
+                <w:rFonts w:ascii="Menlo" w:hAnsi="Menlo" w:cs="Menlo"/>
+                <w:color w:val="CCCCCC"/>
+                <w:sz w:val="18"/>
+                <w:szCs w:val="18"/>
+              </w:rPr>
+              <w:t xml:space="preserve"> </w:t>
+            </w:r>
+            <w:r>
+              <w:rPr>
+                <w:rFonts w:ascii="Menlo" w:hAnsi="Menlo" w:cs="Menlo"/>
+                <w:color w:val="D4D4D4"/>
+                <w:sz w:val="18"/>
+                <w:szCs w:val="18"/>
+              </w:rPr>
+              <w:t>-</w:t>
+            </w:r>
+            <w:r>
+              <w:rPr>
+                <w:rFonts w:ascii="Menlo" w:hAnsi="Menlo" w:cs="Menlo"/>
+                <w:color w:val="CCCCCC"/>
+                <w:sz w:val="18"/>
+                <w:szCs w:val="18"/>
+              </w:rPr>
+              <w:t xml:space="preserve"> </w:t>
+            </w:r>
+            <w:r>
+              <w:rPr>
+                <w:rFonts w:ascii="Menlo" w:hAnsi="Menlo" w:cs="Menlo"/>
+                <w:color w:val="9CDCFE"/>
+                <w:sz w:val="18"/>
+                <w:szCs w:val="18"/>
+              </w:rPr>
+              <w:t>b</w:t>
+            </w:r>
+          </w:p>
+          <w:p>
+            <w:pPr>
+              <w:shd w:val="clear" w:color="auto" w:fill="1F1F1F"/>
+              <w:spacing w:line="270" w:lineRule="atLeast"/>
+              <w:rPr>
+                <w:rFonts w:ascii="Menlo" w:hAnsi="Menlo" w:cs="Menlo"/>
+                <w:color w:val="CCCCCC"/>
+                <w:sz w:val="18"/>
+                <w:szCs w:val="18"/>
+              </w:rPr>
+            </w:pPr>
+          </w:p>
+          <w:p>
+            <w:pPr>
+              <w:shd w:val="clear" w:color="auto" w:fill="1F1F1F"/>
+              <w:spacing w:line="270" w:lineRule="atLeast"/>
+              <w:rPr>
+                <w:rFonts w:ascii="Menlo" w:hAnsi="Menlo" w:cs="Menlo"/>
+                <w:color w:val="CCCCCC"/>
+                <w:sz w:val="18"/>
+                <w:szCs w:val="18"/>
+              </w:rPr>
+            </w:pPr>
+            <w:r>
+              <w:rPr>
+                <w:rFonts w:ascii="Menlo" w:hAnsi="Menlo" w:cs="Menlo"/>
+                <w:color w:val="569CD6"/>
+                <w:sz w:val="18"/>
+                <w:szCs w:val="18"/>
+              </w:rPr>
+              <w:t>def</w:t>
+            </w:r>
+            <w:r>
+              <w:rPr>
+                <w:rFonts w:ascii="Menlo" w:hAnsi="Menlo" w:cs="Menlo"/>
+                <w:color w:val="CCCCCC"/>
+                <w:sz w:val="18"/>
+                <w:szCs w:val="18"/>
+              </w:rPr>
+              <w:t xml:space="preserve"> </w:t>
+            </w:r>
+            <w:proofErr w:type="gramStart"/>
+            <w:r>
+              <w:rPr>
+                <w:rFonts w:ascii="Menlo" w:hAnsi="Menlo" w:cs="Menlo"/>
+                <w:color w:val="DCDCAA"/>
+                <w:sz w:val="18"/>
+                <w:szCs w:val="18"/>
+              </w:rPr>
+              <w:t>multiply</w:t>
+            </w:r>
+            <w:r>
+              <w:rPr>
+                <w:rFonts w:ascii="Menlo" w:hAnsi="Menlo" w:cs="Menlo"/>
+                <w:color w:val="CCCCCC"/>
+                <w:sz w:val="18"/>
+                <w:szCs w:val="18"/>
+              </w:rPr>
+              <w:t>(</w:t>
+            </w:r>
+            <w:proofErr w:type="gramEnd"/>
+            <w:r>
+              <w:rPr>
+                <w:rFonts w:ascii="Menlo" w:hAnsi="Menlo" w:cs="Menlo"/>
+                <w:color w:val="9CDCFE"/>
+                <w:sz w:val="18"/>
+                <w:szCs w:val="18"/>
+              </w:rPr>
+              <w:t>a</w:t>
+            </w:r>
+            <w:r>
+              <w:rPr>
+                <w:rFonts w:ascii="Menlo" w:hAnsi="Menlo" w:cs="Menlo"/>
+                <w:color w:val="CCCCCC"/>
+                <w:sz w:val="18"/>
+                <w:szCs w:val="18"/>
+              </w:rPr>
+              <w:t xml:space="preserve">, </w:t>
+            </w:r>
+            <w:r>
+              <w:rPr>
+                <w:rFonts w:ascii="Menlo" w:hAnsi="Menlo" w:cs="Menlo"/>
+                <w:color w:val="9CDCFE"/>
+                <w:sz w:val="18"/>
+                <w:szCs w:val="18"/>
+              </w:rPr>
+              <w:t>b</w:t>
+            </w:r>
+            <w:r>
+              <w:rPr>
+                <w:rFonts w:ascii="Menlo" w:hAnsi="Menlo" w:cs="Menlo"/>
+                <w:color w:val="CCCCCC"/>
+                <w:sz w:val="18"/>
+                <w:szCs w:val="18"/>
+              </w:rPr>
+              <w:t>):</w:t>
+            </w:r>
+          </w:p>
+          <w:p>
+            <w:pPr>
+              <w:shd w:val="clear" w:color="auto" w:fill="1F1F1F"/>
+              <w:spacing w:line="270" w:lineRule="atLeast"/>
+              <w:rPr>
+                <w:rFonts w:ascii="Menlo" w:hAnsi="Menlo" w:cs="Menlo"/>
+                <w:color w:val="CCCCCC"/>
+                <w:sz w:val="18"/>
+                <w:szCs w:val="18"/>
+              </w:rPr>
+            </w:pPr>
+            <w:r>
+              <w:rPr>
+                <w:rFonts w:ascii="Menlo" w:hAnsi="Menlo" w:cs="Menlo"/>
+                <w:color w:val="CCCCCC"/>
+                <w:sz w:val="18"/>
+                <w:szCs w:val="18"/>
+              </w:rPr>
+              <w:t xml:space="preserve">    </w:t>
+            </w:r>
+            <w:r>
+              <w:rPr>
+                <w:rFonts w:ascii="Menlo" w:hAnsi="Menlo" w:cs="Menlo"/>
+                <w:color w:val="C586C0"/>
+                <w:sz w:val="18"/>
+                <w:szCs w:val="18"/>
+              </w:rPr>
+              <w:t>return</w:t>
+            </w:r>
+            <w:r>
+              <w:rPr>
+                <w:rFonts w:ascii="Menlo" w:hAnsi="Menlo" w:cs="Menlo"/>
+                <w:color w:val="CCCCCC"/>
+                <w:sz w:val="18"/>
+                <w:szCs w:val="18"/>
+              </w:rPr>
+              <w:t xml:space="preserve"> </w:t>
+            </w:r>
+            <w:r>
+              <w:rPr>
+                <w:rFonts w:ascii="Menlo" w:hAnsi="Menlo" w:cs="Menlo"/>
+                <w:color w:val="9CDCFE"/>
+                <w:sz w:val="18"/>
+                <w:szCs w:val="18"/>
+              </w:rPr>
+              <w:t>a</w:t>
+            </w:r>
+            <w:r>
+              <w:rPr>
+                <w:rFonts w:ascii="Menlo" w:hAnsi="Menlo" w:cs="Menlo"/>
+                <w:color w:val="CCCCCC"/>
+                <w:sz w:val="18"/>
+                <w:szCs w:val="18"/>
+              </w:rPr>
+              <w:t xml:space="preserve"> </w:t>
+            </w:r>
+            <w:r>
+              <w:rPr>
+                <w:rFonts w:ascii="Menlo" w:hAnsi="Menlo" w:cs="Menlo"/>
+                <w:color w:val="D4D4D4"/>
+                <w:sz w:val="18"/>
+                <w:szCs w:val="18"/>
+              </w:rPr>
+              <w:t>*</w:t>
+            </w:r>
+            <w:r>
+              <w:rPr>
+                <w:rFonts w:ascii="Menlo" w:hAnsi="Menlo" w:cs="Menlo"/>
+                <w:color w:val="CCCCCC"/>
+                <w:sz w:val="18"/>
+                <w:szCs w:val="18"/>
+              </w:rPr>
+              <w:t xml:space="preserve"> </w:t>
+            </w:r>
+            <w:r>
+              <w:rPr>
+                <w:rFonts w:ascii="Menlo" w:hAnsi="Menlo" w:cs="Menlo"/>
+                <w:color w:val="9CDCFE"/>
+                <w:sz w:val="18"/>
+                <w:szCs w:val="18"/>
+              </w:rPr>
+              <w:t>b</w:t>
+            </w:r>
+          </w:p>
+          <w:p>
+            <w:pPr>
+              <w:shd w:val="clear" w:color="auto" w:fill="1F1F1F"/>
+              <w:spacing w:line="270" w:lineRule="atLeast"/>
+              <w:rPr>
+                <w:rFonts w:ascii="Menlo" w:hAnsi="Menlo" w:cs="Menlo"/>
+                <w:color w:val="CCCCCC"/>
+                <w:sz w:val="18"/>
+                <w:szCs w:val="18"/>
+              </w:rPr>
+            </w:pPr>
+          </w:p>
+          <w:p>
+            <w:pPr>
+              <w:shd w:val="clear" w:color="auto" w:fill="1F1F1F"/>
+              <w:spacing w:line="270" w:lineRule="atLeast"/>
+              <w:rPr>
+                <w:rFonts w:ascii="Menlo" w:hAnsi="Menlo" w:cs="Menlo"/>
+                <w:color w:val="CCCCCC"/>
+                <w:sz w:val="18"/>
+                <w:szCs w:val="18"/>
+              </w:rPr>
+            </w:pPr>
+            <w:r>
+              <w:rPr>
+                <w:rFonts w:ascii="Menlo" w:hAnsi="Menlo" w:cs="Menlo"/>
+                <w:color w:val="569CD6"/>
+                <w:sz w:val="18"/>
+                <w:szCs w:val="18"/>
+              </w:rPr>
+              <w:t>def</w:t>
+            </w:r>
+            <w:r>
+              <w:rPr>
+                <w:rFonts w:ascii="Menlo" w:hAnsi="Menlo" w:cs="Menlo"/>
+                <w:color w:val="CCCCCC"/>
+                <w:sz w:val="18"/>
+                <w:szCs w:val="18"/>
+              </w:rPr>
+              <w:t xml:space="preserve"> </w:t>
+            </w:r>
+            <w:proofErr w:type="gramStart"/>
+            <w:r>
+              <w:rPr>
+                <w:rFonts w:ascii="Menlo" w:hAnsi="Menlo" w:cs="Menlo"/>
+                <w:color w:val="DCDCAA"/>
+                <w:sz w:val="18"/>
+                <w:szCs w:val="18"/>
+              </w:rPr>
+              <w:t>divide</w:t>
+            </w:r>
+            <w:r>
+              <w:rPr>
+                <w:rFonts w:ascii="Menlo" w:hAnsi="Menlo" w:cs="Menlo"/>
+                <w:color w:val="CCCCCC"/>
+                <w:sz w:val="18"/>
+                <w:szCs w:val="18"/>
+              </w:rPr>
+              <w:t>(</w:t>
+            </w:r>
+            <w:proofErr w:type="gramEnd"/>
+            <w:r>
+              <w:rPr>
+                <w:rFonts w:ascii="Menlo" w:hAnsi="Menlo" w:cs="Menlo"/>
+                <w:color w:val="9CDCFE"/>
+                <w:sz w:val="18"/>
+                <w:szCs w:val="18"/>
+              </w:rPr>
+              <w:t>a</w:t>
+            </w:r>
+            <w:r>
+              <w:rPr>
+                <w:rFonts w:ascii="Menlo" w:hAnsi="Menlo" w:cs="Menlo"/>
+                <w:color w:val="CCCCCC"/>
+                <w:sz w:val="18"/>
+                <w:szCs w:val="18"/>
+              </w:rPr>
+              <w:t xml:space="preserve">, </w:t>
+            </w:r>
+            <w:r>
+              <w:rPr>
+                <w:rFonts w:ascii="Menlo" w:hAnsi="Menlo" w:cs="Menlo"/>
+                <w:color w:val="9CDCFE"/>
+                <w:sz w:val="18"/>
+                <w:szCs w:val="18"/>
+              </w:rPr>
+              <w:t>b</w:t>
+            </w:r>
+            <w:r>
+              <w:rPr>
+                <w:rFonts w:ascii="Menlo" w:hAnsi="Menlo" w:cs="Menlo"/>
+                <w:color w:val="CCCCCC"/>
+                <w:sz w:val="18"/>
+                <w:szCs w:val="18"/>
+              </w:rPr>
+              <w:t>):</w:t>
+            </w:r>
+          </w:p>
+          <w:p>
+            <w:pPr>
+              <w:shd w:val="clear" w:color="auto" w:fill="1F1F1F"/>
+              <w:spacing w:line="270" w:lineRule="atLeast"/>
+              <w:rPr>
+                <w:rFonts w:ascii="Menlo" w:hAnsi="Menlo" w:cs="Menlo"/>
+                <w:color w:val="CCCCCC"/>
+                <w:sz w:val="18"/>
+                <w:szCs w:val="18"/>
+              </w:rPr>
+            </w:pPr>
+            <w:r>
+              <w:rPr>
+                <w:rFonts w:ascii="Menlo" w:hAnsi="Menlo" w:cs="Menlo"/>
+                <w:color w:val="CCCCCC"/>
+                <w:sz w:val="18"/>
+                <w:szCs w:val="18"/>
+              </w:rPr>
+              <w:t xml:space="preserve">    </w:t>
+            </w:r>
+            <w:r>
+              <w:rPr>
+                <w:rFonts w:ascii="Menlo" w:hAnsi="Menlo" w:cs="Menlo"/>
+                <w:color w:val="C586C0"/>
+                <w:sz w:val="18"/>
+                <w:szCs w:val="18"/>
+              </w:rPr>
+              <w:t>if</w:t>
+            </w:r>
+            <w:r>
+              <w:rPr>
+                <w:rFonts w:ascii="Menlo" w:hAnsi="Menlo" w:cs="Menlo"/>
+                <w:color w:val="CCCCCC"/>
+                <w:sz w:val="18"/>
+                <w:szCs w:val="18"/>
+              </w:rPr>
+              <w:t xml:space="preserve"> </w:t>
+            </w:r>
+            <w:r>
+              <w:rPr>
+                <w:rFonts w:ascii="Menlo" w:hAnsi="Menlo" w:cs="Menlo"/>
+                <w:color w:val="9CDCFE"/>
+                <w:sz w:val="18"/>
+                <w:szCs w:val="18"/>
+              </w:rPr>
+              <w:t>b</w:t>
+            </w:r>
+            <w:r>
+              <w:rPr>
+                <w:rFonts w:ascii="Menlo" w:hAnsi="Menlo" w:cs="Menlo"/>
+                <w:color w:val="CCCCCC"/>
+                <w:sz w:val="18"/>
+                <w:szCs w:val="18"/>
+              </w:rPr>
+              <w:t xml:space="preserve"> </w:t>
+            </w:r>
+            <w:r>
+              <w:rPr>
+                <w:rFonts w:ascii="Menlo" w:hAnsi="Menlo" w:cs="Menlo"/>
+                <w:color w:val="D4D4D4"/>
+                <w:sz w:val="18"/>
+                <w:szCs w:val="18"/>
+              </w:rPr>
+              <w:t>==</w:t>
+            </w:r>
+            <w:r>
+              <w:rPr>
+                <w:rFonts w:ascii="Menlo" w:hAnsi="Menlo" w:cs="Menlo"/>
+                <w:color w:val="CCCCCC"/>
+                <w:sz w:val="18"/>
+                <w:szCs w:val="18"/>
+              </w:rPr>
+              <w:t xml:space="preserve"> </w:t>
+            </w:r>
+            <w:r>
+              <w:rPr>
+                <w:rFonts w:ascii="Menlo" w:hAnsi="Menlo" w:cs="Menlo"/>
+                <w:color w:val="B5CEA8"/>
+                <w:sz w:val="18"/>
+                <w:szCs w:val="18"/>
+              </w:rPr>
+              <w:t>0</w:t>
+            </w:r>
+            <w:r>
+              <w:rPr>
+                <w:rFonts w:ascii="Menlo" w:hAnsi="Menlo" w:cs="Menlo"/>
+                <w:color w:val="CCCCCC"/>
+                <w:sz w:val="18"/>
+                <w:szCs w:val="18"/>
+              </w:rPr>
+              <w:t>:</w:t>
+            </w:r>
+          </w:p>
+          <w:p>
+            <w:pPr>
+              <w:shd w:val="clear" w:color="auto" w:fill="1F1F1F"/>
+              <w:spacing w:line="270" w:lineRule="atLeast"/>
+              <w:rPr>
+                <w:rFonts w:ascii="Menlo" w:hAnsi="Menlo" w:cs="Menlo"/>
+                <w:color w:val="CCCCCC"/>
+                <w:sz w:val="18"/>
+                <w:szCs w:val="18"/>
+                <w:lang w:val="ru-RU"/>
+              </w:rPr>
+            </w:pPr>
+            <w:r>
+              <w:rPr>
+                <w:rFonts w:ascii="Menlo" w:hAnsi="Menlo" w:cs="Menlo"/>
+                <w:color w:val="CCCCCC"/>
+                <w:sz w:val="18"/>
+                <w:szCs w:val="18"/>
+              </w:rPr>
+              <w:t xml:space="preserve">        </w:t>
+            </w:r>
+            <w:r>
+              <w:rPr>
+                <w:rFonts w:ascii="Menlo" w:hAnsi="Menlo" w:cs="Menlo"/>
+                <w:color w:val="C586C0"/>
+                <w:sz w:val="18"/>
+                <w:szCs w:val="18"/>
+              </w:rPr>
+              <w:t>return</w:t>
+            </w:r>
+            <w:r>
+              <w:rPr>
+                <w:rFonts w:ascii="Menlo" w:hAnsi="Menlo" w:cs="Menlo"/>
+                <w:color w:val="CCCCCC"/>
+                <w:sz w:val="18"/>
+                <w:szCs w:val="18"/>
+                <w:lang w:val="ru-RU"/>
+              </w:rPr>
+              <w:t xml:space="preserve"> </w:t>
+            </w:r>
+            <w:r>
+              <w:rPr>
+                <w:rFonts w:ascii="Menlo" w:hAnsi="Menlo" w:cs="Menlo"/>
+                <w:color w:val="CE9178"/>
+                <w:sz w:val="18"/>
+                <w:szCs w:val="18"/>
+                <w:lang w:val="ru-RU"/>
+              </w:rPr>
+              <w:t>"</w:t>
+            </w:r>
+            <w:proofErr w:type="spellStart"/>
+            <w:r>
+              <w:rPr>
+                <w:rFonts w:ascii="Menlo" w:hAnsi="Menlo" w:cs="Menlo"/>
+                <w:color w:val="CE9178"/>
+                <w:sz w:val="18"/>
+                <w:szCs w:val="18"/>
+                <w:lang w:val="ru-RU"/>
+              </w:rPr>
+              <w:t>Помилка</w:t>
+            </w:r>
+            <w:proofErr w:type="spellEnd"/>
+            <w:r>
+              <w:rPr>
+                <w:rFonts w:ascii="Menlo" w:hAnsi="Menlo" w:cs="Menlo"/>
+                <w:color w:val="CE9178"/>
+                <w:sz w:val="18"/>
+                <w:szCs w:val="18"/>
+                <w:lang w:val="ru-RU"/>
+              </w:rPr>
+              <w:t xml:space="preserve">: </w:t>
+            </w:r>
+            <w:proofErr w:type="spellStart"/>
+            <w:r>
+              <w:rPr>
+                <w:rFonts w:ascii="Menlo" w:hAnsi="Menlo" w:cs="Menlo"/>
+                <w:color w:val="CE9178"/>
+                <w:sz w:val="18"/>
+                <w:szCs w:val="18"/>
+                <w:lang w:val="ru-RU"/>
+              </w:rPr>
+              <w:t>ділення</w:t>
+            </w:r>
+            <w:proofErr w:type="spellEnd"/>
+            <w:r>
+              <w:rPr>
+                <w:rFonts w:ascii="Menlo" w:hAnsi="Menlo" w:cs="Menlo"/>
+                <w:color w:val="CE9178"/>
+                <w:sz w:val="18"/>
+                <w:szCs w:val="18"/>
+                <w:lang w:val="ru-RU"/>
+              </w:rPr>
+              <w:t xml:space="preserve"> на нуль"</w:t>
+            </w:r>
+          </w:p>
+          <w:p>
+            <w:pPr>
+              <w:shd w:val="clear" w:color="auto" w:fill="1F1F1F"/>
+              <w:spacing w:line="270" w:lineRule="atLeast"/>
+              <w:rPr>
+                <w:rFonts w:ascii="Menlo" w:hAnsi="Menlo" w:cs="Menlo"/>
+                <w:color w:val="CCCCCC"/>
+                <w:sz w:val="18"/>
+                <w:szCs w:val="18"/>
+              </w:rPr>
+            </w:pPr>
+            <w:r>
+              <w:rPr>
+                <w:rFonts w:ascii="Menlo" w:hAnsi="Menlo" w:cs="Menlo"/>
+                <w:color w:val="CCCCCC"/>
+                <w:sz w:val="18"/>
+                <w:szCs w:val="18"/>
+                <w:lang w:val="ru-RU"/>
+              </w:rPr>
+              <w:t xml:space="preserve">    </w:t>
+            </w:r>
+            <w:r>
+              <w:rPr>
+                <w:rFonts w:ascii="Menlo" w:hAnsi="Menlo" w:cs="Menlo"/>
+                <w:color w:val="C586C0"/>
+                <w:sz w:val="18"/>
+                <w:szCs w:val="18"/>
+              </w:rPr>
+              <w:t>return</w:t>
+            </w:r>
+            <w:r>
+              <w:rPr>
+                <w:rFonts w:ascii="Menlo" w:hAnsi="Menlo" w:cs="Menlo"/>
+                <w:color w:val="CCCCCC"/>
+                <w:sz w:val="18"/>
+                <w:szCs w:val="18"/>
+              </w:rPr>
+              <w:t xml:space="preserve"> </w:t>
+            </w:r>
+            <w:r>
+              <w:rPr>
+                <w:rFonts w:ascii="Menlo" w:hAnsi="Menlo" w:cs="Menlo"/>
+                <w:color w:val="9CDCFE"/>
+                <w:sz w:val="18"/>
+                <w:szCs w:val="18"/>
+              </w:rPr>
+              <w:t>a</w:t>
+            </w:r>
+            <w:r>
+              <w:rPr>
+                <w:rFonts w:ascii="Menlo" w:hAnsi="Menlo" w:cs="Menlo"/>
+                <w:color w:val="CCCCCC"/>
+                <w:sz w:val="18"/>
+                <w:szCs w:val="18"/>
+              </w:rPr>
+              <w:t xml:space="preserve"> </w:t>
+            </w:r>
+            <w:r>
+              <w:rPr>
+                <w:rFonts w:ascii="Menlo" w:hAnsi="Menlo" w:cs="Menlo"/>
+                <w:color w:val="D4D4D4"/>
+                <w:sz w:val="18"/>
+                <w:szCs w:val="18"/>
+              </w:rPr>
+              <w:t>/</w:t>
+            </w:r>
+            <w:r>
+              <w:rPr>
+                <w:rFonts w:ascii="Menlo" w:hAnsi="Menlo" w:cs="Menlo"/>
+                <w:color w:val="CCCCCC"/>
+                <w:sz w:val="18"/>
+                <w:szCs w:val="18"/>
+              </w:rPr>
+              <w:t xml:space="preserve"> </w:t>
+            </w:r>
+            <w:r>
+              <w:rPr>
+                <w:rFonts w:ascii="Menlo" w:hAnsi="Menlo" w:cs="Menlo"/>
+                <w:color w:val="9CDCFE"/>
+                <w:sz w:val="18"/>
+                <w:szCs w:val="18"/>
+              </w:rPr>
+              <w:t>b</w:t>
+            </w:r>
+          </w:p>
+          <w:p>
+            <w:pPr>
+              <w:shd w:val="clear" w:color="auto" w:fill="1F1F1F"/>
+              <w:spacing w:line="270" w:lineRule="atLeast"/>
+              <w:rPr>
+                <w:rFonts w:ascii="Menlo" w:hAnsi="Menlo" w:cs="Menlo"/>
+                <w:color w:val="CCCCCC"/>
+                <w:sz w:val="18"/>
+                <w:szCs w:val="18"/>
+              </w:rPr>
+            </w:pPr>
+          </w:p>
+          <w:p>
+            <w:pPr>
+              <w:shd w:val="clear" w:color="auto" w:fill="1F1F1F"/>
+              <w:spacing w:line="270" w:lineRule="atLeast"/>
+              <w:rPr>
+                <w:rFonts w:ascii="Menlo" w:hAnsi="Menlo" w:cs="Menlo"/>
+                <w:color w:val="CCCCCC"/>
+                <w:sz w:val="18"/>
+                <w:szCs w:val="18"/>
+              </w:rPr>
+            </w:pPr>
+            <w:r>
+              <w:rPr>
+                <w:rFonts w:ascii="Menlo" w:hAnsi="Menlo" w:cs="Menlo"/>
+                <w:color w:val="569CD6"/>
+                <w:sz w:val="18"/>
+                <w:szCs w:val="18"/>
+              </w:rPr>
+              <w:t>def</w:t>
+            </w:r>
+            <w:r>
+              <w:rPr>
+                <w:rFonts w:ascii="Menlo" w:hAnsi="Menlo" w:cs="Menlo"/>
+                <w:color w:val="CCCCCC"/>
+                <w:sz w:val="18"/>
+                <w:szCs w:val="18"/>
+              </w:rPr>
+              <w:t xml:space="preserve"> </w:t>
+            </w:r>
+            <w:proofErr w:type="spellStart"/>
+            <w:r>
+              <w:rPr>
+                <w:rFonts w:ascii="Menlo" w:hAnsi="Menlo" w:cs="Menlo"/>
+                <w:color w:val="DCDCAA"/>
+                <w:sz w:val="18"/>
+                <w:szCs w:val="18"/>
+              </w:rPr>
+              <w:t>calculator_</w:t>
+            </w:r>
+            <w:proofErr w:type="gramStart"/>
+            <w:r>
+              <w:rPr>
+                <w:rFonts w:ascii="Menlo" w:hAnsi="Menlo" w:cs="Menlo"/>
+                <w:color w:val="DCDCAA"/>
+                <w:sz w:val="18"/>
+                <w:szCs w:val="18"/>
+              </w:rPr>
+              <w:t>match</w:t>
+            </w:r>
+            <w:proofErr w:type="spellEnd"/>
+            <w:r>
+              <w:rPr>
+                <w:rFonts w:ascii="Menlo" w:hAnsi="Menlo" w:cs="Menlo"/>
+                <w:color w:val="CCCCCC"/>
+                <w:sz w:val="18"/>
+                <w:szCs w:val="18"/>
+              </w:rPr>
+              <w:t>(</w:t>
+            </w:r>
+            <w:proofErr w:type="gramEnd"/>
+            <w:r>
+              <w:rPr>
+                <w:rFonts w:ascii="Menlo" w:hAnsi="Menlo" w:cs="Menlo"/>
+                <w:color w:val="9CDCFE"/>
+                <w:sz w:val="18"/>
+                <w:szCs w:val="18"/>
+              </w:rPr>
+              <w:t>a</w:t>
+            </w:r>
+            <w:r>
+              <w:rPr>
+                <w:rFonts w:ascii="Menlo" w:hAnsi="Menlo" w:cs="Menlo"/>
+                <w:color w:val="CCCCCC"/>
+                <w:sz w:val="18"/>
+                <w:szCs w:val="18"/>
+              </w:rPr>
+              <w:t xml:space="preserve">, </w:t>
+            </w:r>
+            <w:r>
+              <w:rPr>
+                <w:rFonts w:ascii="Menlo" w:hAnsi="Menlo" w:cs="Menlo"/>
+                <w:color w:val="9CDCFE"/>
+                <w:sz w:val="18"/>
+                <w:szCs w:val="18"/>
+              </w:rPr>
+              <w:t>b</w:t>
+            </w:r>
+            <w:r>
+              <w:rPr>
+                <w:rFonts w:ascii="Menlo" w:hAnsi="Menlo" w:cs="Menlo"/>
+                <w:color w:val="CCCCCC"/>
+                <w:sz w:val="18"/>
+                <w:szCs w:val="18"/>
+              </w:rPr>
+              <w:t xml:space="preserve">, </w:t>
+            </w:r>
+            <w:r>
+              <w:rPr>
+                <w:rFonts w:ascii="Menlo" w:hAnsi="Menlo" w:cs="Menlo"/>
+                <w:color w:val="9CDCFE"/>
+                <w:sz w:val="18"/>
+                <w:szCs w:val="18"/>
+              </w:rPr>
+              <w:t>operation</w:t>
+            </w:r>
+            <w:r>
+              <w:rPr>
+                <w:rFonts w:ascii="Menlo" w:hAnsi="Menlo" w:cs="Menlo"/>
+                <w:color w:val="CCCCCC"/>
+                <w:sz w:val="18"/>
+                <w:szCs w:val="18"/>
+              </w:rPr>
+              <w:t>):</w:t>
+            </w:r>
+          </w:p>
+          <w:p>
+            <w:pPr>
+              <w:shd w:val="clear" w:color="auto" w:fill="1F1F1F"/>
+              <w:spacing w:line="270" w:lineRule="atLeast"/>
+              <w:rPr>
+                <w:rFonts w:ascii="Menlo" w:hAnsi="Menlo" w:cs="Menlo"/>
+                <w:color w:val="CCCCCC"/>
+                <w:sz w:val="18"/>
+                <w:szCs w:val="18"/>
+              </w:rPr>
+            </w:pPr>
+            <w:r>
+              <w:rPr>
+                <w:rFonts w:ascii="Menlo" w:hAnsi="Menlo" w:cs="Menlo"/>
+                <w:color w:val="CCCCCC"/>
+                <w:sz w:val="18"/>
+                <w:szCs w:val="18"/>
+              </w:rPr>
+              <w:t xml:space="preserve">    </w:t>
+            </w:r>
+            <w:r>
+              <w:rPr>
+                <w:rFonts w:ascii="Menlo" w:hAnsi="Menlo" w:cs="Menlo"/>
+                <w:color w:val="C586C0"/>
+                <w:sz w:val="18"/>
+                <w:szCs w:val="18"/>
+              </w:rPr>
+              <w:t>match</w:t>
+            </w:r>
+            <w:r>
+              <w:rPr>
+                <w:rFonts w:ascii="Menlo" w:hAnsi="Menlo" w:cs="Menlo"/>
+                <w:color w:val="CCCCCC"/>
+                <w:sz w:val="18"/>
+                <w:szCs w:val="18"/>
+              </w:rPr>
+              <w:t xml:space="preserve"> </w:t>
+            </w:r>
+            <w:r>
+              <w:rPr>
+                <w:rFonts w:ascii="Menlo" w:hAnsi="Menlo" w:cs="Menlo"/>
+                <w:color w:val="9CDCFE"/>
+                <w:sz w:val="18"/>
+                <w:szCs w:val="18"/>
+              </w:rPr>
+              <w:t>operation</w:t>
+            </w:r>
+            <w:r>
+              <w:rPr>
+                <w:rFonts w:ascii="Menlo" w:hAnsi="Menlo" w:cs="Menlo"/>
+                <w:color w:val="CCCCCC"/>
+                <w:sz w:val="18"/>
+                <w:szCs w:val="18"/>
+              </w:rPr>
+              <w:t>:</w:t>
+            </w:r>
+          </w:p>
+          <w:p>
+            <w:pPr>
+              <w:shd w:val="clear" w:color="auto" w:fill="1F1F1F"/>
+              <w:spacing w:line="270" w:lineRule="atLeast"/>
+              <w:rPr>
+                <w:rFonts w:ascii="Menlo" w:hAnsi="Menlo" w:cs="Menlo"/>
+                <w:color w:val="CCCCCC"/>
+                <w:sz w:val="18"/>
+                <w:szCs w:val="18"/>
+              </w:rPr>
+            </w:pPr>
+            <w:r>
+              <w:rPr>
+                <w:rFonts w:ascii="Menlo" w:hAnsi="Menlo" w:cs="Menlo"/>
+                <w:color w:val="CCCCCC"/>
+                <w:sz w:val="18"/>
+                <w:szCs w:val="18"/>
+              </w:rPr>
+              <w:t xml:space="preserve">        </w:t>
+            </w:r>
+            <w:r>
+              <w:rPr>
+                <w:rFonts w:ascii="Menlo" w:hAnsi="Menlo" w:cs="Menlo"/>
+                <w:color w:val="C586C0"/>
+                <w:sz w:val="18"/>
+                <w:szCs w:val="18"/>
+              </w:rPr>
+              <w:t>case</w:t>
+            </w:r>
+            <w:r>
+              <w:rPr>
+                <w:rFonts w:ascii="Menlo" w:hAnsi="Menlo" w:cs="Menlo"/>
+                <w:color w:val="CCCCCC"/>
+                <w:sz w:val="18"/>
+                <w:szCs w:val="18"/>
+              </w:rPr>
+              <w:t xml:space="preserve"> </w:t>
+            </w:r>
+            <w:r>
+              <w:rPr>
+                <w:rFonts w:ascii="Menlo" w:hAnsi="Menlo" w:cs="Menlo"/>
+                <w:color w:val="CE9178"/>
+                <w:sz w:val="18"/>
+                <w:szCs w:val="18"/>
+              </w:rPr>
+              <w:t>'+'</w:t>
+            </w:r>
+            <w:r>
+              <w:rPr>
+                <w:rFonts w:ascii="Menlo" w:hAnsi="Menlo" w:cs="Menlo"/>
+                <w:color w:val="CCCCCC"/>
+                <w:sz w:val="18"/>
+                <w:szCs w:val="18"/>
+              </w:rPr>
+              <w:t>:</w:t>
+            </w:r>
+          </w:p>
+          <w:p>
+            <w:pPr>
+              <w:shd w:val="clear" w:color="auto" w:fill="1F1F1F"/>
+              <w:spacing w:line="270" w:lineRule="atLeast"/>
+              <w:rPr>
+                <w:rFonts w:ascii="Menlo" w:hAnsi="Menlo" w:cs="Menlo"/>
+                <w:color w:val="CCCCCC"/>
+                <w:sz w:val="18"/>
+                <w:szCs w:val="18"/>
+              </w:rPr>
+            </w:pPr>
+            <w:r>
+              <w:rPr>
+                <w:rFonts w:ascii="Menlo" w:hAnsi="Menlo" w:cs="Menlo"/>
+                <w:color w:val="CCCCCC"/>
+                <w:sz w:val="18"/>
+                <w:szCs w:val="18"/>
+              </w:rPr>
+              <w:t xml:space="preserve">            </w:t>
+            </w:r>
+            <w:r>
+              <w:rPr>
+                <w:rFonts w:ascii="Menlo" w:hAnsi="Menlo" w:cs="Menlo"/>
+                <w:color w:val="C586C0"/>
+                <w:sz w:val="18"/>
+                <w:szCs w:val="18"/>
+              </w:rPr>
+              <w:t>return</w:t>
+            </w:r>
+            <w:r>
+              <w:rPr>
+                <w:rFonts w:ascii="Menlo" w:hAnsi="Menlo" w:cs="Menlo"/>
+                <w:color w:val="CCCCCC"/>
+                <w:sz w:val="18"/>
+                <w:szCs w:val="18"/>
+              </w:rPr>
+              <w:t xml:space="preserve"> </w:t>
+            </w:r>
+            <w:proofErr w:type="gramStart"/>
+            <w:r>
+              <w:rPr>
+                <w:rFonts w:ascii="Menlo" w:hAnsi="Menlo" w:cs="Menlo"/>
+                <w:color w:val="DCDCAA"/>
+                <w:sz w:val="18"/>
+                <w:szCs w:val="18"/>
+              </w:rPr>
+              <w:t>add</w:t>
+            </w:r>
+            <w:r>
+              <w:rPr>
+                <w:rFonts w:ascii="Menlo" w:hAnsi="Menlo" w:cs="Menlo"/>
+                <w:color w:val="CCCCCC"/>
+                <w:sz w:val="18"/>
+                <w:szCs w:val="18"/>
+              </w:rPr>
+              <w:t>(</w:t>
+            </w:r>
+            <w:proofErr w:type="gramEnd"/>
+            <w:r>
+              <w:rPr>
+                <w:rFonts w:ascii="Menlo" w:hAnsi="Menlo" w:cs="Menlo"/>
+                <w:color w:val="9CDCFE"/>
+                <w:sz w:val="18"/>
+                <w:szCs w:val="18"/>
+              </w:rPr>
+              <w:t>a</w:t>
+            </w:r>
+            <w:r>
+              <w:rPr>
+                <w:rFonts w:ascii="Menlo" w:hAnsi="Menlo" w:cs="Menlo"/>
+                <w:color w:val="CCCCCC"/>
+                <w:sz w:val="18"/>
+                <w:szCs w:val="18"/>
+              </w:rPr>
+              <w:t xml:space="preserve">, </w:t>
+            </w:r>
+            <w:r>
+              <w:rPr>
+                <w:rFonts w:ascii="Menlo" w:hAnsi="Menlo" w:cs="Menlo"/>
+                <w:color w:val="9CDCFE"/>
+                <w:sz w:val="18"/>
+                <w:szCs w:val="18"/>
+              </w:rPr>
+              <w:t>b</w:t>
+            </w:r>
+            <w:r>
+              <w:rPr>
+                <w:rFonts w:ascii="Menlo" w:hAnsi="Menlo" w:cs="Menlo"/>
+                <w:color w:val="CCCCCC"/>
+                <w:sz w:val="18"/>
+                <w:szCs w:val="18"/>
+              </w:rPr>
+              <w:t>)</w:t>
+            </w:r>
+          </w:p>
+          <w:p>
+            <w:pPr>
+              <w:shd w:val="clear" w:color="auto" w:fill="1F1F1F"/>
+              <w:spacing w:line="270" w:lineRule="atLeast"/>
+              <w:rPr>
+                <w:rFonts w:ascii="Menlo" w:hAnsi="Menlo" w:cs="Menlo"/>
+                <w:color w:val="CCCCCC"/>
+                <w:sz w:val="18"/>
+                <w:szCs w:val="18"/>
+              </w:rPr>
+            </w:pPr>
+            <w:r>
+              <w:rPr>
+                <w:rFonts w:ascii="Menlo" w:hAnsi="Menlo" w:cs="Menlo"/>
+                <w:color w:val="CCCCCC"/>
+                <w:sz w:val="18"/>
+                <w:szCs w:val="18"/>
+              </w:rPr>
+              <w:lastRenderedPageBreak/>
+              <w:t xml:space="preserve">        </w:t>
+            </w:r>
+            <w:r>
+              <w:rPr>
+                <w:rFonts w:ascii="Menlo" w:hAnsi="Menlo" w:cs="Menlo"/>
+                <w:color w:val="C586C0"/>
+                <w:sz w:val="18"/>
+                <w:szCs w:val="18"/>
+              </w:rPr>
+              <w:t>case</w:t>
+            </w:r>
+            <w:r>
+              <w:rPr>
+                <w:rFonts w:ascii="Menlo" w:hAnsi="Menlo" w:cs="Menlo"/>
+                <w:color w:val="CCCCCC"/>
+                <w:sz w:val="18"/>
+                <w:szCs w:val="18"/>
+              </w:rPr>
+              <w:t xml:space="preserve"> </w:t>
+            </w:r>
+            <w:r>
+              <w:rPr>
+                <w:rFonts w:ascii="Menlo" w:hAnsi="Menlo" w:cs="Menlo"/>
+                <w:color w:val="CE9178"/>
+                <w:sz w:val="18"/>
+                <w:szCs w:val="18"/>
+              </w:rPr>
+              <w:t>'-'</w:t>
+            </w:r>
+            <w:r>
+              <w:rPr>
+                <w:rFonts w:ascii="Menlo" w:hAnsi="Menlo" w:cs="Menlo"/>
+                <w:color w:val="CCCCCC"/>
+                <w:sz w:val="18"/>
+                <w:szCs w:val="18"/>
+              </w:rPr>
+              <w:t>:</w:t>
+            </w:r>
+          </w:p>
+          <w:p>
+            <w:pPr>
+              <w:shd w:val="clear" w:color="auto" w:fill="1F1F1F"/>
+              <w:spacing w:line="270" w:lineRule="atLeast"/>
+              <w:rPr>
+                <w:rFonts w:ascii="Menlo" w:hAnsi="Menlo" w:cs="Menlo"/>
+                <w:color w:val="CCCCCC"/>
+                <w:sz w:val="18"/>
+                <w:szCs w:val="18"/>
+              </w:rPr>
+            </w:pPr>
+            <w:r>
+              <w:rPr>
+                <w:rFonts w:ascii="Menlo" w:hAnsi="Menlo" w:cs="Menlo"/>
+                <w:color w:val="CCCCCC"/>
+                <w:sz w:val="18"/>
+                <w:szCs w:val="18"/>
+              </w:rPr>
+              <w:t xml:space="preserve">            </w:t>
+            </w:r>
+            <w:r>
+              <w:rPr>
+                <w:rFonts w:ascii="Menlo" w:hAnsi="Menlo" w:cs="Menlo"/>
+                <w:color w:val="C586C0"/>
+                <w:sz w:val="18"/>
+                <w:szCs w:val="18"/>
+              </w:rPr>
+              <w:t>return</w:t>
+            </w:r>
+            <w:r>
+              <w:rPr>
+                <w:rFonts w:ascii="Menlo" w:hAnsi="Menlo" w:cs="Menlo"/>
+                <w:color w:val="CCCCCC"/>
+                <w:sz w:val="18"/>
+                <w:szCs w:val="18"/>
+              </w:rPr>
+              <w:t xml:space="preserve"> </w:t>
+            </w:r>
+            <w:proofErr w:type="gramStart"/>
+            <w:r>
+              <w:rPr>
+                <w:rFonts w:ascii="Menlo" w:hAnsi="Menlo" w:cs="Menlo"/>
+                <w:color w:val="DCDCAA"/>
+                <w:sz w:val="18"/>
+                <w:szCs w:val="18"/>
+              </w:rPr>
+              <w:t>subtract</w:t>
+            </w:r>
+            <w:r>
+              <w:rPr>
+                <w:rFonts w:ascii="Menlo" w:hAnsi="Menlo" w:cs="Menlo"/>
+                <w:color w:val="CCCCCC"/>
+                <w:sz w:val="18"/>
+                <w:szCs w:val="18"/>
+              </w:rPr>
+              <w:t>(</w:t>
+            </w:r>
+            <w:proofErr w:type="gramEnd"/>
+            <w:r>
+              <w:rPr>
+                <w:rFonts w:ascii="Menlo" w:hAnsi="Menlo" w:cs="Menlo"/>
+                <w:color w:val="9CDCFE"/>
+                <w:sz w:val="18"/>
+                <w:szCs w:val="18"/>
+              </w:rPr>
+              <w:t>a</w:t>
+            </w:r>
+            <w:r>
+              <w:rPr>
+                <w:rFonts w:ascii="Menlo" w:hAnsi="Menlo" w:cs="Menlo"/>
+                <w:color w:val="CCCCCC"/>
+                <w:sz w:val="18"/>
+                <w:szCs w:val="18"/>
+              </w:rPr>
+              <w:t xml:space="preserve">, </w:t>
+            </w:r>
+            <w:r>
+              <w:rPr>
+                <w:rFonts w:ascii="Menlo" w:hAnsi="Menlo" w:cs="Menlo"/>
+                <w:color w:val="9CDCFE"/>
+                <w:sz w:val="18"/>
+                <w:szCs w:val="18"/>
+              </w:rPr>
+              <w:t>b</w:t>
+            </w:r>
+            <w:r>
+              <w:rPr>
+                <w:rFonts w:ascii="Menlo" w:hAnsi="Menlo" w:cs="Menlo"/>
+                <w:color w:val="CCCCCC"/>
+                <w:sz w:val="18"/>
+                <w:szCs w:val="18"/>
+              </w:rPr>
+              <w:t>)</w:t>
+            </w:r>
+          </w:p>
+          <w:p>
+            <w:pPr>
+              <w:shd w:val="clear" w:color="auto" w:fill="1F1F1F"/>
+              <w:spacing w:line="270" w:lineRule="atLeast"/>
+              <w:rPr>
+                <w:rFonts w:ascii="Menlo" w:hAnsi="Menlo" w:cs="Menlo"/>
+                <w:color w:val="CCCCCC"/>
+                <w:sz w:val="18"/>
+                <w:szCs w:val="18"/>
+              </w:rPr>
+            </w:pPr>
+            <w:r>
+              <w:rPr>
+                <w:rFonts w:ascii="Menlo" w:hAnsi="Menlo" w:cs="Menlo"/>
+                <w:color w:val="CCCCCC"/>
+                <w:sz w:val="18"/>
+                <w:szCs w:val="18"/>
+              </w:rPr>
+              <w:t xml:space="preserve">        </w:t>
+            </w:r>
+            <w:r>
+              <w:rPr>
+                <w:rFonts w:ascii="Menlo" w:hAnsi="Menlo" w:cs="Menlo"/>
+                <w:color w:val="C586C0"/>
+                <w:sz w:val="18"/>
+                <w:szCs w:val="18"/>
+              </w:rPr>
+              <w:t>case</w:t>
+            </w:r>
+            <w:r>
+              <w:rPr>
+                <w:rFonts w:ascii="Menlo" w:hAnsi="Menlo" w:cs="Menlo"/>
+                <w:color w:val="CCCCCC"/>
+                <w:sz w:val="18"/>
+                <w:szCs w:val="18"/>
+              </w:rPr>
+              <w:t xml:space="preserve"> </w:t>
+            </w:r>
+            <w:r>
+              <w:rPr>
+                <w:rFonts w:ascii="Menlo" w:hAnsi="Menlo" w:cs="Menlo"/>
+                <w:color w:val="CE9178"/>
+                <w:sz w:val="18"/>
+                <w:szCs w:val="18"/>
+              </w:rPr>
+              <w:t>'*'</w:t>
+            </w:r>
+            <w:r>
+              <w:rPr>
+                <w:rFonts w:ascii="Menlo" w:hAnsi="Menlo" w:cs="Menlo"/>
+                <w:color w:val="CCCCCC"/>
+                <w:sz w:val="18"/>
+                <w:szCs w:val="18"/>
+              </w:rPr>
+              <w:t>:</w:t>
+            </w:r>
+          </w:p>
+          <w:p>
+            <w:pPr>
+              <w:shd w:val="clear" w:color="auto" w:fill="1F1F1F"/>
+              <w:spacing w:line="270" w:lineRule="atLeast"/>
+              <w:rPr>
+                <w:rFonts w:ascii="Menlo" w:hAnsi="Menlo" w:cs="Menlo"/>
+                <w:color w:val="CCCCCC"/>
+                <w:sz w:val="18"/>
+                <w:szCs w:val="18"/>
+              </w:rPr>
+            </w:pPr>
+            <w:r>
+              <w:rPr>
+                <w:rFonts w:ascii="Menlo" w:hAnsi="Menlo" w:cs="Menlo"/>
+                <w:color w:val="CCCCCC"/>
+                <w:sz w:val="18"/>
+                <w:szCs w:val="18"/>
+              </w:rPr>
+              <w:t xml:space="preserve">            </w:t>
+            </w:r>
+            <w:r>
+              <w:rPr>
+                <w:rFonts w:ascii="Menlo" w:hAnsi="Menlo" w:cs="Menlo"/>
+                <w:color w:val="C586C0"/>
+                <w:sz w:val="18"/>
+                <w:szCs w:val="18"/>
+              </w:rPr>
+              <w:t>return</w:t>
+            </w:r>
+            <w:r>
+              <w:rPr>
+                <w:rFonts w:ascii="Menlo" w:hAnsi="Menlo" w:cs="Menlo"/>
+                <w:color w:val="CCCCCC"/>
+                <w:sz w:val="18"/>
+                <w:szCs w:val="18"/>
+              </w:rPr>
+              <w:t xml:space="preserve"> </w:t>
+            </w:r>
+            <w:proofErr w:type="gramStart"/>
+            <w:r>
+              <w:rPr>
+                <w:rFonts w:ascii="Menlo" w:hAnsi="Menlo" w:cs="Menlo"/>
+                <w:color w:val="DCDCAA"/>
+                <w:sz w:val="18"/>
+                <w:szCs w:val="18"/>
+              </w:rPr>
+              <w:t>multiply</w:t>
+            </w:r>
+            <w:r>
+              <w:rPr>
+                <w:rFonts w:ascii="Menlo" w:hAnsi="Menlo" w:cs="Menlo"/>
+                <w:color w:val="CCCCCC"/>
+                <w:sz w:val="18"/>
+                <w:szCs w:val="18"/>
+              </w:rPr>
+              <w:t>(</w:t>
+            </w:r>
+            <w:proofErr w:type="gramEnd"/>
+            <w:r>
+              <w:rPr>
+                <w:rFonts w:ascii="Menlo" w:hAnsi="Menlo" w:cs="Menlo"/>
+                <w:color w:val="9CDCFE"/>
+                <w:sz w:val="18"/>
+                <w:szCs w:val="18"/>
+              </w:rPr>
+              <w:t>a</w:t>
+            </w:r>
+            <w:r>
+              <w:rPr>
+                <w:rFonts w:ascii="Menlo" w:hAnsi="Menlo" w:cs="Menlo"/>
+                <w:color w:val="CCCCCC"/>
+                <w:sz w:val="18"/>
+                <w:szCs w:val="18"/>
+              </w:rPr>
+              <w:t xml:space="preserve">, </w:t>
+            </w:r>
+            <w:r>
+              <w:rPr>
+                <w:rFonts w:ascii="Menlo" w:hAnsi="Menlo" w:cs="Menlo"/>
+                <w:color w:val="9CDCFE"/>
+                <w:sz w:val="18"/>
+                <w:szCs w:val="18"/>
+              </w:rPr>
+              <w:t>b</w:t>
+            </w:r>
+            <w:r>
+              <w:rPr>
+                <w:rFonts w:ascii="Menlo" w:hAnsi="Menlo" w:cs="Menlo"/>
+                <w:color w:val="CCCCCC"/>
+                <w:sz w:val="18"/>
+                <w:szCs w:val="18"/>
+              </w:rPr>
+              <w:t>)</w:t>
+            </w:r>
+          </w:p>
+          <w:p>
+            <w:pPr>
+              <w:shd w:val="clear" w:color="auto" w:fill="1F1F1F"/>
+              <w:spacing w:line="270" w:lineRule="atLeast"/>
+              <w:rPr>
+                <w:rFonts w:ascii="Menlo" w:hAnsi="Menlo" w:cs="Menlo"/>
+                <w:color w:val="CCCCCC"/>
+                <w:sz w:val="18"/>
+                <w:szCs w:val="18"/>
+              </w:rPr>
+            </w:pPr>
+            <w:r>
+              <w:rPr>
+                <w:rFonts w:ascii="Menlo" w:hAnsi="Menlo" w:cs="Menlo"/>
+                <w:color w:val="CCCCCC"/>
+                <w:sz w:val="18"/>
+                <w:szCs w:val="18"/>
+              </w:rPr>
+              <w:t xml:space="preserve">        </w:t>
+            </w:r>
+            <w:r>
+              <w:rPr>
+                <w:rFonts w:ascii="Menlo" w:hAnsi="Menlo" w:cs="Menlo"/>
+                <w:color w:val="C586C0"/>
+                <w:sz w:val="18"/>
+                <w:szCs w:val="18"/>
+              </w:rPr>
+              <w:t>case</w:t>
+            </w:r>
+            <w:r>
+              <w:rPr>
+                <w:rFonts w:ascii="Menlo" w:hAnsi="Menlo" w:cs="Menlo"/>
+                <w:color w:val="CCCCCC"/>
+                <w:sz w:val="18"/>
+                <w:szCs w:val="18"/>
+              </w:rPr>
+              <w:t xml:space="preserve"> </w:t>
+            </w:r>
+            <w:r>
+              <w:rPr>
+                <w:rFonts w:ascii="Menlo" w:hAnsi="Menlo" w:cs="Menlo"/>
+                <w:color w:val="CE9178"/>
+                <w:sz w:val="18"/>
+                <w:szCs w:val="18"/>
+              </w:rPr>
+              <w:t>'/'</w:t>
+            </w:r>
+            <w:r>
+              <w:rPr>
+                <w:rFonts w:ascii="Menlo" w:hAnsi="Menlo" w:cs="Menlo"/>
+                <w:color w:val="CCCCCC"/>
+                <w:sz w:val="18"/>
+                <w:szCs w:val="18"/>
+              </w:rPr>
+              <w:t>:</w:t>
+            </w:r>
+          </w:p>
+          <w:p>
+            <w:pPr>
+              <w:shd w:val="clear" w:color="auto" w:fill="1F1F1F"/>
+              <w:spacing w:line="270" w:lineRule="atLeast"/>
+              <w:rPr>
+                <w:rFonts w:ascii="Menlo" w:hAnsi="Menlo" w:cs="Menlo"/>
+                <w:color w:val="CCCCCC"/>
+                <w:sz w:val="18"/>
+                <w:szCs w:val="18"/>
+              </w:rPr>
+            </w:pPr>
+            <w:r>
+              <w:rPr>
+                <w:rFonts w:ascii="Menlo" w:hAnsi="Menlo" w:cs="Menlo"/>
+                <w:color w:val="CCCCCC"/>
+                <w:sz w:val="18"/>
+                <w:szCs w:val="18"/>
+              </w:rPr>
+              <w:t xml:space="preserve">            </w:t>
+            </w:r>
+            <w:r>
+              <w:rPr>
+                <w:rFonts w:ascii="Menlo" w:hAnsi="Menlo" w:cs="Menlo"/>
+                <w:color w:val="C586C0"/>
+                <w:sz w:val="18"/>
+                <w:szCs w:val="18"/>
+              </w:rPr>
+              <w:t>return</w:t>
+            </w:r>
+            <w:r>
+              <w:rPr>
+                <w:rFonts w:ascii="Menlo" w:hAnsi="Menlo" w:cs="Menlo"/>
+                <w:color w:val="CCCCCC"/>
+                <w:sz w:val="18"/>
+                <w:szCs w:val="18"/>
+              </w:rPr>
+              <w:t xml:space="preserve"> </w:t>
+            </w:r>
+            <w:proofErr w:type="gramStart"/>
+            <w:r>
+              <w:rPr>
+                <w:rFonts w:ascii="Menlo" w:hAnsi="Menlo" w:cs="Menlo"/>
+                <w:color w:val="DCDCAA"/>
+                <w:sz w:val="18"/>
+                <w:szCs w:val="18"/>
+              </w:rPr>
+              <w:t>divide</w:t>
+            </w:r>
+            <w:r>
+              <w:rPr>
+                <w:rFonts w:ascii="Menlo" w:hAnsi="Menlo" w:cs="Menlo"/>
+                <w:color w:val="CCCCCC"/>
+                <w:sz w:val="18"/>
+                <w:szCs w:val="18"/>
+              </w:rPr>
+              <w:t>(</w:t>
+            </w:r>
+            <w:proofErr w:type="gramEnd"/>
+            <w:r>
+              <w:rPr>
+                <w:rFonts w:ascii="Menlo" w:hAnsi="Menlo" w:cs="Menlo"/>
+                <w:color w:val="9CDCFE"/>
+                <w:sz w:val="18"/>
+                <w:szCs w:val="18"/>
+              </w:rPr>
+              <w:t>a</w:t>
+            </w:r>
+            <w:r>
+              <w:rPr>
+                <w:rFonts w:ascii="Menlo" w:hAnsi="Menlo" w:cs="Menlo"/>
+                <w:color w:val="CCCCCC"/>
+                <w:sz w:val="18"/>
+                <w:szCs w:val="18"/>
+              </w:rPr>
+              <w:t xml:space="preserve">, </w:t>
+            </w:r>
+            <w:r>
+              <w:rPr>
+                <w:rFonts w:ascii="Menlo" w:hAnsi="Menlo" w:cs="Menlo"/>
+                <w:color w:val="9CDCFE"/>
+                <w:sz w:val="18"/>
+                <w:szCs w:val="18"/>
+              </w:rPr>
+              <w:t>b</w:t>
+            </w:r>
+            <w:r>
+              <w:rPr>
+                <w:rFonts w:ascii="Menlo" w:hAnsi="Menlo" w:cs="Menlo"/>
+                <w:color w:val="CCCCCC"/>
+                <w:sz w:val="18"/>
+                <w:szCs w:val="18"/>
+              </w:rPr>
+              <w:t>)</w:t>
+            </w:r>
+          </w:p>
+          <w:p>
+            <w:pPr>
+              <w:shd w:val="clear" w:color="auto" w:fill="1F1F1F"/>
+              <w:spacing w:line="270" w:lineRule="atLeast"/>
+              <w:rPr>
+                <w:rFonts w:ascii="Menlo" w:hAnsi="Menlo" w:cs="Menlo"/>
+                <w:color w:val="CCCCCC"/>
+                <w:sz w:val="18"/>
+                <w:szCs w:val="18"/>
+              </w:rPr>
+            </w:pPr>
+            <w:r>
+              <w:rPr>
+                <w:rFonts w:ascii="Menlo" w:hAnsi="Menlo" w:cs="Menlo"/>
+                <w:color w:val="CCCCCC"/>
+                <w:sz w:val="18"/>
+                <w:szCs w:val="18"/>
+              </w:rPr>
+              <w:t xml:space="preserve">        </w:t>
+            </w:r>
+            <w:r>
+              <w:rPr>
+                <w:rFonts w:ascii="Menlo" w:hAnsi="Menlo" w:cs="Menlo"/>
+                <w:color w:val="C586C0"/>
+                <w:sz w:val="18"/>
+                <w:szCs w:val="18"/>
+              </w:rPr>
+              <w:t>case</w:t>
+            </w:r>
+            <w:r>
+              <w:rPr>
+                <w:rFonts w:ascii="Menlo" w:hAnsi="Menlo" w:cs="Menlo"/>
+                <w:color w:val="CCCCCC"/>
+                <w:sz w:val="18"/>
+                <w:szCs w:val="18"/>
+              </w:rPr>
+              <w:t xml:space="preserve"> _:</w:t>
+            </w:r>
+          </w:p>
+          <w:p>
+            <w:pPr>
+              <w:shd w:val="clear" w:color="auto" w:fill="1F1F1F"/>
+              <w:spacing w:line="270" w:lineRule="atLeast"/>
+              <w:rPr>
+                <w:rFonts w:ascii="Menlo" w:hAnsi="Menlo" w:cs="Menlo"/>
+                <w:color w:val="CCCCCC"/>
+                <w:sz w:val="18"/>
+                <w:szCs w:val="18"/>
+              </w:rPr>
+            </w:pPr>
+            <w:r>
+              <w:rPr>
+                <w:rFonts w:ascii="Menlo" w:hAnsi="Menlo" w:cs="Menlo"/>
+                <w:color w:val="CCCCCC"/>
+                <w:sz w:val="18"/>
+                <w:szCs w:val="18"/>
+              </w:rPr>
+              <w:t xml:space="preserve">            </w:t>
+            </w:r>
+            <w:r>
+              <w:rPr>
+                <w:rFonts w:ascii="Menlo" w:hAnsi="Menlo" w:cs="Menlo"/>
+                <w:color w:val="C586C0"/>
+                <w:sz w:val="18"/>
+                <w:szCs w:val="18"/>
+              </w:rPr>
+              <w:t>return</w:t>
+            </w:r>
+            <w:r>
+              <w:rPr>
+                <w:rFonts w:ascii="Menlo" w:hAnsi="Menlo" w:cs="Menlo"/>
+                <w:color w:val="CCCCCC"/>
+                <w:sz w:val="18"/>
+                <w:szCs w:val="18"/>
+              </w:rPr>
+              <w:t xml:space="preserve"> </w:t>
+            </w:r>
+            <w:r>
+              <w:rPr>
+                <w:rFonts w:ascii="Menlo" w:hAnsi="Menlo" w:cs="Menlo"/>
+                <w:color w:val="CE9178"/>
+                <w:sz w:val="18"/>
+                <w:szCs w:val="18"/>
+              </w:rPr>
+              <w:t>"</w:t>
+            </w:r>
+            <w:proofErr w:type="spellStart"/>
+            <w:r>
+              <w:rPr>
+                <w:rFonts w:ascii="Menlo" w:hAnsi="Menlo" w:cs="Menlo"/>
+                <w:color w:val="CE9178"/>
+                <w:sz w:val="18"/>
+                <w:szCs w:val="18"/>
+              </w:rPr>
+              <w:t>Помилка</w:t>
+            </w:r>
+            <w:proofErr w:type="spellEnd"/>
+            <w:r>
+              <w:rPr>
+                <w:rFonts w:ascii="Menlo" w:hAnsi="Menlo" w:cs="Menlo"/>
+                <w:color w:val="CE9178"/>
+                <w:sz w:val="18"/>
+                <w:szCs w:val="18"/>
+              </w:rPr>
+              <w:t xml:space="preserve">: </w:t>
+            </w:r>
+            <w:proofErr w:type="spellStart"/>
+            <w:r>
+              <w:rPr>
+                <w:rFonts w:ascii="Menlo" w:hAnsi="Menlo" w:cs="Menlo"/>
+                <w:color w:val="CE9178"/>
+                <w:sz w:val="18"/>
+                <w:szCs w:val="18"/>
+              </w:rPr>
+              <w:t>невідома</w:t>
+            </w:r>
+            <w:proofErr w:type="spellEnd"/>
+            <w:r>
+              <w:rPr>
+                <w:rFonts w:ascii="Menlo" w:hAnsi="Menlo" w:cs="Menlo"/>
+                <w:color w:val="CE9178"/>
+                <w:sz w:val="18"/>
+                <w:szCs w:val="18"/>
+              </w:rPr>
+              <w:t xml:space="preserve"> </w:t>
+            </w:r>
+            <w:proofErr w:type="spellStart"/>
+            <w:r>
+              <w:rPr>
+                <w:rFonts w:ascii="Menlo" w:hAnsi="Menlo" w:cs="Menlo"/>
+                <w:color w:val="CE9178"/>
+                <w:sz w:val="18"/>
+                <w:szCs w:val="18"/>
+              </w:rPr>
+              <w:t>операція</w:t>
+            </w:r>
+            <w:proofErr w:type="spellEnd"/>
+            <w:r>
+              <w:rPr>
+                <w:rFonts w:ascii="Menlo" w:hAnsi="Menlo" w:cs="Menlo"/>
+                <w:color w:val="CE9178"/>
+                <w:sz w:val="18"/>
+                <w:szCs w:val="18"/>
+              </w:rPr>
+              <w:t>"</w:t>
+            </w:r>
+          </w:p>
+          <w:p>
+            <w:pPr>
+              <w:shd w:val="clear" w:color="auto" w:fill="1F1F1F"/>
+              <w:spacing w:line="270" w:lineRule="atLeast"/>
+              <w:rPr>
+                <w:rFonts w:ascii="Menlo" w:hAnsi="Menlo" w:cs="Menlo"/>
+                <w:color w:val="CCCCCC"/>
+                <w:sz w:val="18"/>
+                <w:szCs w:val="18"/>
+              </w:rPr>
+            </w:pPr>
+          </w:p>
+          <w:p>
+            <w:pPr>
+              <w:shd w:val="clear" w:color="auto" w:fill="1F1F1F"/>
+              <w:spacing w:line="270" w:lineRule="atLeast"/>
+              <w:rPr>
+                <w:rFonts w:ascii="Menlo" w:hAnsi="Menlo" w:cs="Menlo"/>
+                <w:color w:val="CCCCCC"/>
+                <w:sz w:val="18"/>
+                <w:szCs w:val="18"/>
+              </w:rPr>
+            </w:pPr>
+            <w:r>
+              <w:rPr>
+                <w:rFonts w:ascii="Menlo" w:hAnsi="Menlo" w:cs="Menlo"/>
+                <w:color w:val="9CDCFE"/>
+                <w:sz w:val="18"/>
+                <w:szCs w:val="18"/>
+              </w:rPr>
+              <w:t>a</w:t>
+            </w:r>
+            <w:r>
+              <w:rPr>
+                <w:rFonts w:ascii="Menlo" w:hAnsi="Menlo" w:cs="Menlo"/>
+                <w:color w:val="CCCCCC"/>
+                <w:sz w:val="18"/>
+                <w:szCs w:val="18"/>
+              </w:rPr>
+              <w:t xml:space="preserve"> </w:t>
+            </w:r>
+            <w:r>
+              <w:rPr>
+                <w:rFonts w:ascii="Menlo" w:hAnsi="Menlo" w:cs="Menlo"/>
+                <w:color w:val="D4D4D4"/>
+                <w:sz w:val="18"/>
+                <w:szCs w:val="18"/>
+              </w:rPr>
+              <w:t>=</w:t>
+            </w:r>
+            <w:r>
+              <w:rPr>
+                <w:rFonts w:ascii="Menlo" w:hAnsi="Menlo" w:cs="Menlo"/>
+                <w:color w:val="CCCCCC"/>
+                <w:sz w:val="18"/>
+                <w:szCs w:val="18"/>
+              </w:rPr>
+              <w:t xml:space="preserve"> </w:t>
+            </w:r>
+            <w:proofErr w:type="gramStart"/>
+            <w:r>
+              <w:rPr>
+                <w:rFonts w:ascii="Menlo" w:hAnsi="Menlo" w:cs="Menlo"/>
+                <w:color w:val="4EC9B0"/>
+                <w:sz w:val="18"/>
+                <w:szCs w:val="18"/>
+              </w:rPr>
+              <w:t>float</w:t>
+            </w:r>
+            <w:r>
+              <w:rPr>
+                <w:rFonts w:ascii="Menlo" w:hAnsi="Menlo" w:cs="Menlo"/>
+                <w:color w:val="CCCCCC"/>
+                <w:sz w:val="18"/>
+                <w:szCs w:val="18"/>
+              </w:rPr>
+              <w:t>(</w:t>
+            </w:r>
+            <w:r>
+              <w:rPr>
+                <w:rFonts w:ascii="Menlo" w:hAnsi="Menlo" w:cs="Menlo"/>
+                <w:color w:val="DCDCAA"/>
+                <w:sz w:val="18"/>
+                <w:szCs w:val="18"/>
+              </w:rPr>
+              <w:t>input</w:t>
+            </w:r>
+            <w:r>
+              <w:rPr>
+                <w:rFonts w:ascii="Menlo" w:hAnsi="Menlo" w:cs="Menlo"/>
+                <w:color w:val="CCCCCC"/>
+                <w:sz w:val="18"/>
+                <w:szCs w:val="18"/>
+              </w:rPr>
+              <w:t>(</w:t>
+            </w:r>
+            <w:proofErr w:type="gramEnd"/>
+            <w:r>
+              <w:rPr>
+                <w:rFonts w:ascii="Menlo" w:hAnsi="Menlo" w:cs="Menlo"/>
+                <w:color w:val="CE9178"/>
+                <w:sz w:val="18"/>
+                <w:szCs w:val="18"/>
+              </w:rPr>
+              <w:t>"</w:t>
+            </w:r>
+            <w:proofErr w:type="spellStart"/>
+            <w:r>
+              <w:rPr>
+                <w:rFonts w:ascii="Menlo" w:hAnsi="Menlo" w:cs="Menlo"/>
+                <w:color w:val="CE9178"/>
+                <w:sz w:val="18"/>
+                <w:szCs w:val="18"/>
+              </w:rPr>
+              <w:t>Значення</w:t>
+            </w:r>
+            <w:proofErr w:type="spellEnd"/>
+            <w:r>
+              <w:rPr>
+                <w:rFonts w:ascii="Menlo" w:hAnsi="Menlo" w:cs="Menlo"/>
+                <w:color w:val="CE9178"/>
+                <w:sz w:val="18"/>
+                <w:szCs w:val="18"/>
+              </w:rPr>
+              <w:t xml:space="preserve"> a: "</w:t>
+            </w:r>
+            <w:r>
+              <w:rPr>
+                <w:rFonts w:ascii="Menlo" w:hAnsi="Menlo" w:cs="Menlo"/>
+                <w:color w:val="CCCCCC"/>
+                <w:sz w:val="18"/>
+                <w:szCs w:val="18"/>
+              </w:rPr>
+              <w:t>))</w:t>
+            </w:r>
+          </w:p>
+          <w:p>
+            <w:pPr>
+              <w:shd w:val="clear" w:color="auto" w:fill="1F1F1F"/>
+              <w:spacing w:line="270" w:lineRule="atLeast"/>
+              <w:rPr>
+                <w:rFonts w:ascii="Menlo" w:hAnsi="Menlo" w:cs="Menlo"/>
+                <w:color w:val="CCCCCC"/>
+                <w:sz w:val="18"/>
+                <w:szCs w:val="18"/>
+              </w:rPr>
+            </w:pPr>
+            <w:r>
+              <w:rPr>
+                <w:rFonts w:ascii="Menlo" w:hAnsi="Menlo" w:cs="Menlo"/>
+                <w:color w:val="9CDCFE"/>
+                <w:sz w:val="18"/>
+                <w:szCs w:val="18"/>
+              </w:rPr>
+              <w:t>b</w:t>
+            </w:r>
+            <w:r>
+              <w:rPr>
+                <w:rFonts w:ascii="Menlo" w:hAnsi="Menlo" w:cs="Menlo"/>
+                <w:color w:val="CCCCCC"/>
+                <w:sz w:val="18"/>
+                <w:szCs w:val="18"/>
+              </w:rPr>
+              <w:t xml:space="preserve"> </w:t>
+            </w:r>
+            <w:r>
+              <w:rPr>
+                <w:rFonts w:ascii="Menlo" w:hAnsi="Menlo" w:cs="Menlo"/>
+                <w:color w:val="D4D4D4"/>
+                <w:sz w:val="18"/>
+                <w:szCs w:val="18"/>
+              </w:rPr>
+              <w:t>=</w:t>
+            </w:r>
+            <w:r>
+              <w:rPr>
+                <w:rFonts w:ascii="Menlo" w:hAnsi="Menlo" w:cs="Menlo"/>
+                <w:color w:val="CCCCCC"/>
+                <w:sz w:val="18"/>
+                <w:szCs w:val="18"/>
+              </w:rPr>
+              <w:t xml:space="preserve"> </w:t>
+            </w:r>
+            <w:proofErr w:type="gramStart"/>
+            <w:r>
+              <w:rPr>
+                <w:rFonts w:ascii="Menlo" w:hAnsi="Menlo" w:cs="Menlo"/>
+                <w:color w:val="4EC9B0"/>
+                <w:sz w:val="18"/>
+                <w:szCs w:val="18"/>
+              </w:rPr>
+              <w:t>float</w:t>
+            </w:r>
+            <w:r>
+              <w:rPr>
+                <w:rFonts w:ascii="Menlo" w:hAnsi="Menlo" w:cs="Menlo"/>
+                <w:color w:val="CCCCCC"/>
+                <w:sz w:val="18"/>
+                <w:szCs w:val="18"/>
+              </w:rPr>
+              <w:t>(</w:t>
+            </w:r>
+            <w:r>
+              <w:rPr>
+                <w:rFonts w:ascii="Menlo" w:hAnsi="Menlo" w:cs="Menlo"/>
+                <w:color w:val="DCDCAA"/>
+                <w:sz w:val="18"/>
+                <w:szCs w:val="18"/>
+              </w:rPr>
+              <w:t>input</w:t>
+            </w:r>
+            <w:r>
+              <w:rPr>
+                <w:rFonts w:ascii="Menlo" w:hAnsi="Menlo" w:cs="Menlo"/>
+                <w:color w:val="CCCCCC"/>
+                <w:sz w:val="18"/>
+                <w:szCs w:val="18"/>
+              </w:rPr>
+              <w:t>(</w:t>
+            </w:r>
+            <w:proofErr w:type="gramEnd"/>
+            <w:r>
+              <w:rPr>
+                <w:rFonts w:ascii="Menlo" w:hAnsi="Menlo" w:cs="Menlo"/>
+                <w:color w:val="CE9178"/>
+                <w:sz w:val="18"/>
+                <w:szCs w:val="18"/>
+              </w:rPr>
+              <w:t>"</w:t>
+            </w:r>
+            <w:proofErr w:type="spellStart"/>
+            <w:r>
+              <w:rPr>
+                <w:rFonts w:ascii="Menlo" w:hAnsi="Menlo" w:cs="Menlo"/>
+                <w:color w:val="CE9178"/>
+                <w:sz w:val="18"/>
+                <w:szCs w:val="18"/>
+              </w:rPr>
+              <w:t>Значення</w:t>
+            </w:r>
+            <w:proofErr w:type="spellEnd"/>
+            <w:r>
+              <w:rPr>
+                <w:rFonts w:ascii="Menlo" w:hAnsi="Menlo" w:cs="Menlo"/>
+                <w:color w:val="CE9178"/>
+                <w:sz w:val="18"/>
+                <w:szCs w:val="18"/>
+              </w:rPr>
+              <w:t xml:space="preserve"> b: "</w:t>
+            </w:r>
+            <w:r>
+              <w:rPr>
+                <w:rFonts w:ascii="Menlo" w:hAnsi="Menlo" w:cs="Menlo"/>
+                <w:color w:val="CCCCCC"/>
+                <w:sz w:val="18"/>
+                <w:szCs w:val="18"/>
+              </w:rPr>
+              <w:t>))</w:t>
+            </w:r>
+          </w:p>
+          <w:p>
+            <w:pPr>
+              <w:shd w:val="clear" w:color="auto" w:fill="1F1F1F"/>
+              <w:spacing w:line="270" w:lineRule="atLeast"/>
+              <w:rPr>
+                <w:rFonts w:ascii="Menlo" w:hAnsi="Menlo" w:cs="Menlo"/>
+                <w:color w:val="CCCCCC"/>
+                <w:sz w:val="18"/>
+                <w:szCs w:val="18"/>
+              </w:rPr>
+            </w:pPr>
+            <w:r>
+              <w:rPr>
+                <w:rFonts w:ascii="Menlo" w:hAnsi="Menlo" w:cs="Menlo"/>
+                <w:color w:val="9CDCFE"/>
+                <w:sz w:val="18"/>
+                <w:szCs w:val="18"/>
+              </w:rPr>
+              <w:t>operation</w:t>
+            </w:r>
+            <w:r>
+              <w:rPr>
+                <w:rFonts w:ascii="Menlo" w:hAnsi="Menlo" w:cs="Menlo"/>
+                <w:color w:val="CCCCCC"/>
+                <w:sz w:val="18"/>
+                <w:szCs w:val="18"/>
+              </w:rPr>
+              <w:t xml:space="preserve"> </w:t>
+            </w:r>
+            <w:r>
+              <w:rPr>
+                <w:rFonts w:ascii="Menlo" w:hAnsi="Menlo" w:cs="Menlo"/>
+                <w:color w:val="D4D4D4"/>
+                <w:sz w:val="18"/>
+                <w:szCs w:val="18"/>
+              </w:rPr>
+              <w:t>=</w:t>
+            </w:r>
+            <w:r>
+              <w:rPr>
+                <w:rFonts w:ascii="Menlo" w:hAnsi="Menlo" w:cs="Menlo"/>
+                <w:color w:val="CCCCCC"/>
+                <w:sz w:val="18"/>
+                <w:szCs w:val="18"/>
+              </w:rPr>
+              <w:t xml:space="preserve"> </w:t>
+            </w:r>
+            <w:proofErr w:type="gramStart"/>
+            <w:r>
+              <w:rPr>
+                <w:rFonts w:ascii="Menlo" w:hAnsi="Menlo" w:cs="Menlo"/>
+                <w:color w:val="DCDCAA"/>
+                <w:sz w:val="18"/>
+                <w:szCs w:val="18"/>
+              </w:rPr>
+              <w:t>input</w:t>
+            </w:r>
+            <w:r>
+              <w:rPr>
+                <w:rFonts w:ascii="Menlo" w:hAnsi="Menlo" w:cs="Menlo"/>
+                <w:color w:val="CCCCCC"/>
+                <w:sz w:val="18"/>
+                <w:szCs w:val="18"/>
+              </w:rPr>
+              <w:t>(</w:t>
+            </w:r>
+            <w:proofErr w:type="gramEnd"/>
+            <w:r>
+              <w:rPr>
+                <w:rFonts w:ascii="Menlo" w:hAnsi="Menlo" w:cs="Menlo"/>
+                <w:color w:val="CE9178"/>
+                <w:sz w:val="18"/>
+                <w:szCs w:val="18"/>
+              </w:rPr>
+              <w:t>"</w:t>
+            </w:r>
+            <w:proofErr w:type="spellStart"/>
+            <w:r>
+              <w:rPr>
+                <w:rFonts w:ascii="Menlo" w:hAnsi="Menlo" w:cs="Menlo"/>
+                <w:color w:val="CE9178"/>
+                <w:sz w:val="18"/>
+                <w:szCs w:val="18"/>
+              </w:rPr>
+              <w:t>Команда</w:t>
+            </w:r>
+            <w:proofErr w:type="spellEnd"/>
+            <w:r>
+              <w:rPr>
+                <w:rFonts w:ascii="Menlo" w:hAnsi="Menlo" w:cs="Menlo"/>
+                <w:color w:val="CE9178"/>
+                <w:sz w:val="18"/>
+                <w:szCs w:val="18"/>
+              </w:rPr>
+              <w:t>: "</w:t>
+            </w:r>
+            <w:r>
+              <w:rPr>
+                <w:rFonts w:ascii="Menlo" w:hAnsi="Menlo" w:cs="Menlo"/>
+                <w:color w:val="CCCCCC"/>
+                <w:sz w:val="18"/>
+                <w:szCs w:val="18"/>
+              </w:rPr>
+              <w:t>)</w:t>
+            </w:r>
+          </w:p>
+          <w:p>
+            <w:pPr>
+              <w:shd w:val="clear" w:color="auto" w:fill="1F1F1F"/>
+              <w:spacing w:line="270" w:lineRule="atLeast"/>
+              <w:rPr>
+                <w:rFonts w:ascii="Menlo" w:hAnsi="Menlo" w:cs="Menlo"/>
+                <w:color w:val="CCCCCC"/>
+                <w:sz w:val="18"/>
+                <w:szCs w:val="18"/>
+              </w:rPr>
+            </w:pPr>
+          </w:p>
+          <w:p>
+            <w:pPr>
+              <w:shd w:val="clear" w:color="auto" w:fill="1F1F1F"/>
+              <w:spacing w:line="270" w:lineRule="atLeast"/>
+              <w:rPr>
+                <w:rFonts w:ascii="Menlo" w:hAnsi="Menlo" w:cs="Menlo"/>
+                <w:color w:val="CCCCCC"/>
+                <w:sz w:val="18"/>
+                <w:szCs w:val="18"/>
+              </w:rPr>
+            </w:pPr>
+            <w:proofErr w:type="gramStart"/>
+            <w:r>
+              <w:rPr>
+                <w:rFonts w:ascii="Menlo" w:hAnsi="Menlo" w:cs="Menlo"/>
+                <w:color w:val="DCDCAA"/>
+                <w:sz w:val="18"/>
+                <w:szCs w:val="18"/>
+              </w:rPr>
+              <w:t>print</w:t>
+            </w:r>
+            <w:r>
+              <w:rPr>
+                <w:rFonts w:ascii="Menlo" w:hAnsi="Menlo" w:cs="Menlo"/>
+                <w:color w:val="CCCCCC"/>
+                <w:sz w:val="18"/>
+                <w:szCs w:val="18"/>
+              </w:rPr>
+              <w:t>(</w:t>
+            </w:r>
+            <w:proofErr w:type="gramEnd"/>
+            <w:r>
+              <w:rPr>
+                <w:rFonts w:ascii="Menlo" w:hAnsi="Menlo" w:cs="Menlo"/>
+                <w:color w:val="CE9178"/>
+                <w:sz w:val="18"/>
+                <w:szCs w:val="18"/>
+              </w:rPr>
+              <w:t>"</w:t>
+            </w:r>
+            <w:proofErr w:type="spellStart"/>
+            <w:r>
+              <w:rPr>
+                <w:rFonts w:ascii="Menlo" w:hAnsi="Menlo" w:cs="Menlo"/>
+                <w:color w:val="CE9178"/>
+                <w:sz w:val="18"/>
+                <w:szCs w:val="18"/>
+              </w:rPr>
+              <w:t>Результат</w:t>
+            </w:r>
+            <w:proofErr w:type="spellEnd"/>
+            <w:r>
+              <w:rPr>
+                <w:rFonts w:ascii="Menlo" w:hAnsi="Menlo" w:cs="Menlo"/>
+                <w:color w:val="CE9178"/>
+                <w:sz w:val="18"/>
+                <w:szCs w:val="18"/>
+              </w:rPr>
+              <w:t xml:space="preserve"> match:"</w:t>
+            </w:r>
+            <w:r>
+              <w:rPr>
+                <w:rFonts w:ascii="Menlo" w:hAnsi="Menlo" w:cs="Menlo"/>
+                <w:color w:val="CCCCCC"/>
+                <w:sz w:val="18"/>
+                <w:szCs w:val="18"/>
+              </w:rPr>
+              <w:t xml:space="preserve">, </w:t>
+            </w:r>
+            <w:proofErr w:type="spellStart"/>
+            <w:r>
+              <w:rPr>
+                <w:rFonts w:ascii="Menlo" w:hAnsi="Menlo" w:cs="Menlo"/>
+                <w:color w:val="DCDCAA"/>
+                <w:sz w:val="18"/>
+                <w:szCs w:val="18"/>
+              </w:rPr>
+              <w:t>calculator_</w:t>
+            </w:r>
+            <w:proofErr w:type="gramStart"/>
+            <w:r>
+              <w:rPr>
+                <w:rFonts w:ascii="Menlo" w:hAnsi="Menlo" w:cs="Menlo"/>
+                <w:color w:val="DCDCAA"/>
+                <w:sz w:val="18"/>
+                <w:szCs w:val="18"/>
+              </w:rPr>
+              <w:t>match</w:t>
+            </w:r>
+            <w:proofErr w:type="spellEnd"/>
+            <w:r>
+              <w:rPr>
+                <w:rFonts w:ascii="Menlo" w:hAnsi="Menlo" w:cs="Menlo"/>
+                <w:color w:val="CCCCCC"/>
+                <w:sz w:val="18"/>
+                <w:szCs w:val="18"/>
+              </w:rPr>
+              <w:t>(</w:t>
+            </w:r>
+            <w:proofErr w:type="gramEnd"/>
+            <w:r>
+              <w:rPr>
+                <w:rFonts w:ascii="Menlo" w:hAnsi="Menlo" w:cs="Menlo"/>
+                <w:color w:val="9CDCFE"/>
+                <w:sz w:val="18"/>
+                <w:szCs w:val="18"/>
+              </w:rPr>
+              <w:t>a</w:t>
+            </w:r>
+            <w:r>
+              <w:rPr>
+                <w:rFonts w:ascii="Menlo" w:hAnsi="Menlo" w:cs="Menlo"/>
+                <w:color w:val="CCCCCC"/>
+                <w:sz w:val="18"/>
+                <w:szCs w:val="18"/>
+              </w:rPr>
+              <w:t xml:space="preserve">, </w:t>
+            </w:r>
+            <w:r>
+              <w:rPr>
+                <w:rFonts w:ascii="Menlo" w:hAnsi="Menlo" w:cs="Menlo"/>
+                <w:color w:val="9CDCFE"/>
+                <w:sz w:val="18"/>
+                <w:szCs w:val="18"/>
+              </w:rPr>
+              <w:t>b</w:t>
+            </w:r>
+            <w:r>
+              <w:rPr>
+                <w:rFonts w:ascii="Menlo" w:hAnsi="Menlo" w:cs="Menlo"/>
+                <w:color w:val="CCCCCC"/>
+                <w:sz w:val="18"/>
+                <w:szCs w:val="18"/>
+              </w:rPr>
+              <w:t xml:space="preserve">, </w:t>
+            </w:r>
+            <w:r>
+              <w:rPr>
+                <w:rFonts w:ascii="Menlo" w:hAnsi="Menlo" w:cs="Menlo"/>
+                <w:color w:val="9CDCFE"/>
+                <w:sz w:val="18"/>
+                <w:szCs w:val="18"/>
+              </w:rPr>
+              <w:t>operation</w:t>
+            </w:r>
+            <w:r>
+              <w:rPr>
+                <w:rFonts w:ascii="Menlo" w:hAnsi="Menlo" w:cs="Menlo"/>
+                <w:color w:val="CCCCCC"/>
+                <w:sz w:val="18"/>
+                <w:szCs w:val="18"/>
+              </w:rPr>
+              <w:t>))</w:t>
+            </w:r>
+          </w:p>
+          <w:p>
+            <w:pPr>
+              <w:shd w:val="clear" w:color="auto" w:fill="1F1F1F"/>
+              <w:spacing w:line="270" w:lineRule="atLeast"/>
+              <w:rPr>
+                <w:rFonts w:ascii="Menlo" w:hAnsi="Menlo" w:cs="Menlo"/>
+                <w:color w:val="CCCCCC"/>
+                <w:sz w:val="18"/>
+                <w:szCs w:val="18"/>
+                <w:lang w:val="uk-UA"/>
+              </w:rPr>
+            </w:pPr>
+          </w:p>
+        </w:tc>
+      </w:tr>
+    </w:tbl>
+    <w:p>
+      <w:pPr>
+        <w:spacing w:after="160" w:line="360" w:lineRule="auto"/>
+        <w:ind w:right="-421" w:firstLine="720"/>
+        <w:jc w:val="both"/>
+        <w:rPr>
+          <w:rFonts w:eastAsiaTheme="minorHAnsi" w:cstheme="minorBidi"/>
+          <w:sz w:val="28"/>
+          <w:szCs w:val="22"/>
+          <w:lang w:val="en-US" w:eastAsia="en-US"/>
+        </w:rPr>
+      </w:pPr>
+    </w:p>
+    <w:p>
+      <w:pPr>
+        <w:spacing w:after="160" w:line="360" w:lineRule="auto"/>
+        <w:ind w:right="-421" w:firstLine="720"/>
+        <w:jc w:val="both"/>
+        <w:rPr>
+          <w:rFonts w:eastAsiaTheme="minorHAnsi" w:cstheme="minorBidi"/>
+          <w:sz w:val="28"/>
+          <w:szCs w:val="22"/>
+          <w:lang w:val="en-US" w:eastAsia="en-US"/>
+        </w:rPr>
+      </w:pPr>
+      <w:r>
+        <w:rPr>
+          <w:rFonts w:eastAsiaTheme="minorHAnsi" w:cstheme="minorBidi"/>
+          <w:sz w:val="28"/>
+          <w:szCs w:val="22"/>
+          <w:lang w:val="uk-UA" w:eastAsia="en-US"/>
+        </w:rPr>
+        <w:t xml:space="preserve">Посилання на </w:t>
+      </w:r>
+      <w:proofErr w:type="spellStart"/>
+      <w:r>
+        <w:rPr>
+          <w:rFonts w:eastAsiaTheme="minorHAnsi" w:cstheme="minorBidi"/>
+          <w:sz w:val="28"/>
+          <w:szCs w:val="22"/>
+          <w:lang w:val="uk-UA" w:eastAsia="en-US"/>
+        </w:rPr>
+        <w:t>github</w:t>
+      </w:r>
+      <w:proofErr w:type="spellEnd"/>
+      <w:r>
+        <w:rPr>
+          <w:rFonts w:eastAsiaTheme="minorHAnsi" w:cstheme="minorBidi"/>
+          <w:sz w:val="28"/>
+          <w:szCs w:val="22"/>
+          <w:lang w:val="uk-UA" w:eastAsia="en-US"/>
+        </w:rPr>
+        <w:t>:</w:t>
+      </w:r>
+    </w:p>
+    <w:p>
+      <w:pPr>
+        <w:spacing w:after="160" w:line="360" w:lineRule="auto"/>
+        <w:ind w:right="-421" w:firstLine="142"/>
+        <w:jc w:val="both"/>
+        <w:rPr>
+          <w:rFonts w:eastAsiaTheme="minorHAnsi" w:cstheme="minorBidi"/>
+          <w:szCs w:val="21"/>
+          <w:lang w:val="uk-UA" w:eastAsia="en-US"/>
+        </w:rPr>
+      </w:pPr>
+      <w:hyperlink r:id="rId14" w:history="1">
+        <w:r>
+          <w:rPr>
+            <w:rStyle w:val="Hyperlink"/>
+            <w:rFonts w:eastAsiaTheme="minorHAnsi" w:cstheme="minorBidi"/>
+            <w:szCs w:val="21"/>
+            <w:lang w:val="en-US" w:eastAsia="en-US"/>
+          </w:rPr>
+          <w:t>https://github.com/R3GN3R/TP-KB-251-Vladyslav-Kovalenko/blob/main/topic_02/task3.py</w:t>
+        </w:r>
+      </w:hyperlink>
+    </w:p>
+    <w:p>
+      <w:pPr>
+        <w:spacing w:after="160" w:line="360" w:lineRule="auto"/>
+        <w:ind w:firstLine="720"/>
+        <w:jc w:val="both"/>
+        <w:rPr>
+          <w:rFonts w:eastAsiaTheme="minorHAnsi" w:cstheme="minorBidi"/>
+          <w:sz w:val="28"/>
+          <w:szCs w:val="22"/>
+          <w:lang w:val="ru-RU" w:eastAsia="en-US"/>
+        </w:rPr>
+      </w:pPr>
+      <w:r>
+        <w:rPr>
+          <w:rFonts w:eastAsiaTheme="minorHAnsi" w:cstheme="minorBidi"/>
+          <w:sz w:val="28"/>
+          <w:szCs w:val="22"/>
+          <w:lang w:val="uk-UA" w:eastAsia="en-US"/>
+        </w:rPr>
+        <w:t xml:space="preserve">Знімок екрану з посилання на </w:t>
+      </w:r>
+      <w:proofErr w:type="spellStart"/>
+      <w:r>
+        <w:rPr>
+          <w:rFonts w:eastAsiaTheme="minorHAnsi" w:cstheme="minorBidi"/>
+          <w:sz w:val="28"/>
+          <w:szCs w:val="22"/>
+          <w:lang w:val="uk-UA" w:eastAsia="en-US"/>
+        </w:rPr>
+        <w:t>github</w:t>
+      </w:r>
+      <w:proofErr w:type="spellEnd"/>
+      <w:r>
+        <w:rPr>
+          <w:rFonts w:eastAsiaTheme="minorHAnsi" w:cstheme="minorBidi"/>
+          <w:sz w:val="28"/>
+          <w:szCs w:val="22"/>
+          <w:lang w:val="uk-UA" w:eastAsia="en-US"/>
+        </w:rPr>
+        <w:t>:</w:t>
+      </w:r>
+    </w:p>
+    <w:p>
+      <w:pPr>
+        <w:shd w:val="clear" w:color="auto" w:fill="FFFFFF"/>
+        <w:spacing w:line="360" w:lineRule="auto"/>
+        <w:ind w:firstLine="709"/>
+        <w:jc w:val="both"/>
+        <w:rPr>
+          <w:color w:val="1B1B1E"/>
+          <w:sz w:val="28"/>
+          <w:szCs w:val="28"/>
+          <w:lang w:eastAsia="uk-UA"/>
+        </w:rPr>
+      </w:pPr>
+      <w:r>
+        <w:rPr>
+          <w:noProof/>
+          <w:color w:val="1B1B1E"/>
+          <w:sz w:val="28"/>
+          <w:szCs w:val="28"/>
+          <w:lang w:eastAsia="uk-UA"/>
+          <w14:ligatures w14:val="standardContextual"/>
+        </w:rPr>
+        <w:drawing>
+          <wp:inline distT="0" distB="0" distL="0" distR="0" wp14:anchorId="2694B376" wp14:editId="31B58DE9">
+            <wp:extent cx="2006600" cy="762000"/>
+            <wp:effectExtent l="0" t="0" r="0" b="0"/>
+            <wp:docPr id="11997767" name="Picture 3"/>
+            <wp:cNvGraphicFramePr>
+              <a:graphicFrameLocks xmlns:a="http://schemas.openxmlformats.org/drawingml/2006/main" noChangeAspect="1"/>
+            </wp:cNvGraphicFramePr>
+            <a:graphic xmlns:a="http://schemas.openxmlformats.org/drawingml/2006/main">
+              <a:graphicData uri="http://schemas.openxmlformats.org/drawingml/2006/picture">
+                <pic:pic xmlns:pic="http://schemas.openxmlformats.org/drawingml/2006/picture">
+                  <pic:nvPicPr>
+                    <pic:cNvPr id="11997767" name="Picture 11997767"/>
+                    <pic:cNvPicPr/>
+                  </pic:nvPicPr>
+                  <pic:blipFill>
+                    <a:blip r:embed="rId15">
+                      <a:extLst>
+                        <a:ext uri="{28A0092B-C50C-407E-A947-70E740481C1C}">
+                          <a14:useLocalDpi xmlns:a14="http://schemas.microsoft.com/office/drawing/2010/main" val="0"/>
+                        </a:ext>
+                      </a:extLst>
+                    </a:blip>
+                    <a:stretch>
+                      <a:fillRect/>
+                    </a:stretch>
+                  </pic:blipFill>
+                  <pic:spPr>
+                    <a:xfrm>
+                      <a:off x="0" y="0"/>
+                      <a:ext cx="2006600" cy="762000"/>
+                    </a:xfrm>
+                    <a:prstGeom prst="rect">
+                      <a:avLst/>
+                    </a:prstGeom>
+                  </pic:spPr>
+                </pic:pic>
+              </a:graphicData>
+            </a:graphic>
+          </wp:inline>
+        </w:drawing>
+      </w:r>
+    </w:p>
     <w:sectPr>
       <w:pgSz w:w="12240" w:h="15840"/>
       <w:pgMar w:top="1440" w:right="1440" w:bottom="1440" w:left="1440" w:header="720" w:footer="720" w:gutter="0"/>
@@ -2210,6 +10691,287 @@
     </w:sectPr>
   </w:body>
 </w:document>
+</file>
+
+<file path=word/numbering.xml><?xml version="1.0" encoding="utf-8"?>
+<w:numbering xmlns:wpc="http://schemas.microsoft.com/office/word/2010/wordprocessingCanvas" xmlns:cx="http://schemas.microsoft.com/office/drawing/2014/chartex" xmlns:cx1="http://schemas.microsoft.com/office/drawing/2015/9/8/chartex" xmlns:cx2="http://schemas.microsoft.com/office/drawing/2015/10/21/chartex" xmlns:cx3="http://schemas.microsoft.com/office/drawing/2016/5/9/chartex" xmlns:cx4="http://schemas.microsoft.com/office/drawing/2016/5/10/chartex" xmlns:cx5="http://schemas.microsoft.com/office/drawing/2016/5/11/chartex" xmlns:cx6="http://schemas.microsoft.com/office/drawing/2016/5/12/chartex" xmlns:cx7="http://schemas.microsoft.com/office/drawing/2016/5/13/chartex" xmlns:cx8="http://schemas.microsoft.com/office/drawing/2016/5/14/chartex" xmlns:mc="http://schemas.openxmlformats.org/markup-compatibility/2006" xmlns:m="http://schemas.openxmlformats.org/officeDocument/2006/math" xmlns:aink="http://schemas.microsoft.com/office/drawing/2016/ink" xmlns:am3d="http://schemas.microsoft.com/office/drawing/2017/model3d" xmlns:oel="http://schemas.microsoft.com/office/2019/extlst" xmlns:r="http://schemas.openxmlformats.org/officeDocument/2006/relationships" xmlns:wp14="http://schemas.microsoft.com/office/word/2010/wordprocessingDrawing" xmlns:wp="http://schemas.openxmlformats.org/drawingml/2006/wordprocessingDrawing" xmlns:wpg="http://schemas.microsoft.com/office/word/2010/wordprocessingGroup" xmlns:wpi="http://schemas.microsoft.com/office/word/2010/wordprocessingInk" xmlns:wps="http://schemas.microsoft.com/office/word/2010/wordprocessingShape" xmlns:o="urn:schemas-microsoft-com:office:office" xmlns:v="urn:schemas-microsoft-com:vml" xmlns:w10="urn:schemas-microsoft-com:office:word" xmlns:w="http://schemas.openxmlformats.org/wordprocessingml/2006/main" xmlns:w14="http://schemas.microsoft.com/office/word/2010/wordml" xmlns:w15="http://schemas.microsoft.com/office/word/2012/wordml" xmlns:w16cex="http://schemas.microsoft.com/office/word/2018/wordml/cex" xmlns:w16cid="http://schemas.microsoft.com/office/word/2016/wordml/cid" xmlns:w16="http://schemas.microsoft.com/office/word/2018/wordml" xmlns:w16sdtdh="http://schemas.microsoft.com/office/word/2020/wordml/sdtdatahash" xmlns:w16sdtfl="http://schemas.microsoft.com/office/word/2024/wordml/sdtformatlock" xmlns:w16se="http://schemas.microsoft.com/office/word/2015/wordml/symex" xmlns:w16du="http://schemas.microsoft.com/office/word/2023/wordml/word16du" xmlns:wne="http://schemas.microsoft.com/office/word/2006/wordml" mc:Ignorable="w14 w15 w16se w16cid w16 w16cex w16sdtdh w16sdtfl w16du wp14">
+  <w:abstractNum w:abstractNumId="0" w15:restartNumberingAfterBreak="0">
+    <w:nsid w:val="52E017FF"/>
+    <w:multiLevelType w:val="hybridMultilevel"/>
+    <w:tmpl w:val="2BEEBA16"/>
+    <w:lvl w:ilvl="0" w:tplc="FFFFFFFF">
+      <w:start w:val="1"/>
+      <w:numFmt w:val="decimal"/>
+      <w:lvlText w:val="%1)"/>
+      <w:lvlJc w:val="left"/>
+      <w:pPr>
+        <w:ind w:left="720" w:hanging="360"/>
+      </w:pPr>
+      <w:rPr>
+        <w:rFonts w:hint="default"/>
+      </w:rPr>
+    </w:lvl>
+    <w:lvl w:ilvl="1" w:tplc="FFFFFFFF" w:tentative="1">
+      <w:start w:val="1"/>
+      <w:numFmt w:val="lowerLetter"/>
+      <w:lvlText w:val="%2."/>
+      <w:lvlJc w:val="left"/>
+      <w:pPr>
+        <w:ind w:left="1440" w:hanging="360"/>
+      </w:pPr>
+    </w:lvl>
+    <w:lvl w:ilvl="2" w:tplc="FFFFFFFF" w:tentative="1">
+      <w:start w:val="1"/>
+      <w:numFmt w:val="lowerRoman"/>
+      <w:lvlText w:val="%3."/>
+      <w:lvlJc w:val="right"/>
+      <w:pPr>
+        <w:ind w:left="2160" w:hanging="180"/>
+      </w:pPr>
+    </w:lvl>
+    <w:lvl w:ilvl="3" w:tplc="FFFFFFFF" w:tentative="1">
+      <w:start w:val="1"/>
+      <w:numFmt w:val="decimal"/>
+      <w:lvlText w:val="%4."/>
+      <w:lvlJc w:val="left"/>
+      <w:pPr>
+        <w:ind w:left="2880" w:hanging="360"/>
+      </w:pPr>
+    </w:lvl>
+    <w:lvl w:ilvl="4" w:tplc="FFFFFFFF" w:tentative="1">
+      <w:start w:val="1"/>
+      <w:numFmt w:val="lowerLetter"/>
+      <w:lvlText w:val="%5."/>
+      <w:lvlJc w:val="left"/>
+      <w:pPr>
+        <w:ind w:left="3600" w:hanging="360"/>
+      </w:pPr>
+    </w:lvl>
+    <w:lvl w:ilvl="5" w:tplc="FFFFFFFF" w:tentative="1">
+      <w:start w:val="1"/>
+      <w:numFmt w:val="lowerRoman"/>
+      <w:lvlText w:val="%6."/>
+      <w:lvlJc w:val="right"/>
+      <w:pPr>
+        <w:ind w:left="4320" w:hanging="180"/>
+      </w:pPr>
+    </w:lvl>
+    <w:lvl w:ilvl="6" w:tplc="FFFFFFFF" w:tentative="1">
+      <w:start w:val="1"/>
+      <w:numFmt w:val="decimal"/>
+      <w:lvlText w:val="%7."/>
+      <w:lvlJc w:val="left"/>
+      <w:pPr>
+        <w:ind w:left="5040" w:hanging="360"/>
+      </w:pPr>
+    </w:lvl>
+    <w:lvl w:ilvl="7" w:tplc="FFFFFFFF" w:tentative="1">
+      <w:start w:val="1"/>
+      <w:numFmt w:val="lowerLetter"/>
+      <w:lvlText w:val="%8."/>
+      <w:lvlJc w:val="left"/>
+      <w:pPr>
+        <w:ind w:left="5760" w:hanging="360"/>
+      </w:pPr>
+    </w:lvl>
+    <w:lvl w:ilvl="8" w:tplc="FFFFFFFF" w:tentative="1">
+      <w:start w:val="1"/>
+      <w:numFmt w:val="lowerRoman"/>
+      <w:lvlText w:val="%9."/>
+      <w:lvlJc w:val="right"/>
+      <w:pPr>
+        <w:ind w:left="6480" w:hanging="180"/>
+      </w:pPr>
+    </w:lvl>
+  </w:abstractNum>
+  <w:abstractNum w:abstractNumId="1" w15:restartNumberingAfterBreak="0">
+    <w:nsid w:val="5BCE29A6"/>
+    <w:multiLevelType w:val="hybridMultilevel"/>
+    <w:tmpl w:val="B2E8EAD4"/>
+    <w:lvl w:ilvl="0" w:tplc="C0BA31B0">
+      <w:start w:val="1"/>
+      <w:numFmt w:val="decimal"/>
+      <w:lvlText w:val="%1."/>
+      <w:lvlJc w:val="left"/>
+      <w:pPr>
+        <w:ind w:left="1080" w:hanging="360"/>
+      </w:pPr>
+      <w:rPr>
+        <w:rFonts w:hint="default"/>
+      </w:rPr>
+    </w:lvl>
+    <w:lvl w:ilvl="1" w:tplc="08090019" w:tentative="1">
+      <w:start w:val="1"/>
+      <w:numFmt w:val="lowerLetter"/>
+      <w:lvlText w:val="%2."/>
+      <w:lvlJc w:val="left"/>
+      <w:pPr>
+        <w:ind w:left="1800" w:hanging="360"/>
+      </w:pPr>
+    </w:lvl>
+    <w:lvl w:ilvl="2" w:tplc="0809001B" w:tentative="1">
+      <w:start w:val="1"/>
+      <w:numFmt w:val="lowerRoman"/>
+      <w:lvlText w:val="%3."/>
+      <w:lvlJc w:val="right"/>
+      <w:pPr>
+        <w:ind w:left="2520" w:hanging="180"/>
+      </w:pPr>
+    </w:lvl>
+    <w:lvl w:ilvl="3" w:tplc="0809000F" w:tentative="1">
+      <w:start w:val="1"/>
+      <w:numFmt w:val="decimal"/>
+      <w:lvlText w:val="%4."/>
+      <w:lvlJc w:val="left"/>
+      <w:pPr>
+        <w:ind w:left="3240" w:hanging="360"/>
+      </w:pPr>
+    </w:lvl>
+    <w:lvl w:ilvl="4" w:tplc="08090019" w:tentative="1">
+      <w:start w:val="1"/>
+      <w:numFmt w:val="lowerLetter"/>
+      <w:lvlText w:val="%5."/>
+      <w:lvlJc w:val="left"/>
+      <w:pPr>
+        <w:ind w:left="3960" w:hanging="360"/>
+      </w:pPr>
+    </w:lvl>
+    <w:lvl w:ilvl="5" w:tplc="0809001B" w:tentative="1">
+      <w:start w:val="1"/>
+      <w:numFmt w:val="lowerRoman"/>
+      <w:lvlText w:val="%6."/>
+      <w:lvlJc w:val="right"/>
+      <w:pPr>
+        <w:ind w:left="4680" w:hanging="180"/>
+      </w:pPr>
+    </w:lvl>
+    <w:lvl w:ilvl="6" w:tplc="0809000F" w:tentative="1">
+      <w:start w:val="1"/>
+      <w:numFmt w:val="decimal"/>
+      <w:lvlText w:val="%7."/>
+      <w:lvlJc w:val="left"/>
+      <w:pPr>
+        <w:ind w:left="5400" w:hanging="360"/>
+      </w:pPr>
+    </w:lvl>
+    <w:lvl w:ilvl="7" w:tplc="08090019" w:tentative="1">
+      <w:start w:val="1"/>
+      <w:numFmt w:val="lowerLetter"/>
+      <w:lvlText w:val="%8."/>
+      <w:lvlJc w:val="left"/>
+      <w:pPr>
+        <w:ind w:left="6120" w:hanging="360"/>
+      </w:pPr>
+    </w:lvl>
+    <w:lvl w:ilvl="8" w:tplc="0809001B" w:tentative="1">
+      <w:start w:val="1"/>
+      <w:numFmt w:val="lowerRoman"/>
+      <w:lvlText w:val="%9."/>
+      <w:lvlJc w:val="right"/>
+      <w:pPr>
+        <w:ind w:left="6840" w:hanging="180"/>
+      </w:pPr>
+    </w:lvl>
+  </w:abstractNum>
+  <w:abstractNum w:abstractNumId="2" w15:restartNumberingAfterBreak="0">
+    <w:nsid w:val="73985F1A"/>
+    <w:multiLevelType w:val="hybridMultilevel"/>
+    <w:tmpl w:val="2BEEBA16"/>
+    <w:lvl w:ilvl="0" w:tplc="08090011">
+      <w:start w:val="1"/>
+      <w:numFmt w:val="decimal"/>
+      <w:lvlText w:val="%1)"/>
+      <w:lvlJc w:val="left"/>
+      <w:pPr>
+        <w:ind w:left="720" w:hanging="360"/>
+      </w:pPr>
+      <w:rPr>
+        <w:rFonts w:hint="default"/>
+      </w:rPr>
+    </w:lvl>
+    <w:lvl w:ilvl="1" w:tplc="08090019" w:tentative="1">
+      <w:start w:val="1"/>
+      <w:numFmt w:val="lowerLetter"/>
+      <w:lvlText w:val="%2."/>
+      <w:lvlJc w:val="left"/>
+      <w:pPr>
+        <w:ind w:left="1440" w:hanging="360"/>
+      </w:pPr>
+    </w:lvl>
+    <w:lvl w:ilvl="2" w:tplc="0809001B" w:tentative="1">
+      <w:start w:val="1"/>
+      <w:numFmt w:val="lowerRoman"/>
+      <w:lvlText w:val="%3."/>
+      <w:lvlJc w:val="right"/>
+      <w:pPr>
+        <w:ind w:left="2160" w:hanging="180"/>
+      </w:pPr>
+    </w:lvl>
+    <w:lvl w:ilvl="3" w:tplc="0809000F" w:tentative="1">
+      <w:start w:val="1"/>
+      <w:numFmt w:val="decimal"/>
+      <w:lvlText w:val="%4."/>
+      <w:lvlJc w:val="left"/>
+      <w:pPr>
+        <w:ind w:left="2880" w:hanging="360"/>
+      </w:pPr>
+    </w:lvl>
+    <w:lvl w:ilvl="4" w:tplc="08090019" w:tentative="1">
+      <w:start w:val="1"/>
+      <w:numFmt w:val="lowerLetter"/>
+      <w:lvlText w:val="%5."/>
+      <w:lvlJc w:val="left"/>
+      <w:pPr>
+        <w:ind w:left="3600" w:hanging="360"/>
+      </w:pPr>
+    </w:lvl>
+    <w:lvl w:ilvl="5" w:tplc="0809001B" w:tentative="1">
+      <w:start w:val="1"/>
+      <w:numFmt w:val="lowerRoman"/>
+      <w:lvlText w:val="%6."/>
+      <w:lvlJc w:val="right"/>
+      <w:pPr>
+        <w:ind w:left="4320" w:hanging="180"/>
+      </w:pPr>
+    </w:lvl>
+    <w:lvl w:ilvl="6" w:tplc="0809000F" w:tentative="1">
+      <w:start w:val="1"/>
+      <w:numFmt w:val="decimal"/>
+      <w:lvlText w:val="%7."/>
+      <w:lvlJc w:val="left"/>
+      <w:pPr>
+        <w:ind w:left="5040" w:hanging="360"/>
+      </w:pPr>
+    </w:lvl>
+    <w:lvl w:ilvl="7" w:tplc="08090019" w:tentative="1">
+      <w:start w:val="1"/>
+      <w:numFmt w:val="lowerLetter"/>
+      <w:lvlText w:val="%8."/>
+      <w:lvlJc w:val="left"/>
+      <w:pPr>
+        <w:ind w:left="5760" w:hanging="360"/>
+      </w:pPr>
+    </w:lvl>
+    <w:lvl w:ilvl="8" w:tplc="0809001B" w:tentative="1">
+      <w:start w:val="1"/>
+      <w:numFmt w:val="lowerRoman"/>
+      <w:lvlText w:val="%9."/>
+      <w:lvlJc w:val="right"/>
+      <w:pPr>
+        <w:ind w:left="6480" w:hanging="180"/>
+      </w:pPr>
+    </w:lvl>
+  </w:abstractNum>
+  <w:num w:numId="1" w16cid:durableId="485558130">
+    <w:abstractNumId w:val="1"/>
+  </w:num>
+  <w:num w:numId="2" w16cid:durableId="2133160737">
+    <w:abstractNumId w:val="2"/>
+  </w:num>
+  <w:num w:numId="3" w16cid:durableId="1472363562">
+    <w:abstractNumId w:val="0"/>
+  </w:num>
+</w:numbering>
 </file>
 
 <file path=word/styles.xml><?xml version="1.0" encoding="utf-8"?>
@@ -2612,7 +11374,7 @@
   <w:style w:type="paragraph" w:default="1" w:styleId="Normal">
     <w:name w:val="Normal"/>
     <w:qFormat/>
-    <w:rsid w:val="0007690B"/>
+    <w:rsid w:val="00EB48E1"/>
     <w:pPr>
       <w:spacing w:after="0" w:line="240" w:lineRule="auto"/>
     </w:pPr>
